--- a/lab10/Report/Звіт лаб. 10.docx
+++ b/lab10/Report/Звіт лаб. 10.docx
@@ -285,7 +285,7 @@
           <w:szCs w:val="28"/>
         </w:rPr>
       </w:pPr>
-      <w:hyperlink r:id="rId4" w:history="1">
+      <w:hyperlink r:id="rId5" w:history="1">
         <w:r>
           <w:rPr>
             <w:rStyle w:val="a3"/>
@@ -612,16 +612,2992 @@
         <w:jc w:val="center"/>
         <w:rPr>
           <w:sz w:val="28"/>
-        </w:rPr>
-      </w:pPr>
-      <w:r>
-        <w:rPr>
-          <w:sz w:val="28"/>
+          <w:szCs w:val="28"/>
+        </w:rPr>
+      </w:pPr>
+      <w:r>
+        <w:rPr>
+          <w:sz w:val="28"/>
+          <w:szCs w:val="28"/>
         </w:rPr>
         <w:t>Варіант 13</w:t>
+      </w:r>
+    </w:p>
+    <w:p>
+      <w:pPr>
+        <w:spacing w:before="100" w:beforeAutospacing="1" w:after="100" w:afterAutospacing="1"/>
+        <w:outlineLvl w:val="1"/>
+        <w:rPr>
+          <w:b/>
+          <w:bCs/>
+          <w:sz w:val="28"/>
+          <w:szCs w:val="28"/>
+          <w:lang w:val="ru-RU" w:eastAsia="ru-RU"/>
+        </w:rPr>
+      </w:pPr>
+      <w:r>
+        <w:rPr>
+          <w:b/>
+          <w:bCs/>
+          <w:sz w:val="28"/>
+          <w:szCs w:val="28"/>
+          <w:lang w:val="ru-RU" w:eastAsia="ru-RU"/>
+        </w:rPr>
+        <w:t>П</w:t>
+      </w:r>
+      <w:r>
+        <w:rPr>
+          <w:b/>
+          <w:bCs/>
+          <w:sz w:val="28"/>
+          <w:szCs w:val="28"/>
+          <w:lang w:val="ru-RU" w:eastAsia="ru-RU"/>
+        </w:rPr>
+        <w:t>остановка задач</w:t>
+      </w:r>
+      <w:r>
+        <w:rPr>
+          <w:b/>
+          <w:bCs/>
+          <w:sz w:val="28"/>
+          <w:szCs w:val="28"/>
+          <w:lang w:val="ru-RU" w:eastAsia="ru-RU"/>
+        </w:rPr>
+        <w:t>і</w:t>
       </w:r>
       <w:bookmarkStart w:id="0" w:name="_GoBack"/>
       <w:bookmarkEnd w:id="0"/>
+      <w:r>
+        <w:rPr>
+          <w:b/>
+          <w:bCs/>
+          <w:sz w:val="28"/>
+          <w:szCs w:val="28"/>
+          <w:lang w:val="ru-RU" w:eastAsia="ru-RU"/>
+        </w:rPr>
+        <w:t xml:space="preserve"> 10.1</w:t>
+      </w:r>
+    </w:p>
+    <w:p>
+      <w:pPr>
+        <w:spacing w:before="100" w:beforeAutospacing="1" w:after="100" w:afterAutospacing="1"/>
+        <w:outlineLvl w:val="2"/>
+        <w:rPr>
+          <w:bCs/>
+          <w:sz w:val="28"/>
+          <w:szCs w:val="28"/>
+          <w:lang w:val="ru-RU" w:eastAsia="ru-RU"/>
+        </w:rPr>
+      </w:pPr>
+      <w:r>
+        <w:rPr>
+          <w:bCs/>
+          <w:sz w:val="28"/>
+          <w:szCs w:val="28"/>
+          <w:lang w:val="ru-RU" w:eastAsia="ru-RU"/>
+        </w:rPr>
+        <w:t xml:space="preserve">1.1. </w:t>
+      </w:r>
+      <w:proofErr w:type="spellStart"/>
+      <w:r>
+        <w:rPr>
+          <w:bCs/>
+          <w:sz w:val="28"/>
+          <w:szCs w:val="28"/>
+          <w:lang w:val="ru-RU" w:eastAsia="ru-RU"/>
+        </w:rPr>
+        <w:t>Аналіз</w:t>
+      </w:r>
+      <w:proofErr w:type="spellEnd"/>
+      <w:r>
+        <w:rPr>
+          <w:bCs/>
+          <w:sz w:val="28"/>
+          <w:szCs w:val="28"/>
+          <w:lang w:val="ru-RU" w:eastAsia="ru-RU"/>
+        </w:rPr>
+        <w:t xml:space="preserve"> </w:t>
+      </w:r>
+      <w:proofErr w:type="spellStart"/>
+      <w:r>
+        <w:rPr>
+          <w:bCs/>
+          <w:sz w:val="28"/>
+          <w:szCs w:val="28"/>
+          <w:lang w:val="ru-RU" w:eastAsia="ru-RU"/>
+        </w:rPr>
+        <w:t>вхідних</w:t>
+      </w:r>
+      <w:proofErr w:type="spellEnd"/>
+      <w:r>
+        <w:rPr>
+          <w:bCs/>
+          <w:sz w:val="28"/>
+          <w:szCs w:val="28"/>
+          <w:lang w:val="ru-RU" w:eastAsia="ru-RU"/>
+        </w:rPr>
+        <w:t xml:space="preserve"> </w:t>
+      </w:r>
+      <w:proofErr w:type="spellStart"/>
+      <w:r>
+        <w:rPr>
+          <w:bCs/>
+          <w:sz w:val="28"/>
+          <w:szCs w:val="28"/>
+          <w:lang w:val="ru-RU" w:eastAsia="ru-RU"/>
+        </w:rPr>
+        <w:t>даних</w:t>
+      </w:r>
+      <w:proofErr w:type="spellEnd"/>
+    </w:p>
+    <w:p>
+      <w:pPr>
+        <w:spacing w:before="100" w:beforeAutospacing="1" w:after="100" w:afterAutospacing="1"/>
+        <w:rPr>
+          <w:sz w:val="28"/>
+          <w:szCs w:val="28"/>
+          <w:lang w:val="ru-RU" w:eastAsia="ru-RU"/>
+        </w:rPr>
+      </w:pPr>
+      <w:r>
+        <w:rPr>
+          <w:bCs/>
+          <w:sz w:val="28"/>
+          <w:szCs w:val="28"/>
+          <w:lang w:val="ru-RU" w:eastAsia="ru-RU"/>
+        </w:rPr>
+        <w:t xml:space="preserve">Тип </w:t>
+      </w:r>
+      <w:proofErr w:type="spellStart"/>
+      <w:r>
+        <w:rPr>
+          <w:bCs/>
+          <w:sz w:val="28"/>
+          <w:szCs w:val="28"/>
+          <w:lang w:val="ru-RU" w:eastAsia="ru-RU"/>
+        </w:rPr>
+        <w:t>даних</w:t>
+      </w:r>
+      <w:proofErr w:type="spellEnd"/>
+      <w:r>
+        <w:rPr>
+          <w:bCs/>
+          <w:sz w:val="28"/>
+          <w:szCs w:val="28"/>
+          <w:lang w:val="ru-RU" w:eastAsia="ru-RU"/>
+        </w:rPr>
+        <w:t>:</w:t>
+      </w:r>
+      <w:r>
+        <w:rPr>
+          <w:sz w:val="28"/>
+          <w:szCs w:val="28"/>
+          <w:lang w:val="ru-RU" w:eastAsia="ru-RU"/>
+        </w:rPr>
+        <w:t xml:space="preserve"> </w:t>
+      </w:r>
+      <w:proofErr w:type="spellStart"/>
+      <w:r>
+        <w:rPr>
+          <w:sz w:val="28"/>
+          <w:szCs w:val="28"/>
+          <w:lang w:val="ru-RU" w:eastAsia="ru-RU"/>
+        </w:rPr>
+        <w:t>Текстовий</w:t>
+      </w:r>
+      <w:proofErr w:type="spellEnd"/>
+      <w:r>
+        <w:rPr>
+          <w:sz w:val="28"/>
+          <w:szCs w:val="28"/>
+          <w:lang w:val="ru-RU" w:eastAsia="ru-RU"/>
+        </w:rPr>
+        <w:t xml:space="preserve"> файл (.</w:t>
+      </w:r>
+      <w:proofErr w:type="spellStart"/>
+      <w:r>
+        <w:rPr>
+          <w:sz w:val="28"/>
+          <w:szCs w:val="28"/>
+          <w:lang w:val="ru-RU" w:eastAsia="ru-RU"/>
+        </w:rPr>
+        <w:t>txt</w:t>
+      </w:r>
+      <w:proofErr w:type="spellEnd"/>
+      <w:r>
+        <w:rPr>
+          <w:sz w:val="28"/>
+          <w:szCs w:val="28"/>
+          <w:lang w:val="ru-RU" w:eastAsia="ru-RU"/>
+        </w:rPr>
+        <w:t>).</w:t>
+      </w:r>
+    </w:p>
+    <w:p>
+      <w:pPr>
+        <w:spacing w:before="100" w:beforeAutospacing="1" w:after="100" w:afterAutospacing="1"/>
+        <w:rPr>
+          <w:sz w:val="28"/>
+          <w:szCs w:val="28"/>
+          <w:lang w:val="ru-RU" w:eastAsia="ru-RU"/>
+        </w:rPr>
+      </w:pPr>
+      <w:proofErr w:type="spellStart"/>
+      <w:r>
+        <w:rPr>
+          <w:bCs/>
+          <w:sz w:val="28"/>
+          <w:szCs w:val="28"/>
+          <w:lang w:val="ru-RU" w:eastAsia="ru-RU"/>
+        </w:rPr>
+        <w:t>Вміст</w:t>
+      </w:r>
+      <w:proofErr w:type="spellEnd"/>
+      <w:r>
+        <w:rPr>
+          <w:bCs/>
+          <w:sz w:val="28"/>
+          <w:szCs w:val="28"/>
+          <w:lang w:val="ru-RU" w:eastAsia="ru-RU"/>
+        </w:rPr>
+        <w:t>:</w:t>
+      </w:r>
+      <w:r>
+        <w:rPr>
+          <w:sz w:val="28"/>
+          <w:szCs w:val="28"/>
+          <w:lang w:val="ru-RU" w:eastAsia="ru-RU"/>
+        </w:rPr>
+        <w:t xml:space="preserve"> </w:t>
+      </w:r>
+      <w:proofErr w:type="spellStart"/>
+      <w:r>
+        <w:rPr>
+          <w:sz w:val="28"/>
+          <w:szCs w:val="28"/>
+          <w:lang w:val="ru-RU" w:eastAsia="ru-RU"/>
+        </w:rPr>
+        <w:t>Чотиривірш</w:t>
+      </w:r>
+      <w:proofErr w:type="spellEnd"/>
+      <w:r>
+        <w:rPr>
+          <w:sz w:val="28"/>
+          <w:szCs w:val="28"/>
+          <w:lang w:val="ru-RU" w:eastAsia="ru-RU"/>
+        </w:rPr>
+        <w:t xml:space="preserve"> </w:t>
+      </w:r>
+      <w:proofErr w:type="spellStart"/>
+      <w:r>
+        <w:rPr>
+          <w:sz w:val="28"/>
+          <w:szCs w:val="28"/>
+          <w:lang w:val="ru-RU" w:eastAsia="ru-RU"/>
+        </w:rPr>
+        <w:t>Генріха</w:t>
+      </w:r>
+      <w:proofErr w:type="spellEnd"/>
+      <w:r>
+        <w:rPr>
+          <w:sz w:val="28"/>
+          <w:szCs w:val="28"/>
+          <w:lang w:val="ru-RU" w:eastAsia="ru-RU"/>
+        </w:rPr>
+        <w:t xml:space="preserve"> Акулова "Молитва".</w:t>
+      </w:r>
+    </w:p>
+    <w:p>
+      <w:pPr>
+        <w:spacing w:before="100" w:beforeAutospacing="1" w:after="100" w:afterAutospacing="1"/>
+        <w:rPr>
+          <w:sz w:val="28"/>
+          <w:szCs w:val="28"/>
+          <w:lang w:val="ru-RU" w:eastAsia="ru-RU"/>
+        </w:rPr>
+      </w:pPr>
+      <w:proofErr w:type="spellStart"/>
+      <w:r>
+        <w:rPr>
+          <w:bCs/>
+          <w:sz w:val="28"/>
+          <w:szCs w:val="28"/>
+          <w:lang w:val="ru-RU" w:eastAsia="ru-RU"/>
+        </w:rPr>
+        <w:t>Особливості</w:t>
+      </w:r>
+      <w:proofErr w:type="spellEnd"/>
+      <w:r>
+        <w:rPr>
+          <w:bCs/>
+          <w:sz w:val="28"/>
+          <w:szCs w:val="28"/>
+          <w:lang w:val="ru-RU" w:eastAsia="ru-RU"/>
+        </w:rPr>
+        <w:t>:</w:t>
+      </w:r>
+      <w:r>
+        <w:rPr>
+          <w:sz w:val="28"/>
+          <w:szCs w:val="28"/>
+          <w:lang w:val="ru-RU" w:eastAsia="ru-RU"/>
+        </w:rPr>
+        <w:t xml:space="preserve"> Текст </w:t>
+      </w:r>
+      <w:proofErr w:type="spellStart"/>
+      <w:r>
+        <w:rPr>
+          <w:sz w:val="28"/>
+          <w:szCs w:val="28"/>
+          <w:lang w:val="ru-RU" w:eastAsia="ru-RU"/>
+        </w:rPr>
+        <w:t>містить</w:t>
+      </w:r>
+      <w:proofErr w:type="spellEnd"/>
+      <w:r>
+        <w:rPr>
+          <w:sz w:val="28"/>
+          <w:szCs w:val="28"/>
+          <w:lang w:val="ru-RU" w:eastAsia="ru-RU"/>
+        </w:rPr>
+        <w:t xml:space="preserve"> </w:t>
+      </w:r>
+      <w:proofErr w:type="spellStart"/>
+      <w:r>
+        <w:rPr>
+          <w:sz w:val="28"/>
+          <w:szCs w:val="28"/>
+          <w:lang w:val="ru-RU" w:eastAsia="ru-RU"/>
+        </w:rPr>
+        <w:t>кирилицю</w:t>
+      </w:r>
+      <w:proofErr w:type="spellEnd"/>
+      <w:r>
+        <w:rPr>
+          <w:sz w:val="28"/>
+          <w:szCs w:val="28"/>
+          <w:lang w:val="ru-RU" w:eastAsia="ru-RU"/>
+        </w:rPr>
+        <w:t xml:space="preserve"> (</w:t>
+      </w:r>
+      <w:proofErr w:type="spellStart"/>
+      <w:r>
+        <w:rPr>
+          <w:sz w:val="28"/>
+          <w:szCs w:val="28"/>
+          <w:lang w:val="ru-RU" w:eastAsia="ru-RU"/>
+        </w:rPr>
+        <w:t>українська</w:t>
+      </w:r>
+      <w:proofErr w:type="spellEnd"/>
+      <w:r>
+        <w:rPr>
+          <w:sz w:val="28"/>
+          <w:szCs w:val="28"/>
+          <w:lang w:val="ru-RU" w:eastAsia="ru-RU"/>
+        </w:rPr>
+        <w:t xml:space="preserve"> </w:t>
+      </w:r>
+      <w:proofErr w:type="spellStart"/>
+      <w:r>
+        <w:rPr>
+          <w:sz w:val="28"/>
+          <w:szCs w:val="28"/>
+          <w:lang w:val="ru-RU" w:eastAsia="ru-RU"/>
+        </w:rPr>
+        <w:t>мова</w:t>
+      </w:r>
+      <w:proofErr w:type="spellEnd"/>
+      <w:r>
+        <w:rPr>
+          <w:sz w:val="28"/>
+          <w:szCs w:val="28"/>
+          <w:lang w:val="ru-RU" w:eastAsia="ru-RU"/>
+        </w:rPr>
+        <w:t xml:space="preserve">), </w:t>
+      </w:r>
+      <w:proofErr w:type="spellStart"/>
+      <w:r>
+        <w:rPr>
+          <w:sz w:val="28"/>
+          <w:szCs w:val="28"/>
+          <w:lang w:val="ru-RU" w:eastAsia="ru-RU"/>
+        </w:rPr>
+        <w:t>що</w:t>
+      </w:r>
+      <w:proofErr w:type="spellEnd"/>
+      <w:r>
+        <w:rPr>
+          <w:sz w:val="28"/>
+          <w:szCs w:val="28"/>
+          <w:lang w:val="ru-RU" w:eastAsia="ru-RU"/>
+        </w:rPr>
+        <w:t xml:space="preserve"> </w:t>
+      </w:r>
+      <w:proofErr w:type="spellStart"/>
+      <w:r>
+        <w:rPr>
+          <w:sz w:val="28"/>
+          <w:szCs w:val="28"/>
+          <w:lang w:val="ru-RU" w:eastAsia="ru-RU"/>
+        </w:rPr>
+        <w:t>вимагає</w:t>
+      </w:r>
+      <w:proofErr w:type="spellEnd"/>
+      <w:r>
+        <w:rPr>
+          <w:sz w:val="28"/>
+          <w:szCs w:val="28"/>
+          <w:lang w:val="ru-RU" w:eastAsia="ru-RU"/>
+        </w:rPr>
+        <w:t xml:space="preserve"> правильного </w:t>
+      </w:r>
+      <w:proofErr w:type="spellStart"/>
+      <w:r>
+        <w:rPr>
+          <w:sz w:val="28"/>
+          <w:szCs w:val="28"/>
+          <w:lang w:val="ru-RU" w:eastAsia="ru-RU"/>
+        </w:rPr>
+        <w:t>налаштування</w:t>
+      </w:r>
+      <w:proofErr w:type="spellEnd"/>
+      <w:r>
+        <w:rPr>
+          <w:sz w:val="28"/>
+          <w:szCs w:val="28"/>
+          <w:lang w:val="ru-RU" w:eastAsia="ru-RU"/>
+        </w:rPr>
+        <w:t xml:space="preserve"> </w:t>
+      </w:r>
+      <w:proofErr w:type="spellStart"/>
+      <w:r>
+        <w:rPr>
+          <w:sz w:val="28"/>
+          <w:szCs w:val="28"/>
+          <w:lang w:val="ru-RU" w:eastAsia="ru-RU"/>
+        </w:rPr>
+        <w:t>кодування</w:t>
+      </w:r>
+      <w:proofErr w:type="spellEnd"/>
+      <w:r>
+        <w:rPr>
+          <w:sz w:val="28"/>
+          <w:szCs w:val="28"/>
+          <w:lang w:val="ru-RU" w:eastAsia="ru-RU"/>
+        </w:rPr>
+        <w:t xml:space="preserve"> при </w:t>
+      </w:r>
+      <w:proofErr w:type="spellStart"/>
+      <w:r>
+        <w:rPr>
+          <w:sz w:val="28"/>
+          <w:szCs w:val="28"/>
+          <w:lang w:val="ru-RU" w:eastAsia="ru-RU"/>
+        </w:rPr>
+        <w:t>читанні</w:t>
+      </w:r>
+      <w:proofErr w:type="spellEnd"/>
+      <w:r>
+        <w:rPr>
+          <w:sz w:val="28"/>
+          <w:szCs w:val="28"/>
+          <w:lang w:val="ru-RU" w:eastAsia="ru-RU"/>
+        </w:rPr>
+        <w:t>/</w:t>
+      </w:r>
+      <w:proofErr w:type="spellStart"/>
+      <w:r>
+        <w:rPr>
+          <w:sz w:val="28"/>
+          <w:szCs w:val="28"/>
+          <w:lang w:val="ru-RU" w:eastAsia="ru-RU"/>
+        </w:rPr>
+        <w:t>записі</w:t>
+      </w:r>
+      <w:proofErr w:type="spellEnd"/>
+      <w:r>
+        <w:rPr>
+          <w:sz w:val="28"/>
+          <w:szCs w:val="28"/>
+          <w:lang w:val="ru-RU" w:eastAsia="ru-RU"/>
+        </w:rPr>
+        <w:t>.</w:t>
+      </w:r>
+    </w:p>
+    <w:p>
+      <w:pPr>
+        <w:spacing w:before="100" w:beforeAutospacing="1" w:after="100" w:afterAutospacing="1"/>
+        <w:rPr>
+          <w:sz w:val="28"/>
+          <w:szCs w:val="28"/>
+          <w:lang w:val="ru-RU" w:eastAsia="ru-RU"/>
+        </w:rPr>
+      </w:pPr>
+      <w:proofErr w:type="spellStart"/>
+      <w:r>
+        <w:rPr>
+          <w:bCs/>
+          <w:sz w:val="28"/>
+          <w:szCs w:val="28"/>
+          <w:lang w:val="ru-RU" w:eastAsia="ru-RU"/>
+        </w:rPr>
+        <w:t>Параметри</w:t>
+      </w:r>
+      <w:proofErr w:type="spellEnd"/>
+      <w:r>
+        <w:rPr>
+          <w:bCs/>
+          <w:sz w:val="28"/>
+          <w:szCs w:val="28"/>
+          <w:lang w:val="ru-RU" w:eastAsia="ru-RU"/>
+        </w:rPr>
+        <w:t xml:space="preserve"> модуля:</w:t>
+      </w:r>
+      <w:r>
+        <w:rPr>
+          <w:sz w:val="28"/>
+          <w:szCs w:val="28"/>
+          <w:lang w:val="ru-RU" w:eastAsia="ru-RU"/>
+        </w:rPr>
+        <w:t xml:space="preserve"> </w:t>
+      </w:r>
+      <w:proofErr w:type="spellStart"/>
+      <w:r>
+        <w:rPr>
+          <w:sz w:val="28"/>
+          <w:szCs w:val="28"/>
+          <w:lang w:val="ru-RU" w:eastAsia="ru-RU"/>
+        </w:rPr>
+        <w:t>Імена</w:t>
+      </w:r>
+      <w:proofErr w:type="spellEnd"/>
+      <w:r>
+        <w:rPr>
+          <w:sz w:val="28"/>
+          <w:szCs w:val="28"/>
+          <w:lang w:val="ru-RU" w:eastAsia="ru-RU"/>
+        </w:rPr>
+        <w:t xml:space="preserve"> </w:t>
+      </w:r>
+      <w:proofErr w:type="spellStart"/>
+      <w:r>
+        <w:rPr>
+          <w:sz w:val="28"/>
+          <w:szCs w:val="28"/>
+          <w:lang w:val="ru-RU" w:eastAsia="ru-RU"/>
+        </w:rPr>
+        <w:t>вхідного</w:t>
+      </w:r>
+      <w:proofErr w:type="spellEnd"/>
+      <w:r>
+        <w:rPr>
+          <w:sz w:val="28"/>
+          <w:szCs w:val="28"/>
+          <w:lang w:val="ru-RU" w:eastAsia="ru-RU"/>
+        </w:rPr>
+        <w:t xml:space="preserve"> та </w:t>
+      </w:r>
+      <w:proofErr w:type="spellStart"/>
+      <w:r>
+        <w:rPr>
+          <w:sz w:val="28"/>
+          <w:szCs w:val="28"/>
+          <w:lang w:val="ru-RU" w:eastAsia="ru-RU"/>
+        </w:rPr>
+        <w:t>вихідного</w:t>
+      </w:r>
+      <w:proofErr w:type="spellEnd"/>
+      <w:r>
+        <w:rPr>
+          <w:sz w:val="28"/>
+          <w:szCs w:val="28"/>
+          <w:lang w:val="ru-RU" w:eastAsia="ru-RU"/>
+        </w:rPr>
+        <w:t xml:space="preserve"> </w:t>
+      </w:r>
+      <w:proofErr w:type="spellStart"/>
+      <w:r>
+        <w:rPr>
+          <w:sz w:val="28"/>
+          <w:szCs w:val="28"/>
+          <w:lang w:val="ru-RU" w:eastAsia="ru-RU"/>
+        </w:rPr>
+        <w:t>файлів</w:t>
+      </w:r>
+      <w:proofErr w:type="spellEnd"/>
+      <w:r>
+        <w:rPr>
+          <w:sz w:val="28"/>
+          <w:szCs w:val="28"/>
+          <w:lang w:val="ru-RU" w:eastAsia="ru-RU"/>
+        </w:rPr>
+        <w:t xml:space="preserve"> </w:t>
+      </w:r>
+      <w:proofErr w:type="spellStart"/>
+      <w:r>
+        <w:rPr>
+          <w:sz w:val="28"/>
+          <w:szCs w:val="28"/>
+          <w:lang w:val="ru-RU" w:eastAsia="ru-RU"/>
+        </w:rPr>
+        <w:t>передаються</w:t>
+      </w:r>
+      <w:proofErr w:type="spellEnd"/>
+      <w:r>
+        <w:rPr>
+          <w:sz w:val="28"/>
+          <w:szCs w:val="28"/>
+          <w:lang w:val="ru-RU" w:eastAsia="ru-RU"/>
+        </w:rPr>
+        <w:t xml:space="preserve"> як </w:t>
+      </w:r>
+      <w:proofErr w:type="spellStart"/>
+      <w:r>
+        <w:rPr>
+          <w:sz w:val="28"/>
+          <w:szCs w:val="28"/>
+          <w:lang w:val="ru-RU" w:eastAsia="ru-RU"/>
+        </w:rPr>
+        <w:t>параметри</w:t>
+      </w:r>
+      <w:proofErr w:type="spellEnd"/>
+      <w:r>
+        <w:rPr>
+          <w:sz w:val="28"/>
+          <w:szCs w:val="28"/>
+          <w:lang w:val="ru-RU" w:eastAsia="ru-RU"/>
+        </w:rPr>
+        <w:t xml:space="preserve"> (</w:t>
+      </w:r>
+      <w:proofErr w:type="spellStart"/>
+      <w:r>
+        <w:rPr>
+          <w:sz w:val="28"/>
+          <w:szCs w:val="28"/>
+          <w:lang w:val="ru-RU" w:eastAsia="ru-RU"/>
+        </w:rPr>
+        <w:t>аргументи</w:t>
+      </w:r>
+      <w:proofErr w:type="spellEnd"/>
+      <w:r>
+        <w:rPr>
+          <w:sz w:val="28"/>
+          <w:szCs w:val="28"/>
+          <w:lang w:val="ru-RU" w:eastAsia="ru-RU"/>
+        </w:rPr>
+        <w:t xml:space="preserve">) </w:t>
+      </w:r>
+      <w:proofErr w:type="spellStart"/>
+      <w:r>
+        <w:rPr>
+          <w:sz w:val="28"/>
+          <w:szCs w:val="28"/>
+          <w:lang w:val="ru-RU" w:eastAsia="ru-RU"/>
+        </w:rPr>
+        <w:t>функцій</w:t>
+      </w:r>
+      <w:proofErr w:type="spellEnd"/>
+      <w:r>
+        <w:rPr>
+          <w:sz w:val="28"/>
+          <w:szCs w:val="28"/>
+          <w:lang w:val="ru-RU" w:eastAsia="ru-RU"/>
+        </w:rPr>
+        <w:t>.</w:t>
+      </w:r>
+    </w:p>
+    <w:p>
+      <w:pPr>
+        <w:spacing w:before="100" w:beforeAutospacing="1" w:after="100" w:afterAutospacing="1"/>
+        <w:outlineLvl w:val="2"/>
+        <w:rPr>
+          <w:bCs/>
+          <w:sz w:val="28"/>
+          <w:szCs w:val="28"/>
+          <w:lang w:val="ru-RU" w:eastAsia="ru-RU"/>
+        </w:rPr>
+      </w:pPr>
+      <w:r>
+        <w:rPr>
+          <w:bCs/>
+          <w:sz w:val="28"/>
+          <w:szCs w:val="28"/>
+          <w:lang w:val="ru-RU" w:eastAsia="ru-RU"/>
+        </w:rPr>
+        <w:t xml:space="preserve">1.2. Постановка </w:t>
+      </w:r>
+      <w:proofErr w:type="spellStart"/>
+      <w:r>
+        <w:rPr>
+          <w:bCs/>
+          <w:sz w:val="28"/>
+          <w:szCs w:val="28"/>
+          <w:lang w:val="ru-RU" w:eastAsia="ru-RU"/>
+        </w:rPr>
+        <w:t>задачі</w:t>
+      </w:r>
+      <w:proofErr w:type="spellEnd"/>
+      <w:r>
+        <w:rPr>
+          <w:bCs/>
+          <w:sz w:val="28"/>
+          <w:szCs w:val="28"/>
+          <w:lang w:val="ru-RU" w:eastAsia="ru-RU"/>
+        </w:rPr>
+        <w:t xml:space="preserve"> </w:t>
+      </w:r>
+    </w:p>
+    <w:p>
+      <w:pPr>
+        <w:spacing w:before="100" w:beforeAutospacing="1" w:after="100" w:afterAutospacing="1"/>
+        <w:rPr>
+          <w:sz w:val="28"/>
+          <w:szCs w:val="28"/>
+          <w:lang w:val="ru-RU" w:eastAsia="ru-RU"/>
+        </w:rPr>
+      </w:pPr>
+      <w:r>
+        <w:rPr>
+          <w:bCs/>
+          <w:sz w:val="28"/>
+          <w:szCs w:val="28"/>
+          <w:lang w:val="ru-RU" w:eastAsia="ru-RU"/>
+        </w:rPr>
+        <w:t>Мета:</w:t>
+      </w:r>
+      <w:r>
+        <w:rPr>
+          <w:sz w:val="28"/>
+          <w:szCs w:val="28"/>
+          <w:lang w:val="ru-RU" w:eastAsia="ru-RU"/>
+        </w:rPr>
+        <w:t xml:space="preserve"> </w:t>
+      </w:r>
+      <w:proofErr w:type="spellStart"/>
+      <w:r>
+        <w:rPr>
+          <w:sz w:val="28"/>
+          <w:szCs w:val="28"/>
+          <w:lang w:val="ru-RU" w:eastAsia="ru-RU"/>
+        </w:rPr>
+        <w:t>Сформувати</w:t>
+      </w:r>
+      <w:proofErr w:type="spellEnd"/>
+      <w:r>
+        <w:rPr>
+          <w:sz w:val="28"/>
+          <w:szCs w:val="28"/>
+          <w:lang w:val="ru-RU" w:eastAsia="ru-RU"/>
+        </w:rPr>
+        <w:t xml:space="preserve"> </w:t>
+      </w:r>
+      <w:proofErr w:type="spellStart"/>
+      <w:r>
+        <w:rPr>
+          <w:sz w:val="28"/>
+          <w:szCs w:val="28"/>
+          <w:lang w:val="ru-RU" w:eastAsia="ru-RU"/>
+        </w:rPr>
+        <w:t>новий</w:t>
+      </w:r>
+      <w:proofErr w:type="spellEnd"/>
+      <w:r>
+        <w:rPr>
+          <w:sz w:val="28"/>
+          <w:szCs w:val="28"/>
+          <w:lang w:val="ru-RU" w:eastAsia="ru-RU"/>
+        </w:rPr>
+        <w:t xml:space="preserve"> </w:t>
+      </w:r>
+      <w:proofErr w:type="spellStart"/>
+      <w:r>
+        <w:rPr>
+          <w:sz w:val="28"/>
+          <w:szCs w:val="28"/>
+          <w:lang w:val="ru-RU" w:eastAsia="ru-RU"/>
+        </w:rPr>
+        <w:t>звітний</w:t>
+      </w:r>
+      <w:proofErr w:type="spellEnd"/>
+      <w:r>
+        <w:rPr>
+          <w:sz w:val="28"/>
+          <w:szCs w:val="28"/>
+          <w:lang w:val="ru-RU" w:eastAsia="ru-RU"/>
+        </w:rPr>
+        <w:t xml:space="preserve"> файл з базовою </w:t>
+      </w:r>
+      <w:proofErr w:type="spellStart"/>
+      <w:r>
+        <w:rPr>
+          <w:sz w:val="28"/>
+          <w:szCs w:val="28"/>
+          <w:lang w:val="ru-RU" w:eastAsia="ru-RU"/>
+        </w:rPr>
+        <w:t>інформацією</w:t>
+      </w:r>
+      <w:proofErr w:type="spellEnd"/>
+      <w:r>
+        <w:rPr>
+          <w:sz w:val="28"/>
+          <w:szCs w:val="28"/>
+          <w:lang w:val="ru-RU" w:eastAsia="ru-RU"/>
+        </w:rPr>
+        <w:t>.</w:t>
+      </w:r>
+    </w:p>
+    <w:p>
+      <w:pPr>
+        <w:spacing w:before="100" w:beforeAutospacing="1" w:after="100" w:afterAutospacing="1"/>
+        <w:rPr>
+          <w:sz w:val="28"/>
+          <w:szCs w:val="28"/>
+          <w:lang w:val="ru-RU" w:eastAsia="ru-RU"/>
+        </w:rPr>
+      </w:pPr>
+      <w:proofErr w:type="spellStart"/>
+      <w:r>
+        <w:rPr>
+          <w:bCs/>
+          <w:sz w:val="28"/>
+          <w:szCs w:val="28"/>
+          <w:lang w:val="ru-RU" w:eastAsia="ru-RU"/>
+        </w:rPr>
+        <w:t>Вимога</w:t>
+      </w:r>
+      <w:proofErr w:type="spellEnd"/>
+      <w:r>
+        <w:rPr>
+          <w:bCs/>
+          <w:sz w:val="28"/>
+          <w:szCs w:val="28"/>
+          <w:lang w:val="ru-RU" w:eastAsia="ru-RU"/>
+        </w:rPr>
+        <w:t xml:space="preserve"> до файлу:</w:t>
+      </w:r>
+      <w:r>
+        <w:rPr>
+          <w:sz w:val="28"/>
+          <w:szCs w:val="28"/>
+          <w:lang w:val="ru-RU" w:eastAsia="ru-RU"/>
+        </w:rPr>
+        <w:t xml:space="preserve"> </w:t>
+      </w:r>
+      <w:proofErr w:type="spellStart"/>
+      <w:r>
+        <w:rPr>
+          <w:sz w:val="28"/>
+          <w:szCs w:val="28"/>
+          <w:lang w:val="ru-RU" w:eastAsia="ru-RU"/>
+        </w:rPr>
+        <w:t>Якщо</w:t>
+      </w:r>
+      <w:proofErr w:type="spellEnd"/>
+      <w:r>
+        <w:rPr>
+          <w:sz w:val="28"/>
+          <w:szCs w:val="28"/>
+          <w:lang w:val="ru-RU" w:eastAsia="ru-RU"/>
+        </w:rPr>
+        <w:t xml:space="preserve"> </w:t>
+      </w:r>
+      <w:proofErr w:type="spellStart"/>
+      <w:r>
+        <w:rPr>
+          <w:sz w:val="28"/>
+          <w:szCs w:val="28"/>
+          <w:lang w:val="ru-RU" w:eastAsia="ru-RU"/>
+        </w:rPr>
+        <w:t>вихідний</w:t>
+      </w:r>
+      <w:proofErr w:type="spellEnd"/>
+      <w:r>
+        <w:rPr>
+          <w:sz w:val="28"/>
+          <w:szCs w:val="28"/>
+          <w:lang w:val="ru-RU" w:eastAsia="ru-RU"/>
+        </w:rPr>
+        <w:t xml:space="preserve"> файл </w:t>
+      </w:r>
+      <w:proofErr w:type="spellStart"/>
+      <w:r>
+        <w:rPr>
+          <w:sz w:val="28"/>
+          <w:szCs w:val="28"/>
+          <w:lang w:val="ru-RU" w:eastAsia="ru-RU"/>
+        </w:rPr>
+        <w:t>вже</w:t>
+      </w:r>
+      <w:proofErr w:type="spellEnd"/>
+      <w:r>
+        <w:rPr>
+          <w:sz w:val="28"/>
+          <w:szCs w:val="28"/>
+          <w:lang w:val="ru-RU" w:eastAsia="ru-RU"/>
+        </w:rPr>
+        <w:t xml:space="preserve"> </w:t>
+      </w:r>
+      <w:proofErr w:type="spellStart"/>
+      <w:r>
+        <w:rPr>
+          <w:sz w:val="28"/>
+          <w:szCs w:val="28"/>
+          <w:lang w:val="ru-RU" w:eastAsia="ru-RU"/>
+        </w:rPr>
+        <w:t>існує</w:t>
+      </w:r>
+      <w:proofErr w:type="spellEnd"/>
+      <w:r>
+        <w:rPr>
+          <w:sz w:val="28"/>
+          <w:szCs w:val="28"/>
+          <w:lang w:val="ru-RU" w:eastAsia="ru-RU"/>
+        </w:rPr>
+        <w:t xml:space="preserve">, </w:t>
+      </w:r>
+      <w:proofErr w:type="spellStart"/>
+      <w:r>
+        <w:rPr>
+          <w:sz w:val="28"/>
+          <w:szCs w:val="28"/>
+          <w:lang w:val="ru-RU" w:eastAsia="ru-RU"/>
+        </w:rPr>
+        <w:t>він</w:t>
+      </w:r>
+      <w:proofErr w:type="spellEnd"/>
+      <w:r>
+        <w:rPr>
+          <w:sz w:val="28"/>
+          <w:szCs w:val="28"/>
+          <w:lang w:val="ru-RU" w:eastAsia="ru-RU"/>
+        </w:rPr>
+        <w:t xml:space="preserve"> </w:t>
+      </w:r>
+      <w:proofErr w:type="spellStart"/>
+      <w:r>
+        <w:rPr>
+          <w:sz w:val="28"/>
+          <w:szCs w:val="28"/>
+          <w:lang w:val="ru-RU" w:eastAsia="ru-RU"/>
+        </w:rPr>
+        <w:t>має</w:t>
+      </w:r>
+      <w:proofErr w:type="spellEnd"/>
+      <w:r>
+        <w:rPr>
+          <w:sz w:val="28"/>
+          <w:szCs w:val="28"/>
+          <w:lang w:val="ru-RU" w:eastAsia="ru-RU"/>
+        </w:rPr>
+        <w:t xml:space="preserve"> бути </w:t>
+      </w:r>
+      <w:proofErr w:type="spellStart"/>
+      <w:r>
+        <w:rPr>
+          <w:sz w:val="28"/>
+          <w:szCs w:val="28"/>
+          <w:lang w:val="ru-RU" w:eastAsia="ru-RU"/>
+        </w:rPr>
+        <w:t>повністю</w:t>
+      </w:r>
+      <w:proofErr w:type="spellEnd"/>
+      <w:r>
+        <w:rPr>
+          <w:sz w:val="28"/>
+          <w:szCs w:val="28"/>
+          <w:lang w:val="ru-RU" w:eastAsia="ru-RU"/>
+        </w:rPr>
+        <w:t xml:space="preserve"> </w:t>
+      </w:r>
+      <w:proofErr w:type="spellStart"/>
+      <w:r>
+        <w:rPr>
+          <w:sz w:val="28"/>
+          <w:szCs w:val="28"/>
+          <w:lang w:val="ru-RU" w:eastAsia="ru-RU"/>
+        </w:rPr>
+        <w:t>перезаписаний</w:t>
+      </w:r>
+      <w:proofErr w:type="spellEnd"/>
+      <w:r>
+        <w:rPr>
+          <w:sz w:val="28"/>
+          <w:szCs w:val="28"/>
+          <w:lang w:val="ru-RU" w:eastAsia="ru-RU"/>
+        </w:rPr>
+        <w:t xml:space="preserve"> (режим </w:t>
+      </w:r>
+      <w:proofErr w:type="spellStart"/>
+      <w:proofErr w:type="gramStart"/>
+      <w:r>
+        <w:rPr>
+          <w:sz w:val="28"/>
+          <w:szCs w:val="28"/>
+          <w:lang w:val="ru-RU" w:eastAsia="ru-RU"/>
+        </w:rPr>
+        <w:t>ios</w:t>
+      </w:r>
+      <w:proofErr w:type="spellEnd"/>
+      <w:r>
+        <w:rPr>
+          <w:sz w:val="28"/>
+          <w:szCs w:val="28"/>
+          <w:lang w:val="ru-RU" w:eastAsia="ru-RU"/>
+        </w:rPr>
+        <w:t>::</w:t>
+      </w:r>
+      <w:proofErr w:type="spellStart"/>
+      <w:proofErr w:type="gramEnd"/>
+      <w:r>
+        <w:rPr>
+          <w:sz w:val="28"/>
+          <w:szCs w:val="28"/>
+          <w:lang w:val="ru-RU" w:eastAsia="ru-RU"/>
+        </w:rPr>
+        <w:t>out</w:t>
+      </w:r>
+      <w:proofErr w:type="spellEnd"/>
+      <w:r>
+        <w:rPr>
+          <w:sz w:val="28"/>
+          <w:szCs w:val="28"/>
+          <w:lang w:val="ru-RU" w:eastAsia="ru-RU"/>
+        </w:rPr>
+        <w:t xml:space="preserve"> </w:t>
+      </w:r>
+      <w:proofErr w:type="spellStart"/>
+      <w:r>
+        <w:rPr>
+          <w:sz w:val="28"/>
+          <w:szCs w:val="28"/>
+          <w:lang w:val="ru-RU" w:eastAsia="ru-RU"/>
+        </w:rPr>
+        <w:t>або</w:t>
+      </w:r>
+      <w:proofErr w:type="spellEnd"/>
+      <w:r>
+        <w:rPr>
+          <w:sz w:val="28"/>
+          <w:szCs w:val="28"/>
+          <w:lang w:val="ru-RU" w:eastAsia="ru-RU"/>
+        </w:rPr>
+        <w:t xml:space="preserve"> </w:t>
+      </w:r>
+      <w:proofErr w:type="spellStart"/>
+      <w:r>
+        <w:rPr>
+          <w:sz w:val="28"/>
+          <w:szCs w:val="28"/>
+          <w:lang w:val="ru-RU" w:eastAsia="ru-RU"/>
+        </w:rPr>
+        <w:t>ios</w:t>
+      </w:r>
+      <w:proofErr w:type="spellEnd"/>
+      <w:r>
+        <w:rPr>
+          <w:sz w:val="28"/>
+          <w:szCs w:val="28"/>
+          <w:lang w:val="ru-RU" w:eastAsia="ru-RU"/>
+        </w:rPr>
+        <w:t>::</w:t>
+      </w:r>
+      <w:proofErr w:type="spellStart"/>
+      <w:r>
+        <w:rPr>
+          <w:sz w:val="28"/>
+          <w:szCs w:val="28"/>
+          <w:lang w:val="ru-RU" w:eastAsia="ru-RU"/>
+        </w:rPr>
+        <w:t>trunc</w:t>
+      </w:r>
+      <w:proofErr w:type="spellEnd"/>
+      <w:r>
+        <w:rPr>
+          <w:sz w:val="28"/>
+          <w:szCs w:val="28"/>
+          <w:lang w:val="ru-RU" w:eastAsia="ru-RU"/>
+        </w:rPr>
+        <w:t>).</w:t>
+      </w:r>
+    </w:p>
+    <w:p>
+      <w:pPr>
+        <w:spacing w:before="100" w:beforeAutospacing="1" w:after="100" w:afterAutospacing="1"/>
+        <w:rPr>
+          <w:sz w:val="28"/>
+          <w:szCs w:val="28"/>
+          <w:lang w:val="ru-RU" w:eastAsia="ru-RU"/>
+        </w:rPr>
+      </w:pPr>
+      <w:r>
+        <w:rPr>
+          <w:bCs/>
+          <w:sz w:val="28"/>
+          <w:szCs w:val="28"/>
+          <w:lang w:val="ru-RU" w:eastAsia="ru-RU"/>
+        </w:rPr>
+        <w:t xml:space="preserve">Алгоритм </w:t>
+      </w:r>
+      <w:proofErr w:type="spellStart"/>
+      <w:r>
+        <w:rPr>
+          <w:bCs/>
+          <w:sz w:val="28"/>
+          <w:szCs w:val="28"/>
+          <w:lang w:val="ru-RU" w:eastAsia="ru-RU"/>
+        </w:rPr>
+        <w:t>дій</w:t>
+      </w:r>
+      <w:proofErr w:type="spellEnd"/>
+      <w:r>
+        <w:rPr>
+          <w:bCs/>
+          <w:sz w:val="28"/>
+          <w:szCs w:val="28"/>
+          <w:lang w:val="ru-RU" w:eastAsia="ru-RU"/>
+        </w:rPr>
+        <w:t>:</w:t>
+      </w:r>
+    </w:p>
+    <w:p>
+      <w:pPr>
+        <w:spacing w:before="100" w:beforeAutospacing="1" w:after="100" w:afterAutospacing="1"/>
+        <w:rPr>
+          <w:sz w:val="28"/>
+          <w:szCs w:val="28"/>
+          <w:lang w:val="ru-RU" w:eastAsia="ru-RU"/>
+        </w:rPr>
+      </w:pPr>
+      <w:r>
+        <w:rPr>
+          <w:sz w:val="28"/>
+          <w:szCs w:val="28"/>
+          <w:lang w:val="ru-RU" w:eastAsia="ru-RU"/>
+        </w:rPr>
+        <w:t xml:space="preserve">1. </w:t>
+      </w:r>
+      <w:proofErr w:type="spellStart"/>
+      <w:r>
+        <w:rPr>
+          <w:sz w:val="28"/>
+          <w:szCs w:val="28"/>
+          <w:lang w:val="ru-RU" w:eastAsia="ru-RU"/>
+        </w:rPr>
+        <w:t>Записати</w:t>
+      </w:r>
+      <w:proofErr w:type="spellEnd"/>
+      <w:r>
+        <w:rPr>
+          <w:sz w:val="28"/>
+          <w:szCs w:val="28"/>
+          <w:lang w:val="ru-RU" w:eastAsia="ru-RU"/>
+        </w:rPr>
+        <w:t xml:space="preserve"> блок </w:t>
+      </w:r>
+      <w:proofErr w:type="spellStart"/>
+      <w:r>
+        <w:rPr>
+          <w:sz w:val="28"/>
+          <w:szCs w:val="28"/>
+          <w:lang w:val="ru-RU" w:eastAsia="ru-RU"/>
+        </w:rPr>
+        <w:t>метаданих</w:t>
+      </w:r>
+      <w:proofErr w:type="spellEnd"/>
+      <w:r>
+        <w:rPr>
+          <w:sz w:val="28"/>
+          <w:szCs w:val="28"/>
+          <w:lang w:val="ru-RU" w:eastAsia="ru-RU"/>
+        </w:rPr>
+        <w:t xml:space="preserve"> (ПІБ </w:t>
+      </w:r>
+      <w:proofErr w:type="spellStart"/>
+      <w:r>
+        <w:rPr>
+          <w:sz w:val="28"/>
+          <w:szCs w:val="28"/>
+          <w:lang w:val="ru-RU" w:eastAsia="ru-RU"/>
+        </w:rPr>
+        <w:t>розробника</w:t>
+      </w:r>
+      <w:proofErr w:type="spellEnd"/>
+      <w:r>
+        <w:rPr>
+          <w:sz w:val="28"/>
+          <w:szCs w:val="28"/>
+          <w:lang w:val="ru-RU" w:eastAsia="ru-RU"/>
+        </w:rPr>
+        <w:t xml:space="preserve">, ВНЗ, </w:t>
+      </w:r>
+      <w:proofErr w:type="spellStart"/>
+      <w:r>
+        <w:rPr>
+          <w:sz w:val="28"/>
+          <w:szCs w:val="28"/>
+          <w:lang w:val="ru-RU" w:eastAsia="ru-RU"/>
+        </w:rPr>
+        <w:t>місто</w:t>
+      </w:r>
+      <w:proofErr w:type="spellEnd"/>
+      <w:r>
+        <w:rPr>
+          <w:sz w:val="28"/>
+          <w:szCs w:val="28"/>
+          <w:lang w:val="ru-RU" w:eastAsia="ru-RU"/>
+        </w:rPr>
+        <w:t xml:space="preserve">, </w:t>
+      </w:r>
+      <w:proofErr w:type="spellStart"/>
+      <w:r>
+        <w:rPr>
+          <w:sz w:val="28"/>
+          <w:szCs w:val="28"/>
+          <w:lang w:val="ru-RU" w:eastAsia="ru-RU"/>
+        </w:rPr>
+        <w:t>рік</w:t>
+      </w:r>
+      <w:proofErr w:type="spellEnd"/>
+      <w:r>
+        <w:rPr>
+          <w:sz w:val="28"/>
+          <w:szCs w:val="28"/>
+          <w:lang w:val="ru-RU" w:eastAsia="ru-RU"/>
+        </w:rPr>
+        <w:t>).</w:t>
+      </w:r>
+    </w:p>
+    <w:p>
+      <w:pPr>
+        <w:spacing w:before="100" w:beforeAutospacing="1" w:after="100" w:afterAutospacing="1"/>
+        <w:rPr>
+          <w:sz w:val="28"/>
+          <w:szCs w:val="28"/>
+          <w:lang w:val="ru-RU" w:eastAsia="ru-RU"/>
+        </w:rPr>
+      </w:pPr>
+      <w:r>
+        <w:rPr>
+          <w:sz w:val="28"/>
+          <w:szCs w:val="28"/>
+          <w:lang w:val="ru-RU" w:eastAsia="ru-RU"/>
+        </w:rPr>
+        <w:t xml:space="preserve">2. </w:t>
+      </w:r>
+      <w:proofErr w:type="spellStart"/>
+      <w:r>
+        <w:rPr>
+          <w:sz w:val="28"/>
+          <w:szCs w:val="28"/>
+          <w:lang w:val="ru-RU" w:eastAsia="ru-RU"/>
+        </w:rPr>
+        <w:t>Вивести</w:t>
+      </w:r>
+      <w:proofErr w:type="spellEnd"/>
+      <w:r>
+        <w:rPr>
+          <w:sz w:val="28"/>
+          <w:szCs w:val="28"/>
+          <w:lang w:val="ru-RU" w:eastAsia="ru-RU"/>
+        </w:rPr>
+        <w:t xml:space="preserve"> </w:t>
+      </w:r>
+      <w:proofErr w:type="spellStart"/>
+      <w:r>
+        <w:rPr>
+          <w:sz w:val="28"/>
+          <w:szCs w:val="28"/>
+          <w:lang w:val="ru-RU" w:eastAsia="ru-RU"/>
+        </w:rPr>
+        <w:t>повний</w:t>
+      </w:r>
+      <w:proofErr w:type="spellEnd"/>
+      <w:r>
+        <w:rPr>
+          <w:sz w:val="28"/>
+          <w:szCs w:val="28"/>
+          <w:lang w:val="ru-RU" w:eastAsia="ru-RU"/>
+        </w:rPr>
+        <w:t xml:space="preserve"> </w:t>
+      </w:r>
+      <w:proofErr w:type="spellStart"/>
+      <w:r>
+        <w:rPr>
+          <w:sz w:val="28"/>
+          <w:szCs w:val="28"/>
+          <w:lang w:val="ru-RU" w:eastAsia="ru-RU"/>
+        </w:rPr>
+        <w:t>український</w:t>
+      </w:r>
+      <w:proofErr w:type="spellEnd"/>
+      <w:r>
+        <w:rPr>
+          <w:sz w:val="28"/>
+          <w:szCs w:val="28"/>
+          <w:lang w:val="ru-RU" w:eastAsia="ru-RU"/>
+        </w:rPr>
+        <w:t xml:space="preserve"> </w:t>
+      </w:r>
+      <w:proofErr w:type="spellStart"/>
+      <w:r>
+        <w:rPr>
+          <w:sz w:val="28"/>
+          <w:szCs w:val="28"/>
+          <w:lang w:val="ru-RU" w:eastAsia="ru-RU"/>
+        </w:rPr>
+        <w:t>алфавіт</w:t>
+      </w:r>
+      <w:proofErr w:type="spellEnd"/>
+      <w:r>
+        <w:rPr>
+          <w:sz w:val="28"/>
+          <w:szCs w:val="28"/>
+          <w:lang w:val="ru-RU" w:eastAsia="ru-RU"/>
+        </w:rPr>
+        <w:t xml:space="preserve"> (для </w:t>
+      </w:r>
+      <w:proofErr w:type="spellStart"/>
+      <w:r>
+        <w:rPr>
+          <w:sz w:val="28"/>
+          <w:szCs w:val="28"/>
+          <w:lang w:val="ru-RU" w:eastAsia="ru-RU"/>
+        </w:rPr>
+        <w:t>перевірки</w:t>
+      </w:r>
+      <w:proofErr w:type="spellEnd"/>
+      <w:r>
+        <w:rPr>
+          <w:sz w:val="28"/>
+          <w:szCs w:val="28"/>
+          <w:lang w:val="ru-RU" w:eastAsia="ru-RU"/>
+        </w:rPr>
+        <w:t xml:space="preserve"> </w:t>
+      </w:r>
+      <w:proofErr w:type="spellStart"/>
+      <w:r>
+        <w:rPr>
+          <w:sz w:val="28"/>
+          <w:szCs w:val="28"/>
+          <w:lang w:val="ru-RU" w:eastAsia="ru-RU"/>
+        </w:rPr>
+        <w:t>підтримки</w:t>
+      </w:r>
+      <w:proofErr w:type="spellEnd"/>
+      <w:r>
+        <w:rPr>
+          <w:sz w:val="28"/>
+          <w:szCs w:val="28"/>
+          <w:lang w:val="ru-RU" w:eastAsia="ru-RU"/>
+        </w:rPr>
+        <w:t xml:space="preserve"> </w:t>
+      </w:r>
+      <w:proofErr w:type="spellStart"/>
+      <w:r>
+        <w:rPr>
+          <w:sz w:val="28"/>
+          <w:szCs w:val="28"/>
+          <w:lang w:val="ru-RU" w:eastAsia="ru-RU"/>
+        </w:rPr>
+        <w:t>шрифтів</w:t>
+      </w:r>
+      <w:proofErr w:type="spellEnd"/>
+      <w:r>
+        <w:rPr>
+          <w:sz w:val="28"/>
+          <w:szCs w:val="28"/>
+          <w:lang w:val="ru-RU" w:eastAsia="ru-RU"/>
+        </w:rPr>
+        <w:t>/</w:t>
+      </w:r>
+      <w:proofErr w:type="spellStart"/>
+      <w:r>
+        <w:rPr>
+          <w:sz w:val="28"/>
+          <w:szCs w:val="28"/>
+          <w:lang w:val="ru-RU" w:eastAsia="ru-RU"/>
+        </w:rPr>
+        <w:t>кодування</w:t>
+      </w:r>
+      <w:proofErr w:type="spellEnd"/>
+      <w:r>
+        <w:rPr>
+          <w:sz w:val="28"/>
+          <w:szCs w:val="28"/>
+          <w:lang w:val="ru-RU" w:eastAsia="ru-RU"/>
+        </w:rPr>
+        <w:t>).</w:t>
+      </w:r>
+    </w:p>
+    <w:p>
+      <w:pPr>
+        <w:spacing w:before="100" w:beforeAutospacing="1" w:after="100" w:afterAutospacing="1"/>
+        <w:rPr>
+          <w:sz w:val="28"/>
+          <w:szCs w:val="28"/>
+          <w:lang w:val="ru-RU" w:eastAsia="ru-RU"/>
+        </w:rPr>
+      </w:pPr>
+      <w:r>
+        <w:rPr>
+          <w:sz w:val="28"/>
+          <w:szCs w:val="28"/>
+          <w:lang w:val="ru-RU" w:eastAsia="ru-RU"/>
+        </w:rPr>
+        <w:t>3.</w:t>
+      </w:r>
+      <w:r>
+        <w:rPr>
+          <w:sz w:val="28"/>
+          <w:szCs w:val="28"/>
+          <w:lang w:val="ru-RU" w:eastAsia="ru-RU"/>
+        </w:rPr>
+        <w:t xml:space="preserve">Просканувати </w:t>
+      </w:r>
+      <w:proofErr w:type="spellStart"/>
+      <w:r>
+        <w:rPr>
+          <w:sz w:val="28"/>
+          <w:szCs w:val="28"/>
+          <w:lang w:val="ru-RU" w:eastAsia="ru-RU"/>
+        </w:rPr>
+        <w:t>вхідний</w:t>
+      </w:r>
+      <w:proofErr w:type="spellEnd"/>
+      <w:r>
+        <w:rPr>
+          <w:sz w:val="28"/>
+          <w:szCs w:val="28"/>
+          <w:lang w:val="ru-RU" w:eastAsia="ru-RU"/>
+        </w:rPr>
+        <w:t xml:space="preserve"> файл на </w:t>
+      </w:r>
+      <w:proofErr w:type="spellStart"/>
+      <w:r>
+        <w:rPr>
+          <w:sz w:val="28"/>
+          <w:szCs w:val="28"/>
+          <w:lang w:val="ru-RU" w:eastAsia="ru-RU"/>
+        </w:rPr>
+        <w:t>наявність</w:t>
+      </w:r>
+      <w:proofErr w:type="spellEnd"/>
+      <w:r>
+        <w:rPr>
+          <w:sz w:val="28"/>
+          <w:szCs w:val="28"/>
+          <w:lang w:val="ru-RU" w:eastAsia="ru-RU"/>
+        </w:rPr>
+        <w:t xml:space="preserve"> </w:t>
+      </w:r>
+      <w:proofErr w:type="spellStart"/>
+      <w:r>
+        <w:rPr>
+          <w:sz w:val="28"/>
+          <w:szCs w:val="28"/>
+          <w:lang w:val="ru-RU" w:eastAsia="ru-RU"/>
+        </w:rPr>
+        <w:t>помилок</w:t>
+      </w:r>
+      <w:proofErr w:type="spellEnd"/>
+      <w:r>
+        <w:rPr>
+          <w:sz w:val="28"/>
+          <w:szCs w:val="28"/>
+          <w:lang w:val="ru-RU" w:eastAsia="ru-RU"/>
+        </w:rPr>
+        <w:t>.</w:t>
+      </w:r>
+    </w:p>
+    <w:p>
+      <w:pPr>
+        <w:spacing w:before="100" w:beforeAutospacing="1" w:after="100" w:afterAutospacing="1"/>
+        <w:rPr>
+          <w:sz w:val="28"/>
+          <w:szCs w:val="28"/>
+          <w:lang w:val="ru-RU" w:eastAsia="ru-RU"/>
+        </w:rPr>
+      </w:pPr>
+      <w:r>
+        <w:rPr>
+          <w:sz w:val="28"/>
+          <w:szCs w:val="28"/>
+          <w:lang w:val="ru-RU" w:eastAsia="ru-RU"/>
+        </w:rPr>
+        <w:t>4.</w:t>
+      </w:r>
+      <w:r>
+        <w:rPr>
+          <w:sz w:val="28"/>
+          <w:szCs w:val="28"/>
+          <w:lang w:val="ru-RU" w:eastAsia="ru-RU"/>
+        </w:rPr>
+        <w:t xml:space="preserve">Сформувати </w:t>
+      </w:r>
+      <w:proofErr w:type="spellStart"/>
+      <w:r>
+        <w:rPr>
+          <w:sz w:val="28"/>
+          <w:szCs w:val="28"/>
+          <w:lang w:val="ru-RU" w:eastAsia="ru-RU"/>
+        </w:rPr>
+        <w:t>повне</w:t>
+      </w:r>
+      <w:proofErr w:type="spellEnd"/>
+      <w:r>
+        <w:rPr>
+          <w:sz w:val="28"/>
+          <w:szCs w:val="28"/>
+          <w:lang w:val="ru-RU" w:eastAsia="ru-RU"/>
+        </w:rPr>
+        <w:t xml:space="preserve"> </w:t>
+      </w:r>
+      <w:proofErr w:type="spellStart"/>
+      <w:r>
+        <w:rPr>
+          <w:sz w:val="28"/>
+          <w:szCs w:val="28"/>
+          <w:lang w:val="ru-RU" w:eastAsia="ru-RU"/>
+        </w:rPr>
+        <w:t>речення</w:t>
+      </w:r>
+      <w:proofErr w:type="spellEnd"/>
+      <w:r>
+        <w:rPr>
+          <w:sz w:val="28"/>
+          <w:szCs w:val="28"/>
+          <w:lang w:val="ru-RU" w:eastAsia="ru-RU"/>
+        </w:rPr>
+        <w:t xml:space="preserve"> про результат </w:t>
+      </w:r>
+      <w:proofErr w:type="spellStart"/>
+      <w:r>
+        <w:rPr>
+          <w:sz w:val="28"/>
+          <w:szCs w:val="28"/>
+          <w:lang w:val="ru-RU" w:eastAsia="ru-RU"/>
+        </w:rPr>
+        <w:t>перевірки</w:t>
+      </w:r>
+      <w:proofErr w:type="spellEnd"/>
+      <w:r>
+        <w:rPr>
+          <w:sz w:val="28"/>
+          <w:szCs w:val="28"/>
+          <w:lang w:val="ru-RU" w:eastAsia="ru-RU"/>
+        </w:rPr>
+        <w:t>.</w:t>
+      </w:r>
+    </w:p>
+    <w:p>
+      <w:pPr>
+        <w:pStyle w:val="3"/>
+        <w:rPr>
+          <w:sz w:val="28"/>
+          <w:szCs w:val="28"/>
+        </w:rPr>
+      </w:pPr>
+      <w:r>
+        <w:rPr>
+          <w:sz w:val="28"/>
+          <w:szCs w:val="28"/>
+        </w:rPr>
+        <w:lastRenderedPageBreak/>
+        <w:t xml:space="preserve">Постановка </w:t>
+      </w:r>
+      <w:proofErr w:type="spellStart"/>
+      <w:r>
+        <w:rPr>
+          <w:sz w:val="28"/>
+          <w:szCs w:val="28"/>
+        </w:rPr>
+        <w:t>задачі</w:t>
+      </w:r>
+      <w:proofErr w:type="spellEnd"/>
+      <w:r>
+        <w:rPr>
+          <w:sz w:val="28"/>
+          <w:szCs w:val="28"/>
+        </w:rPr>
+        <w:t xml:space="preserve"> 10.2</w:t>
+      </w:r>
+      <w:r>
+        <w:rPr>
+          <w:sz w:val="28"/>
+          <w:szCs w:val="28"/>
+        </w:rPr>
+        <w:t xml:space="preserve"> </w:t>
+      </w:r>
+    </w:p>
+    <w:p>
+      <w:pPr>
+        <w:pStyle w:val="a4"/>
+        <w:rPr>
+          <w:sz w:val="28"/>
+          <w:szCs w:val="28"/>
+        </w:rPr>
+      </w:pPr>
+      <w:r>
+        <w:rPr>
+          <w:bCs/>
+          <w:sz w:val="28"/>
+          <w:szCs w:val="28"/>
+        </w:rPr>
+        <w:t>Мета:</w:t>
+      </w:r>
+      <w:r>
+        <w:rPr>
+          <w:sz w:val="28"/>
+          <w:szCs w:val="28"/>
+        </w:rPr>
+        <w:t xml:space="preserve"> </w:t>
+      </w:r>
+      <w:proofErr w:type="spellStart"/>
+      <w:r>
+        <w:rPr>
+          <w:sz w:val="28"/>
+          <w:szCs w:val="28"/>
+        </w:rPr>
+        <w:t>Додати</w:t>
+      </w:r>
+      <w:proofErr w:type="spellEnd"/>
+      <w:r>
+        <w:rPr>
+          <w:sz w:val="28"/>
+          <w:szCs w:val="28"/>
+        </w:rPr>
+        <w:t xml:space="preserve"> до </w:t>
+      </w:r>
+      <w:proofErr w:type="spellStart"/>
+      <w:r>
+        <w:rPr>
+          <w:sz w:val="28"/>
+          <w:szCs w:val="28"/>
+        </w:rPr>
+        <w:t>вже</w:t>
+      </w:r>
+      <w:proofErr w:type="spellEnd"/>
+      <w:r>
+        <w:rPr>
+          <w:sz w:val="28"/>
+          <w:szCs w:val="28"/>
+        </w:rPr>
+        <w:t xml:space="preserve"> </w:t>
+      </w:r>
+      <w:proofErr w:type="spellStart"/>
+      <w:r>
+        <w:rPr>
+          <w:sz w:val="28"/>
+          <w:szCs w:val="28"/>
+        </w:rPr>
+        <w:t>існуючого</w:t>
+      </w:r>
+      <w:proofErr w:type="spellEnd"/>
+      <w:r>
+        <w:rPr>
+          <w:sz w:val="28"/>
+          <w:szCs w:val="28"/>
+        </w:rPr>
+        <w:t xml:space="preserve"> </w:t>
+      </w:r>
+      <w:proofErr w:type="spellStart"/>
+      <w:r>
+        <w:rPr>
+          <w:sz w:val="28"/>
+          <w:szCs w:val="28"/>
+        </w:rPr>
+        <w:t>вихідного</w:t>
+      </w:r>
+      <w:proofErr w:type="spellEnd"/>
+      <w:r>
+        <w:rPr>
+          <w:sz w:val="28"/>
+          <w:szCs w:val="28"/>
+        </w:rPr>
+        <w:t xml:space="preserve"> файлу </w:t>
+      </w:r>
+      <w:proofErr w:type="spellStart"/>
+      <w:r>
+        <w:rPr>
+          <w:sz w:val="28"/>
+          <w:szCs w:val="28"/>
+        </w:rPr>
+        <w:t>державні</w:t>
+      </w:r>
+      <w:proofErr w:type="spellEnd"/>
+      <w:r>
+        <w:rPr>
+          <w:sz w:val="28"/>
+          <w:szCs w:val="28"/>
+        </w:rPr>
+        <w:t xml:space="preserve"> </w:t>
+      </w:r>
+      <w:proofErr w:type="spellStart"/>
+      <w:r>
+        <w:rPr>
+          <w:sz w:val="28"/>
+          <w:szCs w:val="28"/>
+        </w:rPr>
+        <w:t>дані</w:t>
+      </w:r>
+      <w:proofErr w:type="spellEnd"/>
+      <w:r>
+        <w:rPr>
+          <w:sz w:val="28"/>
+          <w:szCs w:val="28"/>
+        </w:rPr>
+        <w:t xml:space="preserve"> та </w:t>
+      </w:r>
+      <w:proofErr w:type="spellStart"/>
+      <w:r>
+        <w:rPr>
+          <w:sz w:val="28"/>
+          <w:szCs w:val="28"/>
+        </w:rPr>
+        <w:t>часову</w:t>
+      </w:r>
+      <w:proofErr w:type="spellEnd"/>
+      <w:r>
+        <w:rPr>
+          <w:sz w:val="28"/>
+          <w:szCs w:val="28"/>
+        </w:rPr>
+        <w:t xml:space="preserve"> </w:t>
+      </w:r>
+      <w:proofErr w:type="spellStart"/>
+      <w:r>
+        <w:rPr>
+          <w:sz w:val="28"/>
+          <w:szCs w:val="28"/>
+        </w:rPr>
+        <w:t>мітку</w:t>
+      </w:r>
+      <w:proofErr w:type="spellEnd"/>
+      <w:r>
+        <w:rPr>
+          <w:sz w:val="28"/>
+          <w:szCs w:val="28"/>
+        </w:rPr>
+        <w:t>.</w:t>
+      </w:r>
+    </w:p>
+    <w:p>
+      <w:pPr>
+        <w:pStyle w:val="a4"/>
+        <w:rPr>
+          <w:sz w:val="28"/>
+          <w:szCs w:val="28"/>
+        </w:rPr>
+      </w:pPr>
+      <w:proofErr w:type="spellStart"/>
+      <w:r>
+        <w:rPr>
+          <w:bCs/>
+          <w:sz w:val="28"/>
+          <w:szCs w:val="28"/>
+        </w:rPr>
+        <w:t>Вимога</w:t>
+      </w:r>
+      <w:proofErr w:type="spellEnd"/>
+      <w:r>
+        <w:rPr>
+          <w:bCs/>
+          <w:sz w:val="28"/>
+          <w:szCs w:val="28"/>
+        </w:rPr>
+        <w:t xml:space="preserve"> до файлу:</w:t>
+      </w:r>
+      <w:r>
+        <w:rPr>
+          <w:sz w:val="28"/>
+          <w:szCs w:val="28"/>
+        </w:rPr>
+        <w:t xml:space="preserve"> </w:t>
+      </w:r>
+      <w:proofErr w:type="spellStart"/>
+      <w:r>
+        <w:rPr>
+          <w:sz w:val="28"/>
+          <w:szCs w:val="28"/>
+        </w:rPr>
+        <w:t>Використати</w:t>
+      </w:r>
+      <w:proofErr w:type="spellEnd"/>
+      <w:r>
+        <w:rPr>
+          <w:sz w:val="28"/>
+          <w:szCs w:val="28"/>
+        </w:rPr>
+        <w:t xml:space="preserve"> режим </w:t>
+      </w:r>
+      <w:proofErr w:type="spellStart"/>
+      <w:r>
+        <w:rPr>
+          <w:sz w:val="28"/>
+          <w:szCs w:val="28"/>
+        </w:rPr>
+        <w:t>дозапису</w:t>
+      </w:r>
+      <w:proofErr w:type="spellEnd"/>
+      <w:r>
+        <w:rPr>
+          <w:sz w:val="28"/>
+          <w:szCs w:val="28"/>
+        </w:rPr>
+        <w:t xml:space="preserve"> (</w:t>
+      </w:r>
+      <w:proofErr w:type="spellStart"/>
+      <w:proofErr w:type="gramStart"/>
+      <w:r>
+        <w:rPr>
+          <w:rStyle w:val="HTML"/>
+          <w:rFonts w:ascii="Times New Roman" w:hAnsi="Times New Roman" w:cs="Times New Roman"/>
+          <w:sz w:val="28"/>
+          <w:szCs w:val="28"/>
+        </w:rPr>
+        <w:t>ios</w:t>
+      </w:r>
+      <w:proofErr w:type="spellEnd"/>
+      <w:r>
+        <w:rPr>
+          <w:rStyle w:val="HTML"/>
+          <w:rFonts w:ascii="Times New Roman" w:hAnsi="Times New Roman" w:cs="Times New Roman"/>
+          <w:sz w:val="28"/>
+          <w:szCs w:val="28"/>
+        </w:rPr>
+        <w:t>::</w:t>
+      </w:r>
+      <w:proofErr w:type="spellStart"/>
+      <w:proofErr w:type="gramEnd"/>
+      <w:r>
+        <w:rPr>
+          <w:rStyle w:val="HTML"/>
+          <w:rFonts w:ascii="Times New Roman" w:hAnsi="Times New Roman" w:cs="Times New Roman"/>
+          <w:sz w:val="28"/>
+          <w:szCs w:val="28"/>
+        </w:rPr>
+        <w:t>app</w:t>
+      </w:r>
+      <w:proofErr w:type="spellEnd"/>
+      <w:r>
+        <w:rPr>
+          <w:sz w:val="28"/>
+          <w:szCs w:val="28"/>
+        </w:rPr>
+        <w:t xml:space="preserve">), </w:t>
+      </w:r>
+      <w:proofErr w:type="spellStart"/>
+      <w:r>
+        <w:rPr>
+          <w:sz w:val="28"/>
+          <w:szCs w:val="28"/>
+        </w:rPr>
+        <w:t>щоб</w:t>
+      </w:r>
+      <w:proofErr w:type="spellEnd"/>
+      <w:r>
+        <w:rPr>
+          <w:sz w:val="28"/>
+          <w:szCs w:val="28"/>
+        </w:rPr>
+        <w:t xml:space="preserve"> не </w:t>
+      </w:r>
+      <w:proofErr w:type="spellStart"/>
+      <w:r>
+        <w:rPr>
+          <w:sz w:val="28"/>
+          <w:szCs w:val="28"/>
+        </w:rPr>
+        <w:t>видалити</w:t>
+      </w:r>
+      <w:proofErr w:type="spellEnd"/>
+      <w:r>
+        <w:rPr>
+          <w:sz w:val="28"/>
+          <w:szCs w:val="28"/>
+        </w:rPr>
+        <w:t xml:space="preserve"> </w:t>
+      </w:r>
+      <w:proofErr w:type="spellStart"/>
+      <w:r>
+        <w:rPr>
+          <w:sz w:val="28"/>
+          <w:szCs w:val="28"/>
+        </w:rPr>
+        <w:t>дані</w:t>
+      </w:r>
+      <w:proofErr w:type="spellEnd"/>
+      <w:r>
+        <w:rPr>
+          <w:sz w:val="28"/>
+          <w:szCs w:val="28"/>
+        </w:rPr>
+        <w:t xml:space="preserve"> з </w:t>
+      </w:r>
+      <w:proofErr w:type="spellStart"/>
+      <w:r>
+        <w:rPr>
+          <w:sz w:val="28"/>
+          <w:szCs w:val="28"/>
+        </w:rPr>
+        <w:t>Задачі</w:t>
+      </w:r>
+      <w:proofErr w:type="spellEnd"/>
+      <w:r>
+        <w:rPr>
+          <w:sz w:val="28"/>
+          <w:szCs w:val="28"/>
+        </w:rPr>
+        <w:t xml:space="preserve"> 10.1.</w:t>
+      </w:r>
+    </w:p>
+    <w:p>
+      <w:pPr>
+        <w:pStyle w:val="a4"/>
+        <w:rPr>
+          <w:sz w:val="28"/>
+          <w:szCs w:val="28"/>
+        </w:rPr>
+      </w:pPr>
+      <w:r>
+        <w:rPr>
+          <w:bCs/>
+          <w:sz w:val="28"/>
+          <w:szCs w:val="28"/>
+        </w:rPr>
+        <w:t xml:space="preserve">Алгоритм </w:t>
+      </w:r>
+      <w:proofErr w:type="spellStart"/>
+      <w:r>
+        <w:rPr>
+          <w:bCs/>
+          <w:sz w:val="28"/>
+          <w:szCs w:val="28"/>
+        </w:rPr>
+        <w:t>дій</w:t>
+      </w:r>
+      <w:proofErr w:type="spellEnd"/>
+      <w:r>
+        <w:rPr>
+          <w:bCs/>
+          <w:sz w:val="28"/>
+          <w:szCs w:val="28"/>
+        </w:rPr>
+        <w:t>:</w:t>
+      </w:r>
+    </w:p>
+    <w:p>
+      <w:pPr>
+        <w:pStyle w:val="a4"/>
+        <w:rPr>
+          <w:sz w:val="28"/>
+          <w:szCs w:val="28"/>
+        </w:rPr>
+      </w:pPr>
+      <w:r>
+        <w:rPr>
+          <w:sz w:val="28"/>
+          <w:szCs w:val="28"/>
+          <w:lang w:val="uk-UA"/>
+        </w:rPr>
+        <w:t>1.</w:t>
+      </w:r>
+      <w:proofErr w:type="spellStart"/>
+      <w:r>
+        <w:rPr>
+          <w:sz w:val="28"/>
+          <w:szCs w:val="28"/>
+        </w:rPr>
+        <w:t>Відкрити</w:t>
+      </w:r>
+      <w:proofErr w:type="spellEnd"/>
+      <w:r>
+        <w:rPr>
+          <w:sz w:val="28"/>
+          <w:szCs w:val="28"/>
+        </w:rPr>
+        <w:t xml:space="preserve"> </w:t>
+      </w:r>
+      <w:proofErr w:type="spellStart"/>
+      <w:r>
+        <w:rPr>
+          <w:sz w:val="28"/>
+          <w:szCs w:val="28"/>
+        </w:rPr>
+        <w:t>вихідний</w:t>
+      </w:r>
+      <w:proofErr w:type="spellEnd"/>
+      <w:r>
+        <w:rPr>
+          <w:sz w:val="28"/>
+          <w:szCs w:val="28"/>
+        </w:rPr>
+        <w:t xml:space="preserve"> файл у </w:t>
+      </w:r>
+      <w:proofErr w:type="spellStart"/>
+      <w:r>
+        <w:rPr>
+          <w:sz w:val="28"/>
+          <w:szCs w:val="28"/>
+        </w:rPr>
+        <w:t>режимі</w:t>
+      </w:r>
+      <w:proofErr w:type="spellEnd"/>
+      <w:r>
+        <w:rPr>
+          <w:sz w:val="28"/>
+          <w:szCs w:val="28"/>
+        </w:rPr>
+        <w:t xml:space="preserve"> </w:t>
+      </w:r>
+      <w:proofErr w:type="spellStart"/>
+      <w:r>
+        <w:rPr>
+          <w:sz w:val="28"/>
+          <w:szCs w:val="28"/>
+        </w:rPr>
+        <w:t>додавання</w:t>
+      </w:r>
+      <w:proofErr w:type="spellEnd"/>
+      <w:r>
+        <w:rPr>
+          <w:sz w:val="28"/>
+          <w:szCs w:val="28"/>
+        </w:rPr>
+        <w:t>.</w:t>
+      </w:r>
+    </w:p>
+    <w:p>
+      <w:pPr>
+        <w:pStyle w:val="a4"/>
+        <w:rPr>
+          <w:sz w:val="28"/>
+          <w:szCs w:val="28"/>
+        </w:rPr>
+      </w:pPr>
+      <w:r>
+        <w:rPr>
+          <w:sz w:val="28"/>
+          <w:szCs w:val="28"/>
+          <w:lang w:val="uk-UA"/>
+        </w:rPr>
+        <w:t>2.</w:t>
+      </w:r>
+      <w:proofErr w:type="spellStart"/>
+      <w:r>
+        <w:rPr>
+          <w:sz w:val="28"/>
+          <w:szCs w:val="28"/>
+        </w:rPr>
+        <w:t>Записати</w:t>
+      </w:r>
+      <w:proofErr w:type="spellEnd"/>
+      <w:r>
+        <w:rPr>
+          <w:sz w:val="28"/>
+          <w:szCs w:val="28"/>
+        </w:rPr>
+        <w:t xml:space="preserve"> </w:t>
+      </w:r>
+      <w:proofErr w:type="spellStart"/>
+      <w:r>
+        <w:rPr>
+          <w:sz w:val="28"/>
+          <w:szCs w:val="28"/>
+        </w:rPr>
+        <w:t>перелік</w:t>
+      </w:r>
+      <w:proofErr w:type="spellEnd"/>
+      <w:r>
+        <w:rPr>
+          <w:sz w:val="28"/>
+          <w:szCs w:val="28"/>
+        </w:rPr>
+        <w:t xml:space="preserve"> </w:t>
+      </w:r>
+      <w:proofErr w:type="spellStart"/>
+      <w:r>
+        <w:rPr>
+          <w:sz w:val="28"/>
+          <w:szCs w:val="28"/>
+        </w:rPr>
+        <w:t>символів</w:t>
+      </w:r>
+      <w:proofErr w:type="spellEnd"/>
+      <w:r>
+        <w:rPr>
+          <w:sz w:val="28"/>
+          <w:szCs w:val="28"/>
+        </w:rPr>
+        <w:t xml:space="preserve">: Герб, Прапор, </w:t>
+      </w:r>
+      <w:proofErr w:type="spellStart"/>
+      <w:r>
+        <w:rPr>
+          <w:sz w:val="28"/>
+          <w:szCs w:val="28"/>
+        </w:rPr>
+        <w:t>Гімн</w:t>
+      </w:r>
+      <w:proofErr w:type="spellEnd"/>
+      <w:r>
+        <w:rPr>
+          <w:sz w:val="28"/>
+          <w:szCs w:val="28"/>
+        </w:rPr>
+        <w:t>.</w:t>
+      </w:r>
+    </w:p>
+    <w:p>
+      <w:pPr>
+        <w:pStyle w:val="a4"/>
+        <w:rPr>
+          <w:sz w:val="28"/>
+          <w:szCs w:val="28"/>
+        </w:rPr>
+      </w:pPr>
+      <w:r>
+        <w:rPr>
+          <w:sz w:val="28"/>
+          <w:szCs w:val="28"/>
+          <w:lang w:val="uk-UA"/>
+        </w:rPr>
+        <w:t>3.</w:t>
+      </w:r>
+      <w:proofErr w:type="spellStart"/>
+      <w:r>
+        <w:rPr>
+          <w:sz w:val="28"/>
+          <w:szCs w:val="28"/>
+        </w:rPr>
+        <w:t>Отримати</w:t>
+      </w:r>
+      <w:proofErr w:type="spellEnd"/>
+      <w:r>
+        <w:rPr>
+          <w:sz w:val="28"/>
+          <w:szCs w:val="28"/>
+        </w:rPr>
+        <w:t xml:space="preserve"> </w:t>
+      </w:r>
+      <w:proofErr w:type="spellStart"/>
+      <w:r>
+        <w:rPr>
+          <w:sz w:val="28"/>
+          <w:szCs w:val="28"/>
+        </w:rPr>
+        <w:t>системний</w:t>
+      </w:r>
+      <w:proofErr w:type="spellEnd"/>
+      <w:r>
+        <w:rPr>
+          <w:sz w:val="28"/>
+          <w:szCs w:val="28"/>
+        </w:rPr>
+        <w:t xml:space="preserve"> час через </w:t>
+      </w:r>
+      <w:r>
+        <w:rPr>
+          <w:rStyle w:val="HTML"/>
+          <w:rFonts w:ascii="Times New Roman" w:hAnsi="Times New Roman" w:cs="Times New Roman"/>
+          <w:sz w:val="28"/>
+          <w:szCs w:val="28"/>
+        </w:rPr>
+        <w:t>&lt;</w:t>
+      </w:r>
+      <w:proofErr w:type="spellStart"/>
+      <w:r>
+        <w:rPr>
+          <w:rStyle w:val="HTML"/>
+          <w:rFonts w:ascii="Times New Roman" w:hAnsi="Times New Roman" w:cs="Times New Roman"/>
+          <w:sz w:val="28"/>
+          <w:szCs w:val="28"/>
+        </w:rPr>
+        <w:t>ctime</w:t>
+      </w:r>
+      <w:proofErr w:type="spellEnd"/>
+      <w:r>
+        <w:rPr>
+          <w:rStyle w:val="HTML"/>
+          <w:rFonts w:ascii="Times New Roman" w:hAnsi="Times New Roman" w:cs="Times New Roman"/>
+          <w:sz w:val="28"/>
+          <w:szCs w:val="28"/>
+        </w:rPr>
+        <w:t>&gt;</w:t>
+      </w:r>
+      <w:r>
+        <w:rPr>
+          <w:sz w:val="28"/>
+          <w:szCs w:val="28"/>
+        </w:rPr>
+        <w:t xml:space="preserve"> та </w:t>
+      </w:r>
+      <w:proofErr w:type="spellStart"/>
+      <w:r>
+        <w:rPr>
+          <w:sz w:val="28"/>
+          <w:szCs w:val="28"/>
+        </w:rPr>
+        <w:t>зафіксувати</w:t>
+      </w:r>
+      <w:proofErr w:type="spellEnd"/>
+      <w:r>
+        <w:rPr>
+          <w:sz w:val="28"/>
+          <w:szCs w:val="28"/>
+        </w:rPr>
+        <w:t xml:space="preserve"> момент </w:t>
+      </w:r>
+      <w:proofErr w:type="spellStart"/>
+      <w:r>
+        <w:rPr>
+          <w:sz w:val="28"/>
+          <w:szCs w:val="28"/>
+        </w:rPr>
+        <w:t>виконання</w:t>
+      </w:r>
+      <w:proofErr w:type="spellEnd"/>
+      <w:r>
+        <w:rPr>
+          <w:sz w:val="28"/>
+          <w:szCs w:val="28"/>
+        </w:rPr>
+        <w:t xml:space="preserve"> </w:t>
+      </w:r>
+      <w:proofErr w:type="spellStart"/>
+      <w:r>
+        <w:rPr>
+          <w:sz w:val="28"/>
+          <w:szCs w:val="28"/>
+        </w:rPr>
+        <w:t>операції</w:t>
+      </w:r>
+      <w:proofErr w:type="spellEnd"/>
+      <w:r>
+        <w:rPr>
+          <w:sz w:val="28"/>
+          <w:szCs w:val="28"/>
+        </w:rPr>
+        <w:t>.</w:t>
+      </w:r>
+    </w:p>
+    <w:p>
+      <w:pPr>
+        <w:pStyle w:val="3"/>
+        <w:rPr>
+          <w:sz w:val="28"/>
+          <w:szCs w:val="24"/>
+        </w:rPr>
+      </w:pPr>
+      <w:r>
+        <w:rPr>
+          <w:sz w:val="28"/>
+          <w:szCs w:val="24"/>
+        </w:rPr>
+        <w:t xml:space="preserve">Постановка </w:t>
+      </w:r>
+      <w:proofErr w:type="spellStart"/>
+      <w:r>
+        <w:rPr>
+          <w:sz w:val="28"/>
+          <w:szCs w:val="24"/>
+        </w:rPr>
+        <w:t>задачі</w:t>
+      </w:r>
+      <w:proofErr w:type="spellEnd"/>
+      <w:r>
+        <w:rPr>
+          <w:sz w:val="28"/>
+          <w:szCs w:val="24"/>
+        </w:rPr>
+        <w:t xml:space="preserve"> 10.3</w:t>
+      </w:r>
+    </w:p>
+    <w:p>
+      <w:pPr>
+        <w:pStyle w:val="a4"/>
+        <w:rPr>
+          <w:sz w:val="28"/>
+        </w:rPr>
+      </w:pPr>
+      <w:r>
+        <w:rPr>
+          <w:bCs/>
+          <w:sz w:val="28"/>
+        </w:rPr>
+        <w:t>Мета:</w:t>
+      </w:r>
+      <w:r>
+        <w:rPr>
+          <w:sz w:val="28"/>
+        </w:rPr>
+        <w:t xml:space="preserve"> </w:t>
+      </w:r>
+      <w:proofErr w:type="spellStart"/>
+      <w:r>
+        <w:rPr>
+          <w:sz w:val="28"/>
+        </w:rPr>
+        <w:t>Інтеграція</w:t>
+      </w:r>
+      <w:proofErr w:type="spellEnd"/>
+      <w:r>
+        <w:rPr>
+          <w:sz w:val="28"/>
+        </w:rPr>
+        <w:t xml:space="preserve"> </w:t>
+      </w:r>
+      <w:proofErr w:type="spellStart"/>
+      <w:r>
+        <w:rPr>
+          <w:sz w:val="28"/>
+        </w:rPr>
+        <w:t>розрахункового</w:t>
+      </w:r>
+      <w:proofErr w:type="spellEnd"/>
+      <w:r>
+        <w:rPr>
+          <w:sz w:val="28"/>
+        </w:rPr>
+        <w:t xml:space="preserve"> модуля та робота з системами </w:t>
+      </w:r>
+      <w:proofErr w:type="spellStart"/>
+      <w:r>
+        <w:rPr>
+          <w:sz w:val="28"/>
+        </w:rPr>
+        <w:t>числення</w:t>
+      </w:r>
+      <w:proofErr w:type="spellEnd"/>
+      <w:r>
+        <w:rPr>
+          <w:sz w:val="28"/>
+        </w:rPr>
+        <w:t>.</w:t>
+      </w:r>
+    </w:p>
+    <w:p>
+      <w:pPr>
+        <w:pStyle w:val="a4"/>
+        <w:rPr>
+          <w:sz w:val="28"/>
+        </w:rPr>
+      </w:pPr>
+      <w:proofErr w:type="spellStart"/>
+      <w:r>
+        <w:rPr>
+          <w:bCs/>
+          <w:sz w:val="28"/>
+        </w:rPr>
+        <w:t>Математична</w:t>
+      </w:r>
+      <w:proofErr w:type="spellEnd"/>
+      <w:r>
+        <w:rPr>
+          <w:bCs/>
+          <w:sz w:val="28"/>
+        </w:rPr>
+        <w:t xml:space="preserve"> </w:t>
+      </w:r>
+      <w:proofErr w:type="spellStart"/>
+      <w:r>
+        <w:rPr>
+          <w:bCs/>
+          <w:sz w:val="28"/>
+        </w:rPr>
+        <w:t>частина</w:t>
+      </w:r>
+      <w:proofErr w:type="spellEnd"/>
+      <w:r>
+        <w:rPr>
+          <w:bCs/>
+          <w:sz w:val="28"/>
+        </w:rPr>
+        <w:t>:</w:t>
+      </w:r>
+      <w:r>
+        <w:rPr>
+          <w:sz w:val="28"/>
+        </w:rPr>
+        <w:t xml:space="preserve"> </w:t>
+      </w:r>
+      <w:proofErr w:type="spellStart"/>
+      <w:r>
+        <w:rPr>
+          <w:sz w:val="28"/>
+        </w:rPr>
+        <w:t>Виклик</w:t>
+      </w:r>
+      <w:proofErr w:type="spellEnd"/>
+      <w:r>
+        <w:rPr>
+          <w:sz w:val="28"/>
+        </w:rPr>
+        <w:t xml:space="preserve"> </w:t>
+      </w:r>
+      <w:proofErr w:type="spellStart"/>
+      <w:r>
+        <w:rPr>
+          <w:sz w:val="28"/>
+        </w:rPr>
+        <w:t>зовнішньої</w:t>
+      </w:r>
+      <w:proofErr w:type="spellEnd"/>
+      <w:r>
+        <w:rPr>
+          <w:sz w:val="28"/>
+        </w:rPr>
+        <w:t xml:space="preserve"> </w:t>
+      </w:r>
+      <w:proofErr w:type="spellStart"/>
+      <w:r>
+        <w:rPr>
+          <w:sz w:val="28"/>
+        </w:rPr>
+        <w:t>функції</w:t>
+      </w:r>
+      <w:proofErr w:type="spellEnd"/>
+      <w:r>
+        <w:rPr>
+          <w:sz w:val="28"/>
+        </w:rPr>
+        <w:t xml:space="preserve"> </w:t>
+      </w:r>
+      <w:proofErr w:type="spellStart"/>
+      <w:r>
+        <w:rPr>
+          <w:rStyle w:val="HTML"/>
+          <w:rFonts w:ascii="Times New Roman" w:hAnsi="Times New Roman" w:cs="Times New Roman"/>
+          <w:sz w:val="28"/>
+          <w:szCs w:val="24"/>
+        </w:rPr>
+        <w:t>s_</w:t>
+      </w:r>
+      <w:proofErr w:type="gramStart"/>
+      <w:r>
+        <w:rPr>
+          <w:rStyle w:val="HTML"/>
+          <w:rFonts w:ascii="Times New Roman" w:hAnsi="Times New Roman" w:cs="Times New Roman"/>
+          <w:sz w:val="28"/>
+          <w:szCs w:val="24"/>
+        </w:rPr>
+        <w:t>calculation</w:t>
+      </w:r>
+      <w:proofErr w:type="spellEnd"/>
+      <w:r>
+        <w:rPr>
+          <w:rStyle w:val="HTML"/>
+          <w:rFonts w:ascii="Times New Roman" w:hAnsi="Times New Roman" w:cs="Times New Roman"/>
+          <w:sz w:val="28"/>
+          <w:szCs w:val="24"/>
+        </w:rPr>
+        <w:t>(</w:t>
+      </w:r>
+      <w:proofErr w:type="gramEnd"/>
+      <w:r>
+        <w:rPr>
+          <w:rStyle w:val="HTML"/>
+          <w:rFonts w:ascii="Times New Roman" w:hAnsi="Times New Roman" w:cs="Times New Roman"/>
+          <w:sz w:val="28"/>
+          <w:szCs w:val="24"/>
+        </w:rPr>
+        <w:t>x, y, z)</w:t>
+      </w:r>
+      <w:r>
+        <w:rPr>
+          <w:sz w:val="28"/>
+        </w:rPr>
+        <w:t xml:space="preserve"> з </w:t>
+      </w:r>
+      <w:proofErr w:type="spellStart"/>
+      <w:r>
+        <w:rPr>
+          <w:sz w:val="28"/>
+        </w:rPr>
+        <w:t>окремого</w:t>
+      </w:r>
+      <w:proofErr w:type="spellEnd"/>
+      <w:r>
+        <w:rPr>
+          <w:sz w:val="28"/>
+        </w:rPr>
+        <w:t xml:space="preserve"> </w:t>
+      </w:r>
+      <w:proofErr w:type="spellStart"/>
+      <w:r>
+        <w:rPr>
+          <w:sz w:val="28"/>
+        </w:rPr>
+        <w:t>заголовкового</w:t>
+      </w:r>
+      <w:proofErr w:type="spellEnd"/>
+      <w:r>
+        <w:rPr>
+          <w:sz w:val="28"/>
+        </w:rPr>
+        <w:t xml:space="preserve"> файлу.</w:t>
+      </w:r>
+    </w:p>
+    <w:p>
+      <w:pPr>
+        <w:pStyle w:val="a4"/>
+        <w:rPr>
+          <w:sz w:val="28"/>
+        </w:rPr>
+      </w:pPr>
+      <w:proofErr w:type="spellStart"/>
+      <w:r>
+        <w:rPr>
+          <w:bCs/>
+          <w:sz w:val="28"/>
+        </w:rPr>
+        <w:t>Логічна</w:t>
+      </w:r>
+      <w:proofErr w:type="spellEnd"/>
+      <w:r>
+        <w:rPr>
+          <w:bCs/>
+          <w:sz w:val="28"/>
+        </w:rPr>
+        <w:t xml:space="preserve"> </w:t>
+      </w:r>
+      <w:proofErr w:type="spellStart"/>
+      <w:r>
+        <w:rPr>
+          <w:bCs/>
+          <w:sz w:val="28"/>
+        </w:rPr>
+        <w:t>частина</w:t>
+      </w:r>
+      <w:proofErr w:type="spellEnd"/>
+      <w:r>
+        <w:rPr>
+          <w:bCs/>
+          <w:sz w:val="28"/>
+        </w:rPr>
+        <w:t>:</w:t>
+      </w:r>
+      <w:r>
+        <w:rPr>
+          <w:sz w:val="28"/>
+        </w:rPr>
+        <w:t xml:space="preserve"> </w:t>
+      </w:r>
+      <w:proofErr w:type="spellStart"/>
+      <w:r>
+        <w:rPr>
+          <w:sz w:val="28"/>
+        </w:rPr>
+        <w:t>Реалізація</w:t>
+      </w:r>
+      <w:proofErr w:type="spellEnd"/>
+      <w:r>
+        <w:rPr>
+          <w:sz w:val="28"/>
+        </w:rPr>
+        <w:t xml:space="preserve"> алгоритму </w:t>
+      </w:r>
+      <w:proofErr w:type="spellStart"/>
+      <w:r>
+        <w:rPr>
+          <w:sz w:val="28"/>
+        </w:rPr>
+        <w:t>переведення</w:t>
+      </w:r>
+      <w:proofErr w:type="spellEnd"/>
+      <w:r>
+        <w:rPr>
+          <w:sz w:val="28"/>
+        </w:rPr>
+        <w:t xml:space="preserve"> натурального числа </w:t>
+      </w:r>
+      <w:r>
+        <w:rPr>
+          <w:rStyle w:val="math-inline"/>
+          <w:sz w:val="28"/>
+        </w:rPr>
+        <w:t>$b$</w:t>
+      </w:r>
+      <w:r>
+        <w:rPr>
+          <w:sz w:val="28"/>
+        </w:rPr>
+        <w:t xml:space="preserve"> з </w:t>
+      </w:r>
+      <w:proofErr w:type="spellStart"/>
+      <w:r>
+        <w:rPr>
+          <w:sz w:val="28"/>
+        </w:rPr>
+        <w:t>десяткової</w:t>
+      </w:r>
+      <w:proofErr w:type="spellEnd"/>
+      <w:r>
+        <w:rPr>
+          <w:sz w:val="28"/>
+        </w:rPr>
+        <w:t xml:space="preserve"> </w:t>
+      </w:r>
+      <w:proofErr w:type="spellStart"/>
+      <w:r>
+        <w:rPr>
+          <w:sz w:val="28"/>
+        </w:rPr>
+        <w:t>системи</w:t>
+      </w:r>
+      <w:proofErr w:type="spellEnd"/>
+      <w:r>
+        <w:rPr>
+          <w:sz w:val="28"/>
+        </w:rPr>
+        <w:t xml:space="preserve"> у </w:t>
+      </w:r>
+      <w:proofErr w:type="spellStart"/>
+      <w:r>
+        <w:rPr>
+          <w:sz w:val="28"/>
+        </w:rPr>
+        <w:t>двійкову</w:t>
+      </w:r>
+      <w:proofErr w:type="spellEnd"/>
+      <w:r>
+        <w:rPr>
+          <w:sz w:val="28"/>
+        </w:rPr>
+        <w:t>.</w:t>
+      </w:r>
+    </w:p>
+    <w:p>
+      <w:pPr>
+        <w:pStyle w:val="a4"/>
+        <w:rPr>
+          <w:sz w:val="28"/>
+        </w:rPr>
+      </w:pPr>
+      <w:r>
+        <w:rPr>
+          <w:bCs/>
+          <w:sz w:val="28"/>
+        </w:rPr>
+        <w:t xml:space="preserve">Алгоритм </w:t>
+      </w:r>
+      <w:proofErr w:type="spellStart"/>
+      <w:r>
+        <w:rPr>
+          <w:bCs/>
+          <w:sz w:val="28"/>
+        </w:rPr>
+        <w:t>дій</w:t>
+      </w:r>
+      <w:proofErr w:type="spellEnd"/>
+      <w:r>
+        <w:rPr>
+          <w:bCs/>
+          <w:sz w:val="28"/>
+        </w:rPr>
+        <w:t>:</w:t>
+      </w:r>
+    </w:p>
+    <w:p>
+      <w:pPr>
+        <w:pStyle w:val="a4"/>
+        <w:rPr>
+          <w:sz w:val="28"/>
+        </w:rPr>
+      </w:pPr>
+      <w:r>
+        <w:rPr>
+          <w:sz w:val="28"/>
+          <w:lang w:val="uk-UA"/>
+        </w:rPr>
+        <w:t>1.</w:t>
+      </w:r>
+      <w:proofErr w:type="spellStart"/>
+      <w:r>
+        <w:rPr>
+          <w:sz w:val="28"/>
+        </w:rPr>
+        <w:t>Зчитати</w:t>
+      </w:r>
+      <w:proofErr w:type="spellEnd"/>
+      <w:r>
+        <w:rPr>
+          <w:sz w:val="28"/>
+        </w:rPr>
+        <w:t xml:space="preserve"> (</w:t>
+      </w:r>
+      <w:proofErr w:type="spellStart"/>
+      <w:r>
+        <w:rPr>
+          <w:sz w:val="28"/>
+        </w:rPr>
+        <w:t>або</w:t>
+      </w:r>
+      <w:proofErr w:type="spellEnd"/>
+      <w:r>
+        <w:rPr>
+          <w:sz w:val="28"/>
+        </w:rPr>
+        <w:t xml:space="preserve"> </w:t>
+      </w:r>
+      <w:proofErr w:type="spellStart"/>
+      <w:r>
+        <w:rPr>
+          <w:sz w:val="28"/>
+        </w:rPr>
+        <w:t>отримати</w:t>
+      </w:r>
+      <w:proofErr w:type="spellEnd"/>
+      <w:r>
+        <w:rPr>
+          <w:sz w:val="28"/>
+        </w:rPr>
+        <w:t xml:space="preserve"> як </w:t>
+      </w:r>
+      <w:proofErr w:type="spellStart"/>
+      <w:r>
+        <w:rPr>
+          <w:sz w:val="28"/>
+        </w:rPr>
+        <w:t>аргументи</w:t>
+      </w:r>
+      <w:proofErr w:type="spellEnd"/>
+      <w:r>
+        <w:rPr>
+          <w:sz w:val="28"/>
+        </w:rPr>
+        <w:t xml:space="preserve">) числа </w:t>
+      </w:r>
+      <w:r>
+        <w:rPr>
+          <w:rStyle w:val="math-inline"/>
+          <w:sz w:val="28"/>
+        </w:rPr>
+        <w:t>$x, y, z, b$</w:t>
+      </w:r>
+      <w:r>
+        <w:rPr>
+          <w:sz w:val="28"/>
+        </w:rPr>
+        <w:t>.</w:t>
+      </w:r>
+    </w:p>
+    <w:p>
+      <w:pPr>
+        <w:pStyle w:val="a4"/>
+        <w:rPr>
+          <w:sz w:val="28"/>
+        </w:rPr>
+      </w:pPr>
+      <w:r>
+        <w:rPr>
+          <w:sz w:val="28"/>
+          <w:lang w:val="uk-UA"/>
+        </w:rPr>
+        <w:t>2.</w:t>
+      </w:r>
+      <w:proofErr w:type="spellStart"/>
+      <w:r>
+        <w:rPr>
+          <w:sz w:val="28"/>
+        </w:rPr>
+        <w:t>Обчислити</w:t>
+      </w:r>
+      <w:proofErr w:type="spellEnd"/>
+      <w:r>
+        <w:rPr>
+          <w:sz w:val="28"/>
+        </w:rPr>
+        <w:t xml:space="preserve"> </w:t>
+      </w:r>
+      <w:proofErr w:type="spellStart"/>
+      <w:r>
+        <w:rPr>
+          <w:sz w:val="28"/>
+        </w:rPr>
+        <w:t>значення</w:t>
+      </w:r>
+      <w:proofErr w:type="spellEnd"/>
+      <w:r>
+        <w:rPr>
+          <w:sz w:val="28"/>
+        </w:rPr>
+        <w:t xml:space="preserve"> </w:t>
+      </w:r>
+      <w:proofErr w:type="spellStart"/>
+      <w:r>
+        <w:rPr>
+          <w:sz w:val="28"/>
+        </w:rPr>
+        <w:t>функції</w:t>
+      </w:r>
+      <w:proofErr w:type="spellEnd"/>
+      <w:r>
+        <w:rPr>
+          <w:sz w:val="28"/>
+        </w:rPr>
+        <w:t>.</w:t>
+      </w:r>
+    </w:p>
+    <w:p>
+      <w:pPr>
+        <w:pStyle w:val="a4"/>
+        <w:rPr>
+          <w:sz w:val="28"/>
+        </w:rPr>
+      </w:pPr>
+      <w:r>
+        <w:rPr>
+          <w:sz w:val="28"/>
+          <w:lang w:val="uk-UA"/>
+        </w:rPr>
+        <w:t>3.</w:t>
+      </w:r>
+      <w:proofErr w:type="spellStart"/>
+      <w:r>
+        <w:rPr>
+          <w:sz w:val="28"/>
+        </w:rPr>
+        <w:t>Конвертувати</w:t>
+      </w:r>
+      <w:proofErr w:type="spellEnd"/>
+      <w:r>
+        <w:rPr>
+          <w:sz w:val="28"/>
+        </w:rPr>
+        <w:t xml:space="preserve"> </w:t>
+      </w:r>
+      <w:r>
+        <w:rPr>
+          <w:rStyle w:val="math-inline"/>
+          <w:sz w:val="28"/>
+        </w:rPr>
+        <w:t>$b$</w:t>
+      </w:r>
+      <w:r>
+        <w:rPr>
+          <w:sz w:val="28"/>
+        </w:rPr>
+        <w:t xml:space="preserve"> у рядок </w:t>
+      </w:r>
+      <w:proofErr w:type="spellStart"/>
+      <w:r>
+        <w:rPr>
+          <w:sz w:val="28"/>
+        </w:rPr>
+        <w:t>нулів</w:t>
+      </w:r>
+      <w:proofErr w:type="spellEnd"/>
+      <w:r>
+        <w:rPr>
+          <w:sz w:val="28"/>
+        </w:rPr>
+        <w:t xml:space="preserve"> та </w:t>
+      </w:r>
+      <w:proofErr w:type="spellStart"/>
+      <w:r>
+        <w:rPr>
+          <w:sz w:val="28"/>
+        </w:rPr>
+        <w:t>одиниць</w:t>
+      </w:r>
+      <w:proofErr w:type="spellEnd"/>
+      <w:r>
+        <w:rPr>
+          <w:sz w:val="28"/>
+        </w:rPr>
+        <w:t>.</w:t>
+      </w:r>
+    </w:p>
+    <w:p>
+      <w:pPr>
+        <w:pStyle w:val="a4"/>
+        <w:rPr>
+          <w:sz w:val="28"/>
+        </w:rPr>
+      </w:pPr>
+      <w:r>
+        <w:rPr>
+          <w:sz w:val="28"/>
+          <w:lang w:val="uk-UA"/>
+        </w:rPr>
+        <w:t>4.</w:t>
+      </w:r>
+      <w:proofErr w:type="spellStart"/>
+      <w:r>
+        <w:rPr>
+          <w:sz w:val="28"/>
+        </w:rPr>
+        <w:t>Записати</w:t>
+      </w:r>
+      <w:proofErr w:type="spellEnd"/>
+      <w:r>
+        <w:rPr>
+          <w:sz w:val="28"/>
+        </w:rPr>
+        <w:t xml:space="preserve"> </w:t>
+      </w:r>
+      <w:proofErr w:type="spellStart"/>
+      <w:r>
+        <w:rPr>
+          <w:sz w:val="28"/>
+        </w:rPr>
+        <w:t>результати</w:t>
+      </w:r>
+      <w:proofErr w:type="spellEnd"/>
+      <w:r>
+        <w:rPr>
+          <w:sz w:val="28"/>
+        </w:rPr>
+        <w:t xml:space="preserve"> у </w:t>
+      </w:r>
+      <w:proofErr w:type="spellStart"/>
+      <w:r>
+        <w:rPr>
+          <w:sz w:val="28"/>
+        </w:rPr>
+        <w:t>кінець</w:t>
+      </w:r>
+      <w:proofErr w:type="spellEnd"/>
+      <w:r>
+        <w:rPr>
+          <w:sz w:val="28"/>
+        </w:rPr>
+        <w:t xml:space="preserve"> </w:t>
+      </w:r>
+      <w:proofErr w:type="spellStart"/>
+      <w:r>
+        <w:rPr>
+          <w:sz w:val="28"/>
+        </w:rPr>
+        <w:t>вихідного</w:t>
+      </w:r>
+      <w:proofErr w:type="spellEnd"/>
+      <w:r>
+        <w:rPr>
+          <w:sz w:val="28"/>
+        </w:rPr>
+        <w:t xml:space="preserve"> файлу.</w:t>
+      </w:r>
+    </w:p>
+    <w:p>
+      <w:pPr>
+        <w:pStyle w:val="a4"/>
+        <w:rPr>
+          <w:sz w:val="28"/>
+          <w:szCs w:val="28"/>
+        </w:rPr>
+      </w:pPr>
+    </w:p>
+    <w:p>
+      <w:pPr>
+        <w:jc w:val="center"/>
+        <w:rPr>
+          <w:sz w:val="28"/>
+          <w:lang w:val="ru-RU"/>
+        </w:rPr>
+      </w:pPr>
     </w:p>
     <w:sectPr>
       <w:pgSz w:w="11906" w:h="16838"/>
@@ -631,6 +3607,775 @@
     </w:sectPr>
   </w:body>
 </w:document>
+</file>
+
+<file path=word/numbering.xml><?xml version="1.0" encoding="utf-8"?>
+<w:numbering xmlns:wpc="http://schemas.microsoft.com/office/word/2010/wordprocessingCanvas" xmlns:cx="http://schemas.microsoft.com/office/drawing/2014/chartex" xmlns:mc="http://schemas.openxmlformats.org/markup-compatibility/2006" xmlns:o="urn:schemas-microsoft-com:office:office" xmlns:r="http://schemas.openxmlformats.org/officeDocument/2006/relationships" xmlns:m="http://schemas.openxmlformats.org/officeDocument/2006/math" xmlns:v="urn:schemas-microsoft-com:vml" xmlns:wp14="http://schemas.microsoft.com/office/word/2010/wordprocessingDrawing" xmlns:wp="http://schemas.openxmlformats.org/drawingml/2006/wordprocessingDrawing" xmlns:w10="urn:schemas-microsoft-com:office:word" xmlns:w="http://schemas.openxmlformats.org/wordprocessingml/2006/main" xmlns:w14="http://schemas.microsoft.com/office/word/2010/wordml" xmlns:w15="http://schemas.microsoft.com/office/word/2012/wordml" xmlns:w16se="http://schemas.microsoft.com/office/word/2015/wordml/symex" xmlns:wpg="http://schemas.microsoft.com/office/word/2010/wordprocessingGroup" xmlns:wpi="http://schemas.microsoft.com/office/word/2010/wordprocessingInk" xmlns:wne="http://schemas.microsoft.com/office/word/2006/wordml" xmlns:wps="http://schemas.microsoft.com/office/word/2010/wordprocessingShape" mc:Ignorable="w14 w15 w16se wp14">
+  <w:abstractNum w:abstractNumId="0" w15:restartNumberingAfterBreak="0">
+    <w:nsid w:val="2EBE71CA"/>
+    <w:multiLevelType w:val="multilevel"/>
+    <w:tmpl w:val="652003EA"/>
+    <w:lvl w:ilvl="0">
+      <w:start w:val="1"/>
+      <w:numFmt w:val="bullet"/>
+      <w:lvlText w:val=""/>
+      <w:lvlJc w:val="left"/>
+      <w:pPr>
+        <w:tabs>
+          <w:tab w:val="num" w:pos="720"/>
+        </w:tabs>
+        <w:ind w:left="720" w:hanging="360"/>
+      </w:pPr>
+      <w:rPr>
+        <w:rFonts w:ascii="Symbol" w:hAnsi="Symbol" w:hint="default"/>
+        <w:sz w:val="20"/>
+      </w:rPr>
+    </w:lvl>
+    <w:lvl w:ilvl="1" w:tentative="1">
+      <w:start w:val="1"/>
+      <w:numFmt w:val="bullet"/>
+      <w:lvlText w:val="o"/>
+      <w:lvlJc w:val="left"/>
+      <w:pPr>
+        <w:tabs>
+          <w:tab w:val="num" w:pos="1440"/>
+        </w:tabs>
+        <w:ind w:left="1440" w:hanging="360"/>
+      </w:pPr>
+      <w:rPr>
+        <w:rFonts w:ascii="Courier New" w:hAnsi="Courier New" w:hint="default"/>
+        <w:sz w:val="20"/>
+      </w:rPr>
+    </w:lvl>
+    <w:lvl w:ilvl="2" w:tentative="1">
+      <w:start w:val="1"/>
+      <w:numFmt w:val="bullet"/>
+      <w:lvlText w:val=""/>
+      <w:lvlJc w:val="left"/>
+      <w:pPr>
+        <w:tabs>
+          <w:tab w:val="num" w:pos="2160"/>
+        </w:tabs>
+        <w:ind w:left="2160" w:hanging="360"/>
+      </w:pPr>
+      <w:rPr>
+        <w:rFonts w:ascii="Wingdings" w:hAnsi="Wingdings" w:hint="default"/>
+        <w:sz w:val="20"/>
+      </w:rPr>
+    </w:lvl>
+    <w:lvl w:ilvl="3" w:tentative="1">
+      <w:start w:val="1"/>
+      <w:numFmt w:val="bullet"/>
+      <w:lvlText w:val=""/>
+      <w:lvlJc w:val="left"/>
+      <w:pPr>
+        <w:tabs>
+          <w:tab w:val="num" w:pos="2880"/>
+        </w:tabs>
+        <w:ind w:left="2880" w:hanging="360"/>
+      </w:pPr>
+      <w:rPr>
+        <w:rFonts w:ascii="Wingdings" w:hAnsi="Wingdings" w:hint="default"/>
+        <w:sz w:val="20"/>
+      </w:rPr>
+    </w:lvl>
+    <w:lvl w:ilvl="4" w:tentative="1">
+      <w:start w:val="1"/>
+      <w:numFmt w:val="bullet"/>
+      <w:lvlText w:val=""/>
+      <w:lvlJc w:val="left"/>
+      <w:pPr>
+        <w:tabs>
+          <w:tab w:val="num" w:pos="3600"/>
+        </w:tabs>
+        <w:ind w:left="3600" w:hanging="360"/>
+      </w:pPr>
+      <w:rPr>
+        <w:rFonts w:ascii="Wingdings" w:hAnsi="Wingdings" w:hint="default"/>
+        <w:sz w:val="20"/>
+      </w:rPr>
+    </w:lvl>
+    <w:lvl w:ilvl="5" w:tentative="1">
+      <w:start w:val="1"/>
+      <w:numFmt w:val="bullet"/>
+      <w:lvlText w:val=""/>
+      <w:lvlJc w:val="left"/>
+      <w:pPr>
+        <w:tabs>
+          <w:tab w:val="num" w:pos="4320"/>
+        </w:tabs>
+        <w:ind w:left="4320" w:hanging="360"/>
+      </w:pPr>
+      <w:rPr>
+        <w:rFonts w:ascii="Wingdings" w:hAnsi="Wingdings" w:hint="default"/>
+        <w:sz w:val="20"/>
+      </w:rPr>
+    </w:lvl>
+    <w:lvl w:ilvl="6" w:tentative="1">
+      <w:start w:val="1"/>
+      <w:numFmt w:val="bullet"/>
+      <w:lvlText w:val=""/>
+      <w:lvlJc w:val="left"/>
+      <w:pPr>
+        <w:tabs>
+          <w:tab w:val="num" w:pos="5040"/>
+        </w:tabs>
+        <w:ind w:left="5040" w:hanging="360"/>
+      </w:pPr>
+      <w:rPr>
+        <w:rFonts w:ascii="Wingdings" w:hAnsi="Wingdings" w:hint="default"/>
+        <w:sz w:val="20"/>
+      </w:rPr>
+    </w:lvl>
+    <w:lvl w:ilvl="7" w:tentative="1">
+      <w:start w:val="1"/>
+      <w:numFmt w:val="bullet"/>
+      <w:lvlText w:val=""/>
+      <w:lvlJc w:val="left"/>
+      <w:pPr>
+        <w:tabs>
+          <w:tab w:val="num" w:pos="5760"/>
+        </w:tabs>
+        <w:ind w:left="5760" w:hanging="360"/>
+      </w:pPr>
+      <w:rPr>
+        <w:rFonts w:ascii="Wingdings" w:hAnsi="Wingdings" w:hint="default"/>
+        <w:sz w:val="20"/>
+      </w:rPr>
+    </w:lvl>
+    <w:lvl w:ilvl="8" w:tentative="1">
+      <w:start w:val="1"/>
+      <w:numFmt w:val="bullet"/>
+      <w:lvlText w:val=""/>
+      <w:lvlJc w:val="left"/>
+      <w:pPr>
+        <w:tabs>
+          <w:tab w:val="num" w:pos="6480"/>
+        </w:tabs>
+        <w:ind w:left="6480" w:hanging="360"/>
+      </w:pPr>
+      <w:rPr>
+        <w:rFonts w:ascii="Wingdings" w:hAnsi="Wingdings" w:hint="default"/>
+        <w:sz w:val="20"/>
+      </w:rPr>
+    </w:lvl>
+  </w:abstractNum>
+  <w:abstractNum w:abstractNumId="1" w15:restartNumberingAfterBreak="0">
+    <w:nsid w:val="379517AA"/>
+    <w:multiLevelType w:val="multilevel"/>
+    <w:tmpl w:val="205606A0"/>
+    <w:lvl w:ilvl="0">
+      <w:start w:val="1"/>
+      <w:numFmt w:val="bullet"/>
+      <w:lvlText w:val=""/>
+      <w:lvlJc w:val="left"/>
+      <w:pPr>
+        <w:tabs>
+          <w:tab w:val="num" w:pos="720"/>
+        </w:tabs>
+        <w:ind w:left="720" w:hanging="360"/>
+      </w:pPr>
+      <w:rPr>
+        <w:rFonts w:ascii="Symbol" w:hAnsi="Symbol" w:hint="default"/>
+        <w:sz w:val="20"/>
+      </w:rPr>
+    </w:lvl>
+    <w:lvl w:ilvl="1">
+      <w:start w:val="1"/>
+      <w:numFmt w:val="decimal"/>
+      <w:lvlText w:val="%2."/>
+      <w:lvlJc w:val="left"/>
+      <w:pPr>
+        <w:tabs>
+          <w:tab w:val="num" w:pos="1440"/>
+        </w:tabs>
+        <w:ind w:left="1440" w:hanging="360"/>
+      </w:pPr>
+    </w:lvl>
+    <w:lvl w:ilvl="2" w:tentative="1">
+      <w:start w:val="1"/>
+      <w:numFmt w:val="bullet"/>
+      <w:lvlText w:val=""/>
+      <w:lvlJc w:val="left"/>
+      <w:pPr>
+        <w:tabs>
+          <w:tab w:val="num" w:pos="2160"/>
+        </w:tabs>
+        <w:ind w:left="2160" w:hanging="360"/>
+      </w:pPr>
+      <w:rPr>
+        <w:rFonts w:ascii="Wingdings" w:hAnsi="Wingdings" w:hint="default"/>
+        <w:sz w:val="20"/>
+      </w:rPr>
+    </w:lvl>
+    <w:lvl w:ilvl="3" w:tentative="1">
+      <w:start w:val="1"/>
+      <w:numFmt w:val="bullet"/>
+      <w:lvlText w:val=""/>
+      <w:lvlJc w:val="left"/>
+      <w:pPr>
+        <w:tabs>
+          <w:tab w:val="num" w:pos="2880"/>
+        </w:tabs>
+        <w:ind w:left="2880" w:hanging="360"/>
+      </w:pPr>
+      <w:rPr>
+        <w:rFonts w:ascii="Wingdings" w:hAnsi="Wingdings" w:hint="default"/>
+        <w:sz w:val="20"/>
+      </w:rPr>
+    </w:lvl>
+    <w:lvl w:ilvl="4" w:tentative="1">
+      <w:start w:val="1"/>
+      <w:numFmt w:val="bullet"/>
+      <w:lvlText w:val=""/>
+      <w:lvlJc w:val="left"/>
+      <w:pPr>
+        <w:tabs>
+          <w:tab w:val="num" w:pos="3600"/>
+        </w:tabs>
+        <w:ind w:left="3600" w:hanging="360"/>
+      </w:pPr>
+      <w:rPr>
+        <w:rFonts w:ascii="Wingdings" w:hAnsi="Wingdings" w:hint="default"/>
+        <w:sz w:val="20"/>
+      </w:rPr>
+    </w:lvl>
+    <w:lvl w:ilvl="5" w:tentative="1">
+      <w:start w:val="1"/>
+      <w:numFmt w:val="bullet"/>
+      <w:lvlText w:val=""/>
+      <w:lvlJc w:val="left"/>
+      <w:pPr>
+        <w:tabs>
+          <w:tab w:val="num" w:pos="4320"/>
+        </w:tabs>
+        <w:ind w:left="4320" w:hanging="360"/>
+      </w:pPr>
+      <w:rPr>
+        <w:rFonts w:ascii="Wingdings" w:hAnsi="Wingdings" w:hint="default"/>
+        <w:sz w:val="20"/>
+      </w:rPr>
+    </w:lvl>
+    <w:lvl w:ilvl="6" w:tentative="1">
+      <w:start w:val="1"/>
+      <w:numFmt w:val="bullet"/>
+      <w:lvlText w:val=""/>
+      <w:lvlJc w:val="left"/>
+      <w:pPr>
+        <w:tabs>
+          <w:tab w:val="num" w:pos="5040"/>
+        </w:tabs>
+        <w:ind w:left="5040" w:hanging="360"/>
+      </w:pPr>
+      <w:rPr>
+        <w:rFonts w:ascii="Wingdings" w:hAnsi="Wingdings" w:hint="default"/>
+        <w:sz w:val="20"/>
+      </w:rPr>
+    </w:lvl>
+    <w:lvl w:ilvl="7" w:tentative="1">
+      <w:start w:val="1"/>
+      <w:numFmt w:val="bullet"/>
+      <w:lvlText w:val=""/>
+      <w:lvlJc w:val="left"/>
+      <w:pPr>
+        <w:tabs>
+          <w:tab w:val="num" w:pos="5760"/>
+        </w:tabs>
+        <w:ind w:left="5760" w:hanging="360"/>
+      </w:pPr>
+      <w:rPr>
+        <w:rFonts w:ascii="Wingdings" w:hAnsi="Wingdings" w:hint="default"/>
+        <w:sz w:val="20"/>
+      </w:rPr>
+    </w:lvl>
+    <w:lvl w:ilvl="8" w:tentative="1">
+      <w:start w:val="1"/>
+      <w:numFmt w:val="bullet"/>
+      <w:lvlText w:val=""/>
+      <w:lvlJc w:val="left"/>
+      <w:pPr>
+        <w:tabs>
+          <w:tab w:val="num" w:pos="6480"/>
+        </w:tabs>
+        <w:ind w:left="6480" w:hanging="360"/>
+      </w:pPr>
+      <w:rPr>
+        <w:rFonts w:ascii="Wingdings" w:hAnsi="Wingdings" w:hint="default"/>
+        <w:sz w:val="20"/>
+      </w:rPr>
+    </w:lvl>
+  </w:abstractNum>
+  <w:abstractNum w:abstractNumId="2" w15:restartNumberingAfterBreak="0">
+    <w:nsid w:val="37E75287"/>
+    <w:multiLevelType w:val="hybridMultilevel"/>
+    <w:tmpl w:val="8CC875A4"/>
+    <w:lvl w:ilvl="0" w:tplc="A4D874B8">
+      <w:start w:val="1"/>
+      <w:numFmt w:val="bullet"/>
+      <w:lvlText w:val=""/>
+      <w:lvlJc w:val="left"/>
+      <w:pPr>
+        <w:tabs>
+          <w:tab w:val="num" w:pos="720"/>
+        </w:tabs>
+        <w:ind w:left="720" w:hanging="360"/>
+      </w:pPr>
+      <w:rPr>
+        <w:rFonts w:ascii="Symbol" w:hAnsi="Symbol" w:hint="default"/>
+        <w:sz w:val="20"/>
+      </w:rPr>
+    </w:lvl>
+    <w:lvl w:ilvl="1" w:tplc="1820FC16">
+      <w:start w:val="4"/>
+      <w:numFmt w:val="decimal"/>
+      <w:lvlText w:val="%2."/>
+      <w:lvlJc w:val="left"/>
+      <w:pPr>
+        <w:tabs>
+          <w:tab w:val="num" w:pos="1440"/>
+        </w:tabs>
+        <w:ind w:left="1440" w:hanging="360"/>
+      </w:pPr>
+    </w:lvl>
+    <w:lvl w:ilvl="2" w:tplc="8E1EB4C2" w:tentative="1">
+      <w:start w:val="1"/>
+      <w:numFmt w:val="bullet"/>
+      <w:lvlText w:val=""/>
+      <w:lvlJc w:val="left"/>
+      <w:pPr>
+        <w:tabs>
+          <w:tab w:val="num" w:pos="2160"/>
+        </w:tabs>
+        <w:ind w:left="2160" w:hanging="360"/>
+      </w:pPr>
+      <w:rPr>
+        <w:rFonts w:ascii="Wingdings" w:hAnsi="Wingdings" w:hint="default"/>
+        <w:sz w:val="20"/>
+      </w:rPr>
+    </w:lvl>
+    <w:lvl w:ilvl="3" w:tplc="0A70D6B4" w:tentative="1">
+      <w:start w:val="1"/>
+      <w:numFmt w:val="bullet"/>
+      <w:lvlText w:val=""/>
+      <w:lvlJc w:val="left"/>
+      <w:pPr>
+        <w:tabs>
+          <w:tab w:val="num" w:pos="2880"/>
+        </w:tabs>
+        <w:ind w:left="2880" w:hanging="360"/>
+      </w:pPr>
+      <w:rPr>
+        <w:rFonts w:ascii="Wingdings" w:hAnsi="Wingdings" w:hint="default"/>
+        <w:sz w:val="20"/>
+      </w:rPr>
+    </w:lvl>
+    <w:lvl w:ilvl="4" w:tplc="33DCE9A8" w:tentative="1">
+      <w:start w:val="1"/>
+      <w:numFmt w:val="bullet"/>
+      <w:lvlText w:val=""/>
+      <w:lvlJc w:val="left"/>
+      <w:pPr>
+        <w:tabs>
+          <w:tab w:val="num" w:pos="3600"/>
+        </w:tabs>
+        <w:ind w:left="3600" w:hanging="360"/>
+      </w:pPr>
+      <w:rPr>
+        <w:rFonts w:ascii="Wingdings" w:hAnsi="Wingdings" w:hint="default"/>
+        <w:sz w:val="20"/>
+      </w:rPr>
+    </w:lvl>
+    <w:lvl w:ilvl="5" w:tplc="8F74DAE4" w:tentative="1">
+      <w:start w:val="1"/>
+      <w:numFmt w:val="bullet"/>
+      <w:lvlText w:val=""/>
+      <w:lvlJc w:val="left"/>
+      <w:pPr>
+        <w:tabs>
+          <w:tab w:val="num" w:pos="4320"/>
+        </w:tabs>
+        <w:ind w:left="4320" w:hanging="360"/>
+      </w:pPr>
+      <w:rPr>
+        <w:rFonts w:ascii="Wingdings" w:hAnsi="Wingdings" w:hint="default"/>
+        <w:sz w:val="20"/>
+      </w:rPr>
+    </w:lvl>
+    <w:lvl w:ilvl="6" w:tplc="DE3E91BE" w:tentative="1">
+      <w:start w:val="1"/>
+      <w:numFmt w:val="bullet"/>
+      <w:lvlText w:val=""/>
+      <w:lvlJc w:val="left"/>
+      <w:pPr>
+        <w:tabs>
+          <w:tab w:val="num" w:pos="5040"/>
+        </w:tabs>
+        <w:ind w:left="5040" w:hanging="360"/>
+      </w:pPr>
+      <w:rPr>
+        <w:rFonts w:ascii="Wingdings" w:hAnsi="Wingdings" w:hint="default"/>
+        <w:sz w:val="20"/>
+      </w:rPr>
+    </w:lvl>
+    <w:lvl w:ilvl="7" w:tplc="BAC802E2" w:tentative="1">
+      <w:start w:val="1"/>
+      <w:numFmt w:val="bullet"/>
+      <w:lvlText w:val=""/>
+      <w:lvlJc w:val="left"/>
+      <w:pPr>
+        <w:tabs>
+          <w:tab w:val="num" w:pos="5760"/>
+        </w:tabs>
+        <w:ind w:left="5760" w:hanging="360"/>
+      </w:pPr>
+      <w:rPr>
+        <w:rFonts w:ascii="Wingdings" w:hAnsi="Wingdings" w:hint="default"/>
+        <w:sz w:val="20"/>
+      </w:rPr>
+    </w:lvl>
+    <w:lvl w:ilvl="8" w:tplc="1850246C" w:tentative="1">
+      <w:start w:val="1"/>
+      <w:numFmt w:val="bullet"/>
+      <w:lvlText w:val=""/>
+      <w:lvlJc w:val="left"/>
+      <w:pPr>
+        <w:tabs>
+          <w:tab w:val="num" w:pos="6480"/>
+        </w:tabs>
+        <w:ind w:left="6480" w:hanging="360"/>
+      </w:pPr>
+      <w:rPr>
+        <w:rFonts w:ascii="Wingdings" w:hAnsi="Wingdings" w:hint="default"/>
+        <w:sz w:val="20"/>
+      </w:rPr>
+    </w:lvl>
+  </w:abstractNum>
+  <w:abstractNum w:abstractNumId="3" w15:restartNumberingAfterBreak="0">
+    <w:nsid w:val="4A597A68"/>
+    <w:multiLevelType w:val="multilevel"/>
+    <w:tmpl w:val="5E648C1C"/>
+    <w:lvl w:ilvl="0">
+      <w:start w:val="1"/>
+      <w:numFmt w:val="bullet"/>
+      <w:lvlText w:val=""/>
+      <w:lvlJc w:val="left"/>
+      <w:pPr>
+        <w:tabs>
+          <w:tab w:val="num" w:pos="720"/>
+        </w:tabs>
+        <w:ind w:left="720" w:hanging="360"/>
+      </w:pPr>
+      <w:rPr>
+        <w:rFonts w:ascii="Symbol" w:hAnsi="Symbol" w:hint="default"/>
+        <w:sz w:val="20"/>
+      </w:rPr>
+    </w:lvl>
+    <w:lvl w:ilvl="1">
+      <w:start w:val="1"/>
+      <w:numFmt w:val="decimal"/>
+      <w:lvlText w:val="%2."/>
+      <w:lvlJc w:val="left"/>
+      <w:pPr>
+        <w:tabs>
+          <w:tab w:val="num" w:pos="1440"/>
+        </w:tabs>
+        <w:ind w:left="1440" w:hanging="360"/>
+      </w:pPr>
+    </w:lvl>
+    <w:lvl w:ilvl="2" w:tentative="1">
+      <w:start w:val="1"/>
+      <w:numFmt w:val="bullet"/>
+      <w:lvlText w:val=""/>
+      <w:lvlJc w:val="left"/>
+      <w:pPr>
+        <w:tabs>
+          <w:tab w:val="num" w:pos="2160"/>
+        </w:tabs>
+        <w:ind w:left="2160" w:hanging="360"/>
+      </w:pPr>
+      <w:rPr>
+        <w:rFonts w:ascii="Wingdings" w:hAnsi="Wingdings" w:hint="default"/>
+        <w:sz w:val="20"/>
+      </w:rPr>
+    </w:lvl>
+    <w:lvl w:ilvl="3" w:tentative="1">
+      <w:start w:val="1"/>
+      <w:numFmt w:val="bullet"/>
+      <w:lvlText w:val=""/>
+      <w:lvlJc w:val="left"/>
+      <w:pPr>
+        <w:tabs>
+          <w:tab w:val="num" w:pos="2880"/>
+        </w:tabs>
+        <w:ind w:left="2880" w:hanging="360"/>
+      </w:pPr>
+      <w:rPr>
+        <w:rFonts w:ascii="Wingdings" w:hAnsi="Wingdings" w:hint="default"/>
+        <w:sz w:val="20"/>
+      </w:rPr>
+    </w:lvl>
+    <w:lvl w:ilvl="4" w:tentative="1">
+      <w:start w:val="1"/>
+      <w:numFmt w:val="bullet"/>
+      <w:lvlText w:val=""/>
+      <w:lvlJc w:val="left"/>
+      <w:pPr>
+        <w:tabs>
+          <w:tab w:val="num" w:pos="3600"/>
+        </w:tabs>
+        <w:ind w:left="3600" w:hanging="360"/>
+      </w:pPr>
+      <w:rPr>
+        <w:rFonts w:ascii="Wingdings" w:hAnsi="Wingdings" w:hint="default"/>
+        <w:sz w:val="20"/>
+      </w:rPr>
+    </w:lvl>
+    <w:lvl w:ilvl="5" w:tentative="1">
+      <w:start w:val="1"/>
+      <w:numFmt w:val="bullet"/>
+      <w:lvlText w:val=""/>
+      <w:lvlJc w:val="left"/>
+      <w:pPr>
+        <w:tabs>
+          <w:tab w:val="num" w:pos="4320"/>
+        </w:tabs>
+        <w:ind w:left="4320" w:hanging="360"/>
+      </w:pPr>
+      <w:rPr>
+        <w:rFonts w:ascii="Wingdings" w:hAnsi="Wingdings" w:hint="default"/>
+        <w:sz w:val="20"/>
+      </w:rPr>
+    </w:lvl>
+    <w:lvl w:ilvl="6" w:tentative="1">
+      <w:start w:val="1"/>
+      <w:numFmt w:val="bullet"/>
+      <w:lvlText w:val=""/>
+      <w:lvlJc w:val="left"/>
+      <w:pPr>
+        <w:tabs>
+          <w:tab w:val="num" w:pos="5040"/>
+        </w:tabs>
+        <w:ind w:left="5040" w:hanging="360"/>
+      </w:pPr>
+      <w:rPr>
+        <w:rFonts w:ascii="Wingdings" w:hAnsi="Wingdings" w:hint="default"/>
+        <w:sz w:val="20"/>
+      </w:rPr>
+    </w:lvl>
+    <w:lvl w:ilvl="7" w:tentative="1">
+      <w:start w:val="1"/>
+      <w:numFmt w:val="bullet"/>
+      <w:lvlText w:val=""/>
+      <w:lvlJc w:val="left"/>
+      <w:pPr>
+        <w:tabs>
+          <w:tab w:val="num" w:pos="5760"/>
+        </w:tabs>
+        <w:ind w:left="5760" w:hanging="360"/>
+      </w:pPr>
+      <w:rPr>
+        <w:rFonts w:ascii="Wingdings" w:hAnsi="Wingdings" w:hint="default"/>
+        <w:sz w:val="20"/>
+      </w:rPr>
+    </w:lvl>
+    <w:lvl w:ilvl="8" w:tentative="1">
+      <w:start w:val="1"/>
+      <w:numFmt w:val="bullet"/>
+      <w:lvlText w:val=""/>
+      <w:lvlJc w:val="left"/>
+      <w:pPr>
+        <w:tabs>
+          <w:tab w:val="num" w:pos="6480"/>
+        </w:tabs>
+        <w:ind w:left="6480" w:hanging="360"/>
+      </w:pPr>
+      <w:rPr>
+        <w:rFonts w:ascii="Wingdings" w:hAnsi="Wingdings" w:hint="default"/>
+        <w:sz w:val="20"/>
+      </w:rPr>
+    </w:lvl>
+  </w:abstractNum>
+  <w:abstractNum w:abstractNumId="4" w15:restartNumberingAfterBreak="0">
+    <w:nsid w:val="5E955395"/>
+    <w:multiLevelType w:val="multilevel"/>
+    <w:tmpl w:val="85E4FAB2"/>
+    <w:lvl w:ilvl="0">
+      <w:start w:val="1"/>
+      <w:numFmt w:val="bullet"/>
+      <w:lvlText w:val=""/>
+      <w:lvlJc w:val="left"/>
+      <w:pPr>
+        <w:tabs>
+          <w:tab w:val="num" w:pos="720"/>
+        </w:tabs>
+        <w:ind w:left="720" w:hanging="360"/>
+      </w:pPr>
+      <w:rPr>
+        <w:rFonts w:ascii="Symbol" w:hAnsi="Symbol" w:hint="default"/>
+        <w:sz w:val="20"/>
+      </w:rPr>
+    </w:lvl>
+    <w:lvl w:ilvl="1">
+      <w:start w:val="1"/>
+      <w:numFmt w:val="decimal"/>
+      <w:lvlText w:val="%2."/>
+      <w:lvlJc w:val="left"/>
+      <w:pPr>
+        <w:tabs>
+          <w:tab w:val="num" w:pos="1440"/>
+        </w:tabs>
+        <w:ind w:left="1440" w:hanging="360"/>
+      </w:pPr>
+    </w:lvl>
+    <w:lvl w:ilvl="2" w:tentative="1">
+      <w:start w:val="1"/>
+      <w:numFmt w:val="bullet"/>
+      <w:lvlText w:val=""/>
+      <w:lvlJc w:val="left"/>
+      <w:pPr>
+        <w:tabs>
+          <w:tab w:val="num" w:pos="2160"/>
+        </w:tabs>
+        <w:ind w:left="2160" w:hanging="360"/>
+      </w:pPr>
+      <w:rPr>
+        <w:rFonts w:ascii="Wingdings" w:hAnsi="Wingdings" w:hint="default"/>
+        <w:sz w:val="20"/>
+      </w:rPr>
+    </w:lvl>
+    <w:lvl w:ilvl="3" w:tentative="1">
+      <w:start w:val="1"/>
+      <w:numFmt w:val="bullet"/>
+      <w:lvlText w:val=""/>
+      <w:lvlJc w:val="left"/>
+      <w:pPr>
+        <w:tabs>
+          <w:tab w:val="num" w:pos="2880"/>
+        </w:tabs>
+        <w:ind w:left="2880" w:hanging="360"/>
+      </w:pPr>
+      <w:rPr>
+        <w:rFonts w:ascii="Wingdings" w:hAnsi="Wingdings" w:hint="default"/>
+        <w:sz w:val="20"/>
+      </w:rPr>
+    </w:lvl>
+    <w:lvl w:ilvl="4" w:tentative="1">
+      <w:start w:val="1"/>
+      <w:numFmt w:val="bullet"/>
+      <w:lvlText w:val=""/>
+      <w:lvlJc w:val="left"/>
+      <w:pPr>
+        <w:tabs>
+          <w:tab w:val="num" w:pos="3600"/>
+        </w:tabs>
+        <w:ind w:left="3600" w:hanging="360"/>
+      </w:pPr>
+      <w:rPr>
+        <w:rFonts w:ascii="Wingdings" w:hAnsi="Wingdings" w:hint="default"/>
+        <w:sz w:val="20"/>
+      </w:rPr>
+    </w:lvl>
+    <w:lvl w:ilvl="5" w:tentative="1">
+      <w:start w:val="1"/>
+      <w:numFmt w:val="bullet"/>
+      <w:lvlText w:val=""/>
+      <w:lvlJc w:val="left"/>
+      <w:pPr>
+        <w:tabs>
+          <w:tab w:val="num" w:pos="4320"/>
+        </w:tabs>
+        <w:ind w:left="4320" w:hanging="360"/>
+      </w:pPr>
+      <w:rPr>
+        <w:rFonts w:ascii="Wingdings" w:hAnsi="Wingdings" w:hint="default"/>
+        <w:sz w:val="20"/>
+      </w:rPr>
+    </w:lvl>
+    <w:lvl w:ilvl="6" w:tentative="1">
+      <w:start w:val="1"/>
+      <w:numFmt w:val="bullet"/>
+      <w:lvlText w:val=""/>
+      <w:lvlJc w:val="left"/>
+      <w:pPr>
+        <w:tabs>
+          <w:tab w:val="num" w:pos="5040"/>
+        </w:tabs>
+        <w:ind w:left="5040" w:hanging="360"/>
+      </w:pPr>
+      <w:rPr>
+        <w:rFonts w:ascii="Wingdings" w:hAnsi="Wingdings" w:hint="default"/>
+        <w:sz w:val="20"/>
+      </w:rPr>
+    </w:lvl>
+    <w:lvl w:ilvl="7" w:tentative="1">
+      <w:start w:val="1"/>
+      <w:numFmt w:val="bullet"/>
+      <w:lvlText w:val=""/>
+      <w:lvlJc w:val="left"/>
+      <w:pPr>
+        <w:tabs>
+          <w:tab w:val="num" w:pos="5760"/>
+        </w:tabs>
+        <w:ind w:left="5760" w:hanging="360"/>
+      </w:pPr>
+      <w:rPr>
+        <w:rFonts w:ascii="Wingdings" w:hAnsi="Wingdings" w:hint="default"/>
+        <w:sz w:val="20"/>
+      </w:rPr>
+    </w:lvl>
+    <w:lvl w:ilvl="8" w:tentative="1">
+      <w:start w:val="1"/>
+      <w:numFmt w:val="bullet"/>
+      <w:lvlText w:val=""/>
+      <w:lvlJc w:val="left"/>
+      <w:pPr>
+        <w:tabs>
+          <w:tab w:val="num" w:pos="6480"/>
+        </w:tabs>
+        <w:ind w:left="6480" w:hanging="360"/>
+      </w:pPr>
+      <w:rPr>
+        <w:rFonts w:ascii="Wingdings" w:hAnsi="Wingdings" w:hint="default"/>
+        <w:sz w:val="20"/>
+      </w:rPr>
+    </w:lvl>
+  </w:abstractNum>
+  <w:num w:numId="1">
+    <w:abstractNumId w:val="0"/>
+  </w:num>
+  <w:num w:numId="2">
+    <w:abstractNumId w:val="1"/>
+  </w:num>
+  <w:num w:numId="3">
+    <w:abstractNumId w:val="1"/>
+    <w:lvlOverride w:ilvl="1">
+      <w:lvl w:ilvl="1">
+        <w:numFmt w:val="bullet"/>
+        <w:lvlText w:val="o"/>
+        <w:lvlJc w:val="left"/>
+        <w:pPr>
+          <w:tabs>
+            <w:tab w:val="num" w:pos="1440"/>
+          </w:tabs>
+          <w:ind w:left="1440" w:hanging="360"/>
+        </w:pPr>
+        <w:rPr>
+          <w:rFonts w:ascii="Courier New" w:hAnsi="Courier New" w:hint="default"/>
+          <w:sz w:val="20"/>
+        </w:rPr>
+      </w:lvl>
+    </w:lvlOverride>
+  </w:num>
+  <w:num w:numId="4">
+    <w:abstractNumId w:val="2"/>
+  </w:num>
+  <w:num w:numId="5">
+    <w:abstractNumId w:val="3"/>
+  </w:num>
+  <w:num w:numId="6">
+    <w:abstractNumId w:val="4"/>
+  </w:num>
+</w:numbering>
 </file>
 
 <file path=word/styles.xml><?xml version="1.0" encoding="utf-8"?>
@@ -1037,6 +4782,44 @@
       <w:lang w:val="uk-UA" w:eastAsia="uk-UA"/>
     </w:rPr>
   </w:style>
+  <w:style w:type="paragraph" w:styleId="2">
+    <w:name w:val="heading 2"/>
+    <w:basedOn w:val="a"/>
+    <w:link w:val="20"/>
+    <w:uiPriority w:val="9"/>
+    <w:qFormat/>
+    <w:rsid w:val="00F54032"/>
+    <w:pPr>
+      <w:spacing w:before="100" w:beforeAutospacing="1" w:after="100" w:afterAutospacing="1"/>
+      <w:outlineLvl w:val="1"/>
+    </w:pPr>
+    <w:rPr>
+      <w:b/>
+      <w:bCs/>
+      <w:sz w:val="36"/>
+      <w:szCs w:val="36"/>
+      <w:lang w:val="ru-RU" w:eastAsia="ru-RU"/>
+    </w:rPr>
+  </w:style>
+  <w:style w:type="paragraph" w:styleId="3">
+    <w:name w:val="heading 3"/>
+    <w:basedOn w:val="a"/>
+    <w:link w:val="30"/>
+    <w:uiPriority w:val="9"/>
+    <w:qFormat/>
+    <w:rsid w:val="00F54032"/>
+    <w:pPr>
+      <w:spacing w:before="100" w:beforeAutospacing="1" w:after="100" w:afterAutospacing="1"/>
+      <w:outlineLvl w:val="2"/>
+    </w:pPr>
+    <w:rPr>
+      <w:b/>
+      <w:bCs/>
+      <w:sz w:val="27"/>
+      <w:szCs w:val="27"/>
+      <w:lang w:val="ru-RU" w:eastAsia="ru-RU"/>
+    </w:rPr>
+  </w:style>
   <w:style w:type="character" w:default="1" w:styleId="a0">
     <w:name w:val="Default Paragraph Font"/>
     <w:uiPriority w:val="1"/>
@@ -1071,6 +4854,68 @@
       <w:color w:val="0000FF"/>
       <w:u w:val="single"/>
     </w:rPr>
+  </w:style>
+  <w:style w:type="character" w:customStyle="1" w:styleId="20">
+    <w:name w:val="Заголовок 2 Знак"/>
+    <w:basedOn w:val="a0"/>
+    <w:link w:val="2"/>
+    <w:uiPriority w:val="9"/>
+    <w:rsid w:val="00F54032"/>
+    <w:rPr>
+      <w:rFonts w:ascii="Times New Roman" w:eastAsia="Times New Roman" w:hAnsi="Times New Roman" w:cs="Times New Roman"/>
+      <w:b/>
+      <w:bCs/>
+      <w:sz w:val="36"/>
+      <w:szCs w:val="36"/>
+      <w:lang w:eastAsia="ru-RU"/>
+    </w:rPr>
+  </w:style>
+  <w:style w:type="character" w:customStyle="1" w:styleId="30">
+    <w:name w:val="Заголовок 3 Знак"/>
+    <w:basedOn w:val="a0"/>
+    <w:link w:val="3"/>
+    <w:uiPriority w:val="9"/>
+    <w:rsid w:val="00F54032"/>
+    <w:rPr>
+      <w:rFonts w:ascii="Times New Roman" w:eastAsia="Times New Roman" w:hAnsi="Times New Roman" w:cs="Times New Roman"/>
+      <w:b/>
+      <w:bCs/>
+      <w:sz w:val="27"/>
+      <w:szCs w:val="27"/>
+      <w:lang w:eastAsia="ru-RU"/>
+    </w:rPr>
+  </w:style>
+  <w:style w:type="paragraph" w:styleId="a4">
+    <w:name w:val="Normal (Web)"/>
+    <w:basedOn w:val="a"/>
+    <w:uiPriority w:val="99"/>
+    <w:semiHidden/>
+    <w:unhideWhenUsed/>
+    <w:rsid w:val="00F54032"/>
+    <w:pPr>
+      <w:spacing w:before="100" w:beforeAutospacing="1" w:after="100" w:afterAutospacing="1"/>
+    </w:pPr>
+    <w:rPr>
+      <w:lang w:val="ru-RU" w:eastAsia="ru-RU"/>
+    </w:rPr>
+  </w:style>
+  <w:style w:type="character" w:styleId="HTML">
+    <w:name w:val="HTML Code"/>
+    <w:basedOn w:val="a0"/>
+    <w:uiPriority w:val="99"/>
+    <w:semiHidden/>
+    <w:unhideWhenUsed/>
+    <w:rsid w:val="00F54032"/>
+    <w:rPr>
+      <w:rFonts w:ascii="Courier New" w:eastAsia="Times New Roman" w:hAnsi="Courier New" w:cs="Courier New"/>
+      <w:sz w:val="20"/>
+      <w:szCs w:val="20"/>
+    </w:rPr>
+  </w:style>
+  <w:style w:type="character" w:customStyle="1" w:styleId="math-inline">
+    <w:name w:val="math-inline"/>
+    <w:basedOn w:val="a0"/>
+    <w:rsid w:val="00F54032"/>
   </w:style>
 </w:styles>
 </file>

--- a/lab10/Report/Звіт лаб. 10.docx
+++ b/lab10/Report/Звіт лаб. 10.docx
@@ -665,8 +665,6 @@
         </w:rPr>
         <w:t>і</w:t>
       </w:r>
-      <w:bookmarkStart w:id="0" w:name="_GoBack"/>
-      <w:bookmarkEnd w:id="0"/>
       <w:r>
         <w:rPr>
           <w:b/>
@@ -2220,14 +2218,7 @@
           <w:sz w:val="28"/>
           <w:szCs w:val="28"/>
         </w:rPr>
-        <w:t xml:space="preserve"> 10.2</w:t>
-      </w:r>
-      <w:r>
-        <w:rPr>
-          <w:sz w:val="28"/>
-          <w:szCs w:val="28"/>
-        </w:rPr>
-        <w:t xml:space="preserve"> </w:t>
+        <w:t xml:space="preserve"> 10.2 </w:t>
       </w:r>
     </w:p>
     <w:p>
@@ -3374,13 +3365,7 @@
           <w:rStyle w:val="math-inline"/>
           <w:sz w:val="28"/>
         </w:rPr>
-        <w:t>$x, y, z, b$</w:t>
-      </w:r>
-      <w:r>
-        <w:rPr>
-          <w:sz w:val="28"/>
-        </w:rPr>
-        <w:t>.</w:t>
+        <w:t>x, y, z, b</w:t>
       </w:r>
     </w:p>
     <w:p>
@@ -3473,7 +3458,7 @@
           <w:rStyle w:val="math-inline"/>
           <w:sz w:val="28"/>
         </w:rPr>
-        <w:t>$b$</w:t>
+        <w:t>b</w:t>
       </w:r>
       <w:r>
         <w:rPr>
@@ -3580,6 +3565,3488 @@
         </w:rPr>
         <w:t xml:space="preserve"> файлу.</w:t>
       </w:r>
+    </w:p>
+    <w:p>
+      <w:pPr>
+        <w:rPr>
+          <w:b/>
+          <w:sz w:val="28"/>
+          <w:szCs w:val="28"/>
+        </w:rPr>
+      </w:pPr>
+      <w:proofErr w:type="spellStart"/>
+      <w:r>
+        <w:rPr>
+          <w:b/>
+          <w:sz w:val="28"/>
+          <w:szCs w:val="28"/>
+        </w:rPr>
+        <w:t>Test</w:t>
+      </w:r>
+      <w:proofErr w:type="spellEnd"/>
+      <w:r>
+        <w:rPr>
+          <w:b/>
+          <w:sz w:val="28"/>
+          <w:szCs w:val="28"/>
+        </w:rPr>
+        <w:t xml:space="preserve"> </w:t>
+      </w:r>
+      <w:proofErr w:type="spellStart"/>
+      <w:r>
+        <w:rPr>
+          <w:b/>
+          <w:sz w:val="28"/>
+          <w:szCs w:val="28"/>
+        </w:rPr>
+        <w:t>Suite</w:t>
+      </w:r>
+      <w:proofErr w:type="spellEnd"/>
+      <w:r>
+        <w:rPr>
+          <w:b/>
+          <w:sz w:val="28"/>
+          <w:szCs w:val="28"/>
+        </w:rPr>
+        <w:t xml:space="preserve"> 10.1</w:t>
+      </w:r>
+    </w:p>
+    <w:p>
+      <w:pPr>
+        <w:rPr>
+          <w:sz w:val="28"/>
+          <w:szCs w:val="28"/>
+        </w:rPr>
+      </w:pPr>
+    </w:p>
+    <w:tbl>
+      <w:tblPr>
+        <w:tblStyle w:val="a5"/>
+        <w:tblW w:w="0" w:type="auto"/>
+        <w:tblInd w:w="0" w:type="dxa"/>
+        <w:tblLook w:val="04A0" w:firstRow="1" w:lastRow="0" w:firstColumn="1" w:lastColumn="0" w:noHBand="0" w:noVBand="1"/>
+      </w:tblPr>
+      <w:tblGrid>
+        <w:gridCol w:w="3608"/>
+        <w:gridCol w:w="3608"/>
+      </w:tblGrid>
+      <w:tr>
+        <w:trPr>
+          <w:trHeight w:val="433"/>
+        </w:trPr>
+        <w:tc>
+          <w:tcPr>
+            <w:tcW w:w="3608" w:type="dxa"/>
+            <w:tcBorders>
+              <w:top w:val="single" w:sz="4" w:space="0" w:color="auto"/>
+              <w:left w:val="single" w:sz="4" w:space="0" w:color="auto"/>
+              <w:bottom w:val="single" w:sz="4" w:space="0" w:color="auto"/>
+              <w:right w:val="single" w:sz="4" w:space="0" w:color="auto"/>
+            </w:tcBorders>
+            <w:hideMark/>
+          </w:tcPr>
+          <w:p>
+            <w:pPr>
+              <w:ind w:right="-214"/>
+              <w:rPr>
+                <w:sz w:val="28"/>
+                <w:szCs w:val="28"/>
+                <w:lang w:val="ru-RU"/>
+              </w:rPr>
+            </w:pPr>
+            <w:r>
+              <w:rPr>
+                <w:sz w:val="28"/>
+                <w:szCs w:val="28"/>
+              </w:rPr>
+              <w:t>Назва тестового набору</w:t>
+            </w:r>
+          </w:p>
+        </w:tc>
+        <w:tc>
+          <w:tcPr>
+            <w:tcW w:w="3608" w:type="dxa"/>
+            <w:tcBorders>
+              <w:top w:val="single" w:sz="4" w:space="0" w:color="auto"/>
+              <w:left w:val="single" w:sz="4" w:space="0" w:color="auto"/>
+              <w:bottom w:val="single" w:sz="4" w:space="0" w:color="auto"/>
+              <w:right w:val="single" w:sz="4" w:space="0" w:color="auto"/>
+            </w:tcBorders>
+            <w:hideMark/>
+          </w:tcPr>
+          <w:p>
+            <w:pPr>
+              <w:rPr>
+                <w:sz w:val="28"/>
+                <w:szCs w:val="28"/>
+                <w:lang w:val="en-US"/>
+              </w:rPr>
+            </w:pPr>
+            <w:r>
+              <w:rPr>
+                <w:sz w:val="28"/>
+                <w:szCs w:val="28"/>
+                <w:lang w:val="en-US"/>
+              </w:rPr>
+              <w:t>TS_lab10</w:t>
+            </w:r>
+          </w:p>
+        </w:tc>
+      </w:tr>
+      <w:tr>
+        <w:trPr>
+          <w:trHeight w:val="416"/>
+        </w:trPr>
+        <w:tc>
+          <w:tcPr>
+            <w:tcW w:w="3608" w:type="dxa"/>
+            <w:tcBorders>
+              <w:top w:val="single" w:sz="4" w:space="0" w:color="auto"/>
+              <w:left w:val="single" w:sz="4" w:space="0" w:color="auto"/>
+              <w:bottom w:val="single" w:sz="4" w:space="0" w:color="auto"/>
+              <w:right w:val="single" w:sz="4" w:space="0" w:color="auto"/>
+            </w:tcBorders>
+            <w:hideMark/>
+          </w:tcPr>
+          <w:p>
+            <w:pPr>
+              <w:ind w:right="-214"/>
+              <w:rPr>
+                <w:sz w:val="28"/>
+                <w:szCs w:val="28"/>
+                <w:lang w:val="ru-RU"/>
+              </w:rPr>
+            </w:pPr>
+            <w:r>
+              <w:rPr>
+                <w:sz w:val="28"/>
+                <w:szCs w:val="28"/>
+              </w:rPr>
+              <w:t xml:space="preserve">Назва </w:t>
+            </w:r>
+            <w:proofErr w:type="spellStart"/>
+            <w:r>
+              <w:rPr>
+                <w:sz w:val="28"/>
+                <w:szCs w:val="28"/>
+              </w:rPr>
+              <w:t>проекта</w:t>
+            </w:r>
+            <w:proofErr w:type="spellEnd"/>
+          </w:p>
+        </w:tc>
+        <w:tc>
+          <w:tcPr>
+            <w:tcW w:w="3608" w:type="dxa"/>
+            <w:tcBorders>
+              <w:top w:val="single" w:sz="4" w:space="0" w:color="auto"/>
+              <w:left w:val="single" w:sz="4" w:space="0" w:color="auto"/>
+              <w:bottom w:val="single" w:sz="4" w:space="0" w:color="auto"/>
+              <w:right w:val="single" w:sz="4" w:space="0" w:color="auto"/>
+            </w:tcBorders>
+            <w:hideMark/>
+          </w:tcPr>
+          <w:p>
+            <w:pPr>
+              <w:rPr>
+                <w:sz w:val="28"/>
+                <w:szCs w:val="28"/>
+                <w:lang w:val="en-US"/>
+              </w:rPr>
+            </w:pPr>
+            <w:r>
+              <w:rPr>
+                <w:sz w:val="28"/>
+                <w:szCs w:val="28"/>
+                <w:lang w:val="en-US"/>
+              </w:rPr>
+              <w:t>Primak-task_10_1</w:t>
+            </w:r>
+          </w:p>
+        </w:tc>
+      </w:tr>
+      <w:tr>
+        <w:trPr>
+          <w:trHeight w:val="433"/>
+        </w:trPr>
+        <w:tc>
+          <w:tcPr>
+            <w:tcW w:w="3608" w:type="dxa"/>
+            <w:tcBorders>
+              <w:top w:val="single" w:sz="4" w:space="0" w:color="auto"/>
+              <w:left w:val="single" w:sz="4" w:space="0" w:color="auto"/>
+              <w:bottom w:val="single" w:sz="4" w:space="0" w:color="auto"/>
+              <w:right w:val="single" w:sz="4" w:space="0" w:color="auto"/>
+            </w:tcBorders>
+            <w:hideMark/>
+          </w:tcPr>
+          <w:p>
+            <w:pPr>
+              <w:ind w:right="-214"/>
+              <w:rPr>
+                <w:sz w:val="28"/>
+                <w:szCs w:val="28"/>
+                <w:lang w:val="ru-RU"/>
+              </w:rPr>
+            </w:pPr>
+            <w:r>
+              <w:rPr>
+                <w:sz w:val="28"/>
+                <w:szCs w:val="28"/>
+              </w:rPr>
+              <w:t>Рівень тестування</w:t>
+            </w:r>
+          </w:p>
+        </w:tc>
+        <w:tc>
+          <w:tcPr>
+            <w:tcW w:w="3608" w:type="dxa"/>
+            <w:tcBorders>
+              <w:top w:val="single" w:sz="4" w:space="0" w:color="auto"/>
+              <w:left w:val="single" w:sz="4" w:space="0" w:color="auto"/>
+              <w:bottom w:val="single" w:sz="4" w:space="0" w:color="auto"/>
+              <w:right w:val="single" w:sz="4" w:space="0" w:color="auto"/>
+            </w:tcBorders>
+            <w:hideMark/>
+          </w:tcPr>
+          <w:p>
+            <w:pPr>
+              <w:rPr>
+                <w:sz w:val="28"/>
+                <w:szCs w:val="28"/>
+                <w:lang w:val="en-US"/>
+              </w:rPr>
+            </w:pPr>
+            <w:r>
+              <w:rPr>
+                <w:sz w:val="28"/>
+                <w:szCs w:val="28"/>
+              </w:rPr>
+              <w:t>системний</w:t>
+            </w:r>
+            <w:r>
+              <w:rPr>
+                <w:sz w:val="28"/>
+                <w:szCs w:val="28"/>
+                <w:lang w:val="en-US"/>
+              </w:rPr>
+              <w:t xml:space="preserve"> </w:t>
+            </w:r>
+          </w:p>
+        </w:tc>
+      </w:tr>
+      <w:tr>
+        <w:trPr>
+          <w:trHeight w:val="433"/>
+        </w:trPr>
+        <w:tc>
+          <w:tcPr>
+            <w:tcW w:w="3608" w:type="dxa"/>
+            <w:tcBorders>
+              <w:top w:val="single" w:sz="4" w:space="0" w:color="auto"/>
+              <w:left w:val="single" w:sz="4" w:space="0" w:color="auto"/>
+              <w:bottom w:val="single" w:sz="4" w:space="0" w:color="auto"/>
+              <w:right w:val="single" w:sz="4" w:space="0" w:color="auto"/>
+            </w:tcBorders>
+            <w:hideMark/>
+          </w:tcPr>
+          <w:p>
+            <w:pPr>
+              <w:ind w:right="-214"/>
+              <w:rPr>
+                <w:sz w:val="28"/>
+                <w:szCs w:val="28"/>
+                <w:lang w:val="ru-RU"/>
+              </w:rPr>
+            </w:pPr>
+            <w:r>
+              <w:rPr>
+                <w:sz w:val="28"/>
+                <w:szCs w:val="28"/>
+              </w:rPr>
+              <w:t>Автор тест-</w:t>
+            </w:r>
+            <w:proofErr w:type="spellStart"/>
+            <w:r>
+              <w:rPr>
+                <w:sz w:val="28"/>
+                <w:szCs w:val="28"/>
+              </w:rPr>
+              <w:t>сьюта</w:t>
+            </w:r>
+            <w:proofErr w:type="spellEnd"/>
+            <w:r>
+              <w:rPr>
+                <w:sz w:val="28"/>
+                <w:szCs w:val="28"/>
+              </w:rPr>
+              <w:t xml:space="preserve"> </w:t>
+            </w:r>
+          </w:p>
+        </w:tc>
+        <w:tc>
+          <w:tcPr>
+            <w:tcW w:w="3608" w:type="dxa"/>
+            <w:tcBorders>
+              <w:top w:val="single" w:sz="4" w:space="0" w:color="auto"/>
+              <w:left w:val="single" w:sz="4" w:space="0" w:color="auto"/>
+              <w:bottom w:val="single" w:sz="4" w:space="0" w:color="auto"/>
+              <w:right w:val="single" w:sz="4" w:space="0" w:color="auto"/>
+            </w:tcBorders>
+            <w:hideMark/>
+          </w:tcPr>
+          <w:p>
+            <w:pPr>
+              <w:rPr>
+                <w:sz w:val="28"/>
+                <w:szCs w:val="28"/>
+              </w:rPr>
+            </w:pPr>
+            <w:proofErr w:type="spellStart"/>
+            <w:r>
+              <w:rPr>
+                <w:sz w:val="28"/>
+                <w:szCs w:val="28"/>
+              </w:rPr>
+              <w:t>Прімак</w:t>
+            </w:r>
+            <w:proofErr w:type="spellEnd"/>
+            <w:r>
+              <w:rPr>
+                <w:sz w:val="28"/>
+                <w:szCs w:val="28"/>
+              </w:rPr>
+              <w:t xml:space="preserve"> Ярослав</w:t>
+            </w:r>
+          </w:p>
+        </w:tc>
+      </w:tr>
+      <w:tr>
+        <w:trPr>
+          <w:trHeight w:val="416"/>
+        </w:trPr>
+        <w:tc>
+          <w:tcPr>
+            <w:tcW w:w="3608" w:type="dxa"/>
+            <w:tcBorders>
+              <w:top w:val="single" w:sz="4" w:space="0" w:color="auto"/>
+              <w:left w:val="single" w:sz="4" w:space="0" w:color="auto"/>
+              <w:bottom w:val="single" w:sz="4" w:space="0" w:color="auto"/>
+              <w:right w:val="single" w:sz="4" w:space="0" w:color="auto"/>
+            </w:tcBorders>
+            <w:hideMark/>
+          </w:tcPr>
+          <w:p>
+            <w:pPr>
+              <w:ind w:right="-214"/>
+              <w:rPr>
+                <w:sz w:val="28"/>
+                <w:szCs w:val="28"/>
+              </w:rPr>
+            </w:pPr>
+            <w:r>
+              <w:rPr>
+                <w:sz w:val="28"/>
+                <w:szCs w:val="28"/>
+              </w:rPr>
+              <w:t xml:space="preserve">Виконавець </w:t>
+            </w:r>
+          </w:p>
+        </w:tc>
+        <w:tc>
+          <w:tcPr>
+            <w:tcW w:w="3608" w:type="dxa"/>
+            <w:tcBorders>
+              <w:top w:val="single" w:sz="4" w:space="0" w:color="auto"/>
+              <w:left w:val="single" w:sz="4" w:space="0" w:color="auto"/>
+              <w:bottom w:val="single" w:sz="4" w:space="0" w:color="auto"/>
+              <w:right w:val="single" w:sz="4" w:space="0" w:color="auto"/>
+            </w:tcBorders>
+            <w:hideMark/>
+          </w:tcPr>
+          <w:p>
+            <w:pPr>
+              <w:rPr>
+                <w:sz w:val="28"/>
+                <w:szCs w:val="28"/>
+                <w:lang w:val="en-US"/>
+              </w:rPr>
+            </w:pPr>
+            <w:proofErr w:type="spellStart"/>
+            <w:r>
+              <w:rPr>
+                <w:sz w:val="28"/>
+                <w:szCs w:val="28"/>
+              </w:rPr>
+              <w:t>Прімак</w:t>
+            </w:r>
+            <w:proofErr w:type="spellEnd"/>
+            <w:r>
+              <w:rPr>
+                <w:sz w:val="28"/>
+                <w:szCs w:val="28"/>
+              </w:rPr>
+              <w:t xml:space="preserve"> Ярослав</w:t>
+            </w:r>
+          </w:p>
+        </w:tc>
+      </w:tr>
+    </w:tbl>
+    <w:p>
+      <w:pPr>
+        <w:rPr>
+          <w:sz w:val="28"/>
+          <w:szCs w:val="28"/>
+          <w:lang w:val="ru-RU" w:eastAsia="en-US"/>
+        </w:rPr>
+      </w:pPr>
+    </w:p>
+    <w:tbl>
+      <w:tblPr>
+        <w:tblStyle w:val="a5"/>
+        <w:tblW w:w="0" w:type="auto"/>
+        <w:tblInd w:w="0" w:type="dxa"/>
+        <w:tblLook w:val="04A0" w:firstRow="1" w:lastRow="0" w:firstColumn="1" w:lastColumn="0" w:noHBand="0" w:noVBand="1"/>
+      </w:tblPr>
+      <w:tblGrid>
+        <w:gridCol w:w="2336"/>
+        <w:gridCol w:w="2336"/>
+        <w:gridCol w:w="2336"/>
+        <w:gridCol w:w="2337"/>
+      </w:tblGrid>
+      <w:tr>
+        <w:tc>
+          <w:tcPr>
+            <w:tcW w:w="2336" w:type="dxa"/>
+            <w:tcBorders>
+              <w:top w:val="single" w:sz="4" w:space="0" w:color="auto"/>
+              <w:left w:val="single" w:sz="4" w:space="0" w:color="auto"/>
+              <w:bottom w:val="single" w:sz="4" w:space="0" w:color="auto"/>
+              <w:right w:val="single" w:sz="4" w:space="0" w:color="auto"/>
+            </w:tcBorders>
+            <w:hideMark/>
+          </w:tcPr>
+          <w:p>
+            <w:pPr>
+              <w:jc w:val="center"/>
+              <w:rPr>
+                <w:sz w:val="28"/>
+                <w:szCs w:val="28"/>
+              </w:rPr>
+            </w:pPr>
+            <w:r>
+              <w:rPr>
+                <w:sz w:val="28"/>
+                <w:szCs w:val="28"/>
+              </w:rPr>
+              <w:lastRenderedPageBreak/>
+              <w:t>Ід-р тест-кейса</w:t>
+            </w:r>
+          </w:p>
+        </w:tc>
+        <w:tc>
+          <w:tcPr>
+            <w:tcW w:w="2336" w:type="dxa"/>
+            <w:tcBorders>
+              <w:top w:val="single" w:sz="4" w:space="0" w:color="auto"/>
+              <w:left w:val="single" w:sz="4" w:space="0" w:color="auto"/>
+              <w:bottom w:val="single" w:sz="4" w:space="0" w:color="auto"/>
+              <w:right w:val="single" w:sz="4" w:space="0" w:color="auto"/>
+            </w:tcBorders>
+          </w:tcPr>
+          <w:p>
+            <w:pPr>
+              <w:jc w:val="center"/>
+              <w:rPr>
+                <w:sz w:val="28"/>
+                <w:szCs w:val="28"/>
+                <w:lang w:val="ru-RU"/>
+              </w:rPr>
+            </w:pPr>
+            <w:r>
+              <w:rPr>
+                <w:sz w:val="28"/>
+                <w:szCs w:val="28"/>
+              </w:rPr>
+              <w:t>Дії (кроки)</w:t>
+            </w:r>
+          </w:p>
+          <w:p>
+            <w:pPr>
+              <w:jc w:val="center"/>
+              <w:rPr>
+                <w:sz w:val="28"/>
+                <w:szCs w:val="28"/>
+              </w:rPr>
+            </w:pPr>
+          </w:p>
+        </w:tc>
+        <w:tc>
+          <w:tcPr>
+            <w:tcW w:w="2336" w:type="dxa"/>
+            <w:tcBorders>
+              <w:top w:val="single" w:sz="4" w:space="0" w:color="auto"/>
+              <w:left w:val="single" w:sz="4" w:space="0" w:color="auto"/>
+              <w:bottom w:val="single" w:sz="4" w:space="0" w:color="auto"/>
+              <w:right w:val="single" w:sz="4" w:space="0" w:color="auto"/>
+            </w:tcBorders>
+            <w:hideMark/>
+          </w:tcPr>
+          <w:p>
+            <w:pPr>
+              <w:jc w:val="center"/>
+              <w:rPr>
+                <w:sz w:val="28"/>
+                <w:szCs w:val="28"/>
+                <w:lang w:val="ru-RU"/>
+              </w:rPr>
+            </w:pPr>
+            <w:r>
+              <w:rPr>
+                <w:sz w:val="28"/>
+                <w:szCs w:val="28"/>
+              </w:rPr>
+              <w:t>Очікуваний</w:t>
+            </w:r>
+          </w:p>
+          <w:p>
+            <w:pPr>
+              <w:jc w:val="center"/>
+              <w:rPr>
+                <w:sz w:val="28"/>
+                <w:szCs w:val="28"/>
+              </w:rPr>
+            </w:pPr>
+            <w:r>
+              <w:rPr>
+                <w:sz w:val="28"/>
+                <w:szCs w:val="28"/>
+              </w:rPr>
+              <w:t>результат</w:t>
+            </w:r>
+          </w:p>
+        </w:tc>
+        <w:tc>
+          <w:tcPr>
+            <w:tcW w:w="2337" w:type="dxa"/>
+            <w:tcBorders>
+              <w:top w:val="single" w:sz="4" w:space="0" w:color="auto"/>
+              <w:left w:val="single" w:sz="4" w:space="0" w:color="auto"/>
+              <w:bottom w:val="single" w:sz="4" w:space="0" w:color="auto"/>
+              <w:right w:val="single" w:sz="4" w:space="0" w:color="auto"/>
+            </w:tcBorders>
+            <w:hideMark/>
+          </w:tcPr>
+          <w:p>
+            <w:pPr>
+              <w:jc w:val="center"/>
+              <w:rPr>
+                <w:sz w:val="28"/>
+                <w:szCs w:val="28"/>
+              </w:rPr>
+            </w:pPr>
+            <w:r>
+              <w:rPr>
+                <w:sz w:val="28"/>
+                <w:szCs w:val="28"/>
+              </w:rPr>
+              <w:t>Результат тестування</w:t>
+            </w:r>
+          </w:p>
+        </w:tc>
+      </w:tr>
+      <w:tr>
+        <w:tc>
+          <w:tcPr>
+            <w:tcW w:w="2336" w:type="dxa"/>
+            <w:tcBorders>
+              <w:top w:val="single" w:sz="4" w:space="0" w:color="auto"/>
+              <w:left w:val="single" w:sz="4" w:space="0" w:color="auto"/>
+              <w:bottom w:val="single" w:sz="4" w:space="0" w:color="auto"/>
+              <w:right w:val="single" w:sz="4" w:space="0" w:color="auto"/>
+            </w:tcBorders>
+            <w:hideMark/>
+          </w:tcPr>
+          <w:p>
+            <w:pPr>
+              <w:jc w:val="center"/>
+              <w:rPr>
+                <w:sz w:val="28"/>
+                <w:szCs w:val="28"/>
+                <w:lang w:val="en-US"/>
+              </w:rPr>
+            </w:pPr>
+            <w:r>
+              <w:rPr>
+                <w:sz w:val="28"/>
+                <w:szCs w:val="28"/>
+              </w:rPr>
+              <w:t>ТС_1</w:t>
+            </w:r>
+          </w:p>
+        </w:tc>
+        <w:tc>
+          <w:tcPr>
+            <w:tcW w:w="2336" w:type="dxa"/>
+            <w:tcBorders>
+              <w:top w:val="single" w:sz="4" w:space="0" w:color="auto"/>
+              <w:left w:val="single" w:sz="4" w:space="0" w:color="auto"/>
+              <w:bottom w:val="single" w:sz="4" w:space="0" w:color="auto"/>
+              <w:right w:val="single" w:sz="4" w:space="0" w:color="auto"/>
+            </w:tcBorders>
+            <w:hideMark/>
+          </w:tcPr>
+          <w:p>
+            <w:pPr>
+              <w:jc w:val="center"/>
+              <w:rPr>
+                <w:sz w:val="28"/>
+                <w:szCs w:val="28"/>
+              </w:rPr>
+            </w:pPr>
+            <w:r>
+              <w:rPr>
+                <w:sz w:val="28"/>
+                <w:szCs w:val="28"/>
+              </w:rPr>
+              <w:t>Оригінальний вірш: тепленько, ненько</w:t>
+            </w:r>
+          </w:p>
+        </w:tc>
+        <w:tc>
+          <w:tcPr>
+            <w:tcW w:w="2336" w:type="dxa"/>
+            <w:tcBorders>
+              <w:top w:val="single" w:sz="4" w:space="0" w:color="auto"/>
+              <w:left w:val="single" w:sz="4" w:space="0" w:color="auto"/>
+              <w:bottom w:val="single" w:sz="4" w:space="0" w:color="auto"/>
+              <w:right w:val="single" w:sz="4" w:space="0" w:color="auto"/>
+            </w:tcBorders>
+            <w:hideMark/>
+          </w:tcPr>
+          <w:p>
+            <w:pPr>
+              <w:jc w:val="center"/>
+              <w:rPr>
+                <w:sz w:val="28"/>
+                <w:szCs w:val="28"/>
+              </w:rPr>
+            </w:pPr>
+            <w:r>
+              <w:rPr>
+                <w:sz w:val="28"/>
+                <w:szCs w:val="28"/>
+              </w:rPr>
+              <w:t>Помилок у словах вірша не виявлено.</w:t>
+            </w:r>
+          </w:p>
+        </w:tc>
+        <w:tc>
+          <w:tcPr>
+            <w:tcW w:w="2337" w:type="dxa"/>
+            <w:tcBorders>
+              <w:top w:val="single" w:sz="4" w:space="0" w:color="auto"/>
+              <w:left w:val="single" w:sz="4" w:space="0" w:color="auto"/>
+              <w:bottom w:val="single" w:sz="4" w:space="0" w:color="auto"/>
+              <w:right w:val="single" w:sz="4" w:space="0" w:color="auto"/>
+            </w:tcBorders>
+            <w:hideMark/>
+          </w:tcPr>
+          <w:p>
+            <w:pPr>
+              <w:jc w:val="center"/>
+              <w:rPr>
+                <w:sz w:val="28"/>
+                <w:szCs w:val="28"/>
+                <w:lang w:val="ru-RU"/>
+              </w:rPr>
+            </w:pPr>
+            <w:r>
+              <w:rPr>
+                <w:sz w:val="28"/>
+                <w:szCs w:val="28"/>
+                <w:lang w:val="en-US"/>
+              </w:rPr>
+              <w:t>passed</w:t>
+            </w:r>
+          </w:p>
+        </w:tc>
+      </w:tr>
+      <w:tr>
+        <w:tc>
+          <w:tcPr>
+            <w:tcW w:w="2336" w:type="dxa"/>
+            <w:tcBorders>
+              <w:top w:val="single" w:sz="4" w:space="0" w:color="auto"/>
+              <w:left w:val="single" w:sz="4" w:space="0" w:color="auto"/>
+              <w:bottom w:val="single" w:sz="4" w:space="0" w:color="auto"/>
+              <w:right w:val="single" w:sz="4" w:space="0" w:color="auto"/>
+            </w:tcBorders>
+            <w:hideMark/>
+          </w:tcPr>
+          <w:p>
+            <w:pPr>
+              <w:jc w:val="center"/>
+              <w:rPr>
+                <w:sz w:val="28"/>
+                <w:szCs w:val="28"/>
+              </w:rPr>
+            </w:pPr>
+            <w:r>
+              <w:rPr>
+                <w:sz w:val="28"/>
+                <w:szCs w:val="28"/>
+              </w:rPr>
+              <w:t>ТС_2</w:t>
+            </w:r>
+          </w:p>
+        </w:tc>
+        <w:tc>
+          <w:tcPr>
+            <w:tcW w:w="2336" w:type="dxa"/>
+            <w:tcBorders>
+              <w:top w:val="single" w:sz="4" w:space="0" w:color="auto"/>
+              <w:left w:val="single" w:sz="4" w:space="0" w:color="auto"/>
+              <w:bottom w:val="single" w:sz="4" w:space="0" w:color="auto"/>
+              <w:right w:val="single" w:sz="4" w:space="0" w:color="auto"/>
+            </w:tcBorders>
+            <w:hideMark/>
+          </w:tcPr>
+          <w:p>
+            <w:pPr>
+              <w:jc w:val="center"/>
+              <w:rPr>
+                <w:sz w:val="28"/>
+                <w:szCs w:val="28"/>
+              </w:rPr>
+            </w:pPr>
+            <w:r>
+              <w:rPr>
+                <w:sz w:val="28"/>
+                <w:szCs w:val="28"/>
+              </w:rPr>
+              <w:t xml:space="preserve">Фраза у вірші: в хаті </w:t>
+            </w:r>
+            <w:proofErr w:type="spellStart"/>
+            <w:r>
+              <w:rPr>
+                <w:bCs/>
+                <w:sz w:val="28"/>
+                <w:szCs w:val="28"/>
+              </w:rPr>
+              <w:t>типленько</w:t>
+            </w:r>
+            <w:proofErr w:type="spellEnd"/>
+          </w:p>
+        </w:tc>
+        <w:tc>
+          <w:tcPr>
+            <w:tcW w:w="2336" w:type="dxa"/>
+            <w:tcBorders>
+              <w:top w:val="single" w:sz="4" w:space="0" w:color="auto"/>
+              <w:left w:val="single" w:sz="4" w:space="0" w:color="auto"/>
+              <w:bottom w:val="single" w:sz="4" w:space="0" w:color="auto"/>
+              <w:right w:val="single" w:sz="4" w:space="0" w:color="auto"/>
+            </w:tcBorders>
+            <w:hideMark/>
+          </w:tcPr>
+          <w:p>
+            <w:pPr>
+              <w:jc w:val="center"/>
+              <w:rPr>
+                <w:sz w:val="28"/>
+                <w:szCs w:val="28"/>
+              </w:rPr>
+            </w:pPr>
+            <w:r>
+              <w:rPr>
+                <w:sz w:val="28"/>
+                <w:szCs w:val="28"/>
+              </w:rPr>
+              <w:t xml:space="preserve">У файлі знайдено помилки у словах: </w:t>
+            </w:r>
+            <w:proofErr w:type="spellStart"/>
+            <w:r>
+              <w:rPr>
+                <w:sz w:val="28"/>
+                <w:szCs w:val="28"/>
+              </w:rPr>
+              <w:t>типленько</w:t>
+            </w:r>
+            <w:proofErr w:type="spellEnd"/>
+            <w:r>
+              <w:rPr>
+                <w:sz w:val="28"/>
+                <w:szCs w:val="28"/>
+              </w:rPr>
+              <w:t>.</w:t>
+            </w:r>
+          </w:p>
+        </w:tc>
+        <w:tc>
+          <w:tcPr>
+            <w:tcW w:w="2337" w:type="dxa"/>
+            <w:tcBorders>
+              <w:top w:val="single" w:sz="4" w:space="0" w:color="auto"/>
+              <w:left w:val="single" w:sz="4" w:space="0" w:color="auto"/>
+              <w:bottom w:val="single" w:sz="4" w:space="0" w:color="auto"/>
+              <w:right w:val="single" w:sz="4" w:space="0" w:color="auto"/>
+            </w:tcBorders>
+            <w:hideMark/>
+          </w:tcPr>
+          <w:p>
+            <w:pPr>
+              <w:jc w:val="center"/>
+              <w:rPr>
+                <w:sz w:val="28"/>
+                <w:szCs w:val="28"/>
+                <w:lang w:val="ru-RU"/>
+              </w:rPr>
+            </w:pPr>
+            <w:r>
+              <w:rPr>
+                <w:sz w:val="28"/>
+                <w:szCs w:val="28"/>
+                <w:lang w:val="en-US"/>
+              </w:rPr>
+              <w:t>passed</w:t>
+            </w:r>
+          </w:p>
+        </w:tc>
+      </w:tr>
+      <w:tr>
+        <w:tc>
+          <w:tcPr>
+            <w:tcW w:w="2336" w:type="dxa"/>
+            <w:tcBorders>
+              <w:top w:val="single" w:sz="4" w:space="0" w:color="auto"/>
+              <w:left w:val="single" w:sz="4" w:space="0" w:color="auto"/>
+              <w:bottom w:val="single" w:sz="4" w:space="0" w:color="auto"/>
+              <w:right w:val="single" w:sz="4" w:space="0" w:color="auto"/>
+            </w:tcBorders>
+            <w:hideMark/>
+          </w:tcPr>
+          <w:p>
+            <w:pPr>
+              <w:jc w:val="center"/>
+              <w:rPr>
+                <w:sz w:val="28"/>
+                <w:szCs w:val="28"/>
+              </w:rPr>
+            </w:pPr>
+            <w:r>
+              <w:rPr>
+                <w:sz w:val="28"/>
+                <w:szCs w:val="28"/>
+              </w:rPr>
+              <w:t>ТС_3</w:t>
+            </w:r>
+          </w:p>
+        </w:tc>
+        <w:tc>
+          <w:tcPr>
+            <w:tcW w:w="2336" w:type="dxa"/>
+            <w:tcBorders>
+              <w:top w:val="single" w:sz="4" w:space="0" w:color="auto"/>
+              <w:left w:val="single" w:sz="4" w:space="0" w:color="auto"/>
+              <w:bottom w:val="single" w:sz="4" w:space="0" w:color="auto"/>
+              <w:right w:val="single" w:sz="4" w:space="0" w:color="auto"/>
+            </w:tcBorders>
+            <w:hideMark/>
+          </w:tcPr>
+          <w:p>
+            <w:pPr>
+              <w:jc w:val="center"/>
+              <w:rPr>
+                <w:sz w:val="28"/>
+                <w:szCs w:val="28"/>
+              </w:rPr>
+            </w:pPr>
+            <w:r>
+              <w:rPr>
+                <w:sz w:val="28"/>
+                <w:szCs w:val="28"/>
+              </w:rPr>
+              <w:t xml:space="preserve">Файл </w:t>
+            </w:r>
+            <w:proofErr w:type="spellStart"/>
+            <w:r>
+              <w:rPr>
+                <w:rStyle w:val="HTML"/>
+                <w:rFonts w:ascii="Times New Roman" w:hAnsi="Times New Roman" w:cs="Times New Roman"/>
+                <w:sz w:val="28"/>
+                <w:szCs w:val="28"/>
+              </w:rPr>
+              <w:t>txt</w:t>
+            </w:r>
+            <w:proofErr w:type="spellEnd"/>
+            <w:r>
+              <w:rPr>
+                <w:sz w:val="28"/>
+                <w:szCs w:val="28"/>
+              </w:rPr>
+              <w:t xml:space="preserve"> порожній</w:t>
+            </w:r>
+          </w:p>
+        </w:tc>
+        <w:tc>
+          <w:tcPr>
+            <w:tcW w:w="2336" w:type="dxa"/>
+            <w:tcBorders>
+              <w:top w:val="single" w:sz="4" w:space="0" w:color="auto"/>
+              <w:left w:val="single" w:sz="4" w:space="0" w:color="auto"/>
+              <w:bottom w:val="single" w:sz="4" w:space="0" w:color="auto"/>
+              <w:right w:val="single" w:sz="4" w:space="0" w:color="auto"/>
+            </w:tcBorders>
+            <w:hideMark/>
+          </w:tcPr>
+          <w:p>
+            <w:pPr>
+              <w:jc w:val="center"/>
+              <w:rPr>
+                <w:sz w:val="28"/>
+                <w:szCs w:val="28"/>
+              </w:rPr>
+            </w:pPr>
+            <w:r>
+              <w:rPr>
+                <w:sz w:val="28"/>
+                <w:szCs w:val="28"/>
+              </w:rPr>
+              <w:t>Помилок не виявлено</w:t>
+            </w:r>
+          </w:p>
+        </w:tc>
+        <w:tc>
+          <w:tcPr>
+            <w:tcW w:w="2337" w:type="dxa"/>
+            <w:tcBorders>
+              <w:top w:val="single" w:sz="4" w:space="0" w:color="auto"/>
+              <w:left w:val="single" w:sz="4" w:space="0" w:color="auto"/>
+              <w:bottom w:val="single" w:sz="4" w:space="0" w:color="auto"/>
+              <w:right w:val="single" w:sz="4" w:space="0" w:color="auto"/>
+            </w:tcBorders>
+            <w:hideMark/>
+          </w:tcPr>
+          <w:p>
+            <w:pPr>
+              <w:jc w:val="center"/>
+              <w:rPr>
+                <w:sz w:val="28"/>
+                <w:szCs w:val="28"/>
+                <w:lang w:val="ru-RU"/>
+              </w:rPr>
+            </w:pPr>
+            <w:r>
+              <w:rPr>
+                <w:sz w:val="28"/>
+                <w:szCs w:val="28"/>
+                <w:lang w:val="en-US"/>
+              </w:rPr>
+              <w:t>passed</w:t>
+            </w:r>
+          </w:p>
+        </w:tc>
+      </w:tr>
+      <w:tr>
+        <w:tc>
+          <w:tcPr>
+            <w:tcW w:w="2336" w:type="dxa"/>
+            <w:tcBorders>
+              <w:top w:val="single" w:sz="4" w:space="0" w:color="auto"/>
+              <w:left w:val="single" w:sz="4" w:space="0" w:color="auto"/>
+              <w:bottom w:val="single" w:sz="4" w:space="0" w:color="auto"/>
+              <w:right w:val="single" w:sz="4" w:space="0" w:color="auto"/>
+            </w:tcBorders>
+            <w:hideMark/>
+          </w:tcPr>
+          <w:p>
+            <w:pPr>
+              <w:jc w:val="center"/>
+              <w:rPr>
+                <w:sz w:val="28"/>
+                <w:szCs w:val="28"/>
+              </w:rPr>
+            </w:pPr>
+            <w:r>
+              <w:rPr>
+                <w:sz w:val="28"/>
+                <w:szCs w:val="28"/>
+              </w:rPr>
+              <w:t>ТС_4</w:t>
+            </w:r>
+          </w:p>
+        </w:tc>
+        <w:tc>
+          <w:tcPr>
+            <w:tcW w:w="2336" w:type="dxa"/>
+            <w:tcBorders>
+              <w:top w:val="single" w:sz="4" w:space="0" w:color="auto"/>
+              <w:left w:val="single" w:sz="4" w:space="0" w:color="auto"/>
+              <w:bottom w:val="single" w:sz="4" w:space="0" w:color="auto"/>
+              <w:right w:val="single" w:sz="4" w:space="0" w:color="auto"/>
+            </w:tcBorders>
+            <w:hideMark/>
+          </w:tcPr>
+          <w:p>
+            <w:pPr>
+              <w:jc w:val="center"/>
+              <w:rPr>
+                <w:sz w:val="28"/>
+                <w:szCs w:val="28"/>
+              </w:rPr>
+            </w:pPr>
+            <w:r>
+              <w:rPr>
+                <w:sz w:val="28"/>
+                <w:szCs w:val="28"/>
+              </w:rPr>
+              <w:t xml:space="preserve">Фраза у вірші Свята моя </w:t>
+            </w:r>
+            <w:r>
+              <w:rPr>
+                <w:bCs/>
+                <w:sz w:val="28"/>
+                <w:szCs w:val="28"/>
+              </w:rPr>
+              <w:t>Ненько</w:t>
+            </w:r>
+          </w:p>
+        </w:tc>
+        <w:tc>
+          <w:tcPr>
+            <w:tcW w:w="2336" w:type="dxa"/>
+            <w:tcBorders>
+              <w:top w:val="single" w:sz="4" w:space="0" w:color="auto"/>
+              <w:left w:val="single" w:sz="4" w:space="0" w:color="auto"/>
+              <w:bottom w:val="single" w:sz="4" w:space="0" w:color="auto"/>
+              <w:right w:val="single" w:sz="4" w:space="0" w:color="auto"/>
+            </w:tcBorders>
+            <w:hideMark/>
+          </w:tcPr>
+          <w:p>
+            <w:pPr>
+              <w:jc w:val="center"/>
+              <w:rPr>
+                <w:sz w:val="28"/>
+                <w:szCs w:val="28"/>
+                <w:lang w:val="ru-RU"/>
+              </w:rPr>
+            </w:pPr>
+            <w:r>
+              <w:rPr>
+                <w:sz w:val="28"/>
+                <w:szCs w:val="28"/>
+              </w:rPr>
+              <w:t>Коректне розпізнавання слова незалежно від великої літери.</w:t>
+            </w:r>
+          </w:p>
+        </w:tc>
+        <w:tc>
+          <w:tcPr>
+            <w:tcW w:w="2337" w:type="dxa"/>
+            <w:tcBorders>
+              <w:top w:val="single" w:sz="4" w:space="0" w:color="auto"/>
+              <w:left w:val="single" w:sz="4" w:space="0" w:color="auto"/>
+              <w:bottom w:val="single" w:sz="4" w:space="0" w:color="auto"/>
+              <w:right w:val="single" w:sz="4" w:space="0" w:color="auto"/>
+            </w:tcBorders>
+            <w:hideMark/>
+          </w:tcPr>
+          <w:p>
+            <w:pPr>
+              <w:jc w:val="center"/>
+              <w:rPr>
+                <w:sz w:val="28"/>
+                <w:szCs w:val="28"/>
+                <w:lang w:val="ru-RU"/>
+              </w:rPr>
+            </w:pPr>
+            <w:r>
+              <w:rPr>
+                <w:sz w:val="28"/>
+                <w:szCs w:val="28"/>
+                <w:lang w:val="en-US"/>
+              </w:rPr>
+              <w:t>passed</w:t>
+            </w:r>
+          </w:p>
+        </w:tc>
+      </w:tr>
+    </w:tbl>
+    <w:p>
+      <w:pPr>
+        <w:rPr>
+          <w:sz w:val="28"/>
+          <w:szCs w:val="28"/>
+        </w:rPr>
+      </w:pPr>
+    </w:p>
+    <w:p>
+      <w:pPr>
+        <w:rPr>
+          <w:b/>
+          <w:sz w:val="28"/>
+          <w:szCs w:val="28"/>
+          <w:lang w:eastAsia="en-US"/>
+        </w:rPr>
+      </w:pPr>
+      <w:proofErr w:type="spellStart"/>
+      <w:r>
+        <w:rPr>
+          <w:b/>
+          <w:sz w:val="28"/>
+          <w:szCs w:val="28"/>
+        </w:rPr>
+        <w:t>Test</w:t>
+      </w:r>
+      <w:proofErr w:type="spellEnd"/>
+      <w:r>
+        <w:rPr>
+          <w:b/>
+          <w:sz w:val="28"/>
+          <w:szCs w:val="28"/>
+        </w:rPr>
+        <w:t xml:space="preserve"> </w:t>
+      </w:r>
+      <w:proofErr w:type="spellStart"/>
+      <w:r>
+        <w:rPr>
+          <w:b/>
+          <w:sz w:val="28"/>
+          <w:szCs w:val="28"/>
+        </w:rPr>
+        <w:t>Suite</w:t>
+      </w:r>
+      <w:proofErr w:type="spellEnd"/>
+      <w:r>
+        <w:rPr>
+          <w:b/>
+          <w:sz w:val="28"/>
+          <w:szCs w:val="28"/>
+        </w:rPr>
+        <w:t xml:space="preserve"> 10.2</w:t>
+      </w:r>
+    </w:p>
+    <w:p>
+      <w:pPr>
+        <w:rPr>
+          <w:sz w:val="28"/>
+          <w:szCs w:val="28"/>
+        </w:rPr>
+      </w:pPr>
+    </w:p>
+    <w:tbl>
+      <w:tblPr>
+        <w:tblStyle w:val="a5"/>
+        <w:tblW w:w="0" w:type="auto"/>
+        <w:tblInd w:w="0" w:type="dxa"/>
+        <w:tblLook w:val="04A0" w:firstRow="1" w:lastRow="0" w:firstColumn="1" w:lastColumn="0" w:noHBand="0" w:noVBand="1"/>
+      </w:tblPr>
+      <w:tblGrid>
+        <w:gridCol w:w="3608"/>
+        <w:gridCol w:w="3608"/>
+      </w:tblGrid>
+      <w:tr>
+        <w:trPr>
+          <w:trHeight w:val="433"/>
+        </w:trPr>
+        <w:tc>
+          <w:tcPr>
+            <w:tcW w:w="3608" w:type="dxa"/>
+            <w:tcBorders>
+              <w:top w:val="single" w:sz="4" w:space="0" w:color="auto"/>
+              <w:left w:val="single" w:sz="4" w:space="0" w:color="auto"/>
+              <w:bottom w:val="single" w:sz="4" w:space="0" w:color="auto"/>
+              <w:right w:val="single" w:sz="4" w:space="0" w:color="auto"/>
+            </w:tcBorders>
+            <w:hideMark/>
+          </w:tcPr>
+          <w:p>
+            <w:pPr>
+              <w:ind w:right="-214"/>
+              <w:rPr>
+                <w:sz w:val="28"/>
+                <w:szCs w:val="28"/>
+                <w:lang w:val="ru-RU"/>
+              </w:rPr>
+            </w:pPr>
+            <w:r>
+              <w:rPr>
+                <w:sz w:val="28"/>
+                <w:szCs w:val="28"/>
+              </w:rPr>
+              <w:t>Назва тестового набору</w:t>
+            </w:r>
+          </w:p>
+        </w:tc>
+        <w:tc>
+          <w:tcPr>
+            <w:tcW w:w="3608" w:type="dxa"/>
+            <w:tcBorders>
+              <w:top w:val="single" w:sz="4" w:space="0" w:color="auto"/>
+              <w:left w:val="single" w:sz="4" w:space="0" w:color="auto"/>
+              <w:bottom w:val="single" w:sz="4" w:space="0" w:color="auto"/>
+              <w:right w:val="single" w:sz="4" w:space="0" w:color="auto"/>
+            </w:tcBorders>
+            <w:hideMark/>
+          </w:tcPr>
+          <w:p>
+            <w:pPr>
+              <w:rPr>
+                <w:sz w:val="28"/>
+                <w:szCs w:val="28"/>
+                <w:lang w:val="en-US"/>
+              </w:rPr>
+            </w:pPr>
+            <w:r>
+              <w:rPr>
+                <w:sz w:val="28"/>
+                <w:szCs w:val="28"/>
+                <w:lang w:val="en-US"/>
+              </w:rPr>
+              <w:t>TS_lab10</w:t>
+            </w:r>
+          </w:p>
+        </w:tc>
+      </w:tr>
+      <w:tr>
+        <w:trPr>
+          <w:trHeight w:val="416"/>
+        </w:trPr>
+        <w:tc>
+          <w:tcPr>
+            <w:tcW w:w="3608" w:type="dxa"/>
+            <w:tcBorders>
+              <w:top w:val="single" w:sz="4" w:space="0" w:color="auto"/>
+              <w:left w:val="single" w:sz="4" w:space="0" w:color="auto"/>
+              <w:bottom w:val="single" w:sz="4" w:space="0" w:color="auto"/>
+              <w:right w:val="single" w:sz="4" w:space="0" w:color="auto"/>
+            </w:tcBorders>
+            <w:hideMark/>
+          </w:tcPr>
+          <w:p>
+            <w:pPr>
+              <w:ind w:right="-214"/>
+              <w:rPr>
+                <w:sz w:val="28"/>
+                <w:szCs w:val="28"/>
+                <w:lang w:val="ru-RU"/>
+              </w:rPr>
+            </w:pPr>
+            <w:r>
+              <w:rPr>
+                <w:sz w:val="28"/>
+                <w:szCs w:val="28"/>
+              </w:rPr>
+              <w:t xml:space="preserve">Назва </w:t>
+            </w:r>
+            <w:proofErr w:type="spellStart"/>
+            <w:r>
+              <w:rPr>
+                <w:sz w:val="28"/>
+                <w:szCs w:val="28"/>
+              </w:rPr>
+              <w:t>проекта</w:t>
+            </w:r>
+            <w:proofErr w:type="spellEnd"/>
+          </w:p>
+        </w:tc>
+        <w:tc>
+          <w:tcPr>
+            <w:tcW w:w="3608" w:type="dxa"/>
+            <w:tcBorders>
+              <w:top w:val="single" w:sz="4" w:space="0" w:color="auto"/>
+              <w:left w:val="single" w:sz="4" w:space="0" w:color="auto"/>
+              <w:bottom w:val="single" w:sz="4" w:space="0" w:color="auto"/>
+              <w:right w:val="single" w:sz="4" w:space="0" w:color="auto"/>
+            </w:tcBorders>
+            <w:hideMark/>
+          </w:tcPr>
+          <w:p>
+            <w:pPr>
+              <w:rPr>
+                <w:sz w:val="28"/>
+                <w:szCs w:val="28"/>
+                <w:lang w:val="en-US"/>
+              </w:rPr>
+            </w:pPr>
+            <w:r>
+              <w:rPr>
+                <w:sz w:val="28"/>
+                <w:szCs w:val="28"/>
+                <w:lang w:val="en-US"/>
+              </w:rPr>
+              <w:t>Primak-task_10_2</w:t>
+            </w:r>
+          </w:p>
+        </w:tc>
+      </w:tr>
+      <w:tr>
+        <w:trPr>
+          <w:trHeight w:val="433"/>
+        </w:trPr>
+        <w:tc>
+          <w:tcPr>
+            <w:tcW w:w="3608" w:type="dxa"/>
+            <w:tcBorders>
+              <w:top w:val="single" w:sz="4" w:space="0" w:color="auto"/>
+              <w:left w:val="single" w:sz="4" w:space="0" w:color="auto"/>
+              <w:bottom w:val="single" w:sz="4" w:space="0" w:color="auto"/>
+              <w:right w:val="single" w:sz="4" w:space="0" w:color="auto"/>
+            </w:tcBorders>
+            <w:hideMark/>
+          </w:tcPr>
+          <w:p>
+            <w:pPr>
+              <w:ind w:right="-214"/>
+              <w:rPr>
+                <w:sz w:val="28"/>
+                <w:szCs w:val="28"/>
+                <w:lang w:val="ru-RU"/>
+              </w:rPr>
+            </w:pPr>
+            <w:r>
+              <w:rPr>
+                <w:sz w:val="28"/>
+                <w:szCs w:val="28"/>
+              </w:rPr>
+              <w:t>Рівень тестування</w:t>
+            </w:r>
+          </w:p>
+        </w:tc>
+        <w:tc>
+          <w:tcPr>
+            <w:tcW w:w="3608" w:type="dxa"/>
+            <w:tcBorders>
+              <w:top w:val="single" w:sz="4" w:space="0" w:color="auto"/>
+              <w:left w:val="single" w:sz="4" w:space="0" w:color="auto"/>
+              <w:bottom w:val="single" w:sz="4" w:space="0" w:color="auto"/>
+              <w:right w:val="single" w:sz="4" w:space="0" w:color="auto"/>
+            </w:tcBorders>
+            <w:hideMark/>
+          </w:tcPr>
+          <w:p>
+            <w:pPr>
+              <w:rPr>
+                <w:sz w:val="28"/>
+                <w:szCs w:val="28"/>
+                <w:lang w:val="en-US"/>
+              </w:rPr>
+            </w:pPr>
+            <w:r>
+              <w:rPr>
+                <w:sz w:val="28"/>
+                <w:szCs w:val="28"/>
+              </w:rPr>
+              <w:t>системний</w:t>
+            </w:r>
+            <w:r>
+              <w:rPr>
+                <w:sz w:val="28"/>
+                <w:szCs w:val="28"/>
+                <w:lang w:val="en-US"/>
+              </w:rPr>
+              <w:t xml:space="preserve"> </w:t>
+            </w:r>
+          </w:p>
+        </w:tc>
+      </w:tr>
+      <w:tr>
+        <w:trPr>
+          <w:trHeight w:val="433"/>
+        </w:trPr>
+        <w:tc>
+          <w:tcPr>
+            <w:tcW w:w="3608" w:type="dxa"/>
+            <w:tcBorders>
+              <w:top w:val="single" w:sz="4" w:space="0" w:color="auto"/>
+              <w:left w:val="single" w:sz="4" w:space="0" w:color="auto"/>
+              <w:bottom w:val="single" w:sz="4" w:space="0" w:color="auto"/>
+              <w:right w:val="single" w:sz="4" w:space="0" w:color="auto"/>
+            </w:tcBorders>
+            <w:hideMark/>
+          </w:tcPr>
+          <w:p>
+            <w:pPr>
+              <w:ind w:right="-214"/>
+              <w:rPr>
+                <w:sz w:val="28"/>
+                <w:szCs w:val="28"/>
+                <w:lang w:val="ru-RU"/>
+              </w:rPr>
+            </w:pPr>
+            <w:r>
+              <w:rPr>
+                <w:sz w:val="28"/>
+                <w:szCs w:val="28"/>
+              </w:rPr>
+              <w:t>Автор тест-</w:t>
+            </w:r>
+            <w:proofErr w:type="spellStart"/>
+            <w:r>
+              <w:rPr>
+                <w:sz w:val="28"/>
+                <w:szCs w:val="28"/>
+              </w:rPr>
+              <w:t>сьюта</w:t>
+            </w:r>
+            <w:proofErr w:type="spellEnd"/>
+            <w:r>
+              <w:rPr>
+                <w:sz w:val="28"/>
+                <w:szCs w:val="28"/>
+              </w:rPr>
+              <w:t xml:space="preserve"> </w:t>
+            </w:r>
+          </w:p>
+        </w:tc>
+        <w:tc>
+          <w:tcPr>
+            <w:tcW w:w="3608" w:type="dxa"/>
+            <w:tcBorders>
+              <w:top w:val="single" w:sz="4" w:space="0" w:color="auto"/>
+              <w:left w:val="single" w:sz="4" w:space="0" w:color="auto"/>
+              <w:bottom w:val="single" w:sz="4" w:space="0" w:color="auto"/>
+              <w:right w:val="single" w:sz="4" w:space="0" w:color="auto"/>
+            </w:tcBorders>
+            <w:hideMark/>
+          </w:tcPr>
+          <w:p>
+            <w:pPr>
+              <w:rPr>
+                <w:sz w:val="28"/>
+                <w:szCs w:val="28"/>
+              </w:rPr>
+            </w:pPr>
+            <w:proofErr w:type="spellStart"/>
+            <w:r>
+              <w:rPr>
+                <w:sz w:val="28"/>
+                <w:szCs w:val="28"/>
+              </w:rPr>
+              <w:t>Прімак</w:t>
+            </w:r>
+            <w:proofErr w:type="spellEnd"/>
+            <w:r>
+              <w:rPr>
+                <w:sz w:val="28"/>
+                <w:szCs w:val="28"/>
+              </w:rPr>
+              <w:t xml:space="preserve"> Ярослав</w:t>
+            </w:r>
+          </w:p>
+        </w:tc>
+      </w:tr>
+      <w:tr>
+        <w:trPr>
+          <w:trHeight w:val="416"/>
+        </w:trPr>
+        <w:tc>
+          <w:tcPr>
+            <w:tcW w:w="3608" w:type="dxa"/>
+            <w:tcBorders>
+              <w:top w:val="single" w:sz="4" w:space="0" w:color="auto"/>
+              <w:left w:val="single" w:sz="4" w:space="0" w:color="auto"/>
+              <w:bottom w:val="single" w:sz="4" w:space="0" w:color="auto"/>
+              <w:right w:val="single" w:sz="4" w:space="0" w:color="auto"/>
+            </w:tcBorders>
+            <w:hideMark/>
+          </w:tcPr>
+          <w:p>
+            <w:pPr>
+              <w:ind w:right="-214"/>
+              <w:rPr>
+                <w:sz w:val="28"/>
+                <w:szCs w:val="28"/>
+              </w:rPr>
+            </w:pPr>
+            <w:r>
+              <w:rPr>
+                <w:sz w:val="28"/>
+                <w:szCs w:val="28"/>
+              </w:rPr>
+              <w:t xml:space="preserve">Виконавець </w:t>
+            </w:r>
+          </w:p>
+        </w:tc>
+        <w:tc>
+          <w:tcPr>
+            <w:tcW w:w="3608" w:type="dxa"/>
+            <w:tcBorders>
+              <w:top w:val="single" w:sz="4" w:space="0" w:color="auto"/>
+              <w:left w:val="single" w:sz="4" w:space="0" w:color="auto"/>
+              <w:bottom w:val="single" w:sz="4" w:space="0" w:color="auto"/>
+              <w:right w:val="single" w:sz="4" w:space="0" w:color="auto"/>
+            </w:tcBorders>
+            <w:hideMark/>
+          </w:tcPr>
+          <w:p>
+            <w:pPr>
+              <w:rPr>
+                <w:sz w:val="28"/>
+                <w:szCs w:val="28"/>
+                <w:lang w:val="en-US"/>
+              </w:rPr>
+            </w:pPr>
+            <w:proofErr w:type="spellStart"/>
+            <w:r>
+              <w:rPr>
+                <w:sz w:val="28"/>
+                <w:szCs w:val="28"/>
+              </w:rPr>
+              <w:t>Прімак</w:t>
+            </w:r>
+            <w:proofErr w:type="spellEnd"/>
+            <w:r>
+              <w:rPr>
+                <w:sz w:val="28"/>
+                <w:szCs w:val="28"/>
+              </w:rPr>
+              <w:t xml:space="preserve"> Ярослав</w:t>
+            </w:r>
+          </w:p>
+        </w:tc>
+      </w:tr>
+    </w:tbl>
+    <w:p>
+      <w:pPr>
+        <w:rPr>
+          <w:sz w:val="28"/>
+          <w:szCs w:val="28"/>
+          <w:lang w:val="ru-RU" w:eastAsia="en-US"/>
+        </w:rPr>
+      </w:pPr>
+    </w:p>
+    <w:tbl>
+      <w:tblPr>
+        <w:tblStyle w:val="a5"/>
+        <w:tblW w:w="0" w:type="auto"/>
+        <w:tblInd w:w="0" w:type="dxa"/>
+        <w:tblLook w:val="04A0" w:firstRow="1" w:lastRow="0" w:firstColumn="1" w:lastColumn="0" w:noHBand="0" w:noVBand="1"/>
+      </w:tblPr>
+      <w:tblGrid>
+        <w:gridCol w:w="2336"/>
+        <w:gridCol w:w="2336"/>
+        <w:gridCol w:w="2336"/>
+        <w:gridCol w:w="2337"/>
+      </w:tblGrid>
+      <w:tr>
+        <w:tc>
+          <w:tcPr>
+            <w:tcW w:w="2336" w:type="dxa"/>
+            <w:tcBorders>
+              <w:top w:val="single" w:sz="4" w:space="0" w:color="auto"/>
+              <w:left w:val="single" w:sz="4" w:space="0" w:color="auto"/>
+              <w:bottom w:val="single" w:sz="4" w:space="0" w:color="auto"/>
+              <w:right w:val="single" w:sz="4" w:space="0" w:color="auto"/>
+            </w:tcBorders>
+            <w:hideMark/>
+          </w:tcPr>
+          <w:p>
+            <w:pPr>
+              <w:jc w:val="center"/>
+              <w:rPr>
+                <w:sz w:val="28"/>
+                <w:szCs w:val="28"/>
+              </w:rPr>
+            </w:pPr>
+            <w:r>
+              <w:rPr>
+                <w:sz w:val="28"/>
+                <w:szCs w:val="28"/>
+              </w:rPr>
+              <w:t>Ід-р тест-кейса</w:t>
+            </w:r>
+          </w:p>
+        </w:tc>
+        <w:tc>
+          <w:tcPr>
+            <w:tcW w:w="2336" w:type="dxa"/>
+            <w:tcBorders>
+              <w:top w:val="single" w:sz="4" w:space="0" w:color="auto"/>
+              <w:left w:val="single" w:sz="4" w:space="0" w:color="auto"/>
+              <w:bottom w:val="single" w:sz="4" w:space="0" w:color="auto"/>
+              <w:right w:val="single" w:sz="4" w:space="0" w:color="auto"/>
+            </w:tcBorders>
+          </w:tcPr>
+          <w:p>
+            <w:pPr>
+              <w:jc w:val="center"/>
+              <w:rPr>
+                <w:sz w:val="28"/>
+                <w:szCs w:val="28"/>
+              </w:rPr>
+            </w:pPr>
+            <w:r>
+              <w:rPr>
+                <w:sz w:val="28"/>
+                <w:szCs w:val="28"/>
+              </w:rPr>
+              <w:t>Стан вхідного файлу</w:t>
+            </w:r>
+          </w:p>
+          <w:p>
+            <w:pPr>
+              <w:jc w:val="center"/>
+              <w:rPr>
+                <w:sz w:val="28"/>
+                <w:szCs w:val="28"/>
+              </w:rPr>
+            </w:pPr>
+          </w:p>
+        </w:tc>
+        <w:tc>
+          <w:tcPr>
+            <w:tcW w:w="2336" w:type="dxa"/>
+            <w:tcBorders>
+              <w:top w:val="single" w:sz="4" w:space="0" w:color="auto"/>
+              <w:left w:val="single" w:sz="4" w:space="0" w:color="auto"/>
+              <w:bottom w:val="single" w:sz="4" w:space="0" w:color="auto"/>
+              <w:right w:val="single" w:sz="4" w:space="0" w:color="auto"/>
+            </w:tcBorders>
+            <w:hideMark/>
+          </w:tcPr>
+          <w:p>
+            <w:pPr>
+              <w:jc w:val="center"/>
+              <w:rPr>
+                <w:sz w:val="28"/>
+                <w:szCs w:val="28"/>
+                <w:lang w:val="ru-RU"/>
+              </w:rPr>
+            </w:pPr>
+            <w:r>
+              <w:rPr>
+                <w:sz w:val="28"/>
+                <w:szCs w:val="28"/>
+              </w:rPr>
+              <w:t>Очікуваний</w:t>
+            </w:r>
+          </w:p>
+          <w:p>
+            <w:pPr>
+              <w:jc w:val="center"/>
+              <w:rPr>
+                <w:sz w:val="28"/>
+                <w:szCs w:val="28"/>
+              </w:rPr>
+            </w:pPr>
+            <w:r>
+              <w:rPr>
+                <w:sz w:val="28"/>
+                <w:szCs w:val="28"/>
+              </w:rPr>
+              <w:t>результат</w:t>
+            </w:r>
+          </w:p>
+        </w:tc>
+        <w:tc>
+          <w:tcPr>
+            <w:tcW w:w="2337" w:type="dxa"/>
+            <w:tcBorders>
+              <w:top w:val="single" w:sz="4" w:space="0" w:color="auto"/>
+              <w:left w:val="single" w:sz="4" w:space="0" w:color="auto"/>
+              <w:bottom w:val="single" w:sz="4" w:space="0" w:color="auto"/>
+              <w:right w:val="single" w:sz="4" w:space="0" w:color="auto"/>
+            </w:tcBorders>
+            <w:hideMark/>
+          </w:tcPr>
+          <w:p>
+            <w:pPr>
+              <w:jc w:val="center"/>
+              <w:rPr>
+                <w:sz w:val="28"/>
+                <w:szCs w:val="28"/>
+              </w:rPr>
+            </w:pPr>
+            <w:r>
+              <w:rPr>
+                <w:sz w:val="28"/>
+                <w:szCs w:val="28"/>
+              </w:rPr>
+              <w:t>Результат тестування</w:t>
+            </w:r>
+          </w:p>
+        </w:tc>
+      </w:tr>
+      <w:tr>
+        <w:tc>
+          <w:tcPr>
+            <w:tcW w:w="2336" w:type="dxa"/>
+            <w:tcBorders>
+              <w:top w:val="single" w:sz="4" w:space="0" w:color="auto"/>
+              <w:left w:val="single" w:sz="4" w:space="0" w:color="auto"/>
+              <w:bottom w:val="single" w:sz="4" w:space="0" w:color="auto"/>
+              <w:right w:val="single" w:sz="4" w:space="0" w:color="auto"/>
+            </w:tcBorders>
+            <w:hideMark/>
+          </w:tcPr>
+          <w:p>
+            <w:pPr>
+              <w:jc w:val="center"/>
+              <w:rPr>
+                <w:sz w:val="28"/>
+                <w:szCs w:val="28"/>
+                <w:lang w:val="en-US"/>
+              </w:rPr>
+            </w:pPr>
+            <w:r>
+              <w:rPr>
+                <w:sz w:val="28"/>
+                <w:szCs w:val="28"/>
+              </w:rPr>
+              <w:t>ТС_1</w:t>
+            </w:r>
+          </w:p>
+        </w:tc>
+        <w:tc>
+          <w:tcPr>
+            <w:tcW w:w="2336" w:type="dxa"/>
+            <w:tcBorders>
+              <w:top w:val="single" w:sz="4" w:space="0" w:color="auto"/>
+              <w:left w:val="single" w:sz="4" w:space="0" w:color="auto"/>
+              <w:bottom w:val="single" w:sz="4" w:space="0" w:color="auto"/>
+              <w:right w:val="single" w:sz="4" w:space="0" w:color="auto"/>
+            </w:tcBorders>
+            <w:hideMark/>
+          </w:tcPr>
+          <w:p>
+            <w:pPr>
+              <w:jc w:val="center"/>
+              <w:rPr>
+                <w:sz w:val="28"/>
+                <w:szCs w:val="28"/>
+              </w:rPr>
+            </w:pPr>
+            <w:r>
+              <w:rPr>
+                <w:sz w:val="28"/>
+                <w:szCs w:val="28"/>
+              </w:rPr>
+              <w:t>Файл містить дані з Задачі 10.1</w:t>
+            </w:r>
+          </w:p>
+        </w:tc>
+        <w:tc>
+          <w:tcPr>
+            <w:tcW w:w="2336" w:type="dxa"/>
+            <w:tcBorders>
+              <w:top w:val="single" w:sz="4" w:space="0" w:color="auto"/>
+              <w:left w:val="single" w:sz="4" w:space="0" w:color="auto"/>
+              <w:bottom w:val="single" w:sz="4" w:space="0" w:color="auto"/>
+              <w:right w:val="single" w:sz="4" w:space="0" w:color="auto"/>
+            </w:tcBorders>
+            <w:hideMark/>
+          </w:tcPr>
+          <w:p>
+            <w:pPr>
+              <w:jc w:val="center"/>
+              <w:rPr>
+                <w:sz w:val="28"/>
+                <w:szCs w:val="28"/>
+              </w:rPr>
+            </w:pPr>
+            <w:r>
+              <w:rPr>
+                <w:sz w:val="28"/>
+                <w:szCs w:val="28"/>
+              </w:rPr>
+              <w:t>Старі дані збережені, нові (символи + час) додані в кінець.</w:t>
+            </w:r>
+          </w:p>
+        </w:tc>
+        <w:tc>
+          <w:tcPr>
+            <w:tcW w:w="2337" w:type="dxa"/>
+            <w:tcBorders>
+              <w:top w:val="single" w:sz="4" w:space="0" w:color="auto"/>
+              <w:left w:val="single" w:sz="4" w:space="0" w:color="auto"/>
+              <w:bottom w:val="single" w:sz="4" w:space="0" w:color="auto"/>
+              <w:right w:val="single" w:sz="4" w:space="0" w:color="auto"/>
+            </w:tcBorders>
+            <w:hideMark/>
+          </w:tcPr>
+          <w:p>
+            <w:pPr>
+              <w:jc w:val="center"/>
+              <w:rPr>
+                <w:sz w:val="28"/>
+                <w:szCs w:val="28"/>
+                <w:lang w:val="ru-RU"/>
+              </w:rPr>
+            </w:pPr>
+            <w:r>
+              <w:rPr>
+                <w:sz w:val="28"/>
+                <w:szCs w:val="28"/>
+                <w:lang w:val="en-US"/>
+              </w:rPr>
+              <w:t>passed</w:t>
+            </w:r>
+          </w:p>
+        </w:tc>
+      </w:tr>
+      <w:tr>
+        <w:tc>
+          <w:tcPr>
+            <w:tcW w:w="2336" w:type="dxa"/>
+            <w:tcBorders>
+              <w:top w:val="single" w:sz="4" w:space="0" w:color="auto"/>
+              <w:left w:val="single" w:sz="4" w:space="0" w:color="auto"/>
+              <w:bottom w:val="single" w:sz="4" w:space="0" w:color="auto"/>
+              <w:right w:val="single" w:sz="4" w:space="0" w:color="auto"/>
+            </w:tcBorders>
+            <w:hideMark/>
+          </w:tcPr>
+          <w:p>
+            <w:pPr>
+              <w:jc w:val="center"/>
+              <w:rPr>
+                <w:sz w:val="28"/>
+                <w:szCs w:val="28"/>
+              </w:rPr>
+            </w:pPr>
+            <w:r>
+              <w:rPr>
+                <w:sz w:val="28"/>
+                <w:szCs w:val="28"/>
+              </w:rPr>
+              <w:t>ТС_2</w:t>
+            </w:r>
+          </w:p>
+        </w:tc>
+        <w:tc>
+          <w:tcPr>
+            <w:tcW w:w="2336" w:type="dxa"/>
+            <w:tcBorders>
+              <w:top w:val="single" w:sz="4" w:space="0" w:color="auto"/>
+              <w:left w:val="single" w:sz="4" w:space="0" w:color="auto"/>
+              <w:bottom w:val="single" w:sz="4" w:space="0" w:color="auto"/>
+              <w:right w:val="single" w:sz="4" w:space="0" w:color="auto"/>
+            </w:tcBorders>
+            <w:hideMark/>
+          </w:tcPr>
+          <w:p>
+            <w:pPr>
+              <w:jc w:val="center"/>
+              <w:rPr>
+                <w:sz w:val="28"/>
+                <w:szCs w:val="28"/>
+              </w:rPr>
+            </w:pPr>
+            <w:r>
+              <w:rPr>
+                <w:sz w:val="28"/>
+                <w:szCs w:val="28"/>
+              </w:rPr>
+              <w:t>Будь-який</w:t>
+            </w:r>
+          </w:p>
+        </w:tc>
+        <w:tc>
+          <w:tcPr>
+            <w:tcW w:w="2336" w:type="dxa"/>
+            <w:tcBorders>
+              <w:top w:val="single" w:sz="4" w:space="0" w:color="auto"/>
+              <w:left w:val="single" w:sz="4" w:space="0" w:color="auto"/>
+              <w:bottom w:val="single" w:sz="4" w:space="0" w:color="auto"/>
+              <w:right w:val="single" w:sz="4" w:space="0" w:color="auto"/>
+            </w:tcBorders>
+            <w:hideMark/>
+          </w:tcPr>
+          <w:p>
+            <w:pPr>
+              <w:jc w:val="center"/>
+              <w:rPr>
+                <w:sz w:val="28"/>
+                <w:szCs w:val="28"/>
+              </w:rPr>
+            </w:pPr>
+            <w:r>
+              <w:rPr>
+                <w:sz w:val="28"/>
+                <w:szCs w:val="28"/>
+              </w:rPr>
+              <w:t>Рядок дати відповідає стандарту.</w:t>
+            </w:r>
+          </w:p>
+        </w:tc>
+        <w:tc>
+          <w:tcPr>
+            <w:tcW w:w="2337" w:type="dxa"/>
+            <w:tcBorders>
+              <w:top w:val="single" w:sz="4" w:space="0" w:color="auto"/>
+              <w:left w:val="single" w:sz="4" w:space="0" w:color="auto"/>
+              <w:bottom w:val="single" w:sz="4" w:space="0" w:color="auto"/>
+              <w:right w:val="single" w:sz="4" w:space="0" w:color="auto"/>
+            </w:tcBorders>
+            <w:hideMark/>
+          </w:tcPr>
+          <w:p>
+            <w:pPr>
+              <w:jc w:val="center"/>
+              <w:rPr>
+                <w:sz w:val="28"/>
+                <w:szCs w:val="28"/>
+                <w:lang w:val="ru-RU"/>
+              </w:rPr>
+            </w:pPr>
+            <w:r>
+              <w:rPr>
+                <w:sz w:val="28"/>
+                <w:szCs w:val="28"/>
+                <w:lang w:val="en-US"/>
+              </w:rPr>
+              <w:t>passed</w:t>
+            </w:r>
+          </w:p>
+        </w:tc>
+      </w:tr>
+      <w:tr>
+        <w:tc>
+          <w:tcPr>
+            <w:tcW w:w="2336" w:type="dxa"/>
+            <w:tcBorders>
+              <w:top w:val="single" w:sz="4" w:space="0" w:color="auto"/>
+              <w:left w:val="single" w:sz="4" w:space="0" w:color="auto"/>
+              <w:bottom w:val="single" w:sz="4" w:space="0" w:color="auto"/>
+              <w:right w:val="single" w:sz="4" w:space="0" w:color="auto"/>
+            </w:tcBorders>
+            <w:hideMark/>
+          </w:tcPr>
+          <w:p>
+            <w:pPr>
+              <w:jc w:val="center"/>
+              <w:rPr>
+                <w:sz w:val="28"/>
+                <w:szCs w:val="28"/>
+              </w:rPr>
+            </w:pPr>
+            <w:r>
+              <w:rPr>
+                <w:sz w:val="28"/>
+                <w:szCs w:val="28"/>
+              </w:rPr>
+              <w:t>ТС_3</w:t>
+            </w:r>
+          </w:p>
+        </w:tc>
+        <w:tc>
+          <w:tcPr>
+            <w:tcW w:w="2336" w:type="dxa"/>
+            <w:tcBorders>
+              <w:top w:val="single" w:sz="4" w:space="0" w:color="auto"/>
+              <w:left w:val="single" w:sz="4" w:space="0" w:color="auto"/>
+              <w:bottom w:val="single" w:sz="4" w:space="0" w:color="auto"/>
+              <w:right w:val="single" w:sz="4" w:space="0" w:color="auto"/>
+            </w:tcBorders>
+            <w:hideMark/>
+          </w:tcPr>
+          <w:p>
+            <w:pPr>
+              <w:jc w:val="center"/>
+              <w:rPr>
+                <w:sz w:val="28"/>
+                <w:szCs w:val="28"/>
+              </w:rPr>
+            </w:pPr>
+            <w:r>
+              <w:rPr>
+                <w:sz w:val="28"/>
+                <w:szCs w:val="28"/>
+              </w:rPr>
+              <w:t>Файл відкритий на запис</w:t>
+            </w:r>
+          </w:p>
+        </w:tc>
+        <w:tc>
+          <w:tcPr>
+            <w:tcW w:w="2336" w:type="dxa"/>
+            <w:tcBorders>
+              <w:top w:val="single" w:sz="4" w:space="0" w:color="auto"/>
+              <w:left w:val="single" w:sz="4" w:space="0" w:color="auto"/>
+              <w:bottom w:val="single" w:sz="4" w:space="0" w:color="auto"/>
+              <w:right w:val="single" w:sz="4" w:space="0" w:color="auto"/>
+            </w:tcBorders>
+            <w:hideMark/>
+          </w:tcPr>
+          <w:p>
+            <w:pPr>
+              <w:jc w:val="center"/>
+              <w:rPr>
+                <w:sz w:val="28"/>
+                <w:szCs w:val="28"/>
+              </w:rPr>
+            </w:pPr>
+            <w:r>
+              <w:rPr>
+                <w:sz w:val="28"/>
+                <w:szCs w:val="28"/>
+              </w:rPr>
+              <w:t>Наявність рядків: "Герб України", "Прапор України", "Гімн України".</w:t>
+            </w:r>
+          </w:p>
+        </w:tc>
+        <w:tc>
+          <w:tcPr>
+            <w:tcW w:w="2337" w:type="dxa"/>
+            <w:tcBorders>
+              <w:top w:val="single" w:sz="4" w:space="0" w:color="auto"/>
+              <w:left w:val="single" w:sz="4" w:space="0" w:color="auto"/>
+              <w:bottom w:val="single" w:sz="4" w:space="0" w:color="auto"/>
+              <w:right w:val="single" w:sz="4" w:space="0" w:color="auto"/>
+            </w:tcBorders>
+            <w:hideMark/>
+          </w:tcPr>
+          <w:p>
+            <w:pPr>
+              <w:jc w:val="center"/>
+              <w:rPr>
+                <w:sz w:val="28"/>
+                <w:szCs w:val="28"/>
+                <w:lang w:val="ru-RU"/>
+              </w:rPr>
+            </w:pPr>
+            <w:r>
+              <w:rPr>
+                <w:sz w:val="28"/>
+                <w:szCs w:val="28"/>
+                <w:lang w:val="en-US"/>
+              </w:rPr>
+              <w:t>passed</w:t>
+            </w:r>
+          </w:p>
+        </w:tc>
+      </w:tr>
+      <w:tr>
+        <w:tc>
+          <w:tcPr>
+            <w:tcW w:w="2336" w:type="dxa"/>
+            <w:tcBorders>
+              <w:top w:val="single" w:sz="4" w:space="0" w:color="auto"/>
+              <w:left w:val="single" w:sz="4" w:space="0" w:color="auto"/>
+              <w:bottom w:val="single" w:sz="4" w:space="0" w:color="auto"/>
+              <w:right w:val="single" w:sz="4" w:space="0" w:color="auto"/>
+            </w:tcBorders>
+            <w:hideMark/>
+          </w:tcPr>
+          <w:p>
+            <w:pPr>
+              <w:jc w:val="center"/>
+              <w:rPr>
+                <w:sz w:val="28"/>
+                <w:szCs w:val="28"/>
+              </w:rPr>
+            </w:pPr>
+            <w:r>
+              <w:rPr>
+                <w:sz w:val="28"/>
+                <w:szCs w:val="28"/>
+              </w:rPr>
+              <w:t>ТС_4</w:t>
+            </w:r>
+          </w:p>
+        </w:tc>
+        <w:tc>
+          <w:tcPr>
+            <w:tcW w:w="2336" w:type="dxa"/>
+            <w:tcBorders>
+              <w:top w:val="single" w:sz="4" w:space="0" w:color="auto"/>
+              <w:left w:val="single" w:sz="4" w:space="0" w:color="auto"/>
+              <w:bottom w:val="single" w:sz="4" w:space="0" w:color="auto"/>
+              <w:right w:val="single" w:sz="4" w:space="0" w:color="auto"/>
+            </w:tcBorders>
+            <w:hideMark/>
+          </w:tcPr>
+          <w:p>
+            <w:pPr>
+              <w:jc w:val="center"/>
+              <w:rPr>
+                <w:rFonts w:asciiTheme="minorHAnsi" w:hAnsiTheme="minorHAnsi" w:cstheme="minorBidi"/>
+                <w:sz w:val="22"/>
+                <w:szCs w:val="22"/>
+              </w:rPr>
+            </w:pPr>
+            <w:r>
+              <w:rPr>
+                <w:sz w:val="28"/>
+                <w:szCs w:val="28"/>
+              </w:rPr>
+              <w:t xml:space="preserve">Функція </w:t>
+            </w:r>
+            <w:proofErr w:type="spellStart"/>
+            <w:r>
+              <w:rPr>
+                <w:sz w:val="28"/>
+                <w:szCs w:val="28"/>
+              </w:rPr>
+              <w:t>дозапису</w:t>
+            </w:r>
+            <w:proofErr w:type="spellEnd"/>
+            <w:r>
+              <w:rPr>
+                <w:sz w:val="28"/>
+                <w:szCs w:val="28"/>
+              </w:rPr>
+              <w:t xml:space="preserve"> (Задача 10.2) </w:t>
+            </w:r>
+            <w:r>
+              <w:rPr>
+                <w:sz w:val="28"/>
+                <w:szCs w:val="28"/>
+              </w:rPr>
+              <w:lastRenderedPageBreak/>
+              <w:t>викликається двічі поспіль</w:t>
+            </w:r>
+          </w:p>
+        </w:tc>
+        <w:tc>
+          <w:tcPr>
+            <w:tcW w:w="2336" w:type="dxa"/>
+            <w:tcBorders>
+              <w:top w:val="single" w:sz="4" w:space="0" w:color="auto"/>
+              <w:left w:val="single" w:sz="4" w:space="0" w:color="auto"/>
+              <w:bottom w:val="single" w:sz="4" w:space="0" w:color="auto"/>
+              <w:right w:val="single" w:sz="4" w:space="0" w:color="auto"/>
+            </w:tcBorders>
+            <w:hideMark/>
+          </w:tcPr>
+          <w:p>
+            <w:pPr>
+              <w:jc w:val="center"/>
+              <w:rPr>
+                <w:sz w:val="28"/>
+                <w:szCs w:val="28"/>
+              </w:rPr>
+            </w:pPr>
+            <w:r>
+              <w:rPr>
+                <w:sz w:val="28"/>
+                <w:szCs w:val="28"/>
+              </w:rPr>
+              <w:lastRenderedPageBreak/>
+              <w:t xml:space="preserve">Дані (державні символи та мітка часу) </w:t>
+            </w:r>
+            <w:r>
+              <w:rPr>
+                <w:sz w:val="28"/>
+                <w:szCs w:val="28"/>
+              </w:rPr>
+              <w:lastRenderedPageBreak/>
+              <w:t>записуються у файл двічі. Жодні попередні дані (зокрема із Задачі 10.1) не затираються.</w:t>
+            </w:r>
+          </w:p>
+        </w:tc>
+        <w:tc>
+          <w:tcPr>
+            <w:tcW w:w="2337" w:type="dxa"/>
+            <w:tcBorders>
+              <w:top w:val="single" w:sz="4" w:space="0" w:color="auto"/>
+              <w:left w:val="single" w:sz="4" w:space="0" w:color="auto"/>
+              <w:bottom w:val="single" w:sz="4" w:space="0" w:color="auto"/>
+              <w:right w:val="single" w:sz="4" w:space="0" w:color="auto"/>
+            </w:tcBorders>
+            <w:hideMark/>
+          </w:tcPr>
+          <w:p>
+            <w:pPr>
+              <w:jc w:val="center"/>
+              <w:rPr>
+                <w:sz w:val="28"/>
+                <w:szCs w:val="28"/>
+              </w:rPr>
+            </w:pPr>
+            <w:r>
+              <w:rPr>
+                <w:sz w:val="28"/>
+                <w:szCs w:val="28"/>
+                <w:lang w:val="en-US"/>
+              </w:rPr>
+              <w:lastRenderedPageBreak/>
+              <w:t>passed</w:t>
+            </w:r>
+          </w:p>
+        </w:tc>
+      </w:tr>
+    </w:tbl>
+    <w:p>
+      <w:pPr>
+        <w:rPr>
+          <w:sz w:val="28"/>
+          <w:szCs w:val="28"/>
+          <w:lang w:eastAsia="en-US"/>
+        </w:rPr>
+      </w:pPr>
+    </w:p>
+    <w:p>
+      <w:pPr>
+        <w:rPr>
+          <w:b/>
+          <w:sz w:val="28"/>
+          <w:szCs w:val="28"/>
+        </w:rPr>
+      </w:pPr>
+      <w:proofErr w:type="spellStart"/>
+      <w:r>
+        <w:rPr>
+          <w:b/>
+          <w:sz w:val="28"/>
+          <w:szCs w:val="28"/>
+        </w:rPr>
+        <w:t>Test</w:t>
+      </w:r>
+      <w:proofErr w:type="spellEnd"/>
+      <w:r>
+        <w:rPr>
+          <w:b/>
+          <w:sz w:val="28"/>
+          <w:szCs w:val="28"/>
+        </w:rPr>
+        <w:t xml:space="preserve"> </w:t>
+      </w:r>
+      <w:proofErr w:type="spellStart"/>
+      <w:r>
+        <w:rPr>
+          <w:b/>
+          <w:sz w:val="28"/>
+          <w:szCs w:val="28"/>
+        </w:rPr>
+        <w:t>Suite</w:t>
+      </w:r>
+      <w:proofErr w:type="spellEnd"/>
+      <w:r>
+        <w:rPr>
+          <w:b/>
+          <w:sz w:val="28"/>
+          <w:szCs w:val="28"/>
+        </w:rPr>
+        <w:t xml:space="preserve"> 10.3</w:t>
+      </w:r>
+    </w:p>
+    <w:p>
+      <w:pPr>
+        <w:rPr>
+          <w:sz w:val="28"/>
+          <w:szCs w:val="28"/>
+        </w:rPr>
+      </w:pPr>
+    </w:p>
+    <w:tbl>
+      <w:tblPr>
+        <w:tblStyle w:val="a5"/>
+        <w:tblW w:w="0" w:type="auto"/>
+        <w:tblInd w:w="0" w:type="dxa"/>
+        <w:tblLook w:val="04A0" w:firstRow="1" w:lastRow="0" w:firstColumn="1" w:lastColumn="0" w:noHBand="0" w:noVBand="1"/>
+      </w:tblPr>
+      <w:tblGrid>
+        <w:gridCol w:w="3608"/>
+        <w:gridCol w:w="3608"/>
+      </w:tblGrid>
+      <w:tr>
+        <w:trPr>
+          <w:trHeight w:val="433"/>
+        </w:trPr>
+        <w:tc>
+          <w:tcPr>
+            <w:tcW w:w="3608" w:type="dxa"/>
+            <w:tcBorders>
+              <w:top w:val="single" w:sz="4" w:space="0" w:color="auto"/>
+              <w:left w:val="single" w:sz="4" w:space="0" w:color="auto"/>
+              <w:bottom w:val="single" w:sz="4" w:space="0" w:color="auto"/>
+              <w:right w:val="single" w:sz="4" w:space="0" w:color="auto"/>
+            </w:tcBorders>
+            <w:hideMark/>
+          </w:tcPr>
+          <w:p>
+            <w:pPr>
+              <w:ind w:right="-214"/>
+              <w:rPr>
+                <w:sz w:val="28"/>
+                <w:szCs w:val="28"/>
+                <w:lang w:val="ru-RU"/>
+              </w:rPr>
+            </w:pPr>
+            <w:r>
+              <w:rPr>
+                <w:sz w:val="28"/>
+                <w:szCs w:val="28"/>
+              </w:rPr>
+              <w:t>Назва тестового набору</w:t>
+            </w:r>
+          </w:p>
+        </w:tc>
+        <w:tc>
+          <w:tcPr>
+            <w:tcW w:w="3608" w:type="dxa"/>
+            <w:tcBorders>
+              <w:top w:val="single" w:sz="4" w:space="0" w:color="auto"/>
+              <w:left w:val="single" w:sz="4" w:space="0" w:color="auto"/>
+              <w:bottom w:val="single" w:sz="4" w:space="0" w:color="auto"/>
+              <w:right w:val="single" w:sz="4" w:space="0" w:color="auto"/>
+            </w:tcBorders>
+            <w:hideMark/>
+          </w:tcPr>
+          <w:p>
+            <w:pPr>
+              <w:rPr>
+                <w:sz w:val="28"/>
+                <w:szCs w:val="28"/>
+                <w:lang w:val="en-US"/>
+              </w:rPr>
+            </w:pPr>
+            <w:r>
+              <w:rPr>
+                <w:sz w:val="28"/>
+                <w:szCs w:val="28"/>
+                <w:lang w:val="en-US"/>
+              </w:rPr>
+              <w:t>TS_lab10</w:t>
+            </w:r>
+          </w:p>
+        </w:tc>
+      </w:tr>
+      <w:tr>
+        <w:trPr>
+          <w:trHeight w:val="416"/>
+        </w:trPr>
+        <w:tc>
+          <w:tcPr>
+            <w:tcW w:w="3608" w:type="dxa"/>
+            <w:tcBorders>
+              <w:top w:val="single" w:sz="4" w:space="0" w:color="auto"/>
+              <w:left w:val="single" w:sz="4" w:space="0" w:color="auto"/>
+              <w:bottom w:val="single" w:sz="4" w:space="0" w:color="auto"/>
+              <w:right w:val="single" w:sz="4" w:space="0" w:color="auto"/>
+            </w:tcBorders>
+            <w:hideMark/>
+          </w:tcPr>
+          <w:p>
+            <w:pPr>
+              <w:ind w:right="-214"/>
+              <w:rPr>
+                <w:sz w:val="28"/>
+                <w:szCs w:val="28"/>
+                <w:lang w:val="ru-RU"/>
+              </w:rPr>
+            </w:pPr>
+            <w:r>
+              <w:rPr>
+                <w:sz w:val="28"/>
+                <w:szCs w:val="28"/>
+              </w:rPr>
+              <w:t xml:space="preserve">Назва </w:t>
+            </w:r>
+            <w:proofErr w:type="spellStart"/>
+            <w:r>
+              <w:rPr>
+                <w:sz w:val="28"/>
+                <w:szCs w:val="28"/>
+              </w:rPr>
+              <w:t>проекта</w:t>
+            </w:r>
+            <w:proofErr w:type="spellEnd"/>
+          </w:p>
+        </w:tc>
+        <w:tc>
+          <w:tcPr>
+            <w:tcW w:w="3608" w:type="dxa"/>
+            <w:tcBorders>
+              <w:top w:val="single" w:sz="4" w:space="0" w:color="auto"/>
+              <w:left w:val="single" w:sz="4" w:space="0" w:color="auto"/>
+              <w:bottom w:val="single" w:sz="4" w:space="0" w:color="auto"/>
+              <w:right w:val="single" w:sz="4" w:space="0" w:color="auto"/>
+            </w:tcBorders>
+            <w:hideMark/>
+          </w:tcPr>
+          <w:p>
+            <w:pPr>
+              <w:rPr>
+                <w:sz w:val="28"/>
+                <w:szCs w:val="28"/>
+                <w:lang w:val="en-US"/>
+              </w:rPr>
+            </w:pPr>
+            <w:r>
+              <w:rPr>
+                <w:sz w:val="28"/>
+                <w:szCs w:val="28"/>
+                <w:lang w:val="en-US"/>
+              </w:rPr>
+              <w:t>Primak-task_10_3</w:t>
+            </w:r>
+          </w:p>
+        </w:tc>
+      </w:tr>
+      <w:tr>
+        <w:trPr>
+          <w:trHeight w:val="433"/>
+        </w:trPr>
+        <w:tc>
+          <w:tcPr>
+            <w:tcW w:w="3608" w:type="dxa"/>
+            <w:tcBorders>
+              <w:top w:val="single" w:sz="4" w:space="0" w:color="auto"/>
+              <w:left w:val="single" w:sz="4" w:space="0" w:color="auto"/>
+              <w:bottom w:val="single" w:sz="4" w:space="0" w:color="auto"/>
+              <w:right w:val="single" w:sz="4" w:space="0" w:color="auto"/>
+            </w:tcBorders>
+            <w:hideMark/>
+          </w:tcPr>
+          <w:p>
+            <w:pPr>
+              <w:ind w:right="-214"/>
+              <w:rPr>
+                <w:sz w:val="28"/>
+                <w:szCs w:val="28"/>
+                <w:lang w:val="ru-RU"/>
+              </w:rPr>
+            </w:pPr>
+            <w:r>
+              <w:rPr>
+                <w:sz w:val="28"/>
+                <w:szCs w:val="28"/>
+              </w:rPr>
+              <w:t>Рівень тестування</w:t>
+            </w:r>
+          </w:p>
+        </w:tc>
+        <w:tc>
+          <w:tcPr>
+            <w:tcW w:w="3608" w:type="dxa"/>
+            <w:tcBorders>
+              <w:top w:val="single" w:sz="4" w:space="0" w:color="auto"/>
+              <w:left w:val="single" w:sz="4" w:space="0" w:color="auto"/>
+              <w:bottom w:val="single" w:sz="4" w:space="0" w:color="auto"/>
+              <w:right w:val="single" w:sz="4" w:space="0" w:color="auto"/>
+            </w:tcBorders>
+            <w:hideMark/>
+          </w:tcPr>
+          <w:p>
+            <w:pPr>
+              <w:rPr>
+                <w:sz w:val="28"/>
+                <w:szCs w:val="28"/>
+                <w:lang w:val="en-US"/>
+              </w:rPr>
+            </w:pPr>
+            <w:r>
+              <w:rPr>
+                <w:sz w:val="28"/>
+                <w:szCs w:val="28"/>
+              </w:rPr>
+              <w:t>системний</w:t>
+            </w:r>
+            <w:r>
+              <w:rPr>
+                <w:sz w:val="28"/>
+                <w:szCs w:val="28"/>
+                <w:lang w:val="en-US"/>
+              </w:rPr>
+              <w:t xml:space="preserve"> </w:t>
+            </w:r>
+          </w:p>
+        </w:tc>
+        <w:bookmarkStart w:id="0" w:name="_GoBack"/>
+        <w:bookmarkEnd w:id="0"/>
+      </w:tr>
+      <w:tr>
+        <w:trPr>
+          <w:trHeight w:val="433"/>
+        </w:trPr>
+        <w:tc>
+          <w:tcPr>
+            <w:tcW w:w="3608" w:type="dxa"/>
+            <w:tcBorders>
+              <w:top w:val="single" w:sz="4" w:space="0" w:color="auto"/>
+              <w:left w:val="single" w:sz="4" w:space="0" w:color="auto"/>
+              <w:bottom w:val="single" w:sz="4" w:space="0" w:color="auto"/>
+              <w:right w:val="single" w:sz="4" w:space="0" w:color="auto"/>
+            </w:tcBorders>
+            <w:hideMark/>
+          </w:tcPr>
+          <w:p>
+            <w:pPr>
+              <w:ind w:right="-214"/>
+              <w:rPr>
+                <w:sz w:val="28"/>
+                <w:szCs w:val="28"/>
+                <w:lang w:val="ru-RU"/>
+              </w:rPr>
+            </w:pPr>
+            <w:r>
+              <w:rPr>
+                <w:sz w:val="28"/>
+                <w:szCs w:val="28"/>
+              </w:rPr>
+              <w:t>Автор тест-</w:t>
+            </w:r>
+            <w:proofErr w:type="spellStart"/>
+            <w:r>
+              <w:rPr>
+                <w:sz w:val="28"/>
+                <w:szCs w:val="28"/>
+              </w:rPr>
+              <w:t>сьюта</w:t>
+            </w:r>
+            <w:proofErr w:type="spellEnd"/>
+            <w:r>
+              <w:rPr>
+                <w:sz w:val="28"/>
+                <w:szCs w:val="28"/>
+              </w:rPr>
+              <w:t xml:space="preserve"> </w:t>
+            </w:r>
+          </w:p>
+        </w:tc>
+        <w:tc>
+          <w:tcPr>
+            <w:tcW w:w="3608" w:type="dxa"/>
+            <w:tcBorders>
+              <w:top w:val="single" w:sz="4" w:space="0" w:color="auto"/>
+              <w:left w:val="single" w:sz="4" w:space="0" w:color="auto"/>
+              <w:bottom w:val="single" w:sz="4" w:space="0" w:color="auto"/>
+              <w:right w:val="single" w:sz="4" w:space="0" w:color="auto"/>
+            </w:tcBorders>
+            <w:hideMark/>
+          </w:tcPr>
+          <w:p>
+            <w:pPr>
+              <w:rPr>
+                <w:sz w:val="28"/>
+                <w:szCs w:val="28"/>
+              </w:rPr>
+            </w:pPr>
+            <w:proofErr w:type="spellStart"/>
+            <w:r>
+              <w:rPr>
+                <w:sz w:val="28"/>
+                <w:szCs w:val="28"/>
+              </w:rPr>
+              <w:t>Прімак</w:t>
+            </w:r>
+            <w:proofErr w:type="spellEnd"/>
+            <w:r>
+              <w:rPr>
+                <w:sz w:val="28"/>
+                <w:szCs w:val="28"/>
+              </w:rPr>
+              <w:t xml:space="preserve"> Ярослав</w:t>
+            </w:r>
+          </w:p>
+        </w:tc>
+      </w:tr>
+      <w:tr>
+        <w:trPr>
+          <w:trHeight w:val="416"/>
+        </w:trPr>
+        <w:tc>
+          <w:tcPr>
+            <w:tcW w:w="3608" w:type="dxa"/>
+            <w:tcBorders>
+              <w:top w:val="single" w:sz="4" w:space="0" w:color="auto"/>
+              <w:left w:val="single" w:sz="4" w:space="0" w:color="auto"/>
+              <w:bottom w:val="single" w:sz="4" w:space="0" w:color="auto"/>
+              <w:right w:val="single" w:sz="4" w:space="0" w:color="auto"/>
+            </w:tcBorders>
+            <w:hideMark/>
+          </w:tcPr>
+          <w:p>
+            <w:pPr>
+              <w:ind w:right="-214"/>
+              <w:rPr>
+                <w:sz w:val="28"/>
+                <w:szCs w:val="28"/>
+              </w:rPr>
+            </w:pPr>
+            <w:r>
+              <w:rPr>
+                <w:sz w:val="28"/>
+                <w:szCs w:val="28"/>
+              </w:rPr>
+              <w:t xml:space="preserve">Виконавець </w:t>
+            </w:r>
+          </w:p>
+        </w:tc>
+        <w:tc>
+          <w:tcPr>
+            <w:tcW w:w="3608" w:type="dxa"/>
+            <w:tcBorders>
+              <w:top w:val="single" w:sz="4" w:space="0" w:color="auto"/>
+              <w:left w:val="single" w:sz="4" w:space="0" w:color="auto"/>
+              <w:bottom w:val="single" w:sz="4" w:space="0" w:color="auto"/>
+              <w:right w:val="single" w:sz="4" w:space="0" w:color="auto"/>
+            </w:tcBorders>
+            <w:hideMark/>
+          </w:tcPr>
+          <w:p>
+            <w:pPr>
+              <w:rPr>
+                <w:sz w:val="28"/>
+                <w:szCs w:val="28"/>
+                <w:lang w:val="en-US"/>
+              </w:rPr>
+            </w:pPr>
+            <w:proofErr w:type="spellStart"/>
+            <w:r>
+              <w:rPr>
+                <w:sz w:val="28"/>
+                <w:szCs w:val="28"/>
+              </w:rPr>
+              <w:t>Прімак</w:t>
+            </w:r>
+            <w:proofErr w:type="spellEnd"/>
+            <w:r>
+              <w:rPr>
+                <w:sz w:val="28"/>
+                <w:szCs w:val="28"/>
+              </w:rPr>
+              <w:t xml:space="preserve"> Ярослав</w:t>
+            </w:r>
+          </w:p>
+        </w:tc>
+      </w:tr>
+    </w:tbl>
+    <w:p>
+      <w:pPr>
+        <w:rPr>
+          <w:sz w:val="28"/>
+          <w:szCs w:val="28"/>
+          <w:lang w:val="ru-RU" w:eastAsia="en-US"/>
+        </w:rPr>
+      </w:pPr>
+    </w:p>
+    <w:tbl>
+      <w:tblPr>
+        <w:tblStyle w:val="a5"/>
+        <w:tblW w:w="0" w:type="auto"/>
+        <w:tblInd w:w="0" w:type="dxa"/>
+        <w:tblLook w:val="04A0" w:firstRow="1" w:lastRow="0" w:firstColumn="1" w:lastColumn="0" w:noHBand="0" w:noVBand="1"/>
+      </w:tblPr>
+      <w:tblGrid>
+        <w:gridCol w:w="2336"/>
+        <w:gridCol w:w="2336"/>
+        <w:gridCol w:w="2336"/>
+        <w:gridCol w:w="2337"/>
+      </w:tblGrid>
+      <w:tr>
+        <w:tc>
+          <w:tcPr>
+            <w:tcW w:w="2336" w:type="dxa"/>
+            <w:tcBorders>
+              <w:top w:val="single" w:sz="4" w:space="0" w:color="auto"/>
+              <w:left w:val="single" w:sz="4" w:space="0" w:color="auto"/>
+              <w:bottom w:val="single" w:sz="4" w:space="0" w:color="auto"/>
+              <w:right w:val="single" w:sz="4" w:space="0" w:color="auto"/>
+            </w:tcBorders>
+            <w:hideMark/>
+          </w:tcPr>
+          <w:p>
+            <w:pPr>
+              <w:jc w:val="center"/>
+              <w:rPr>
+                <w:sz w:val="28"/>
+                <w:szCs w:val="28"/>
+              </w:rPr>
+            </w:pPr>
+            <w:r>
+              <w:rPr>
+                <w:sz w:val="28"/>
+                <w:szCs w:val="28"/>
+              </w:rPr>
+              <w:t>Ід-р тест-кейса</w:t>
+            </w:r>
+          </w:p>
+        </w:tc>
+        <w:tc>
+          <w:tcPr>
+            <w:tcW w:w="2336" w:type="dxa"/>
+            <w:tcBorders>
+              <w:top w:val="single" w:sz="4" w:space="0" w:color="auto"/>
+              <w:left w:val="single" w:sz="4" w:space="0" w:color="auto"/>
+              <w:bottom w:val="single" w:sz="4" w:space="0" w:color="auto"/>
+              <w:right w:val="single" w:sz="4" w:space="0" w:color="auto"/>
+            </w:tcBorders>
+          </w:tcPr>
+          <w:p>
+            <w:pPr>
+              <w:jc w:val="center"/>
+              <w:rPr>
+                <w:sz w:val="28"/>
+                <w:szCs w:val="28"/>
+              </w:rPr>
+            </w:pPr>
+            <w:r>
+              <w:rPr>
+                <w:sz w:val="28"/>
+                <w:szCs w:val="28"/>
+              </w:rPr>
+              <w:t>Стан вхідного файлу</w:t>
+            </w:r>
+          </w:p>
+          <w:p>
+            <w:pPr>
+              <w:jc w:val="center"/>
+              <w:rPr>
+                <w:sz w:val="28"/>
+                <w:szCs w:val="28"/>
+              </w:rPr>
+            </w:pPr>
+          </w:p>
+        </w:tc>
+        <w:tc>
+          <w:tcPr>
+            <w:tcW w:w="2336" w:type="dxa"/>
+            <w:tcBorders>
+              <w:top w:val="single" w:sz="4" w:space="0" w:color="auto"/>
+              <w:left w:val="single" w:sz="4" w:space="0" w:color="auto"/>
+              <w:bottom w:val="single" w:sz="4" w:space="0" w:color="auto"/>
+              <w:right w:val="single" w:sz="4" w:space="0" w:color="auto"/>
+            </w:tcBorders>
+            <w:hideMark/>
+          </w:tcPr>
+          <w:p>
+            <w:pPr>
+              <w:jc w:val="center"/>
+              <w:rPr>
+                <w:sz w:val="28"/>
+                <w:szCs w:val="28"/>
+                <w:lang w:val="ru-RU"/>
+              </w:rPr>
+            </w:pPr>
+            <w:r>
+              <w:rPr>
+                <w:sz w:val="28"/>
+                <w:szCs w:val="28"/>
+              </w:rPr>
+              <w:t>Очікуваний</w:t>
+            </w:r>
+          </w:p>
+          <w:p>
+            <w:pPr>
+              <w:jc w:val="center"/>
+              <w:rPr>
+                <w:sz w:val="28"/>
+                <w:szCs w:val="28"/>
+              </w:rPr>
+            </w:pPr>
+            <w:r>
+              <w:rPr>
+                <w:sz w:val="28"/>
+                <w:szCs w:val="28"/>
+              </w:rPr>
+              <w:t>результат</w:t>
+            </w:r>
+          </w:p>
+        </w:tc>
+        <w:tc>
+          <w:tcPr>
+            <w:tcW w:w="2337" w:type="dxa"/>
+            <w:tcBorders>
+              <w:top w:val="single" w:sz="4" w:space="0" w:color="auto"/>
+              <w:left w:val="single" w:sz="4" w:space="0" w:color="auto"/>
+              <w:bottom w:val="single" w:sz="4" w:space="0" w:color="auto"/>
+              <w:right w:val="single" w:sz="4" w:space="0" w:color="auto"/>
+            </w:tcBorders>
+            <w:hideMark/>
+          </w:tcPr>
+          <w:p>
+            <w:pPr>
+              <w:jc w:val="center"/>
+              <w:rPr>
+                <w:sz w:val="28"/>
+                <w:szCs w:val="28"/>
+              </w:rPr>
+            </w:pPr>
+            <w:r>
+              <w:rPr>
+                <w:sz w:val="28"/>
+                <w:szCs w:val="28"/>
+              </w:rPr>
+              <w:t>Результат тестування</w:t>
+            </w:r>
+          </w:p>
+        </w:tc>
+      </w:tr>
+      <w:tr>
+        <w:tc>
+          <w:tcPr>
+            <w:tcW w:w="2336" w:type="dxa"/>
+            <w:tcBorders>
+              <w:top w:val="single" w:sz="4" w:space="0" w:color="auto"/>
+              <w:left w:val="single" w:sz="4" w:space="0" w:color="auto"/>
+              <w:bottom w:val="single" w:sz="4" w:space="0" w:color="auto"/>
+              <w:right w:val="single" w:sz="4" w:space="0" w:color="auto"/>
+            </w:tcBorders>
+            <w:hideMark/>
+          </w:tcPr>
+          <w:p>
+            <w:pPr>
+              <w:jc w:val="center"/>
+              <w:rPr>
+                <w:sz w:val="28"/>
+                <w:szCs w:val="28"/>
+                <w:lang w:val="en-US"/>
+              </w:rPr>
+            </w:pPr>
+            <w:r>
+              <w:rPr>
+                <w:sz w:val="28"/>
+                <w:szCs w:val="28"/>
+              </w:rPr>
+              <w:t>ТС_1</w:t>
+            </w:r>
+          </w:p>
+        </w:tc>
+        <w:tc>
+          <w:tcPr>
+            <w:tcW w:w="2336" w:type="dxa"/>
+            <w:tcBorders>
+              <w:top w:val="single" w:sz="4" w:space="0" w:color="auto"/>
+              <w:left w:val="single" w:sz="4" w:space="0" w:color="auto"/>
+              <w:bottom w:val="single" w:sz="4" w:space="0" w:color="auto"/>
+              <w:right w:val="single" w:sz="4" w:space="0" w:color="auto"/>
+            </w:tcBorders>
+            <w:hideMark/>
+          </w:tcPr>
+          <w:p>
+            <w:pPr>
+              <w:jc w:val="center"/>
+              <w:rPr>
+                <w:sz w:val="28"/>
+                <w:szCs w:val="28"/>
+                <w:lang w:eastAsia="ru-RU"/>
+              </w:rPr>
+            </w:pPr>
+            <w:r>
+              <w:rPr>
+                <w:sz w:val="28"/>
+                <w:szCs w:val="28"/>
+                <w:lang w:eastAsia="ru-RU"/>
+              </w:rPr>
+              <w:t>x=2, y=2, z=2</w:t>
+            </w:r>
+          </w:p>
+          <w:p>
+            <w:pPr>
+              <w:jc w:val="center"/>
+              <w:rPr>
+                <w:sz w:val="28"/>
+                <w:szCs w:val="28"/>
+              </w:rPr>
+            </w:pPr>
+          </w:p>
+        </w:tc>
+        <w:tc>
+          <w:tcPr>
+            <w:tcW w:w="2336" w:type="dxa"/>
+            <w:tcBorders>
+              <w:top w:val="single" w:sz="4" w:space="0" w:color="auto"/>
+              <w:left w:val="single" w:sz="4" w:space="0" w:color="auto"/>
+              <w:bottom w:val="single" w:sz="4" w:space="0" w:color="auto"/>
+              <w:right w:val="single" w:sz="4" w:space="0" w:color="auto"/>
+            </w:tcBorders>
+            <w:hideMark/>
+          </w:tcPr>
+          <w:p>
+            <w:pPr>
+              <w:jc w:val="center"/>
+              <w:rPr>
+                <w:sz w:val="28"/>
+                <w:szCs w:val="28"/>
+              </w:rPr>
+            </w:pPr>
+            <w:r>
+              <w:rPr>
+                <w:sz w:val="28"/>
+                <w:szCs w:val="28"/>
+              </w:rPr>
+              <w:t>Числове значення відповідно до формули.</w:t>
+            </w:r>
+          </w:p>
+        </w:tc>
+        <w:tc>
+          <w:tcPr>
+            <w:tcW w:w="2337" w:type="dxa"/>
+            <w:tcBorders>
+              <w:top w:val="single" w:sz="4" w:space="0" w:color="auto"/>
+              <w:left w:val="single" w:sz="4" w:space="0" w:color="auto"/>
+              <w:bottom w:val="single" w:sz="4" w:space="0" w:color="auto"/>
+              <w:right w:val="single" w:sz="4" w:space="0" w:color="auto"/>
+            </w:tcBorders>
+            <w:hideMark/>
+          </w:tcPr>
+          <w:p>
+            <w:pPr>
+              <w:jc w:val="center"/>
+              <w:rPr>
+                <w:sz w:val="28"/>
+                <w:szCs w:val="28"/>
+                <w:lang w:val="ru-RU"/>
+              </w:rPr>
+            </w:pPr>
+            <w:r>
+              <w:rPr>
+                <w:sz w:val="28"/>
+                <w:szCs w:val="28"/>
+                <w:lang w:val="en-US"/>
+              </w:rPr>
+              <w:t>passed</w:t>
+            </w:r>
+          </w:p>
+        </w:tc>
+      </w:tr>
+      <w:tr>
+        <w:tc>
+          <w:tcPr>
+            <w:tcW w:w="2336" w:type="dxa"/>
+            <w:tcBorders>
+              <w:top w:val="single" w:sz="4" w:space="0" w:color="auto"/>
+              <w:left w:val="single" w:sz="4" w:space="0" w:color="auto"/>
+              <w:bottom w:val="single" w:sz="4" w:space="0" w:color="auto"/>
+              <w:right w:val="single" w:sz="4" w:space="0" w:color="auto"/>
+            </w:tcBorders>
+            <w:hideMark/>
+          </w:tcPr>
+          <w:p>
+            <w:pPr>
+              <w:jc w:val="center"/>
+              <w:rPr>
+                <w:sz w:val="28"/>
+                <w:szCs w:val="28"/>
+              </w:rPr>
+            </w:pPr>
+            <w:r>
+              <w:rPr>
+                <w:sz w:val="28"/>
+                <w:szCs w:val="28"/>
+              </w:rPr>
+              <w:t>ТС_2</w:t>
+            </w:r>
+          </w:p>
+        </w:tc>
+        <w:tc>
+          <w:tcPr>
+            <w:tcW w:w="2336" w:type="dxa"/>
+            <w:tcBorders>
+              <w:top w:val="single" w:sz="4" w:space="0" w:color="auto"/>
+              <w:left w:val="single" w:sz="4" w:space="0" w:color="auto"/>
+              <w:bottom w:val="single" w:sz="4" w:space="0" w:color="auto"/>
+              <w:right w:val="single" w:sz="4" w:space="0" w:color="auto"/>
+            </w:tcBorders>
+            <w:hideMark/>
+          </w:tcPr>
+          <w:p>
+            <w:pPr>
+              <w:jc w:val="center"/>
+              <w:rPr>
+                <w:sz w:val="28"/>
+                <w:szCs w:val="28"/>
+                <w:lang w:eastAsia="ru-RU"/>
+              </w:rPr>
+            </w:pPr>
+            <w:r>
+              <w:rPr>
+                <w:sz w:val="28"/>
+                <w:szCs w:val="28"/>
+                <w:lang w:eastAsia="ru-RU"/>
+              </w:rPr>
+              <w:t>b = 13</w:t>
+            </w:r>
+          </w:p>
+          <w:p>
+            <w:pPr>
+              <w:jc w:val="center"/>
+              <w:rPr>
+                <w:sz w:val="28"/>
+                <w:szCs w:val="28"/>
+              </w:rPr>
+            </w:pPr>
+          </w:p>
+        </w:tc>
+        <w:tc>
+          <w:tcPr>
+            <w:tcW w:w="2336" w:type="dxa"/>
+            <w:tcBorders>
+              <w:top w:val="single" w:sz="4" w:space="0" w:color="auto"/>
+              <w:left w:val="single" w:sz="4" w:space="0" w:color="auto"/>
+              <w:bottom w:val="single" w:sz="4" w:space="0" w:color="auto"/>
+              <w:right w:val="single" w:sz="4" w:space="0" w:color="auto"/>
+            </w:tcBorders>
+            <w:hideMark/>
+          </w:tcPr>
+          <w:p>
+            <w:pPr>
+              <w:jc w:val="center"/>
+              <w:rPr>
+                <w:sz w:val="28"/>
+                <w:szCs w:val="28"/>
+              </w:rPr>
+            </w:pPr>
+            <w:r>
+              <w:rPr>
+                <w:sz w:val="28"/>
+                <w:szCs w:val="28"/>
+              </w:rPr>
+              <w:t>Рядок: "1101"</w:t>
+            </w:r>
+          </w:p>
+        </w:tc>
+        <w:tc>
+          <w:tcPr>
+            <w:tcW w:w="2337" w:type="dxa"/>
+            <w:tcBorders>
+              <w:top w:val="single" w:sz="4" w:space="0" w:color="auto"/>
+              <w:left w:val="single" w:sz="4" w:space="0" w:color="auto"/>
+              <w:bottom w:val="single" w:sz="4" w:space="0" w:color="auto"/>
+              <w:right w:val="single" w:sz="4" w:space="0" w:color="auto"/>
+            </w:tcBorders>
+            <w:hideMark/>
+          </w:tcPr>
+          <w:p>
+            <w:pPr>
+              <w:jc w:val="center"/>
+              <w:rPr>
+                <w:sz w:val="28"/>
+                <w:szCs w:val="28"/>
+                <w:lang w:val="ru-RU"/>
+              </w:rPr>
+            </w:pPr>
+            <w:r>
+              <w:rPr>
+                <w:sz w:val="28"/>
+                <w:szCs w:val="28"/>
+                <w:lang w:val="en-US"/>
+              </w:rPr>
+              <w:t>passed</w:t>
+            </w:r>
+          </w:p>
+        </w:tc>
+      </w:tr>
+      <w:tr>
+        <w:tc>
+          <w:tcPr>
+            <w:tcW w:w="2336" w:type="dxa"/>
+            <w:tcBorders>
+              <w:top w:val="single" w:sz="4" w:space="0" w:color="auto"/>
+              <w:left w:val="single" w:sz="4" w:space="0" w:color="auto"/>
+              <w:bottom w:val="single" w:sz="4" w:space="0" w:color="auto"/>
+              <w:right w:val="single" w:sz="4" w:space="0" w:color="auto"/>
+            </w:tcBorders>
+            <w:hideMark/>
+          </w:tcPr>
+          <w:p>
+            <w:pPr>
+              <w:jc w:val="center"/>
+              <w:rPr>
+                <w:sz w:val="28"/>
+                <w:szCs w:val="28"/>
+              </w:rPr>
+            </w:pPr>
+            <w:r>
+              <w:rPr>
+                <w:sz w:val="28"/>
+                <w:szCs w:val="28"/>
+              </w:rPr>
+              <w:t>ТС_3</w:t>
+            </w:r>
+          </w:p>
+        </w:tc>
+        <w:tc>
+          <w:tcPr>
+            <w:tcW w:w="2336" w:type="dxa"/>
+            <w:tcBorders>
+              <w:top w:val="single" w:sz="4" w:space="0" w:color="auto"/>
+              <w:left w:val="single" w:sz="4" w:space="0" w:color="auto"/>
+              <w:bottom w:val="single" w:sz="4" w:space="0" w:color="auto"/>
+              <w:right w:val="single" w:sz="4" w:space="0" w:color="auto"/>
+            </w:tcBorders>
+            <w:hideMark/>
+          </w:tcPr>
+          <w:p>
+            <w:pPr>
+              <w:jc w:val="center"/>
+              <w:rPr>
+                <w:sz w:val="28"/>
+                <w:szCs w:val="28"/>
+                <w:lang w:eastAsia="ru-RU"/>
+              </w:rPr>
+            </w:pPr>
+            <w:r>
+              <w:rPr>
+                <w:sz w:val="28"/>
+                <w:szCs w:val="28"/>
+                <w:lang w:eastAsia="ru-RU"/>
+              </w:rPr>
+              <w:t>b = 16</w:t>
+            </w:r>
+          </w:p>
+          <w:p>
+            <w:pPr>
+              <w:jc w:val="center"/>
+              <w:rPr>
+                <w:sz w:val="28"/>
+                <w:szCs w:val="28"/>
+              </w:rPr>
+            </w:pPr>
+          </w:p>
+        </w:tc>
+        <w:tc>
+          <w:tcPr>
+            <w:tcW w:w="2336" w:type="dxa"/>
+            <w:tcBorders>
+              <w:top w:val="single" w:sz="4" w:space="0" w:color="auto"/>
+              <w:left w:val="single" w:sz="4" w:space="0" w:color="auto"/>
+              <w:bottom w:val="single" w:sz="4" w:space="0" w:color="auto"/>
+              <w:right w:val="single" w:sz="4" w:space="0" w:color="auto"/>
+            </w:tcBorders>
+            <w:hideMark/>
+          </w:tcPr>
+          <w:p>
+            <w:pPr>
+              <w:jc w:val="center"/>
+              <w:rPr>
+                <w:sz w:val="28"/>
+                <w:szCs w:val="28"/>
+              </w:rPr>
+            </w:pPr>
+            <w:r>
+              <w:rPr>
+                <w:sz w:val="28"/>
+                <w:szCs w:val="28"/>
+              </w:rPr>
+              <w:t>Рядок: "10000"</w:t>
+            </w:r>
+          </w:p>
+        </w:tc>
+        <w:tc>
+          <w:tcPr>
+            <w:tcW w:w="2337" w:type="dxa"/>
+            <w:tcBorders>
+              <w:top w:val="single" w:sz="4" w:space="0" w:color="auto"/>
+              <w:left w:val="single" w:sz="4" w:space="0" w:color="auto"/>
+              <w:bottom w:val="single" w:sz="4" w:space="0" w:color="auto"/>
+              <w:right w:val="single" w:sz="4" w:space="0" w:color="auto"/>
+            </w:tcBorders>
+            <w:hideMark/>
+          </w:tcPr>
+          <w:p>
+            <w:pPr>
+              <w:jc w:val="center"/>
+              <w:rPr>
+                <w:sz w:val="28"/>
+                <w:szCs w:val="28"/>
+                <w:lang w:val="ru-RU"/>
+              </w:rPr>
+            </w:pPr>
+            <w:r>
+              <w:rPr>
+                <w:sz w:val="28"/>
+                <w:szCs w:val="28"/>
+                <w:lang w:val="en-US"/>
+              </w:rPr>
+              <w:t>passed</w:t>
+            </w:r>
+          </w:p>
+        </w:tc>
+      </w:tr>
+      <w:tr>
+        <w:tc>
+          <w:tcPr>
+            <w:tcW w:w="2336" w:type="dxa"/>
+            <w:tcBorders>
+              <w:top w:val="single" w:sz="4" w:space="0" w:color="auto"/>
+              <w:left w:val="single" w:sz="4" w:space="0" w:color="auto"/>
+              <w:bottom w:val="single" w:sz="4" w:space="0" w:color="auto"/>
+              <w:right w:val="single" w:sz="4" w:space="0" w:color="auto"/>
+            </w:tcBorders>
+            <w:hideMark/>
+          </w:tcPr>
+          <w:p>
+            <w:pPr>
+              <w:jc w:val="center"/>
+              <w:rPr>
+                <w:sz w:val="28"/>
+                <w:szCs w:val="28"/>
+              </w:rPr>
+            </w:pPr>
+            <w:r>
+              <w:rPr>
+                <w:sz w:val="28"/>
+                <w:szCs w:val="28"/>
+              </w:rPr>
+              <w:t>ТС_4</w:t>
+            </w:r>
+          </w:p>
+        </w:tc>
+        <w:tc>
+          <w:tcPr>
+            <w:tcW w:w="2336" w:type="dxa"/>
+            <w:tcBorders>
+              <w:top w:val="single" w:sz="4" w:space="0" w:color="auto"/>
+              <w:left w:val="single" w:sz="4" w:space="0" w:color="auto"/>
+              <w:bottom w:val="single" w:sz="4" w:space="0" w:color="auto"/>
+              <w:right w:val="single" w:sz="4" w:space="0" w:color="auto"/>
+            </w:tcBorders>
+            <w:hideMark/>
+          </w:tcPr>
+          <w:p>
+            <w:pPr>
+              <w:jc w:val="center"/>
+              <w:rPr>
+                <w:sz w:val="28"/>
+                <w:szCs w:val="28"/>
+                <w:lang w:eastAsia="ru-RU"/>
+              </w:rPr>
+            </w:pPr>
+            <w:r>
+              <w:rPr>
+                <w:sz w:val="28"/>
+                <w:szCs w:val="28"/>
+                <w:lang w:eastAsia="ru-RU"/>
+              </w:rPr>
+              <w:t>b = 1</w:t>
+            </w:r>
+          </w:p>
+          <w:p>
+            <w:pPr>
+              <w:jc w:val="center"/>
+              <w:rPr>
+                <w:sz w:val="28"/>
+                <w:szCs w:val="28"/>
+              </w:rPr>
+            </w:pPr>
+          </w:p>
+        </w:tc>
+        <w:tc>
+          <w:tcPr>
+            <w:tcW w:w="2336" w:type="dxa"/>
+            <w:tcBorders>
+              <w:top w:val="single" w:sz="4" w:space="0" w:color="auto"/>
+              <w:left w:val="single" w:sz="4" w:space="0" w:color="auto"/>
+              <w:bottom w:val="single" w:sz="4" w:space="0" w:color="auto"/>
+              <w:right w:val="single" w:sz="4" w:space="0" w:color="auto"/>
+            </w:tcBorders>
+            <w:hideMark/>
+          </w:tcPr>
+          <w:p>
+            <w:pPr>
+              <w:jc w:val="center"/>
+              <w:rPr>
+                <w:sz w:val="28"/>
+                <w:szCs w:val="28"/>
+                <w:lang w:eastAsia="ru-RU"/>
+              </w:rPr>
+            </w:pPr>
+            <w:r>
+              <w:rPr>
+                <w:sz w:val="28"/>
+                <w:szCs w:val="28"/>
+                <w:lang w:eastAsia="ru-RU"/>
+              </w:rPr>
+              <w:t>Рядок: "1"</w:t>
+            </w:r>
+          </w:p>
+          <w:p>
+            <w:pPr>
+              <w:jc w:val="center"/>
+              <w:rPr>
+                <w:sz w:val="28"/>
+                <w:szCs w:val="28"/>
+              </w:rPr>
+            </w:pPr>
+          </w:p>
+        </w:tc>
+        <w:tc>
+          <w:tcPr>
+            <w:tcW w:w="2337" w:type="dxa"/>
+            <w:tcBorders>
+              <w:top w:val="single" w:sz="4" w:space="0" w:color="auto"/>
+              <w:left w:val="single" w:sz="4" w:space="0" w:color="auto"/>
+              <w:bottom w:val="single" w:sz="4" w:space="0" w:color="auto"/>
+              <w:right w:val="single" w:sz="4" w:space="0" w:color="auto"/>
+            </w:tcBorders>
+            <w:hideMark/>
+          </w:tcPr>
+          <w:p>
+            <w:pPr>
+              <w:jc w:val="center"/>
+              <w:rPr>
+                <w:sz w:val="28"/>
+                <w:szCs w:val="28"/>
+                <w:lang w:val="en-US"/>
+              </w:rPr>
+            </w:pPr>
+            <w:r>
+              <w:rPr>
+                <w:sz w:val="28"/>
+                <w:szCs w:val="28"/>
+                <w:lang w:val="en-US"/>
+              </w:rPr>
+              <w:t>passed</w:t>
+            </w:r>
+          </w:p>
+        </w:tc>
+      </w:tr>
+      <w:tr>
+        <w:tc>
+          <w:tcPr>
+            <w:tcW w:w="2336" w:type="dxa"/>
+            <w:tcBorders>
+              <w:top w:val="single" w:sz="4" w:space="0" w:color="auto"/>
+              <w:left w:val="single" w:sz="4" w:space="0" w:color="auto"/>
+              <w:bottom w:val="single" w:sz="4" w:space="0" w:color="auto"/>
+              <w:right w:val="single" w:sz="4" w:space="0" w:color="auto"/>
+            </w:tcBorders>
+          </w:tcPr>
+          <w:p>
+            <w:pPr>
+              <w:jc w:val="center"/>
+              <w:rPr>
+                <w:sz w:val="28"/>
+                <w:szCs w:val="28"/>
+              </w:rPr>
+            </w:pPr>
+            <w:r>
+              <w:rPr>
+                <w:sz w:val="28"/>
+                <w:szCs w:val="28"/>
+              </w:rPr>
+              <w:t>ТС_5</w:t>
+            </w:r>
+          </w:p>
+          <w:p>
+            <w:pPr>
+              <w:jc w:val="center"/>
+              <w:rPr>
+                <w:sz w:val="28"/>
+                <w:szCs w:val="28"/>
+              </w:rPr>
+            </w:pPr>
+          </w:p>
+        </w:tc>
+        <w:tc>
+          <w:tcPr>
+            <w:tcW w:w="2336" w:type="dxa"/>
+            <w:tcBorders>
+              <w:top w:val="single" w:sz="4" w:space="0" w:color="auto"/>
+              <w:left w:val="single" w:sz="4" w:space="0" w:color="auto"/>
+              <w:bottom w:val="single" w:sz="4" w:space="0" w:color="auto"/>
+              <w:right w:val="single" w:sz="4" w:space="0" w:color="auto"/>
+            </w:tcBorders>
+          </w:tcPr>
+          <w:p>
+            <w:pPr>
+              <w:jc w:val="center"/>
+              <w:rPr>
+                <w:sz w:val="28"/>
+                <w:szCs w:val="28"/>
+                <w:lang w:eastAsia="ru-RU"/>
+              </w:rPr>
+            </w:pPr>
+            <w:r>
+              <w:rPr>
+                <w:sz w:val="28"/>
+                <w:szCs w:val="28"/>
+                <w:lang w:eastAsia="ru-RU"/>
+              </w:rPr>
+              <w:t>b = 255</w:t>
+            </w:r>
+          </w:p>
+          <w:p>
+            <w:pPr>
+              <w:jc w:val="center"/>
+              <w:rPr>
+                <w:sz w:val="28"/>
+                <w:szCs w:val="28"/>
+                <w:lang w:eastAsia="ru-RU"/>
+              </w:rPr>
+            </w:pPr>
+          </w:p>
+        </w:tc>
+        <w:tc>
+          <w:tcPr>
+            <w:tcW w:w="2336" w:type="dxa"/>
+            <w:tcBorders>
+              <w:top w:val="single" w:sz="4" w:space="0" w:color="auto"/>
+              <w:left w:val="single" w:sz="4" w:space="0" w:color="auto"/>
+              <w:bottom w:val="single" w:sz="4" w:space="0" w:color="auto"/>
+              <w:right w:val="single" w:sz="4" w:space="0" w:color="auto"/>
+            </w:tcBorders>
+          </w:tcPr>
+          <w:p>
+            <w:pPr>
+              <w:jc w:val="center"/>
+              <w:rPr>
+                <w:sz w:val="28"/>
+                <w:szCs w:val="28"/>
+              </w:rPr>
+            </w:pPr>
+            <w:r>
+              <w:rPr>
+                <w:sz w:val="28"/>
+                <w:szCs w:val="28"/>
+              </w:rPr>
+              <w:t>Рядок: "11111111"</w:t>
+            </w:r>
+          </w:p>
+        </w:tc>
+        <w:tc>
+          <w:tcPr>
+            <w:tcW w:w="2337" w:type="dxa"/>
+            <w:tcBorders>
+              <w:top w:val="single" w:sz="4" w:space="0" w:color="auto"/>
+              <w:left w:val="single" w:sz="4" w:space="0" w:color="auto"/>
+              <w:bottom w:val="single" w:sz="4" w:space="0" w:color="auto"/>
+              <w:right w:val="single" w:sz="4" w:space="0" w:color="auto"/>
+            </w:tcBorders>
+          </w:tcPr>
+          <w:p>
+            <w:pPr>
+              <w:jc w:val="center"/>
+              <w:rPr>
+                <w:sz w:val="28"/>
+                <w:szCs w:val="28"/>
+                <w:lang w:val="en-US"/>
+              </w:rPr>
+            </w:pPr>
+            <w:r>
+              <w:rPr>
+                <w:sz w:val="28"/>
+                <w:szCs w:val="28"/>
+                <w:lang w:val="en-US"/>
+              </w:rPr>
+              <w:t>passed</w:t>
+            </w:r>
+          </w:p>
+        </w:tc>
+      </w:tr>
+    </w:tbl>
+    <w:p>
+      <w:pPr>
+        <w:rPr>
+          <w:sz w:val="28"/>
+          <w:szCs w:val="28"/>
+          <w:lang w:eastAsia="en-US"/>
+        </w:rPr>
+      </w:pPr>
+    </w:p>
+    <w:p>
+      <w:pPr>
+        <w:rPr>
+          <w:sz w:val="28"/>
+          <w:szCs w:val="28"/>
+        </w:rPr>
+      </w:pPr>
+    </w:p>
+    <w:p/>
+    <w:p>
+      <w:pPr>
+        <w:rPr>
+          <w:sz w:val="28"/>
+          <w:szCs w:val="28"/>
+        </w:rPr>
+      </w:pPr>
     </w:p>
     <w:p>
       <w:pPr>
@@ -4917,6 +8384,26 @@
     <w:basedOn w:val="a0"/>
     <w:rsid w:val="00F54032"/>
   </w:style>
+  <w:style w:type="table" w:styleId="a5">
+    <w:name w:val="Table Grid"/>
+    <w:basedOn w:val="a1"/>
+    <w:uiPriority w:val="39"/>
+    <w:rsid w:val="00557C24"/>
+    <w:pPr>
+      <w:spacing w:after="0" w:line="240" w:lineRule="auto"/>
+    </w:pPr>
+    <w:tblPr>
+      <w:tblInd w:w="0" w:type="nil"/>
+      <w:tblBorders>
+        <w:top w:val="single" w:sz="4" w:space="0" w:color="auto"/>
+        <w:left w:val="single" w:sz="4" w:space="0" w:color="auto"/>
+        <w:bottom w:val="single" w:sz="4" w:space="0" w:color="auto"/>
+        <w:right w:val="single" w:sz="4" w:space="0" w:color="auto"/>
+        <w:insideH w:val="single" w:sz="4" w:space="0" w:color="auto"/>
+        <w:insideV w:val="single" w:sz="4" w:space="0" w:color="auto"/>
+      </w:tblBorders>
+    </w:tblPr>
+  </w:style>
 </w:styles>
 </file>
 

--- a/lab10/Report/Звіт лаб. 10.docx
+++ b/lab10/Report/Звіт лаб. 10.docx
@@ -6047,8 +6047,6 @@
             </w:r>
           </w:p>
         </w:tc>
-        <w:bookmarkStart w:id="0" w:name="_GoBack"/>
-        <w:bookmarkEnd w:id="0"/>
       </w:tr>
       <w:tr>
         <w:trPr>
@@ -7038,6 +7036,3798 @@
           <w:szCs w:val="28"/>
         </w:rPr>
       </w:pPr>
+      <w:r>
+        <w:rPr>
+          <w:sz w:val="28"/>
+          <w:szCs w:val="28"/>
+        </w:rPr>
+        <w:t xml:space="preserve">Код модуля </w:t>
+      </w:r>
+    </w:p>
+    <w:p>
+      <w:pPr>
+        <w:rPr>
+          <w:sz w:val="28"/>
+          <w:szCs w:val="28"/>
+        </w:rPr>
+      </w:pPr>
+      <w:r>
+        <w:rPr>
+          <w:sz w:val="28"/>
+          <w:szCs w:val="28"/>
+        </w:rPr>
+        <w:t>// Задача 10.1</w:t>
+      </w:r>
+    </w:p>
+    <w:p>
+      <w:pPr>
+        <w:rPr>
+          <w:sz w:val="28"/>
+          <w:szCs w:val="28"/>
+        </w:rPr>
+      </w:pPr>
+      <w:proofErr w:type="spellStart"/>
+      <w:r>
+        <w:rPr>
+          <w:sz w:val="28"/>
+          <w:szCs w:val="28"/>
+        </w:rPr>
+        <w:t>void</w:t>
+      </w:r>
+      <w:proofErr w:type="spellEnd"/>
+      <w:r>
+        <w:rPr>
+          <w:sz w:val="28"/>
+          <w:szCs w:val="28"/>
+        </w:rPr>
+        <w:t xml:space="preserve"> task10_1(</w:t>
+      </w:r>
+      <w:proofErr w:type="spellStart"/>
+      <w:r>
+        <w:rPr>
+          <w:sz w:val="28"/>
+          <w:szCs w:val="28"/>
+        </w:rPr>
+        <w:t>const</w:t>
+      </w:r>
+      <w:proofErr w:type="spellEnd"/>
+      <w:r>
+        <w:rPr>
+          <w:sz w:val="28"/>
+          <w:szCs w:val="28"/>
+        </w:rPr>
+        <w:t xml:space="preserve"> </w:t>
+      </w:r>
+      <w:proofErr w:type="spellStart"/>
+      <w:r>
+        <w:rPr>
+          <w:sz w:val="28"/>
+          <w:szCs w:val="28"/>
+        </w:rPr>
+        <w:t>string</w:t>
+      </w:r>
+      <w:proofErr w:type="spellEnd"/>
+      <w:r>
+        <w:rPr>
+          <w:sz w:val="28"/>
+          <w:szCs w:val="28"/>
+        </w:rPr>
+        <w:t xml:space="preserve">&amp; </w:t>
+      </w:r>
+      <w:proofErr w:type="spellStart"/>
+      <w:r>
+        <w:rPr>
+          <w:sz w:val="28"/>
+          <w:szCs w:val="28"/>
+        </w:rPr>
+        <w:t>inPath</w:t>
+      </w:r>
+      <w:proofErr w:type="spellEnd"/>
+      <w:r>
+        <w:rPr>
+          <w:sz w:val="28"/>
+          <w:szCs w:val="28"/>
+        </w:rPr>
+        <w:t xml:space="preserve">, </w:t>
+      </w:r>
+      <w:proofErr w:type="spellStart"/>
+      <w:r>
+        <w:rPr>
+          <w:sz w:val="28"/>
+          <w:szCs w:val="28"/>
+        </w:rPr>
+        <w:t>const</w:t>
+      </w:r>
+      <w:proofErr w:type="spellEnd"/>
+      <w:r>
+        <w:rPr>
+          <w:sz w:val="28"/>
+          <w:szCs w:val="28"/>
+        </w:rPr>
+        <w:t xml:space="preserve"> </w:t>
+      </w:r>
+      <w:proofErr w:type="spellStart"/>
+      <w:r>
+        <w:rPr>
+          <w:sz w:val="28"/>
+          <w:szCs w:val="28"/>
+        </w:rPr>
+        <w:t>string</w:t>
+      </w:r>
+      <w:proofErr w:type="spellEnd"/>
+      <w:r>
+        <w:rPr>
+          <w:sz w:val="28"/>
+          <w:szCs w:val="28"/>
+        </w:rPr>
+        <w:t xml:space="preserve">&amp; </w:t>
+      </w:r>
+      <w:proofErr w:type="spellStart"/>
+      <w:r>
+        <w:rPr>
+          <w:sz w:val="28"/>
+          <w:szCs w:val="28"/>
+        </w:rPr>
+        <w:t>outPath</w:t>
+      </w:r>
+      <w:proofErr w:type="spellEnd"/>
+      <w:r>
+        <w:rPr>
+          <w:sz w:val="28"/>
+          <w:szCs w:val="28"/>
+        </w:rPr>
+        <w:t>) {</w:t>
+      </w:r>
+    </w:p>
+    <w:p>
+      <w:pPr>
+        <w:rPr>
+          <w:sz w:val="28"/>
+          <w:szCs w:val="28"/>
+        </w:rPr>
+      </w:pPr>
+      <w:r>
+        <w:rPr>
+          <w:sz w:val="28"/>
+          <w:szCs w:val="28"/>
+        </w:rPr>
+        <w:t xml:space="preserve">    </w:t>
+      </w:r>
+      <w:proofErr w:type="spellStart"/>
+      <w:r>
+        <w:rPr>
+          <w:sz w:val="28"/>
+          <w:szCs w:val="28"/>
+        </w:rPr>
+        <w:t>ofstream</w:t>
+      </w:r>
+      <w:proofErr w:type="spellEnd"/>
+      <w:r>
+        <w:rPr>
+          <w:sz w:val="28"/>
+          <w:szCs w:val="28"/>
+        </w:rPr>
+        <w:t xml:space="preserve"> </w:t>
+      </w:r>
+      <w:proofErr w:type="spellStart"/>
+      <w:r>
+        <w:rPr>
+          <w:sz w:val="28"/>
+          <w:szCs w:val="28"/>
+        </w:rPr>
+        <w:t>outFile</w:t>
+      </w:r>
+      <w:proofErr w:type="spellEnd"/>
+      <w:r>
+        <w:rPr>
+          <w:sz w:val="28"/>
+          <w:szCs w:val="28"/>
+        </w:rPr>
+        <w:t>(</w:t>
+      </w:r>
+      <w:proofErr w:type="spellStart"/>
+      <w:r>
+        <w:rPr>
+          <w:sz w:val="28"/>
+          <w:szCs w:val="28"/>
+        </w:rPr>
+        <w:t>outPath</w:t>
+      </w:r>
+      <w:proofErr w:type="spellEnd"/>
+      <w:r>
+        <w:rPr>
+          <w:sz w:val="28"/>
+          <w:szCs w:val="28"/>
+        </w:rPr>
+        <w:t>);</w:t>
+      </w:r>
+    </w:p>
+    <w:p>
+      <w:pPr>
+        <w:rPr>
+          <w:sz w:val="28"/>
+          <w:szCs w:val="28"/>
+        </w:rPr>
+      </w:pPr>
+      <w:r>
+        <w:rPr>
+          <w:sz w:val="28"/>
+          <w:szCs w:val="28"/>
+        </w:rPr>
+        <w:t xml:space="preserve">    </w:t>
+      </w:r>
+      <w:proofErr w:type="spellStart"/>
+      <w:r>
+        <w:rPr>
+          <w:sz w:val="28"/>
+          <w:szCs w:val="28"/>
+        </w:rPr>
+        <w:t>if</w:t>
+      </w:r>
+      <w:proofErr w:type="spellEnd"/>
+      <w:r>
+        <w:rPr>
+          <w:sz w:val="28"/>
+          <w:szCs w:val="28"/>
+        </w:rPr>
+        <w:t xml:space="preserve"> (!</w:t>
+      </w:r>
+      <w:proofErr w:type="spellStart"/>
+      <w:r>
+        <w:rPr>
+          <w:sz w:val="28"/>
+          <w:szCs w:val="28"/>
+        </w:rPr>
+        <w:t>outFile.is_open</w:t>
+      </w:r>
+      <w:proofErr w:type="spellEnd"/>
+      <w:r>
+        <w:rPr>
+          <w:sz w:val="28"/>
+          <w:szCs w:val="28"/>
+        </w:rPr>
+        <w:t xml:space="preserve">()) </w:t>
+      </w:r>
+      <w:proofErr w:type="spellStart"/>
+      <w:r>
+        <w:rPr>
+          <w:sz w:val="28"/>
+          <w:szCs w:val="28"/>
+        </w:rPr>
+        <w:t>return</w:t>
+      </w:r>
+      <w:proofErr w:type="spellEnd"/>
+      <w:r>
+        <w:rPr>
+          <w:sz w:val="28"/>
+          <w:szCs w:val="28"/>
+        </w:rPr>
+        <w:t>;</w:t>
+      </w:r>
+    </w:p>
+    <w:p>
+      <w:pPr>
+        <w:rPr>
+          <w:sz w:val="28"/>
+          <w:szCs w:val="28"/>
+        </w:rPr>
+      </w:pPr>
+    </w:p>
+    <w:p>
+      <w:pPr>
+        <w:rPr>
+          <w:sz w:val="28"/>
+          <w:szCs w:val="28"/>
+        </w:rPr>
+      </w:pPr>
+    </w:p>
+    <w:p>
+      <w:pPr>
+        <w:rPr>
+          <w:sz w:val="28"/>
+          <w:szCs w:val="28"/>
+        </w:rPr>
+      </w:pPr>
+      <w:r>
+        <w:rPr>
+          <w:sz w:val="28"/>
+          <w:szCs w:val="28"/>
+        </w:rPr>
+        <w:t xml:space="preserve">   </w:t>
+      </w:r>
+      <w:r>
+        <w:rPr>
+          <w:sz w:val="28"/>
+          <w:szCs w:val="28"/>
+        </w:rPr>
+        <w:t xml:space="preserve"> </w:t>
+      </w:r>
+      <w:proofErr w:type="spellStart"/>
+      <w:r>
+        <w:rPr>
+          <w:sz w:val="28"/>
+          <w:szCs w:val="28"/>
+        </w:rPr>
+        <w:t>outFile</w:t>
+      </w:r>
+      <w:proofErr w:type="spellEnd"/>
+      <w:r>
+        <w:rPr>
+          <w:sz w:val="28"/>
+          <w:szCs w:val="28"/>
+        </w:rPr>
+        <w:t xml:space="preserve"> &lt;&lt; " ЗАДАЧА 10.1 </w:t>
+      </w:r>
+      <w:r>
+        <w:rPr>
+          <w:sz w:val="28"/>
+          <w:szCs w:val="28"/>
+        </w:rPr>
+        <w:t>\n";</w:t>
+      </w:r>
+    </w:p>
+    <w:p>
+      <w:pPr>
+        <w:rPr>
+          <w:sz w:val="28"/>
+          <w:szCs w:val="28"/>
+        </w:rPr>
+      </w:pPr>
+      <w:r>
+        <w:rPr>
+          <w:sz w:val="28"/>
+          <w:szCs w:val="28"/>
+        </w:rPr>
+        <w:t xml:space="preserve">    </w:t>
+      </w:r>
+      <w:proofErr w:type="spellStart"/>
+      <w:r>
+        <w:rPr>
+          <w:sz w:val="28"/>
+          <w:szCs w:val="28"/>
+        </w:rPr>
+        <w:t>outFile</w:t>
+      </w:r>
+      <w:proofErr w:type="spellEnd"/>
+      <w:r>
+        <w:rPr>
+          <w:sz w:val="28"/>
+          <w:szCs w:val="28"/>
+        </w:rPr>
+        <w:t xml:space="preserve"> &lt;&lt; "Розробник: </w:t>
+      </w:r>
+      <w:proofErr w:type="spellStart"/>
+      <w:r>
+        <w:rPr>
+          <w:sz w:val="28"/>
+          <w:szCs w:val="28"/>
+        </w:rPr>
+        <w:t>Прімак</w:t>
+      </w:r>
+      <w:proofErr w:type="spellEnd"/>
+      <w:r>
+        <w:rPr>
+          <w:sz w:val="28"/>
+          <w:szCs w:val="28"/>
+        </w:rPr>
+        <w:t xml:space="preserve"> Ярослав</w:t>
+      </w:r>
+      <w:r>
+        <w:rPr>
+          <w:sz w:val="28"/>
+          <w:szCs w:val="28"/>
+        </w:rPr>
+        <w:t>\n";</w:t>
+      </w:r>
+    </w:p>
+    <w:p>
+      <w:pPr>
+        <w:rPr>
+          <w:sz w:val="28"/>
+          <w:szCs w:val="28"/>
+        </w:rPr>
+      </w:pPr>
+      <w:r>
+        <w:rPr>
+          <w:sz w:val="28"/>
+          <w:szCs w:val="28"/>
+        </w:rPr>
+        <w:t xml:space="preserve">    </w:t>
+      </w:r>
+      <w:proofErr w:type="spellStart"/>
+      <w:r>
+        <w:rPr>
+          <w:sz w:val="28"/>
+          <w:szCs w:val="28"/>
+        </w:rPr>
+        <w:t>outFile</w:t>
+      </w:r>
+      <w:proofErr w:type="spellEnd"/>
+      <w:r>
+        <w:rPr>
+          <w:sz w:val="28"/>
+          <w:szCs w:val="28"/>
+        </w:rPr>
+        <w:t xml:space="preserve"> &lt;&lt; "Організація: ЦНТУ, м. Кропивницький, Україна, 2026\n\n";</w:t>
+      </w:r>
+    </w:p>
+    <w:p>
+      <w:pPr>
+        <w:rPr>
+          <w:sz w:val="28"/>
+          <w:szCs w:val="28"/>
+        </w:rPr>
+      </w:pPr>
+    </w:p>
+    <w:p>
+      <w:pPr>
+        <w:rPr>
+          <w:sz w:val="28"/>
+          <w:szCs w:val="28"/>
+        </w:rPr>
+      </w:pPr>
+    </w:p>
+    <w:p>
+      <w:pPr>
+        <w:rPr>
+          <w:sz w:val="28"/>
+          <w:szCs w:val="28"/>
+        </w:rPr>
+      </w:pPr>
+      <w:r>
+        <w:rPr>
+          <w:sz w:val="28"/>
+          <w:szCs w:val="28"/>
+        </w:rPr>
+        <w:lastRenderedPageBreak/>
+        <w:t xml:space="preserve">    </w:t>
+      </w:r>
+      <w:proofErr w:type="spellStart"/>
+      <w:r>
+        <w:rPr>
+          <w:sz w:val="28"/>
+          <w:szCs w:val="28"/>
+        </w:rPr>
+        <w:t>outFile</w:t>
+      </w:r>
+      <w:proofErr w:type="spellEnd"/>
+      <w:r>
+        <w:rPr>
+          <w:sz w:val="28"/>
+          <w:szCs w:val="28"/>
+        </w:rPr>
+        <w:t xml:space="preserve"> &lt;&lt; "Українська абетка: </w:t>
+      </w:r>
+      <w:proofErr w:type="spellStart"/>
+      <w:r>
+        <w:rPr>
+          <w:sz w:val="28"/>
+          <w:szCs w:val="28"/>
+        </w:rPr>
+        <w:t>Аа</w:t>
+      </w:r>
+      <w:proofErr w:type="spellEnd"/>
+      <w:r>
+        <w:rPr>
+          <w:sz w:val="28"/>
+          <w:szCs w:val="28"/>
+        </w:rPr>
+        <w:t xml:space="preserve"> </w:t>
+      </w:r>
+      <w:proofErr w:type="spellStart"/>
+      <w:r>
+        <w:rPr>
+          <w:sz w:val="28"/>
+          <w:szCs w:val="28"/>
+        </w:rPr>
+        <w:t>Бб</w:t>
+      </w:r>
+      <w:proofErr w:type="spellEnd"/>
+      <w:r>
+        <w:rPr>
+          <w:sz w:val="28"/>
+          <w:szCs w:val="28"/>
+        </w:rPr>
+        <w:t xml:space="preserve"> </w:t>
+      </w:r>
+      <w:proofErr w:type="spellStart"/>
+      <w:r>
+        <w:rPr>
+          <w:sz w:val="28"/>
+          <w:szCs w:val="28"/>
+        </w:rPr>
+        <w:t>Вв</w:t>
+      </w:r>
+      <w:proofErr w:type="spellEnd"/>
+      <w:r>
+        <w:rPr>
+          <w:sz w:val="28"/>
+          <w:szCs w:val="28"/>
+        </w:rPr>
+        <w:t xml:space="preserve"> Гг Ґґ </w:t>
+      </w:r>
+      <w:proofErr w:type="spellStart"/>
+      <w:r>
+        <w:rPr>
+          <w:sz w:val="28"/>
+          <w:szCs w:val="28"/>
+        </w:rPr>
+        <w:t>Дд</w:t>
+      </w:r>
+      <w:proofErr w:type="spellEnd"/>
+      <w:r>
+        <w:rPr>
+          <w:sz w:val="28"/>
+          <w:szCs w:val="28"/>
+        </w:rPr>
+        <w:t xml:space="preserve"> </w:t>
+      </w:r>
+      <w:proofErr w:type="spellStart"/>
+      <w:r>
+        <w:rPr>
+          <w:sz w:val="28"/>
+          <w:szCs w:val="28"/>
+        </w:rPr>
+        <w:t>Ее</w:t>
+      </w:r>
+      <w:proofErr w:type="spellEnd"/>
+      <w:r>
+        <w:rPr>
+          <w:sz w:val="28"/>
+          <w:szCs w:val="28"/>
+        </w:rPr>
+        <w:t xml:space="preserve"> </w:t>
+      </w:r>
+      <w:proofErr w:type="spellStart"/>
+      <w:r>
+        <w:rPr>
+          <w:sz w:val="28"/>
+          <w:szCs w:val="28"/>
+        </w:rPr>
+        <w:t>Єє</w:t>
+      </w:r>
+      <w:proofErr w:type="spellEnd"/>
+      <w:r>
+        <w:rPr>
+          <w:sz w:val="28"/>
+          <w:szCs w:val="28"/>
+        </w:rPr>
+        <w:t xml:space="preserve"> </w:t>
+      </w:r>
+      <w:proofErr w:type="spellStart"/>
+      <w:r>
+        <w:rPr>
+          <w:sz w:val="28"/>
+          <w:szCs w:val="28"/>
+        </w:rPr>
+        <w:t>Жж</w:t>
+      </w:r>
+      <w:proofErr w:type="spellEnd"/>
+      <w:r>
+        <w:rPr>
+          <w:sz w:val="28"/>
+          <w:szCs w:val="28"/>
+        </w:rPr>
+        <w:t xml:space="preserve"> </w:t>
+      </w:r>
+      <w:proofErr w:type="spellStart"/>
+      <w:r>
+        <w:rPr>
+          <w:sz w:val="28"/>
+          <w:szCs w:val="28"/>
+        </w:rPr>
+        <w:t>Зз</w:t>
+      </w:r>
+      <w:proofErr w:type="spellEnd"/>
+      <w:r>
+        <w:rPr>
+          <w:sz w:val="28"/>
+          <w:szCs w:val="28"/>
+        </w:rPr>
+        <w:t xml:space="preserve"> </w:t>
+      </w:r>
+      <w:proofErr w:type="spellStart"/>
+      <w:r>
+        <w:rPr>
+          <w:sz w:val="28"/>
+          <w:szCs w:val="28"/>
+        </w:rPr>
+        <w:t>Ии</w:t>
+      </w:r>
+      <w:proofErr w:type="spellEnd"/>
+      <w:r>
+        <w:rPr>
+          <w:sz w:val="28"/>
+          <w:szCs w:val="28"/>
+        </w:rPr>
+        <w:t xml:space="preserve"> </w:t>
+      </w:r>
+      <w:proofErr w:type="spellStart"/>
+      <w:r>
+        <w:rPr>
+          <w:sz w:val="28"/>
+          <w:szCs w:val="28"/>
+        </w:rPr>
+        <w:t>Іі</w:t>
+      </w:r>
+      <w:proofErr w:type="spellEnd"/>
+      <w:r>
+        <w:rPr>
+          <w:sz w:val="28"/>
+          <w:szCs w:val="28"/>
+        </w:rPr>
+        <w:t xml:space="preserve"> Її </w:t>
+      </w:r>
+      <w:proofErr w:type="spellStart"/>
+      <w:r>
+        <w:rPr>
+          <w:sz w:val="28"/>
+          <w:szCs w:val="28"/>
+        </w:rPr>
+        <w:t>Йй</w:t>
+      </w:r>
+      <w:proofErr w:type="spellEnd"/>
+      <w:r>
+        <w:rPr>
+          <w:sz w:val="28"/>
+          <w:szCs w:val="28"/>
+        </w:rPr>
+        <w:t xml:space="preserve"> </w:t>
+      </w:r>
+      <w:proofErr w:type="spellStart"/>
+      <w:r>
+        <w:rPr>
+          <w:sz w:val="28"/>
+          <w:szCs w:val="28"/>
+        </w:rPr>
+        <w:t>Кк</w:t>
+      </w:r>
+      <w:proofErr w:type="spellEnd"/>
+      <w:r>
+        <w:rPr>
+          <w:sz w:val="28"/>
+          <w:szCs w:val="28"/>
+        </w:rPr>
+        <w:t xml:space="preserve"> </w:t>
+      </w:r>
+      <w:proofErr w:type="spellStart"/>
+      <w:r>
+        <w:rPr>
+          <w:sz w:val="28"/>
+          <w:szCs w:val="28"/>
+        </w:rPr>
+        <w:t>Лл</w:t>
+      </w:r>
+      <w:proofErr w:type="spellEnd"/>
+      <w:r>
+        <w:rPr>
+          <w:sz w:val="28"/>
+          <w:szCs w:val="28"/>
+        </w:rPr>
+        <w:t xml:space="preserve"> Мм </w:t>
+      </w:r>
+      <w:proofErr w:type="spellStart"/>
+      <w:r>
+        <w:rPr>
+          <w:sz w:val="28"/>
+          <w:szCs w:val="28"/>
+        </w:rPr>
+        <w:t>Нн</w:t>
+      </w:r>
+      <w:proofErr w:type="spellEnd"/>
+      <w:r>
+        <w:rPr>
+          <w:sz w:val="28"/>
+          <w:szCs w:val="28"/>
+        </w:rPr>
+        <w:t xml:space="preserve"> Оо </w:t>
+      </w:r>
+      <w:proofErr w:type="spellStart"/>
+      <w:r>
+        <w:rPr>
+          <w:sz w:val="28"/>
+          <w:szCs w:val="28"/>
+        </w:rPr>
+        <w:t>Пп</w:t>
+      </w:r>
+      <w:proofErr w:type="spellEnd"/>
+      <w:r>
+        <w:rPr>
+          <w:sz w:val="28"/>
+          <w:szCs w:val="28"/>
+        </w:rPr>
+        <w:t xml:space="preserve"> </w:t>
+      </w:r>
+      <w:proofErr w:type="spellStart"/>
+      <w:r>
+        <w:rPr>
+          <w:sz w:val="28"/>
+          <w:szCs w:val="28"/>
+        </w:rPr>
+        <w:t>Рр</w:t>
+      </w:r>
+      <w:proofErr w:type="spellEnd"/>
+      <w:r>
+        <w:rPr>
+          <w:sz w:val="28"/>
+          <w:szCs w:val="28"/>
+        </w:rPr>
+        <w:t xml:space="preserve"> </w:t>
+      </w:r>
+      <w:proofErr w:type="spellStart"/>
+      <w:r>
+        <w:rPr>
+          <w:sz w:val="28"/>
+          <w:szCs w:val="28"/>
+        </w:rPr>
+        <w:t>Сс</w:t>
+      </w:r>
+      <w:proofErr w:type="spellEnd"/>
+      <w:r>
+        <w:rPr>
+          <w:sz w:val="28"/>
+          <w:szCs w:val="28"/>
+        </w:rPr>
+        <w:t xml:space="preserve"> </w:t>
+      </w:r>
+      <w:proofErr w:type="spellStart"/>
+      <w:r>
+        <w:rPr>
+          <w:sz w:val="28"/>
+          <w:szCs w:val="28"/>
+        </w:rPr>
+        <w:t>Тт</w:t>
+      </w:r>
+      <w:proofErr w:type="spellEnd"/>
+      <w:r>
+        <w:rPr>
+          <w:sz w:val="28"/>
+          <w:szCs w:val="28"/>
+        </w:rPr>
+        <w:t xml:space="preserve"> </w:t>
+      </w:r>
+      <w:proofErr w:type="spellStart"/>
+      <w:r>
+        <w:rPr>
+          <w:sz w:val="28"/>
+          <w:szCs w:val="28"/>
+        </w:rPr>
+        <w:t>Уу</w:t>
+      </w:r>
+      <w:proofErr w:type="spellEnd"/>
+      <w:r>
+        <w:rPr>
+          <w:sz w:val="28"/>
+          <w:szCs w:val="28"/>
+        </w:rPr>
+        <w:t xml:space="preserve"> </w:t>
+      </w:r>
+      <w:proofErr w:type="spellStart"/>
+      <w:r>
+        <w:rPr>
+          <w:sz w:val="28"/>
+          <w:szCs w:val="28"/>
+        </w:rPr>
+        <w:t>Фф</w:t>
+      </w:r>
+      <w:proofErr w:type="spellEnd"/>
+      <w:r>
+        <w:rPr>
+          <w:sz w:val="28"/>
+          <w:szCs w:val="28"/>
+        </w:rPr>
+        <w:t xml:space="preserve"> </w:t>
+      </w:r>
+      <w:proofErr w:type="spellStart"/>
+      <w:r>
+        <w:rPr>
+          <w:sz w:val="28"/>
+          <w:szCs w:val="28"/>
+        </w:rPr>
+        <w:t>Хх</w:t>
+      </w:r>
+      <w:proofErr w:type="spellEnd"/>
+      <w:r>
+        <w:rPr>
+          <w:sz w:val="28"/>
+          <w:szCs w:val="28"/>
+        </w:rPr>
+        <w:t xml:space="preserve"> </w:t>
+      </w:r>
+      <w:proofErr w:type="spellStart"/>
+      <w:r>
+        <w:rPr>
+          <w:sz w:val="28"/>
+          <w:szCs w:val="28"/>
+        </w:rPr>
+        <w:t>Цц</w:t>
+      </w:r>
+      <w:proofErr w:type="spellEnd"/>
+      <w:r>
+        <w:rPr>
+          <w:sz w:val="28"/>
+          <w:szCs w:val="28"/>
+        </w:rPr>
+        <w:t xml:space="preserve"> </w:t>
+      </w:r>
+      <w:proofErr w:type="spellStart"/>
+      <w:r>
+        <w:rPr>
+          <w:sz w:val="28"/>
+          <w:szCs w:val="28"/>
+        </w:rPr>
+        <w:t>Чч</w:t>
+      </w:r>
+      <w:proofErr w:type="spellEnd"/>
+      <w:r>
+        <w:rPr>
+          <w:sz w:val="28"/>
+          <w:szCs w:val="28"/>
+        </w:rPr>
+        <w:t xml:space="preserve"> </w:t>
+      </w:r>
+      <w:proofErr w:type="spellStart"/>
+      <w:r>
+        <w:rPr>
+          <w:sz w:val="28"/>
+          <w:szCs w:val="28"/>
+        </w:rPr>
+        <w:t>Шш</w:t>
+      </w:r>
+      <w:proofErr w:type="spellEnd"/>
+      <w:r>
+        <w:rPr>
+          <w:sz w:val="28"/>
+          <w:szCs w:val="28"/>
+        </w:rPr>
+        <w:t xml:space="preserve"> </w:t>
+      </w:r>
+      <w:proofErr w:type="spellStart"/>
+      <w:r>
+        <w:rPr>
+          <w:sz w:val="28"/>
+          <w:szCs w:val="28"/>
+        </w:rPr>
+        <w:t>Щщ</w:t>
+      </w:r>
+      <w:proofErr w:type="spellEnd"/>
+      <w:r>
+        <w:rPr>
+          <w:sz w:val="28"/>
+          <w:szCs w:val="28"/>
+        </w:rPr>
+        <w:t xml:space="preserve"> </w:t>
+      </w:r>
+      <w:proofErr w:type="spellStart"/>
+      <w:r>
+        <w:rPr>
+          <w:sz w:val="28"/>
+          <w:szCs w:val="28"/>
+        </w:rPr>
+        <w:t>Ьь</w:t>
+      </w:r>
+      <w:proofErr w:type="spellEnd"/>
+      <w:r>
+        <w:rPr>
+          <w:sz w:val="28"/>
+          <w:szCs w:val="28"/>
+        </w:rPr>
+        <w:t xml:space="preserve"> </w:t>
+      </w:r>
+      <w:proofErr w:type="spellStart"/>
+      <w:r>
+        <w:rPr>
+          <w:sz w:val="28"/>
+          <w:szCs w:val="28"/>
+        </w:rPr>
+        <w:t>Юю</w:t>
+      </w:r>
+      <w:proofErr w:type="spellEnd"/>
+      <w:r>
+        <w:rPr>
+          <w:sz w:val="28"/>
+          <w:szCs w:val="28"/>
+        </w:rPr>
+        <w:t xml:space="preserve"> </w:t>
+      </w:r>
+      <w:proofErr w:type="spellStart"/>
+      <w:r>
+        <w:rPr>
+          <w:sz w:val="28"/>
+          <w:szCs w:val="28"/>
+        </w:rPr>
+        <w:t>Яя</w:t>
+      </w:r>
+      <w:proofErr w:type="spellEnd"/>
+      <w:r>
+        <w:rPr>
+          <w:sz w:val="28"/>
+          <w:szCs w:val="28"/>
+        </w:rPr>
+        <w:t>\n\n";</w:t>
+      </w:r>
+    </w:p>
+    <w:p>
+      <w:pPr>
+        <w:rPr>
+          <w:sz w:val="28"/>
+          <w:szCs w:val="28"/>
+        </w:rPr>
+      </w:pPr>
+    </w:p>
+    <w:p>
+      <w:pPr>
+        <w:rPr>
+          <w:sz w:val="28"/>
+          <w:szCs w:val="28"/>
+        </w:rPr>
+      </w:pPr>
+    </w:p>
+    <w:p>
+      <w:pPr>
+        <w:rPr>
+          <w:sz w:val="28"/>
+          <w:szCs w:val="28"/>
+        </w:rPr>
+      </w:pPr>
+      <w:r>
+        <w:rPr>
+          <w:sz w:val="28"/>
+          <w:szCs w:val="28"/>
+        </w:rPr>
+        <w:t xml:space="preserve">    </w:t>
+      </w:r>
+      <w:proofErr w:type="spellStart"/>
+      <w:r>
+        <w:rPr>
+          <w:sz w:val="28"/>
+          <w:szCs w:val="28"/>
+        </w:rPr>
+        <w:t>ifstream</w:t>
+      </w:r>
+      <w:proofErr w:type="spellEnd"/>
+      <w:r>
+        <w:rPr>
+          <w:sz w:val="28"/>
+          <w:szCs w:val="28"/>
+        </w:rPr>
+        <w:t xml:space="preserve"> </w:t>
+      </w:r>
+      <w:proofErr w:type="spellStart"/>
+      <w:r>
+        <w:rPr>
+          <w:sz w:val="28"/>
+          <w:szCs w:val="28"/>
+        </w:rPr>
+        <w:t>inFile</w:t>
+      </w:r>
+      <w:proofErr w:type="spellEnd"/>
+      <w:r>
+        <w:rPr>
+          <w:sz w:val="28"/>
+          <w:szCs w:val="28"/>
+        </w:rPr>
+        <w:t>(</w:t>
+      </w:r>
+      <w:proofErr w:type="spellStart"/>
+      <w:r>
+        <w:rPr>
+          <w:sz w:val="28"/>
+          <w:szCs w:val="28"/>
+        </w:rPr>
+        <w:t>inPath</w:t>
+      </w:r>
+      <w:proofErr w:type="spellEnd"/>
+      <w:r>
+        <w:rPr>
+          <w:sz w:val="28"/>
+          <w:szCs w:val="28"/>
+        </w:rPr>
+        <w:t>);</w:t>
+      </w:r>
+    </w:p>
+    <w:p>
+      <w:pPr>
+        <w:rPr>
+          <w:sz w:val="28"/>
+          <w:szCs w:val="28"/>
+        </w:rPr>
+      </w:pPr>
+      <w:r>
+        <w:rPr>
+          <w:sz w:val="28"/>
+          <w:szCs w:val="28"/>
+        </w:rPr>
+        <w:t xml:space="preserve">    </w:t>
+      </w:r>
+      <w:proofErr w:type="spellStart"/>
+      <w:r>
+        <w:rPr>
+          <w:sz w:val="28"/>
+          <w:szCs w:val="28"/>
+        </w:rPr>
+        <w:t>bool</w:t>
+      </w:r>
+      <w:proofErr w:type="spellEnd"/>
+      <w:r>
+        <w:rPr>
+          <w:sz w:val="28"/>
+          <w:szCs w:val="28"/>
+        </w:rPr>
+        <w:t xml:space="preserve"> </w:t>
+      </w:r>
+      <w:proofErr w:type="spellStart"/>
+      <w:r>
+        <w:rPr>
+          <w:sz w:val="28"/>
+          <w:szCs w:val="28"/>
+        </w:rPr>
+        <w:t>hasError</w:t>
+      </w:r>
+      <w:proofErr w:type="spellEnd"/>
+      <w:r>
+        <w:rPr>
+          <w:sz w:val="28"/>
+          <w:szCs w:val="28"/>
+        </w:rPr>
+        <w:t xml:space="preserve"> = </w:t>
+      </w:r>
+      <w:proofErr w:type="spellStart"/>
+      <w:r>
+        <w:rPr>
+          <w:sz w:val="28"/>
+          <w:szCs w:val="28"/>
+        </w:rPr>
+        <w:t>false</w:t>
+      </w:r>
+      <w:proofErr w:type="spellEnd"/>
+      <w:r>
+        <w:rPr>
+          <w:sz w:val="28"/>
+          <w:szCs w:val="28"/>
+        </w:rPr>
+        <w:t>;</w:t>
+      </w:r>
+    </w:p>
+    <w:p>
+      <w:pPr>
+        <w:rPr>
+          <w:sz w:val="28"/>
+          <w:szCs w:val="28"/>
+        </w:rPr>
+      </w:pPr>
+    </w:p>
+    <w:p>
+      <w:pPr>
+        <w:rPr>
+          <w:sz w:val="28"/>
+          <w:szCs w:val="28"/>
+        </w:rPr>
+      </w:pPr>
+      <w:r>
+        <w:rPr>
+          <w:sz w:val="28"/>
+          <w:szCs w:val="28"/>
+        </w:rPr>
+        <w:t xml:space="preserve">    </w:t>
+      </w:r>
+      <w:proofErr w:type="spellStart"/>
+      <w:r>
+        <w:rPr>
+          <w:sz w:val="28"/>
+          <w:szCs w:val="28"/>
+        </w:rPr>
+        <w:t>if</w:t>
+      </w:r>
+      <w:proofErr w:type="spellEnd"/>
+      <w:r>
+        <w:rPr>
+          <w:sz w:val="28"/>
+          <w:szCs w:val="28"/>
+        </w:rPr>
+        <w:t xml:space="preserve"> (</w:t>
+      </w:r>
+      <w:proofErr w:type="spellStart"/>
+      <w:r>
+        <w:rPr>
+          <w:sz w:val="28"/>
+          <w:szCs w:val="28"/>
+        </w:rPr>
+        <w:t>inFile.is_open</w:t>
+      </w:r>
+      <w:proofErr w:type="spellEnd"/>
+      <w:r>
+        <w:rPr>
+          <w:sz w:val="28"/>
+          <w:szCs w:val="28"/>
+        </w:rPr>
+        <w:t>()) {</w:t>
+      </w:r>
+    </w:p>
+    <w:p>
+      <w:pPr>
+        <w:rPr>
+          <w:sz w:val="28"/>
+          <w:szCs w:val="28"/>
+        </w:rPr>
+      </w:pPr>
+      <w:r>
+        <w:rPr>
+          <w:sz w:val="28"/>
+          <w:szCs w:val="28"/>
+        </w:rPr>
+        <w:t xml:space="preserve">        </w:t>
+      </w:r>
+      <w:proofErr w:type="spellStart"/>
+      <w:r>
+        <w:rPr>
+          <w:sz w:val="28"/>
+          <w:szCs w:val="28"/>
+        </w:rPr>
+        <w:t>string</w:t>
+      </w:r>
+      <w:proofErr w:type="spellEnd"/>
+      <w:r>
+        <w:rPr>
+          <w:sz w:val="28"/>
+          <w:szCs w:val="28"/>
+        </w:rPr>
+        <w:t xml:space="preserve"> </w:t>
+      </w:r>
+      <w:proofErr w:type="spellStart"/>
+      <w:r>
+        <w:rPr>
+          <w:sz w:val="28"/>
+          <w:szCs w:val="28"/>
+        </w:rPr>
+        <w:t>word</w:t>
+      </w:r>
+      <w:proofErr w:type="spellEnd"/>
+      <w:r>
+        <w:rPr>
+          <w:sz w:val="28"/>
+          <w:szCs w:val="28"/>
+        </w:rPr>
+        <w:t>;</w:t>
+      </w:r>
+    </w:p>
+    <w:p>
+      <w:pPr>
+        <w:rPr>
+          <w:sz w:val="28"/>
+          <w:szCs w:val="28"/>
+        </w:rPr>
+      </w:pPr>
+      <w:r>
+        <w:rPr>
+          <w:sz w:val="28"/>
+          <w:szCs w:val="28"/>
+        </w:rPr>
+        <w:t xml:space="preserve">        </w:t>
+      </w:r>
+      <w:proofErr w:type="spellStart"/>
+      <w:r>
+        <w:rPr>
+          <w:sz w:val="28"/>
+          <w:szCs w:val="28"/>
+        </w:rPr>
+        <w:t>while</w:t>
+      </w:r>
+      <w:proofErr w:type="spellEnd"/>
+      <w:r>
+        <w:rPr>
+          <w:sz w:val="28"/>
+          <w:szCs w:val="28"/>
+        </w:rPr>
+        <w:t xml:space="preserve"> (</w:t>
+      </w:r>
+      <w:proofErr w:type="spellStart"/>
+      <w:r>
+        <w:rPr>
+          <w:sz w:val="28"/>
+          <w:szCs w:val="28"/>
+        </w:rPr>
+        <w:t>inFile</w:t>
+      </w:r>
+      <w:proofErr w:type="spellEnd"/>
+      <w:r>
+        <w:rPr>
+          <w:sz w:val="28"/>
+          <w:szCs w:val="28"/>
+        </w:rPr>
+        <w:t xml:space="preserve"> &gt;&gt; </w:t>
+      </w:r>
+      <w:proofErr w:type="spellStart"/>
+      <w:r>
+        <w:rPr>
+          <w:sz w:val="28"/>
+          <w:szCs w:val="28"/>
+        </w:rPr>
+        <w:t>word</w:t>
+      </w:r>
+      <w:proofErr w:type="spellEnd"/>
+      <w:r>
+        <w:rPr>
+          <w:sz w:val="28"/>
+          <w:szCs w:val="28"/>
+        </w:rPr>
+        <w:t>) {</w:t>
+      </w:r>
+    </w:p>
+    <w:p>
+      <w:pPr>
+        <w:rPr>
+          <w:sz w:val="28"/>
+          <w:szCs w:val="28"/>
+        </w:rPr>
+      </w:pPr>
+      <w:r>
+        <w:rPr>
+          <w:sz w:val="28"/>
+          <w:szCs w:val="28"/>
+        </w:rPr>
+        <w:t xml:space="preserve">            </w:t>
+      </w:r>
+      <w:proofErr w:type="spellStart"/>
+      <w:r>
+        <w:rPr>
+          <w:sz w:val="28"/>
+          <w:szCs w:val="28"/>
+        </w:rPr>
+        <w:t>if</w:t>
+      </w:r>
+      <w:proofErr w:type="spellEnd"/>
+      <w:r>
+        <w:rPr>
+          <w:sz w:val="28"/>
+          <w:szCs w:val="28"/>
+        </w:rPr>
+        <w:t xml:space="preserve"> (</w:t>
+      </w:r>
+      <w:proofErr w:type="spellStart"/>
+      <w:r>
+        <w:rPr>
+          <w:sz w:val="28"/>
+          <w:szCs w:val="28"/>
+        </w:rPr>
+        <w:t>word.find</w:t>
+      </w:r>
+      <w:proofErr w:type="spellEnd"/>
+      <w:r>
+        <w:rPr>
+          <w:sz w:val="28"/>
+          <w:szCs w:val="28"/>
+        </w:rPr>
+        <w:t>("</w:t>
+      </w:r>
+      <w:proofErr w:type="spellStart"/>
+      <w:r>
+        <w:rPr>
+          <w:sz w:val="28"/>
+          <w:szCs w:val="28"/>
+        </w:rPr>
+        <w:t>типленько</w:t>
+      </w:r>
+      <w:proofErr w:type="spellEnd"/>
+      <w:r>
+        <w:rPr>
+          <w:sz w:val="28"/>
+          <w:szCs w:val="28"/>
+        </w:rPr>
+        <w:t xml:space="preserve">") != </w:t>
+      </w:r>
+      <w:proofErr w:type="spellStart"/>
+      <w:r>
+        <w:rPr>
+          <w:sz w:val="28"/>
+          <w:szCs w:val="28"/>
+        </w:rPr>
+        <w:t>string</w:t>
+      </w:r>
+      <w:proofErr w:type="spellEnd"/>
+      <w:r>
+        <w:rPr>
+          <w:sz w:val="28"/>
+          <w:szCs w:val="28"/>
+        </w:rPr>
+        <w:t>::</w:t>
+      </w:r>
+      <w:proofErr w:type="spellStart"/>
+      <w:r>
+        <w:rPr>
+          <w:sz w:val="28"/>
+          <w:szCs w:val="28"/>
+        </w:rPr>
+        <w:t>npos</w:t>
+      </w:r>
+      <w:proofErr w:type="spellEnd"/>
+      <w:r>
+        <w:rPr>
+          <w:sz w:val="28"/>
+          <w:szCs w:val="28"/>
+        </w:rPr>
+        <w:t xml:space="preserve"> ||</w:t>
+      </w:r>
+    </w:p>
+    <w:p>
+      <w:pPr>
+        <w:rPr>
+          <w:sz w:val="28"/>
+          <w:szCs w:val="28"/>
+        </w:rPr>
+      </w:pPr>
+      <w:r>
+        <w:rPr>
+          <w:sz w:val="28"/>
+          <w:szCs w:val="28"/>
+        </w:rPr>
+        <w:t xml:space="preserve">                </w:t>
+      </w:r>
+      <w:proofErr w:type="spellStart"/>
+      <w:r>
+        <w:rPr>
+          <w:sz w:val="28"/>
+          <w:szCs w:val="28"/>
+        </w:rPr>
+        <w:t>word.find</w:t>
+      </w:r>
+      <w:proofErr w:type="spellEnd"/>
+      <w:r>
+        <w:rPr>
+          <w:sz w:val="28"/>
+          <w:szCs w:val="28"/>
+        </w:rPr>
+        <w:t xml:space="preserve">("ненька") != </w:t>
+      </w:r>
+      <w:proofErr w:type="spellStart"/>
+      <w:r>
+        <w:rPr>
+          <w:sz w:val="28"/>
+          <w:szCs w:val="28"/>
+        </w:rPr>
+        <w:t>string</w:t>
+      </w:r>
+      <w:proofErr w:type="spellEnd"/>
+      <w:r>
+        <w:rPr>
+          <w:sz w:val="28"/>
+          <w:szCs w:val="28"/>
+        </w:rPr>
+        <w:t>::</w:t>
+      </w:r>
+      <w:proofErr w:type="spellStart"/>
+      <w:r>
+        <w:rPr>
+          <w:sz w:val="28"/>
+          <w:szCs w:val="28"/>
+        </w:rPr>
+        <w:t>npos</w:t>
+      </w:r>
+      <w:proofErr w:type="spellEnd"/>
+      <w:r>
+        <w:rPr>
+          <w:sz w:val="28"/>
+          <w:szCs w:val="28"/>
+        </w:rPr>
+        <w:t>) {</w:t>
+      </w:r>
+    </w:p>
+    <w:p>
+      <w:pPr>
+        <w:rPr>
+          <w:sz w:val="28"/>
+          <w:szCs w:val="28"/>
+        </w:rPr>
+      </w:pPr>
+      <w:r>
+        <w:rPr>
+          <w:sz w:val="28"/>
+          <w:szCs w:val="28"/>
+        </w:rPr>
+        <w:t xml:space="preserve">                </w:t>
+      </w:r>
+      <w:proofErr w:type="spellStart"/>
+      <w:r>
+        <w:rPr>
+          <w:sz w:val="28"/>
+          <w:szCs w:val="28"/>
+        </w:rPr>
+        <w:t>hasError</w:t>
+      </w:r>
+      <w:proofErr w:type="spellEnd"/>
+      <w:r>
+        <w:rPr>
+          <w:sz w:val="28"/>
+          <w:szCs w:val="28"/>
+        </w:rPr>
+        <w:t xml:space="preserve"> = </w:t>
+      </w:r>
+      <w:proofErr w:type="spellStart"/>
+      <w:r>
+        <w:rPr>
+          <w:sz w:val="28"/>
+          <w:szCs w:val="28"/>
+        </w:rPr>
+        <w:t>true</w:t>
+      </w:r>
+      <w:proofErr w:type="spellEnd"/>
+      <w:r>
+        <w:rPr>
+          <w:sz w:val="28"/>
+          <w:szCs w:val="28"/>
+        </w:rPr>
+        <w:t>;</w:t>
+      </w:r>
+    </w:p>
+    <w:p>
+      <w:pPr>
+        <w:rPr>
+          <w:sz w:val="28"/>
+          <w:szCs w:val="28"/>
+        </w:rPr>
+      </w:pPr>
+      <w:r>
+        <w:rPr>
+          <w:sz w:val="28"/>
+          <w:szCs w:val="28"/>
+        </w:rPr>
+        <w:t xml:space="preserve">                </w:t>
+      </w:r>
+      <w:proofErr w:type="spellStart"/>
+      <w:r>
+        <w:rPr>
+          <w:sz w:val="28"/>
+          <w:szCs w:val="28"/>
+        </w:rPr>
+        <w:t>break</w:t>
+      </w:r>
+      <w:proofErr w:type="spellEnd"/>
+      <w:r>
+        <w:rPr>
+          <w:sz w:val="28"/>
+          <w:szCs w:val="28"/>
+        </w:rPr>
+        <w:t>;</w:t>
+      </w:r>
+    </w:p>
+    <w:p>
+      <w:pPr>
+        <w:rPr>
+          <w:sz w:val="28"/>
+          <w:szCs w:val="28"/>
+        </w:rPr>
+      </w:pPr>
+      <w:r>
+        <w:rPr>
+          <w:sz w:val="28"/>
+          <w:szCs w:val="28"/>
+        </w:rPr>
+        <w:t xml:space="preserve">            }</w:t>
+      </w:r>
+    </w:p>
+    <w:p>
+      <w:pPr>
+        <w:rPr>
+          <w:sz w:val="28"/>
+          <w:szCs w:val="28"/>
+        </w:rPr>
+      </w:pPr>
+      <w:r>
+        <w:rPr>
+          <w:sz w:val="28"/>
+          <w:szCs w:val="28"/>
+        </w:rPr>
+        <w:t xml:space="preserve">        }</w:t>
+      </w:r>
+    </w:p>
+    <w:p>
+      <w:pPr>
+        <w:rPr>
+          <w:sz w:val="28"/>
+          <w:szCs w:val="28"/>
+        </w:rPr>
+      </w:pPr>
+      <w:r>
+        <w:rPr>
+          <w:sz w:val="28"/>
+          <w:szCs w:val="28"/>
+        </w:rPr>
+        <w:t xml:space="preserve">        </w:t>
+      </w:r>
+      <w:proofErr w:type="spellStart"/>
+      <w:r>
+        <w:rPr>
+          <w:sz w:val="28"/>
+          <w:szCs w:val="28"/>
+        </w:rPr>
+        <w:t>inFile.close</w:t>
+      </w:r>
+      <w:proofErr w:type="spellEnd"/>
+      <w:r>
+        <w:rPr>
+          <w:sz w:val="28"/>
+          <w:szCs w:val="28"/>
+        </w:rPr>
+        <w:t>();</w:t>
+      </w:r>
+    </w:p>
+    <w:p>
+      <w:pPr>
+        <w:rPr>
+          <w:sz w:val="28"/>
+          <w:szCs w:val="28"/>
+        </w:rPr>
+      </w:pPr>
+      <w:r>
+        <w:rPr>
+          <w:sz w:val="28"/>
+          <w:szCs w:val="28"/>
+        </w:rPr>
+        <w:t xml:space="preserve">    }</w:t>
+      </w:r>
+    </w:p>
+    <w:p>
+      <w:pPr>
+        <w:rPr>
+          <w:sz w:val="28"/>
+          <w:szCs w:val="28"/>
+        </w:rPr>
+      </w:pPr>
+    </w:p>
+    <w:p>
+      <w:pPr>
+        <w:rPr>
+          <w:sz w:val="28"/>
+          <w:szCs w:val="28"/>
+        </w:rPr>
+      </w:pPr>
+      <w:r>
+        <w:rPr>
+          <w:sz w:val="28"/>
+          <w:szCs w:val="28"/>
+        </w:rPr>
+        <w:t xml:space="preserve">    </w:t>
+      </w:r>
+      <w:proofErr w:type="spellStart"/>
+      <w:r>
+        <w:rPr>
+          <w:sz w:val="28"/>
+          <w:szCs w:val="28"/>
+        </w:rPr>
+        <w:t>if</w:t>
+      </w:r>
+      <w:proofErr w:type="spellEnd"/>
+      <w:r>
+        <w:rPr>
+          <w:sz w:val="28"/>
+          <w:szCs w:val="28"/>
+        </w:rPr>
+        <w:t xml:space="preserve"> (</w:t>
+      </w:r>
+      <w:proofErr w:type="spellStart"/>
+      <w:r>
+        <w:rPr>
+          <w:sz w:val="28"/>
+          <w:szCs w:val="28"/>
+        </w:rPr>
+        <w:t>hasError</w:t>
+      </w:r>
+      <w:proofErr w:type="spellEnd"/>
+      <w:r>
+        <w:rPr>
+          <w:sz w:val="28"/>
+          <w:szCs w:val="28"/>
+        </w:rPr>
+        <w:t>) {</w:t>
+      </w:r>
+    </w:p>
+    <w:p>
+      <w:pPr>
+        <w:rPr>
+          <w:sz w:val="28"/>
+          <w:szCs w:val="28"/>
+        </w:rPr>
+      </w:pPr>
+      <w:r>
+        <w:rPr>
+          <w:sz w:val="28"/>
+          <w:szCs w:val="28"/>
+        </w:rPr>
+        <w:t xml:space="preserve">        </w:t>
+      </w:r>
+      <w:proofErr w:type="spellStart"/>
+      <w:r>
+        <w:rPr>
+          <w:sz w:val="28"/>
+          <w:szCs w:val="28"/>
+        </w:rPr>
+        <w:t>outFile</w:t>
+      </w:r>
+      <w:proofErr w:type="spellEnd"/>
+      <w:r>
+        <w:rPr>
+          <w:sz w:val="28"/>
+          <w:szCs w:val="28"/>
+        </w:rPr>
+        <w:t xml:space="preserve"> &lt;&lt; "Повідомлення: У словах вірша знайдено помилки (знайдено '</w:t>
+      </w:r>
+      <w:proofErr w:type="spellStart"/>
+      <w:r>
+        <w:rPr>
+          <w:sz w:val="28"/>
+          <w:szCs w:val="28"/>
+        </w:rPr>
+        <w:t>типленько</w:t>
+      </w:r>
+      <w:proofErr w:type="spellEnd"/>
+      <w:r>
+        <w:rPr>
+          <w:sz w:val="28"/>
+          <w:szCs w:val="28"/>
+        </w:rPr>
+        <w:t>' або 'ненька').\n";</w:t>
+      </w:r>
+    </w:p>
+    <w:p>
+      <w:pPr>
+        <w:rPr>
+          <w:sz w:val="28"/>
+          <w:szCs w:val="28"/>
+        </w:rPr>
+      </w:pPr>
+      <w:r>
+        <w:rPr>
+          <w:sz w:val="28"/>
+          <w:szCs w:val="28"/>
+        </w:rPr>
+        <w:t xml:space="preserve">    } </w:t>
+      </w:r>
+      <w:proofErr w:type="spellStart"/>
+      <w:r>
+        <w:rPr>
+          <w:sz w:val="28"/>
+          <w:szCs w:val="28"/>
+        </w:rPr>
+        <w:t>else</w:t>
+      </w:r>
+      <w:proofErr w:type="spellEnd"/>
+      <w:r>
+        <w:rPr>
+          <w:sz w:val="28"/>
+          <w:szCs w:val="28"/>
+        </w:rPr>
+        <w:t xml:space="preserve"> {</w:t>
+      </w:r>
+    </w:p>
+    <w:p>
+      <w:pPr>
+        <w:rPr>
+          <w:sz w:val="28"/>
+          <w:szCs w:val="28"/>
+        </w:rPr>
+      </w:pPr>
+      <w:r>
+        <w:rPr>
+          <w:sz w:val="28"/>
+          <w:szCs w:val="28"/>
+        </w:rPr>
+        <w:t xml:space="preserve">        </w:t>
+      </w:r>
+      <w:proofErr w:type="spellStart"/>
+      <w:r>
+        <w:rPr>
+          <w:sz w:val="28"/>
+          <w:szCs w:val="28"/>
+        </w:rPr>
+        <w:t>outFile</w:t>
+      </w:r>
+      <w:proofErr w:type="spellEnd"/>
+      <w:r>
+        <w:rPr>
+          <w:sz w:val="28"/>
+          <w:szCs w:val="28"/>
+        </w:rPr>
+        <w:t xml:space="preserve"> &lt;&lt; "Повідомлення: Помилок у словах вірша (типу '</w:t>
+      </w:r>
+      <w:proofErr w:type="spellStart"/>
+      <w:r>
+        <w:rPr>
+          <w:sz w:val="28"/>
+          <w:szCs w:val="28"/>
+        </w:rPr>
+        <w:t>типленько</w:t>
+      </w:r>
+      <w:proofErr w:type="spellEnd"/>
+      <w:r>
+        <w:rPr>
+          <w:sz w:val="28"/>
+          <w:szCs w:val="28"/>
+        </w:rPr>
+        <w:t>', 'ненька') НЕ виявлено.\n";</w:t>
+      </w:r>
+    </w:p>
+    <w:p>
+      <w:pPr>
+        <w:rPr>
+          <w:sz w:val="28"/>
+          <w:szCs w:val="28"/>
+        </w:rPr>
+      </w:pPr>
+      <w:r>
+        <w:rPr>
+          <w:sz w:val="28"/>
+          <w:szCs w:val="28"/>
+        </w:rPr>
+        <w:t xml:space="preserve">    }</w:t>
+      </w:r>
+    </w:p>
+    <w:p>
+      <w:pPr>
+        <w:rPr>
+          <w:sz w:val="28"/>
+          <w:szCs w:val="28"/>
+        </w:rPr>
+      </w:pPr>
+    </w:p>
+    <w:p>
+      <w:pPr>
+        <w:rPr>
+          <w:sz w:val="28"/>
+          <w:szCs w:val="28"/>
+        </w:rPr>
+      </w:pPr>
+      <w:r>
+        <w:rPr>
+          <w:sz w:val="28"/>
+          <w:szCs w:val="28"/>
+        </w:rPr>
+        <w:t xml:space="preserve">    </w:t>
+      </w:r>
+      <w:proofErr w:type="spellStart"/>
+      <w:r>
+        <w:rPr>
+          <w:sz w:val="28"/>
+          <w:szCs w:val="28"/>
+        </w:rPr>
+        <w:t>outFile</w:t>
+      </w:r>
+      <w:proofErr w:type="spellEnd"/>
+      <w:r>
+        <w:rPr>
+          <w:sz w:val="28"/>
+          <w:szCs w:val="28"/>
+        </w:rPr>
+        <w:t xml:space="preserve"> &lt;&lt; "-------------------\n\n";</w:t>
+      </w:r>
+    </w:p>
+    <w:p>
+      <w:pPr>
+        <w:rPr>
+          <w:sz w:val="28"/>
+          <w:szCs w:val="28"/>
+        </w:rPr>
+      </w:pPr>
+      <w:r>
+        <w:rPr>
+          <w:sz w:val="28"/>
+          <w:szCs w:val="28"/>
+        </w:rPr>
+        <w:t xml:space="preserve">    </w:t>
+      </w:r>
+      <w:proofErr w:type="spellStart"/>
+      <w:r>
+        <w:rPr>
+          <w:sz w:val="28"/>
+          <w:szCs w:val="28"/>
+        </w:rPr>
+        <w:t>outFile.close</w:t>
+      </w:r>
+      <w:proofErr w:type="spellEnd"/>
+      <w:r>
+        <w:rPr>
+          <w:sz w:val="28"/>
+          <w:szCs w:val="28"/>
+        </w:rPr>
+        <w:t>();</w:t>
+      </w:r>
+    </w:p>
+    <w:p>
+      <w:pPr>
+        <w:rPr>
+          <w:sz w:val="28"/>
+          <w:szCs w:val="28"/>
+        </w:rPr>
+      </w:pPr>
+      <w:r>
+        <w:rPr>
+          <w:sz w:val="28"/>
+          <w:szCs w:val="28"/>
+        </w:rPr>
+        <w:t>}</w:t>
+      </w:r>
+    </w:p>
+    <w:p>
+      <w:pPr>
+        <w:rPr>
+          <w:sz w:val="28"/>
+          <w:szCs w:val="28"/>
+        </w:rPr>
+      </w:pPr>
+    </w:p>
+    <w:p>
+      <w:pPr>
+        <w:rPr>
+          <w:sz w:val="28"/>
+          <w:szCs w:val="28"/>
+        </w:rPr>
+      </w:pPr>
+      <w:r>
+        <w:rPr>
+          <w:sz w:val="28"/>
+          <w:szCs w:val="28"/>
+        </w:rPr>
+        <w:t>// Задача 10.2</w:t>
+      </w:r>
+    </w:p>
+    <w:p>
+      <w:pPr>
+        <w:rPr>
+          <w:sz w:val="28"/>
+          <w:szCs w:val="28"/>
+        </w:rPr>
+      </w:pPr>
+      <w:proofErr w:type="spellStart"/>
+      <w:r>
+        <w:rPr>
+          <w:sz w:val="28"/>
+          <w:szCs w:val="28"/>
+        </w:rPr>
+        <w:t>void</w:t>
+      </w:r>
+      <w:proofErr w:type="spellEnd"/>
+      <w:r>
+        <w:rPr>
+          <w:sz w:val="28"/>
+          <w:szCs w:val="28"/>
+        </w:rPr>
+        <w:t xml:space="preserve"> task10_2(</w:t>
+      </w:r>
+      <w:proofErr w:type="spellStart"/>
+      <w:r>
+        <w:rPr>
+          <w:sz w:val="28"/>
+          <w:szCs w:val="28"/>
+        </w:rPr>
+        <w:t>const</w:t>
+      </w:r>
+      <w:proofErr w:type="spellEnd"/>
+      <w:r>
+        <w:rPr>
+          <w:sz w:val="28"/>
+          <w:szCs w:val="28"/>
+        </w:rPr>
+        <w:t xml:space="preserve"> </w:t>
+      </w:r>
+      <w:proofErr w:type="spellStart"/>
+      <w:r>
+        <w:rPr>
+          <w:sz w:val="28"/>
+          <w:szCs w:val="28"/>
+        </w:rPr>
+        <w:t>string</w:t>
+      </w:r>
+      <w:proofErr w:type="spellEnd"/>
+      <w:r>
+        <w:rPr>
+          <w:sz w:val="28"/>
+          <w:szCs w:val="28"/>
+        </w:rPr>
+        <w:t xml:space="preserve">&amp; </w:t>
+      </w:r>
+      <w:proofErr w:type="spellStart"/>
+      <w:r>
+        <w:rPr>
+          <w:sz w:val="28"/>
+          <w:szCs w:val="28"/>
+        </w:rPr>
+        <w:t>outPath</w:t>
+      </w:r>
+      <w:proofErr w:type="spellEnd"/>
+      <w:r>
+        <w:rPr>
+          <w:sz w:val="28"/>
+          <w:szCs w:val="28"/>
+        </w:rPr>
+        <w:t>) {</w:t>
+      </w:r>
+    </w:p>
+    <w:p>
+      <w:pPr>
+        <w:rPr>
+          <w:sz w:val="28"/>
+          <w:szCs w:val="28"/>
+        </w:rPr>
+      </w:pPr>
+      <w:r>
+        <w:rPr>
+          <w:sz w:val="28"/>
+          <w:szCs w:val="28"/>
+        </w:rPr>
+        <w:t xml:space="preserve">    </w:t>
+      </w:r>
+      <w:proofErr w:type="spellStart"/>
+      <w:r>
+        <w:rPr>
+          <w:sz w:val="28"/>
+          <w:szCs w:val="28"/>
+        </w:rPr>
+        <w:t>ofstream</w:t>
+      </w:r>
+      <w:proofErr w:type="spellEnd"/>
+      <w:r>
+        <w:rPr>
+          <w:sz w:val="28"/>
+          <w:szCs w:val="28"/>
+        </w:rPr>
+        <w:t xml:space="preserve"> </w:t>
+      </w:r>
+      <w:proofErr w:type="spellStart"/>
+      <w:r>
+        <w:rPr>
+          <w:sz w:val="28"/>
+          <w:szCs w:val="28"/>
+        </w:rPr>
+        <w:t>outFile</w:t>
+      </w:r>
+      <w:proofErr w:type="spellEnd"/>
+      <w:r>
+        <w:rPr>
+          <w:sz w:val="28"/>
+          <w:szCs w:val="28"/>
+        </w:rPr>
+        <w:t>(</w:t>
+      </w:r>
+      <w:proofErr w:type="spellStart"/>
+      <w:r>
+        <w:rPr>
+          <w:sz w:val="28"/>
+          <w:szCs w:val="28"/>
+        </w:rPr>
+        <w:t>outPath</w:t>
+      </w:r>
+      <w:proofErr w:type="spellEnd"/>
+      <w:r>
+        <w:rPr>
+          <w:sz w:val="28"/>
+          <w:szCs w:val="28"/>
+        </w:rPr>
+        <w:t xml:space="preserve">, </w:t>
+      </w:r>
+      <w:proofErr w:type="spellStart"/>
+      <w:r>
+        <w:rPr>
+          <w:sz w:val="28"/>
+          <w:szCs w:val="28"/>
+        </w:rPr>
+        <w:t>ios</w:t>
+      </w:r>
+      <w:proofErr w:type="spellEnd"/>
+      <w:r>
+        <w:rPr>
+          <w:sz w:val="28"/>
+          <w:szCs w:val="28"/>
+        </w:rPr>
+        <w:t>::</w:t>
+      </w:r>
+      <w:proofErr w:type="spellStart"/>
+      <w:r>
+        <w:rPr>
+          <w:sz w:val="28"/>
+          <w:szCs w:val="28"/>
+        </w:rPr>
+        <w:t>app</w:t>
+      </w:r>
+      <w:proofErr w:type="spellEnd"/>
+      <w:r>
+        <w:rPr>
+          <w:sz w:val="28"/>
+          <w:szCs w:val="28"/>
+        </w:rPr>
+        <w:t>);</w:t>
+      </w:r>
+    </w:p>
+    <w:p>
+      <w:pPr>
+        <w:rPr>
+          <w:sz w:val="28"/>
+          <w:szCs w:val="28"/>
+        </w:rPr>
+      </w:pPr>
+      <w:r>
+        <w:rPr>
+          <w:sz w:val="28"/>
+          <w:szCs w:val="28"/>
+        </w:rPr>
+        <w:t xml:space="preserve">    </w:t>
+      </w:r>
+      <w:proofErr w:type="spellStart"/>
+      <w:r>
+        <w:rPr>
+          <w:sz w:val="28"/>
+          <w:szCs w:val="28"/>
+        </w:rPr>
+        <w:t>if</w:t>
+      </w:r>
+      <w:proofErr w:type="spellEnd"/>
+      <w:r>
+        <w:rPr>
+          <w:sz w:val="28"/>
+          <w:szCs w:val="28"/>
+        </w:rPr>
+        <w:t xml:space="preserve"> (!</w:t>
+      </w:r>
+      <w:proofErr w:type="spellStart"/>
+      <w:r>
+        <w:rPr>
+          <w:sz w:val="28"/>
+          <w:szCs w:val="28"/>
+        </w:rPr>
+        <w:t>outFile.is_open</w:t>
+      </w:r>
+      <w:proofErr w:type="spellEnd"/>
+      <w:r>
+        <w:rPr>
+          <w:sz w:val="28"/>
+          <w:szCs w:val="28"/>
+        </w:rPr>
+        <w:t xml:space="preserve">()) </w:t>
+      </w:r>
+      <w:proofErr w:type="spellStart"/>
+      <w:r>
+        <w:rPr>
+          <w:sz w:val="28"/>
+          <w:szCs w:val="28"/>
+        </w:rPr>
+        <w:t>return</w:t>
+      </w:r>
+      <w:proofErr w:type="spellEnd"/>
+      <w:r>
+        <w:rPr>
+          <w:sz w:val="28"/>
+          <w:szCs w:val="28"/>
+        </w:rPr>
+        <w:t>;</w:t>
+      </w:r>
+    </w:p>
+    <w:p>
+      <w:pPr>
+        <w:rPr>
+          <w:sz w:val="28"/>
+          <w:szCs w:val="28"/>
+        </w:rPr>
+      </w:pPr>
+    </w:p>
+    <w:p>
+      <w:pPr>
+        <w:rPr>
+          <w:sz w:val="28"/>
+          <w:szCs w:val="28"/>
+        </w:rPr>
+      </w:pPr>
+      <w:r>
+        <w:rPr>
+          <w:sz w:val="28"/>
+          <w:szCs w:val="28"/>
+        </w:rPr>
+        <w:t xml:space="preserve">    </w:t>
+      </w:r>
+      <w:proofErr w:type="spellStart"/>
+      <w:r>
+        <w:rPr>
+          <w:sz w:val="28"/>
+          <w:szCs w:val="28"/>
+        </w:rPr>
+        <w:t>outFile</w:t>
+      </w:r>
+      <w:proofErr w:type="spellEnd"/>
+      <w:r>
+        <w:rPr>
+          <w:sz w:val="28"/>
+          <w:szCs w:val="28"/>
+        </w:rPr>
+        <w:t xml:space="preserve"> &lt;&lt; "ЗАДАЧА 10.2 </w:t>
+      </w:r>
+      <w:r>
+        <w:rPr>
+          <w:sz w:val="28"/>
+          <w:szCs w:val="28"/>
+        </w:rPr>
+        <w:t>\n";</w:t>
+      </w:r>
+    </w:p>
+    <w:p>
+      <w:pPr>
+        <w:rPr>
+          <w:sz w:val="28"/>
+          <w:szCs w:val="28"/>
+        </w:rPr>
+      </w:pPr>
+      <w:r>
+        <w:rPr>
+          <w:sz w:val="28"/>
+          <w:szCs w:val="28"/>
+        </w:rPr>
+        <w:t xml:space="preserve">    </w:t>
+      </w:r>
+      <w:proofErr w:type="spellStart"/>
+      <w:r>
+        <w:rPr>
+          <w:sz w:val="28"/>
+          <w:szCs w:val="28"/>
+        </w:rPr>
+        <w:t>outFile</w:t>
+      </w:r>
+      <w:proofErr w:type="spellEnd"/>
+      <w:r>
+        <w:rPr>
+          <w:sz w:val="28"/>
+          <w:szCs w:val="28"/>
+        </w:rPr>
+        <w:t xml:space="preserve"> &lt;&lt; "Державні символи України (згідно зі ст. 20 Конституції):\n";</w:t>
+      </w:r>
+    </w:p>
+    <w:p>
+      <w:pPr>
+        <w:rPr>
+          <w:sz w:val="28"/>
+          <w:szCs w:val="28"/>
+        </w:rPr>
+      </w:pPr>
+      <w:r>
+        <w:rPr>
+          <w:sz w:val="28"/>
+          <w:szCs w:val="28"/>
+        </w:rPr>
+        <w:t xml:space="preserve">    </w:t>
+      </w:r>
+      <w:proofErr w:type="spellStart"/>
+      <w:r>
+        <w:rPr>
+          <w:sz w:val="28"/>
+          <w:szCs w:val="28"/>
+        </w:rPr>
+        <w:t>outFile</w:t>
+      </w:r>
+      <w:proofErr w:type="spellEnd"/>
+      <w:r>
+        <w:rPr>
+          <w:sz w:val="28"/>
+          <w:szCs w:val="28"/>
+        </w:rPr>
+        <w:t xml:space="preserve"> &lt;&lt; "1. Державний Прапор України\n";</w:t>
+      </w:r>
+    </w:p>
+    <w:p>
+      <w:pPr>
+        <w:rPr>
+          <w:sz w:val="28"/>
+          <w:szCs w:val="28"/>
+        </w:rPr>
+      </w:pPr>
+      <w:r>
+        <w:rPr>
+          <w:sz w:val="28"/>
+          <w:szCs w:val="28"/>
+        </w:rPr>
+        <w:t xml:space="preserve">    </w:t>
+      </w:r>
+      <w:proofErr w:type="spellStart"/>
+      <w:r>
+        <w:rPr>
+          <w:sz w:val="28"/>
+          <w:szCs w:val="28"/>
+        </w:rPr>
+        <w:t>outFile</w:t>
+      </w:r>
+      <w:proofErr w:type="spellEnd"/>
+      <w:r>
+        <w:rPr>
+          <w:sz w:val="28"/>
+          <w:szCs w:val="28"/>
+        </w:rPr>
+        <w:t xml:space="preserve"> &lt;&lt; "2. Державний Герб України\n";</w:t>
+      </w:r>
+    </w:p>
+    <w:p>
+      <w:pPr>
+        <w:rPr>
+          <w:sz w:val="28"/>
+          <w:szCs w:val="28"/>
+        </w:rPr>
+      </w:pPr>
+      <w:r>
+        <w:rPr>
+          <w:sz w:val="28"/>
+          <w:szCs w:val="28"/>
+        </w:rPr>
+        <w:t xml:space="preserve">    </w:t>
+      </w:r>
+      <w:proofErr w:type="spellStart"/>
+      <w:r>
+        <w:rPr>
+          <w:sz w:val="28"/>
+          <w:szCs w:val="28"/>
+        </w:rPr>
+        <w:t>outFile</w:t>
+      </w:r>
+      <w:proofErr w:type="spellEnd"/>
+      <w:r>
+        <w:rPr>
+          <w:sz w:val="28"/>
+          <w:szCs w:val="28"/>
+        </w:rPr>
+        <w:t xml:space="preserve"> &lt;&lt; "3. Державний Гімн України\n\n";</w:t>
+      </w:r>
+    </w:p>
+    <w:p>
+      <w:pPr>
+        <w:rPr>
+          <w:sz w:val="28"/>
+          <w:szCs w:val="28"/>
+        </w:rPr>
+      </w:pPr>
+    </w:p>
+    <w:p>
+      <w:pPr>
+        <w:rPr>
+          <w:sz w:val="28"/>
+          <w:szCs w:val="28"/>
+        </w:rPr>
+      </w:pPr>
+      <w:r>
+        <w:rPr>
+          <w:sz w:val="28"/>
+          <w:szCs w:val="28"/>
+        </w:rPr>
+        <w:t xml:space="preserve">    </w:t>
+      </w:r>
+      <w:proofErr w:type="spellStart"/>
+      <w:r>
+        <w:rPr>
+          <w:sz w:val="28"/>
+          <w:szCs w:val="28"/>
+        </w:rPr>
+        <w:t>time_t</w:t>
+      </w:r>
+      <w:proofErr w:type="spellEnd"/>
+      <w:r>
+        <w:rPr>
+          <w:sz w:val="28"/>
+          <w:szCs w:val="28"/>
+        </w:rPr>
+        <w:t xml:space="preserve"> </w:t>
+      </w:r>
+      <w:proofErr w:type="spellStart"/>
+      <w:r>
+        <w:rPr>
+          <w:sz w:val="28"/>
+          <w:szCs w:val="28"/>
+        </w:rPr>
+        <w:t>now</w:t>
+      </w:r>
+      <w:proofErr w:type="spellEnd"/>
+      <w:r>
+        <w:rPr>
+          <w:sz w:val="28"/>
+          <w:szCs w:val="28"/>
+        </w:rPr>
+        <w:t xml:space="preserve"> = </w:t>
+      </w:r>
+      <w:proofErr w:type="spellStart"/>
+      <w:r>
+        <w:rPr>
+          <w:sz w:val="28"/>
+          <w:szCs w:val="28"/>
+        </w:rPr>
+        <w:t>time</w:t>
+      </w:r>
+      <w:proofErr w:type="spellEnd"/>
+      <w:r>
+        <w:rPr>
+          <w:sz w:val="28"/>
+          <w:szCs w:val="28"/>
+        </w:rPr>
+        <w:t>(0);</w:t>
+      </w:r>
+    </w:p>
+    <w:p>
+      <w:pPr>
+        <w:rPr>
+          <w:sz w:val="28"/>
+          <w:szCs w:val="28"/>
+        </w:rPr>
+      </w:pPr>
+      <w:r>
+        <w:rPr>
+          <w:sz w:val="28"/>
+          <w:szCs w:val="28"/>
+        </w:rPr>
+        <w:t xml:space="preserve">    </w:t>
+      </w:r>
+      <w:proofErr w:type="spellStart"/>
+      <w:r>
+        <w:rPr>
+          <w:sz w:val="28"/>
+          <w:szCs w:val="28"/>
+        </w:rPr>
+        <w:t>char</w:t>
+      </w:r>
+      <w:proofErr w:type="spellEnd"/>
+      <w:r>
+        <w:rPr>
+          <w:sz w:val="28"/>
+          <w:szCs w:val="28"/>
+        </w:rPr>
+        <w:t xml:space="preserve">* </w:t>
+      </w:r>
+      <w:proofErr w:type="spellStart"/>
+      <w:r>
+        <w:rPr>
+          <w:sz w:val="28"/>
+          <w:szCs w:val="28"/>
+        </w:rPr>
+        <w:t>dt</w:t>
+      </w:r>
+      <w:proofErr w:type="spellEnd"/>
+      <w:r>
+        <w:rPr>
+          <w:sz w:val="28"/>
+          <w:szCs w:val="28"/>
+        </w:rPr>
+        <w:t xml:space="preserve"> = </w:t>
+      </w:r>
+      <w:proofErr w:type="spellStart"/>
+      <w:r>
+        <w:rPr>
+          <w:sz w:val="28"/>
+          <w:szCs w:val="28"/>
+        </w:rPr>
+        <w:t>ctime</w:t>
+      </w:r>
+      <w:proofErr w:type="spellEnd"/>
+      <w:r>
+        <w:rPr>
+          <w:sz w:val="28"/>
+          <w:szCs w:val="28"/>
+        </w:rPr>
+        <w:t>(&amp;</w:t>
+      </w:r>
+      <w:proofErr w:type="spellStart"/>
+      <w:r>
+        <w:rPr>
+          <w:sz w:val="28"/>
+          <w:szCs w:val="28"/>
+        </w:rPr>
+        <w:t>now</w:t>
+      </w:r>
+      <w:proofErr w:type="spellEnd"/>
+      <w:r>
+        <w:rPr>
+          <w:sz w:val="28"/>
+          <w:szCs w:val="28"/>
+        </w:rPr>
+        <w:t>);</w:t>
+      </w:r>
+    </w:p>
+    <w:p>
+      <w:pPr>
+        <w:rPr>
+          <w:sz w:val="28"/>
+          <w:szCs w:val="28"/>
+        </w:rPr>
+      </w:pPr>
+      <w:r>
+        <w:rPr>
+          <w:sz w:val="28"/>
+          <w:szCs w:val="28"/>
+        </w:rPr>
+        <w:t xml:space="preserve">    </w:t>
+      </w:r>
+      <w:proofErr w:type="spellStart"/>
+      <w:r>
+        <w:rPr>
+          <w:sz w:val="28"/>
+          <w:szCs w:val="28"/>
+        </w:rPr>
+        <w:t>outFile</w:t>
+      </w:r>
+      <w:proofErr w:type="spellEnd"/>
+      <w:r>
+        <w:rPr>
+          <w:sz w:val="28"/>
+          <w:szCs w:val="28"/>
+        </w:rPr>
+        <w:t xml:space="preserve"> &lt;&lt; "Дата й час </w:t>
+      </w:r>
+      <w:proofErr w:type="spellStart"/>
+      <w:r>
+        <w:rPr>
+          <w:sz w:val="28"/>
+          <w:szCs w:val="28"/>
+        </w:rPr>
+        <w:t>дозапису</w:t>
+      </w:r>
+      <w:proofErr w:type="spellEnd"/>
+      <w:r>
+        <w:rPr>
+          <w:sz w:val="28"/>
+          <w:szCs w:val="28"/>
+        </w:rPr>
+        <w:t xml:space="preserve"> інформації: " &lt;&lt; </w:t>
+      </w:r>
+      <w:proofErr w:type="spellStart"/>
+      <w:r>
+        <w:rPr>
+          <w:sz w:val="28"/>
+          <w:szCs w:val="28"/>
+        </w:rPr>
+        <w:t>dt</w:t>
+      </w:r>
+      <w:proofErr w:type="spellEnd"/>
+      <w:r>
+        <w:rPr>
+          <w:sz w:val="28"/>
+          <w:szCs w:val="28"/>
+        </w:rPr>
+        <w:t>;</w:t>
+      </w:r>
+    </w:p>
+    <w:p>
+      <w:pPr>
+        <w:rPr>
+          <w:sz w:val="28"/>
+          <w:szCs w:val="28"/>
+        </w:rPr>
+      </w:pPr>
+    </w:p>
+    <w:p>
+      <w:pPr>
+        <w:rPr>
+          <w:sz w:val="28"/>
+          <w:szCs w:val="28"/>
+        </w:rPr>
+      </w:pPr>
+      <w:r>
+        <w:rPr>
+          <w:sz w:val="28"/>
+          <w:szCs w:val="28"/>
+        </w:rPr>
+        <w:t xml:space="preserve">    </w:t>
+      </w:r>
+      <w:proofErr w:type="spellStart"/>
+      <w:r>
+        <w:rPr>
+          <w:sz w:val="28"/>
+          <w:szCs w:val="28"/>
+        </w:rPr>
+        <w:t>outFile</w:t>
+      </w:r>
+      <w:proofErr w:type="spellEnd"/>
+      <w:r>
+        <w:rPr>
+          <w:sz w:val="28"/>
+          <w:szCs w:val="28"/>
+        </w:rPr>
+        <w:t xml:space="preserve"> &lt;&lt; "-------------------\n\n";</w:t>
+      </w:r>
+    </w:p>
+    <w:p>
+      <w:pPr>
+        <w:rPr>
+          <w:sz w:val="28"/>
+          <w:szCs w:val="28"/>
+        </w:rPr>
+      </w:pPr>
+      <w:r>
+        <w:rPr>
+          <w:sz w:val="28"/>
+          <w:szCs w:val="28"/>
+        </w:rPr>
+        <w:t xml:space="preserve">    </w:t>
+      </w:r>
+      <w:proofErr w:type="spellStart"/>
+      <w:r>
+        <w:rPr>
+          <w:sz w:val="28"/>
+          <w:szCs w:val="28"/>
+        </w:rPr>
+        <w:t>outFile.close</w:t>
+      </w:r>
+      <w:proofErr w:type="spellEnd"/>
+      <w:r>
+        <w:rPr>
+          <w:sz w:val="28"/>
+          <w:szCs w:val="28"/>
+        </w:rPr>
+        <w:t>();</w:t>
+      </w:r>
+    </w:p>
+    <w:p>
+      <w:pPr>
+        <w:rPr>
+          <w:sz w:val="28"/>
+          <w:szCs w:val="28"/>
+        </w:rPr>
+      </w:pPr>
+      <w:r>
+        <w:rPr>
+          <w:sz w:val="28"/>
+          <w:szCs w:val="28"/>
+        </w:rPr>
+        <w:t>}</w:t>
+      </w:r>
+    </w:p>
+    <w:p>
+      <w:pPr>
+        <w:rPr>
+          <w:sz w:val="28"/>
+          <w:szCs w:val="28"/>
+        </w:rPr>
+      </w:pPr>
+    </w:p>
+    <w:p>
+      <w:pPr>
+        <w:rPr>
+          <w:sz w:val="28"/>
+          <w:szCs w:val="28"/>
+        </w:rPr>
+      </w:pPr>
+      <w:r>
+        <w:rPr>
+          <w:sz w:val="28"/>
+          <w:szCs w:val="28"/>
+        </w:rPr>
+        <w:t>// Задача 10.3</w:t>
+      </w:r>
+    </w:p>
+    <w:p>
+      <w:pPr>
+        <w:rPr>
+          <w:sz w:val="28"/>
+          <w:szCs w:val="28"/>
+        </w:rPr>
+      </w:pPr>
+      <w:proofErr w:type="spellStart"/>
+      <w:r>
+        <w:rPr>
+          <w:sz w:val="28"/>
+          <w:szCs w:val="28"/>
+        </w:rPr>
+        <w:t>void</w:t>
+      </w:r>
+      <w:proofErr w:type="spellEnd"/>
+      <w:r>
+        <w:rPr>
+          <w:sz w:val="28"/>
+          <w:szCs w:val="28"/>
+        </w:rPr>
+        <w:t xml:space="preserve"> task10_3(</w:t>
+      </w:r>
+      <w:proofErr w:type="spellStart"/>
+      <w:r>
+        <w:rPr>
+          <w:sz w:val="28"/>
+          <w:szCs w:val="28"/>
+        </w:rPr>
+        <w:t>const</w:t>
+      </w:r>
+      <w:proofErr w:type="spellEnd"/>
+      <w:r>
+        <w:rPr>
+          <w:sz w:val="28"/>
+          <w:szCs w:val="28"/>
+        </w:rPr>
+        <w:t xml:space="preserve"> </w:t>
+      </w:r>
+      <w:proofErr w:type="spellStart"/>
+      <w:r>
+        <w:rPr>
+          <w:sz w:val="28"/>
+          <w:szCs w:val="28"/>
+        </w:rPr>
+        <w:t>string</w:t>
+      </w:r>
+      <w:proofErr w:type="spellEnd"/>
+      <w:r>
+        <w:rPr>
+          <w:sz w:val="28"/>
+          <w:szCs w:val="28"/>
+        </w:rPr>
+        <w:t xml:space="preserve">&amp; </w:t>
+      </w:r>
+      <w:proofErr w:type="spellStart"/>
+      <w:r>
+        <w:rPr>
+          <w:sz w:val="28"/>
+          <w:szCs w:val="28"/>
+        </w:rPr>
+        <w:t>outPath</w:t>
+      </w:r>
+      <w:proofErr w:type="spellEnd"/>
+      <w:r>
+        <w:rPr>
+          <w:sz w:val="28"/>
+          <w:szCs w:val="28"/>
+        </w:rPr>
+        <w:t xml:space="preserve">, </w:t>
+      </w:r>
+      <w:proofErr w:type="spellStart"/>
+      <w:r>
+        <w:rPr>
+          <w:sz w:val="28"/>
+          <w:szCs w:val="28"/>
+        </w:rPr>
+        <w:t>double</w:t>
+      </w:r>
+      <w:proofErr w:type="spellEnd"/>
+      <w:r>
+        <w:rPr>
+          <w:sz w:val="28"/>
+          <w:szCs w:val="28"/>
+        </w:rPr>
+        <w:t xml:space="preserve"> x, </w:t>
+      </w:r>
+      <w:proofErr w:type="spellStart"/>
+      <w:r>
+        <w:rPr>
+          <w:sz w:val="28"/>
+          <w:szCs w:val="28"/>
+        </w:rPr>
+        <w:t>double</w:t>
+      </w:r>
+      <w:proofErr w:type="spellEnd"/>
+      <w:r>
+        <w:rPr>
+          <w:sz w:val="28"/>
+          <w:szCs w:val="28"/>
+        </w:rPr>
+        <w:t xml:space="preserve"> y, </w:t>
+      </w:r>
+      <w:proofErr w:type="spellStart"/>
+      <w:r>
+        <w:rPr>
+          <w:sz w:val="28"/>
+          <w:szCs w:val="28"/>
+        </w:rPr>
+        <w:t>double</w:t>
+      </w:r>
+      <w:proofErr w:type="spellEnd"/>
+      <w:r>
+        <w:rPr>
+          <w:sz w:val="28"/>
+          <w:szCs w:val="28"/>
+        </w:rPr>
+        <w:t xml:space="preserve"> z, </w:t>
+      </w:r>
+      <w:proofErr w:type="spellStart"/>
+      <w:r>
+        <w:rPr>
+          <w:sz w:val="28"/>
+          <w:szCs w:val="28"/>
+        </w:rPr>
+        <w:t>int</w:t>
+      </w:r>
+      <w:proofErr w:type="spellEnd"/>
+      <w:r>
+        <w:rPr>
+          <w:sz w:val="28"/>
+          <w:szCs w:val="28"/>
+        </w:rPr>
+        <w:t xml:space="preserve"> b) {</w:t>
+      </w:r>
+    </w:p>
+    <w:p>
+      <w:pPr>
+        <w:rPr>
+          <w:sz w:val="28"/>
+          <w:szCs w:val="28"/>
+        </w:rPr>
+      </w:pPr>
+      <w:r>
+        <w:rPr>
+          <w:sz w:val="28"/>
+          <w:szCs w:val="28"/>
+        </w:rPr>
+        <w:t xml:space="preserve">    </w:t>
+      </w:r>
+      <w:proofErr w:type="spellStart"/>
+      <w:r>
+        <w:rPr>
+          <w:sz w:val="28"/>
+          <w:szCs w:val="28"/>
+        </w:rPr>
+        <w:t>ofstream</w:t>
+      </w:r>
+      <w:proofErr w:type="spellEnd"/>
+      <w:r>
+        <w:rPr>
+          <w:sz w:val="28"/>
+          <w:szCs w:val="28"/>
+        </w:rPr>
+        <w:t xml:space="preserve"> </w:t>
+      </w:r>
+      <w:proofErr w:type="spellStart"/>
+      <w:r>
+        <w:rPr>
+          <w:sz w:val="28"/>
+          <w:szCs w:val="28"/>
+        </w:rPr>
+        <w:t>outFile</w:t>
+      </w:r>
+      <w:proofErr w:type="spellEnd"/>
+      <w:r>
+        <w:rPr>
+          <w:sz w:val="28"/>
+          <w:szCs w:val="28"/>
+        </w:rPr>
+        <w:t>(</w:t>
+      </w:r>
+      <w:proofErr w:type="spellStart"/>
+      <w:r>
+        <w:rPr>
+          <w:sz w:val="28"/>
+          <w:szCs w:val="28"/>
+        </w:rPr>
+        <w:t>outPath</w:t>
+      </w:r>
+      <w:proofErr w:type="spellEnd"/>
+      <w:r>
+        <w:rPr>
+          <w:sz w:val="28"/>
+          <w:szCs w:val="28"/>
+        </w:rPr>
+        <w:t xml:space="preserve">, </w:t>
+      </w:r>
+      <w:proofErr w:type="spellStart"/>
+      <w:r>
+        <w:rPr>
+          <w:sz w:val="28"/>
+          <w:szCs w:val="28"/>
+        </w:rPr>
+        <w:t>ios</w:t>
+      </w:r>
+      <w:proofErr w:type="spellEnd"/>
+      <w:r>
+        <w:rPr>
+          <w:sz w:val="28"/>
+          <w:szCs w:val="28"/>
+        </w:rPr>
+        <w:t>::</w:t>
+      </w:r>
+      <w:proofErr w:type="spellStart"/>
+      <w:r>
+        <w:rPr>
+          <w:sz w:val="28"/>
+          <w:szCs w:val="28"/>
+        </w:rPr>
+        <w:t>app</w:t>
+      </w:r>
+      <w:proofErr w:type="spellEnd"/>
+      <w:r>
+        <w:rPr>
+          <w:sz w:val="28"/>
+          <w:szCs w:val="28"/>
+        </w:rPr>
+        <w:t>);</w:t>
+      </w:r>
+    </w:p>
+    <w:p>
+      <w:pPr>
+        <w:rPr>
+          <w:sz w:val="28"/>
+          <w:szCs w:val="28"/>
+        </w:rPr>
+      </w:pPr>
+      <w:r>
+        <w:rPr>
+          <w:sz w:val="28"/>
+          <w:szCs w:val="28"/>
+        </w:rPr>
+        <w:t xml:space="preserve">    </w:t>
+      </w:r>
+      <w:proofErr w:type="spellStart"/>
+      <w:r>
+        <w:rPr>
+          <w:sz w:val="28"/>
+          <w:szCs w:val="28"/>
+        </w:rPr>
+        <w:t>if</w:t>
+      </w:r>
+      <w:proofErr w:type="spellEnd"/>
+      <w:r>
+        <w:rPr>
+          <w:sz w:val="28"/>
+          <w:szCs w:val="28"/>
+        </w:rPr>
+        <w:t xml:space="preserve"> (!</w:t>
+      </w:r>
+      <w:proofErr w:type="spellStart"/>
+      <w:r>
+        <w:rPr>
+          <w:sz w:val="28"/>
+          <w:szCs w:val="28"/>
+        </w:rPr>
+        <w:t>outFile.is_open</w:t>
+      </w:r>
+      <w:proofErr w:type="spellEnd"/>
+      <w:r>
+        <w:rPr>
+          <w:sz w:val="28"/>
+          <w:szCs w:val="28"/>
+        </w:rPr>
+        <w:t xml:space="preserve">()) </w:t>
+      </w:r>
+      <w:proofErr w:type="spellStart"/>
+      <w:r>
+        <w:rPr>
+          <w:sz w:val="28"/>
+          <w:szCs w:val="28"/>
+        </w:rPr>
+        <w:t>return</w:t>
+      </w:r>
+      <w:proofErr w:type="spellEnd"/>
+      <w:r>
+        <w:rPr>
+          <w:sz w:val="28"/>
+          <w:szCs w:val="28"/>
+        </w:rPr>
+        <w:t>;</w:t>
+      </w:r>
+    </w:p>
+    <w:p>
+      <w:pPr>
+        <w:rPr>
+          <w:sz w:val="28"/>
+          <w:szCs w:val="28"/>
+        </w:rPr>
+      </w:pPr>
+    </w:p>
+    <w:p>
+      <w:pPr>
+        <w:rPr>
+          <w:sz w:val="28"/>
+          <w:szCs w:val="28"/>
+        </w:rPr>
+      </w:pPr>
+      <w:r>
+        <w:rPr>
+          <w:sz w:val="28"/>
+          <w:szCs w:val="28"/>
+        </w:rPr>
+        <w:t xml:space="preserve">    </w:t>
+      </w:r>
+      <w:proofErr w:type="spellStart"/>
+      <w:r>
+        <w:rPr>
+          <w:sz w:val="28"/>
+          <w:szCs w:val="28"/>
+        </w:rPr>
+        <w:t>outFile</w:t>
+      </w:r>
+      <w:proofErr w:type="spellEnd"/>
+      <w:r>
+        <w:rPr>
+          <w:sz w:val="28"/>
+          <w:szCs w:val="28"/>
+        </w:rPr>
+        <w:t xml:space="preserve"> &lt;&lt; " ЗАДАЧА 10.3 </w:t>
+      </w:r>
+      <w:bookmarkStart w:id="0" w:name="_GoBack"/>
+      <w:bookmarkEnd w:id="0"/>
+      <w:r>
+        <w:rPr>
+          <w:sz w:val="28"/>
+          <w:szCs w:val="28"/>
+        </w:rPr>
+        <w:t>\n";</w:t>
+      </w:r>
+    </w:p>
+    <w:p>
+      <w:pPr>
+        <w:rPr>
+          <w:sz w:val="28"/>
+          <w:szCs w:val="28"/>
+        </w:rPr>
+      </w:pPr>
+    </w:p>
+    <w:p>
+      <w:pPr>
+        <w:rPr>
+          <w:sz w:val="28"/>
+          <w:szCs w:val="28"/>
+        </w:rPr>
+      </w:pPr>
+    </w:p>
+    <w:p>
+      <w:pPr>
+        <w:rPr>
+          <w:sz w:val="28"/>
+          <w:szCs w:val="28"/>
+        </w:rPr>
+      </w:pPr>
+      <w:r>
+        <w:rPr>
+          <w:sz w:val="28"/>
+          <w:szCs w:val="28"/>
+        </w:rPr>
+        <w:t xml:space="preserve">    </w:t>
+      </w:r>
+      <w:proofErr w:type="spellStart"/>
+      <w:r>
+        <w:rPr>
+          <w:sz w:val="28"/>
+          <w:szCs w:val="28"/>
+        </w:rPr>
+        <w:t>try</w:t>
+      </w:r>
+      <w:proofErr w:type="spellEnd"/>
+      <w:r>
+        <w:rPr>
+          <w:sz w:val="28"/>
+          <w:szCs w:val="28"/>
+        </w:rPr>
+        <w:t xml:space="preserve"> {</w:t>
+      </w:r>
+    </w:p>
+    <w:p>
+      <w:pPr>
+        <w:rPr>
+          <w:sz w:val="28"/>
+          <w:szCs w:val="28"/>
+        </w:rPr>
+      </w:pPr>
+      <w:r>
+        <w:rPr>
+          <w:sz w:val="28"/>
+          <w:szCs w:val="28"/>
+        </w:rPr>
+        <w:t xml:space="preserve">        </w:t>
+      </w:r>
+      <w:proofErr w:type="spellStart"/>
+      <w:r>
+        <w:rPr>
+          <w:sz w:val="28"/>
+          <w:szCs w:val="28"/>
+        </w:rPr>
+        <w:t>double</w:t>
+      </w:r>
+      <w:proofErr w:type="spellEnd"/>
+      <w:r>
+        <w:rPr>
+          <w:sz w:val="28"/>
+          <w:szCs w:val="28"/>
+        </w:rPr>
+        <w:t xml:space="preserve"> </w:t>
+      </w:r>
+      <w:proofErr w:type="spellStart"/>
+      <w:r>
+        <w:rPr>
+          <w:sz w:val="28"/>
+          <w:szCs w:val="28"/>
+        </w:rPr>
+        <w:t>result</w:t>
+      </w:r>
+      <w:proofErr w:type="spellEnd"/>
+      <w:r>
+        <w:rPr>
+          <w:sz w:val="28"/>
+          <w:szCs w:val="28"/>
+        </w:rPr>
+        <w:t xml:space="preserve"> = </w:t>
+      </w:r>
+      <w:proofErr w:type="spellStart"/>
+      <w:r>
+        <w:rPr>
+          <w:sz w:val="28"/>
+          <w:szCs w:val="28"/>
+        </w:rPr>
+        <w:t>s_calculation</w:t>
+      </w:r>
+      <w:proofErr w:type="spellEnd"/>
+      <w:r>
+        <w:rPr>
+          <w:sz w:val="28"/>
+          <w:szCs w:val="28"/>
+        </w:rPr>
+        <w:t>(x, y, z);</w:t>
+      </w:r>
+    </w:p>
+    <w:p>
+      <w:pPr>
+        <w:rPr>
+          <w:sz w:val="28"/>
+          <w:szCs w:val="28"/>
+        </w:rPr>
+      </w:pPr>
+      <w:r>
+        <w:rPr>
+          <w:sz w:val="28"/>
+          <w:szCs w:val="28"/>
+        </w:rPr>
+        <w:t xml:space="preserve">        </w:t>
+      </w:r>
+      <w:proofErr w:type="spellStart"/>
+      <w:r>
+        <w:rPr>
+          <w:sz w:val="28"/>
+          <w:szCs w:val="28"/>
+        </w:rPr>
+        <w:t>outFile</w:t>
+      </w:r>
+      <w:proofErr w:type="spellEnd"/>
+      <w:r>
+        <w:rPr>
+          <w:sz w:val="28"/>
+          <w:szCs w:val="28"/>
+        </w:rPr>
+        <w:t xml:space="preserve"> &lt;&lt; "Результат </w:t>
+      </w:r>
+      <w:proofErr w:type="spellStart"/>
+      <w:r>
+        <w:rPr>
+          <w:sz w:val="28"/>
+          <w:szCs w:val="28"/>
+        </w:rPr>
+        <w:t>s_calculation</w:t>
+      </w:r>
+      <w:proofErr w:type="spellEnd"/>
+      <w:r>
+        <w:rPr>
+          <w:sz w:val="28"/>
+          <w:szCs w:val="28"/>
+        </w:rPr>
+        <w:t xml:space="preserve">(" &lt;&lt; x &lt;&lt; ", " &lt;&lt; y &lt;&lt; ", " &lt;&lt; z &lt;&lt; ") = " &lt;&lt; </w:t>
+      </w:r>
+      <w:proofErr w:type="spellStart"/>
+      <w:r>
+        <w:rPr>
+          <w:sz w:val="28"/>
+          <w:szCs w:val="28"/>
+        </w:rPr>
+        <w:t>result</w:t>
+      </w:r>
+      <w:proofErr w:type="spellEnd"/>
+      <w:r>
+        <w:rPr>
+          <w:sz w:val="28"/>
+          <w:szCs w:val="28"/>
+        </w:rPr>
+        <w:t xml:space="preserve"> &lt;&lt; "\n";</w:t>
+      </w:r>
+    </w:p>
+    <w:p>
+      <w:pPr>
+        <w:rPr>
+          <w:sz w:val="28"/>
+          <w:szCs w:val="28"/>
+        </w:rPr>
+      </w:pPr>
+      <w:r>
+        <w:rPr>
+          <w:sz w:val="28"/>
+          <w:szCs w:val="28"/>
+        </w:rPr>
+        <w:t xml:space="preserve">    } </w:t>
+      </w:r>
+      <w:proofErr w:type="spellStart"/>
+      <w:r>
+        <w:rPr>
+          <w:sz w:val="28"/>
+          <w:szCs w:val="28"/>
+        </w:rPr>
+        <w:t>catch</w:t>
+      </w:r>
+      <w:proofErr w:type="spellEnd"/>
+      <w:r>
+        <w:rPr>
+          <w:sz w:val="28"/>
+          <w:szCs w:val="28"/>
+        </w:rPr>
+        <w:t xml:space="preserve"> (</w:t>
+      </w:r>
+      <w:proofErr w:type="spellStart"/>
+      <w:r>
+        <w:rPr>
+          <w:sz w:val="28"/>
+          <w:szCs w:val="28"/>
+        </w:rPr>
+        <w:t>const</w:t>
+      </w:r>
+      <w:proofErr w:type="spellEnd"/>
+      <w:r>
+        <w:rPr>
+          <w:sz w:val="28"/>
+          <w:szCs w:val="28"/>
+        </w:rPr>
+        <w:t xml:space="preserve"> </w:t>
+      </w:r>
+      <w:proofErr w:type="spellStart"/>
+      <w:r>
+        <w:rPr>
+          <w:sz w:val="28"/>
+          <w:szCs w:val="28"/>
+        </w:rPr>
+        <w:t>exception</w:t>
+      </w:r>
+      <w:proofErr w:type="spellEnd"/>
+      <w:r>
+        <w:rPr>
+          <w:sz w:val="28"/>
+          <w:szCs w:val="28"/>
+        </w:rPr>
+        <w:t>&amp; e) {</w:t>
+      </w:r>
+    </w:p>
+    <w:p>
+      <w:pPr>
+        <w:rPr>
+          <w:sz w:val="28"/>
+          <w:szCs w:val="28"/>
+        </w:rPr>
+      </w:pPr>
+      <w:r>
+        <w:rPr>
+          <w:sz w:val="28"/>
+          <w:szCs w:val="28"/>
+        </w:rPr>
+        <w:t xml:space="preserve">        </w:t>
+      </w:r>
+      <w:proofErr w:type="spellStart"/>
+      <w:r>
+        <w:rPr>
+          <w:sz w:val="28"/>
+          <w:szCs w:val="28"/>
+        </w:rPr>
+        <w:t>outFile</w:t>
+      </w:r>
+      <w:proofErr w:type="spellEnd"/>
+      <w:r>
+        <w:rPr>
+          <w:sz w:val="28"/>
+          <w:szCs w:val="28"/>
+        </w:rPr>
+        <w:t xml:space="preserve"> &lt;&lt; "Помилка при обчисленні </w:t>
+      </w:r>
+      <w:proofErr w:type="spellStart"/>
+      <w:r>
+        <w:rPr>
+          <w:sz w:val="28"/>
+          <w:szCs w:val="28"/>
+        </w:rPr>
+        <w:t>s_calculation</w:t>
+      </w:r>
+      <w:proofErr w:type="spellEnd"/>
+      <w:r>
+        <w:rPr>
+          <w:sz w:val="28"/>
+          <w:szCs w:val="28"/>
+        </w:rPr>
+        <w:t xml:space="preserve">: " &lt;&lt; </w:t>
+      </w:r>
+      <w:proofErr w:type="spellStart"/>
+      <w:r>
+        <w:rPr>
+          <w:sz w:val="28"/>
+          <w:szCs w:val="28"/>
+        </w:rPr>
+        <w:t>e.what</w:t>
+      </w:r>
+      <w:proofErr w:type="spellEnd"/>
+      <w:r>
+        <w:rPr>
+          <w:sz w:val="28"/>
+          <w:szCs w:val="28"/>
+        </w:rPr>
+        <w:t>() &lt;&lt; "\n";</w:t>
+      </w:r>
+    </w:p>
+    <w:p>
+      <w:pPr>
+        <w:rPr>
+          <w:sz w:val="28"/>
+          <w:szCs w:val="28"/>
+        </w:rPr>
+      </w:pPr>
+      <w:r>
+        <w:rPr>
+          <w:sz w:val="28"/>
+          <w:szCs w:val="28"/>
+        </w:rPr>
+        <w:t xml:space="preserve">    }</w:t>
+      </w:r>
+    </w:p>
+    <w:p>
+      <w:pPr>
+        <w:rPr>
+          <w:sz w:val="28"/>
+          <w:szCs w:val="28"/>
+        </w:rPr>
+      </w:pPr>
+    </w:p>
+    <w:p>
+      <w:pPr>
+        <w:rPr>
+          <w:sz w:val="28"/>
+          <w:szCs w:val="28"/>
+        </w:rPr>
+      </w:pPr>
+      <w:r>
+        <w:rPr>
+          <w:sz w:val="28"/>
+          <w:szCs w:val="28"/>
+        </w:rPr>
+        <w:t xml:space="preserve">    // Переведення числа b у двійковий код</w:t>
+      </w:r>
+    </w:p>
+    <w:p>
+      <w:pPr>
+        <w:rPr>
+          <w:sz w:val="28"/>
+          <w:szCs w:val="28"/>
+        </w:rPr>
+      </w:pPr>
+      <w:r>
+        <w:rPr>
+          <w:sz w:val="28"/>
+          <w:szCs w:val="28"/>
+        </w:rPr>
+        <w:t xml:space="preserve">    </w:t>
+      </w:r>
+      <w:proofErr w:type="spellStart"/>
+      <w:r>
+        <w:rPr>
+          <w:sz w:val="28"/>
+          <w:szCs w:val="28"/>
+        </w:rPr>
+        <w:t>outFile</w:t>
+      </w:r>
+      <w:proofErr w:type="spellEnd"/>
+      <w:r>
+        <w:rPr>
+          <w:sz w:val="28"/>
+          <w:szCs w:val="28"/>
+        </w:rPr>
+        <w:t xml:space="preserve"> &lt;&lt; "Число " &lt;&lt; b &lt;&lt; " у двійковому коді: ";</w:t>
+      </w:r>
+    </w:p>
+    <w:p>
+      <w:pPr>
+        <w:rPr>
+          <w:sz w:val="28"/>
+          <w:szCs w:val="28"/>
+        </w:rPr>
+      </w:pPr>
+      <w:r>
+        <w:rPr>
+          <w:sz w:val="28"/>
+          <w:szCs w:val="28"/>
+        </w:rPr>
+        <w:t xml:space="preserve">    </w:t>
+      </w:r>
+      <w:proofErr w:type="spellStart"/>
+      <w:r>
+        <w:rPr>
+          <w:sz w:val="28"/>
+          <w:szCs w:val="28"/>
+        </w:rPr>
+        <w:t>if</w:t>
+      </w:r>
+      <w:proofErr w:type="spellEnd"/>
+      <w:r>
+        <w:rPr>
+          <w:sz w:val="28"/>
+          <w:szCs w:val="28"/>
+        </w:rPr>
+        <w:t xml:space="preserve"> (b == 0) {</w:t>
+      </w:r>
+    </w:p>
+    <w:p>
+      <w:pPr>
+        <w:rPr>
+          <w:sz w:val="28"/>
+          <w:szCs w:val="28"/>
+        </w:rPr>
+      </w:pPr>
+      <w:r>
+        <w:rPr>
+          <w:sz w:val="28"/>
+          <w:szCs w:val="28"/>
+        </w:rPr>
+        <w:t xml:space="preserve">        </w:t>
+      </w:r>
+      <w:proofErr w:type="spellStart"/>
+      <w:r>
+        <w:rPr>
+          <w:sz w:val="28"/>
+          <w:szCs w:val="28"/>
+        </w:rPr>
+        <w:t>outFile</w:t>
+      </w:r>
+      <w:proofErr w:type="spellEnd"/>
+      <w:r>
+        <w:rPr>
+          <w:sz w:val="28"/>
+          <w:szCs w:val="28"/>
+        </w:rPr>
+        <w:t xml:space="preserve"> &lt;&lt; "0";</w:t>
+      </w:r>
+    </w:p>
+    <w:p>
+      <w:pPr>
+        <w:rPr>
+          <w:sz w:val="28"/>
+          <w:szCs w:val="28"/>
+        </w:rPr>
+      </w:pPr>
+      <w:r>
+        <w:rPr>
+          <w:sz w:val="28"/>
+          <w:szCs w:val="28"/>
+        </w:rPr>
+        <w:t xml:space="preserve">    } </w:t>
+      </w:r>
+      <w:proofErr w:type="spellStart"/>
+      <w:r>
+        <w:rPr>
+          <w:sz w:val="28"/>
+          <w:szCs w:val="28"/>
+        </w:rPr>
+        <w:t>else</w:t>
+      </w:r>
+      <w:proofErr w:type="spellEnd"/>
+      <w:r>
+        <w:rPr>
+          <w:sz w:val="28"/>
+          <w:szCs w:val="28"/>
+        </w:rPr>
+        <w:t xml:space="preserve"> {</w:t>
+      </w:r>
+    </w:p>
+    <w:p>
+      <w:pPr>
+        <w:rPr>
+          <w:sz w:val="28"/>
+          <w:szCs w:val="28"/>
+        </w:rPr>
+      </w:pPr>
+      <w:r>
+        <w:rPr>
+          <w:sz w:val="28"/>
+          <w:szCs w:val="28"/>
+        </w:rPr>
+        <w:t xml:space="preserve">        </w:t>
+      </w:r>
+      <w:proofErr w:type="spellStart"/>
+      <w:r>
+        <w:rPr>
+          <w:sz w:val="28"/>
+          <w:szCs w:val="28"/>
+        </w:rPr>
+        <w:t>string</w:t>
+      </w:r>
+      <w:proofErr w:type="spellEnd"/>
+      <w:r>
+        <w:rPr>
+          <w:sz w:val="28"/>
+          <w:szCs w:val="28"/>
+        </w:rPr>
+        <w:t xml:space="preserve"> </w:t>
+      </w:r>
+      <w:proofErr w:type="spellStart"/>
+      <w:r>
+        <w:rPr>
+          <w:sz w:val="28"/>
+          <w:szCs w:val="28"/>
+        </w:rPr>
+        <w:t>binaryStr</w:t>
+      </w:r>
+      <w:proofErr w:type="spellEnd"/>
+      <w:r>
+        <w:rPr>
+          <w:sz w:val="28"/>
+          <w:szCs w:val="28"/>
+        </w:rPr>
+        <w:t xml:space="preserve"> = "";</w:t>
+      </w:r>
+    </w:p>
+    <w:p>
+      <w:pPr>
+        <w:rPr>
+          <w:sz w:val="28"/>
+          <w:szCs w:val="28"/>
+        </w:rPr>
+      </w:pPr>
+      <w:r>
+        <w:rPr>
+          <w:sz w:val="28"/>
+          <w:szCs w:val="28"/>
+        </w:rPr>
+        <w:t xml:space="preserve">        </w:t>
+      </w:r>
+      <w:proofErr w:type="spellStart"/>
+      <w:r>
+        <w:rPr>
+          <w:sz w:val="28"/>
+          <w:szCs w:val="28"/>
+        </w:rPr>
+        <w:t>int</w:t>
+      </w:r>
+      <w:proofErr w:type="spellEnd"/>
+      <w:r>
+        <w:rPr>
+          <w:sz w:val="28"/>
+          <w:szCs w:val="28"/>
+        </w:rPr>
+        <w:t xml:space="preserve"> </w:t>
+      </w:r>
+      <w:proofErr w:type="spellStart"/>
+      <w:r>
+        <w:rPr>
+          <w:sz w:val="28"/>
+          <w:szCs w:val="28"/>
+        </w:rPr>
+        <w:t>temp</w:t>
+      </w:r>
+      <w:proofErr w:type="spellEnd"/>
+      <w:r>
+        <w:rPr>
+          <w:sz w:val="28"/>
+          <w:szCs w:val="28"/>
+        </w:rPr>
+        <w:t xml:space="preserve"> = b;</w:t>
+      </w:r>
+    </w:p>
+    <w:p>
+      <w:pPr>
+        <w:rPr>
+          <w:sz w:val="28"/>
+          <w:szCs w:val="28"/>
+        </w:rPr>
+      </w:pPr>
+      <w:r>
+        <w:rPr>
+          <w:sz w:val="28"/>
+          <w:szCs w:val="28"/>
+        </w:rPr>
+        <w:t xml:space="preserve">        </w:t>
+      </w:r>
+      <w:proofErr w:type="spellStart"/>
+      <w:r>
+        <w:rPr>
+          <w:sz w:val="28"/>
+          <w:szCs w:val="28"/>
+        </w:rPr>
+        <w:t>while</w:t>
+      </w:r>
+      <w:proofErr w:type="spellEnd"/>
+      <w:r>
+        <w:rPr>
+          <w:sz w:val="28"/>
+          <w:szCs w:val="28"/>
+        </w:rPr>
+        <w:t xml:space="preserve"> (</w:t>
+      </w:r>
+      <w:proofErr w:type="spellStart"/>
+      <w:r>
+        <w:rPr>
+          <w:sz w:val="28"/>
+          <w:szCs w:val="28"/>
+        </w:rPr>
+        <w:t>temp</w:t>
+      </w:r>
+      <w:proofErr w:type="spellEnd"/>
+      <w:r>
+        <w:rPr>
+          <w:sz w:val="28"/>
+          <w:szCs w:val="28"/>
+        </w:rPr>
+        <w:t xml:space="preserve"> &gt; 0) {</w:t>
+      </w:r>
+    </w:p>
+    <w:p>
+      <w:pPr>
+        <w:rPr>
+          <w:sz w:val="28"/>
+          <w:szCs w:val="28"/>
+        </w:rPr>
+      </w:pPr>
+      <w:r>
+        <w:rPr>
+          <w:sz w:val="28"/>
+          <w:szCs w:val="28"/>
+        </w:rPr>
+        <w:t xml:space="preserve">            </w:t>
+      </w:r>
+      <w:proofErr w:type="spellStart"/>
+      <w:r>
+        <w:rPr>
+          <w:sz w:val="28"/>
+          <w:szCs w:val="28"/>
+        </w:rPr>
+        <w:t>binaryStr</w:t>
+      </w:r>
+      <w:proofErr w:type="spellEnd"/>
+      <w:r>
+        <w:rPr>
+          <w:sz w:val="28"/>
+          <w:szCs w:val="28"/>
+        </w:rPr>
+        <w:t xml:space="preserve"> += (</w:t>
+      </w:r>
+      <w:proofErr w:type="spellStart"/>
+      <w:r>
+        <w:rPr>
+          <w:sz w:val="28"/>
+          <w:szCs w:val="28"/>
+        </w:rPr>
+        <w:t>temp</w:t>
+      </w:r>
+      <w:proofErr w:type="spellEnd"/>
+      <w:r>
+        <w:rPr>
+          <w:sz w:val="28"/>
+          <w:szCs w:val="28"/>
+        </w:rPr>
+        <w:t xml:space="preserve"> % 2 == 0) ? "0" : "1";</w:t>
+      </w:r>
+    </w:p>
+    <w:p>
+      <w:pPr>
+        <w:rPr>
+          <w:sz w:val="28"/>
+          <w:szCs w:val="28"/>
+        </w:rPr>
+      </w:pPr>
+      <w:r>
+        <w:rPr>
+          <w:sz w:val="28"/>
+          <w:szCs w:val="28"/>
+        </w:rPr>
+        <w:t xml:space="preserve">            </w:t>
+      </w:r>
+      <w:proofErr w:type="spellStart"/>
+      <w:r>
+        <w:rPr>
+          <w:sz w:val="28"/>
+          <w:szCs w:val="28"/>
+        </w:rPr>
+        <w:t>temp</w:t>
+      </w:r>
+      <w:proofErr w:type="spellEnd"/>
+      <w:r>
+        <w:rPr>
+          <w:sz w:val="28"/>
+          <w:szCs w:val="28"/>
+        </w:rPr>
+        <w:t xml:space="preserve"> /= 2;</w:t>
+      </w:r>
+    </w:p>
+    <w:p>
+      <w:pPr>
+        <w:rPr>
+          <w:sz w:val="28"/>
+          <w:szCs w:val="28"/>
+        </w:rPr>
+      </w:pPr>
+      <w:r>
+        <w:rPr>
+          <w:sz w:val="28"/>
+          <w:szCs w:val="28"/>
+        </w:rPr>
+        <w:t xml:space="preserve">        }</w:t>
+      </w:r>
+    </w:p>
+    <w:p>
+      <w:pPr>
+        <w:rPr>
+          <w:sz w:val="28"/>
+          <w:szCs w:val="28"/>
+        </w:rPr>
+      </w:pPr>
+      <w:r>
+        <w:rPr>
+          <w:sz w:val="28"/>
+          <w:szCs w:val="28"/>
+        </w:rPr>
+        <w:t xml:space="preserve">        </w:t>
+      </w:r>
+      <w:proofErr w:type="spellStart"/>
+      <w:r>
+        <w:rPr>
+          <w:sz w:val="28"/>
+          <w:szCs w:val="28"/>
+        </w:rPr>
+        <w:t>reverse</w:t>
+      </w:r>
+      <w:proofErr w:type="spellEnd"/>
+      <w:r>
+        <w:rPr>
+          <w:sz w:val="28"/>
+          <w:szCs w:val="28"/>
+        </w:rPr>
+        <w:t>(</w:t>
+      </w:r>
+      <w:proofErr w:type="spellStart"/>
+      <w:r>
+        <w:rPr>
+          <w:sz w:val="28"/>
+          <w:szCs w:val="28"/>
+        </w:rPr>
+        <w:t>binaryStr.begin</w:t>
+      </w:r>
+      <w:proofErr w:type="spellEnd"/>
+      <w:r>
+        <w:rPr>
+          <w:sz w:val="28"/>
+          <w:szCs w:val="28"/>
+        </w:rPr>
+        <w:t xml:space="preserve">(), </w:t>
+      </w:r>
+      <w:proofErr w:type="spellStart"/>
+      <w:r>
+        <w:rPr>
+          <w:sz w:val="28"/>
+          <w:szCs w:val="28"/>
+        </w:rPr>
+        <w:t>binaryStr.end</w:t>
+      </w:r>
+      <w:proofErr w:type="spellEnd"/>
+      <w:r>
+        <w:rPr>
+          <w:sz w:val="28"/>
+          <w:szCs w:val="28"/>
+        </w:rPr>
+        <w:t>());</w:t>
+      </w:r>
+    </w:p>
+    <w:p>
+      <w:pPr>
+        <w:rPr>
+          <w:sz w:val="28"/>
+          <w:szCs w:val="28"/>
+        </w:rPr>
+      </w:pPr>
+      <w:r>
+        <w:rPr>
+          <w:sz w:val="28"/>
+          <w:szCs w:val="28"/>
+        </w:rPr>
+        <w:t xml:space="preserve">        </w:t>
+      </w:r>
+      <w:proofErr w:type="spellStart"/>
+      <w:r>
+        <w:rPr>
+          <w:sz w:val="28"/>
+          <w:szCs w:val="28"/>
+        </w:rPr>
+        <w:t>outFile</w:t>
+      </w:r>
+      <w:proofErr w:type="spellEnd"/>
+      <w:r>
+        <w:rPr>
+          <w:sz w:val="28"/>
+          <w:szCs w:val="28"/>
+        </w:rPr>
+        <w:t xml:space="preserve"> &lt;&lt; </w:t>
+      </w:r>
+      <w:proofErr w:type="spellStart"/>
+      <w:r>
+        <w:rPr>
+          <w:sz w:val="28"/>
+          <w:szCs w:val="28"/>
+        </w:rPr>
+        <w:t>binaryStr</w:t>
+      </w:r>
+      <w:proofErr w:type="spellEnd"/>
+      <w:r>
+        <w:rPr>
+          <w:sz w:val="28"/>
+          <w:szCs w:val="28"/>
+        </w:rPr>
+        <w:t>;</w:t>
+      </w:r>
+    </w:p>
+    <w:p>
+      <w:pPr>
+        <w:rPr>
+          <w:sz w:val="28"/>
+          <w:szCs w:val="28"/>
+        </w:rPr>
+      </w:pPr>
+      <w:r>
+        <w:rPr>
+          <w:sz w:val="28"/>
+          <w:szCs w:val="28"/>
+        </w:rPr>
+        <w:t xml:space="preserve">    }</w:t>
+      </w:r>
+    </w:p>
+    <w:p>
+      <w:pPr>
+        <w:rPr>
+          <w:sz w:val="28"/>
+          <w:szCs w:val="28"/>
+        </w:rPr>
+      </w:pPr>
+      <w:r>
+        <w:rPr>
+          <w:sz w:val="28"/>
+          <w:szCs w:val="28"/>
+        </w:rPr>
+        <w:t xml:space="preserve">    </w:t>
+      </w:r>
+      <w:proofErr w:type="spellStart"/>
+      <w:r>
+        <w:rPr>
+          <w:sz w:val="28"/>
+          <w:szCs w:val="28"/>
+        </w:rPr>
+        <w:t>outFile</w:t>
+      </w:r>
+      <w:proofErr w:type="spellEnd"/>
+      <w:r>
+        <w:rPr>
+          <w:sz w:val="28"/>
+          <w:szCs w:val="28"/>
+        </w:rPr>
+        <w:t xml:space="preserve"> &lt;&lt; "\n-------------------\n";</w:t>
+      </w:r>
+    </w:p>
+    <w:p>
+      <w:pPr>
+        <w:rPr>
+          <w:sz w:val="28"/>
+          <w:szCs w:val="28"/>
+        </w:rPr>
+      </w:pPr>
+      <w:r>
+        <w:rPr>
+          <w:sz w:val="28"/>
+          <w:szCs w:val="28"/>
+        </w:rPr>
+        <w:t xml:space="preserve">    </w:t>
+      </w:r>
+      <w:proofErr w:type="spellStart"/>
+      <w:r>
+        <w:rPr>
+          <w:sz w:val="28"/>
+          <w:szCs w:val="28"/>
+        </w:rPr>
+        <w:t>outFile.close</w:t>
+      </w:r>
+      <w:proofErr w:type="spellEnd"/>
+      <w:r>
+        <w:rPr>
+          <w:sz w:val="28"/>
+          <w:szCs w:val="28"/>
+        </w:rPr>
+        <w:t>();</w:t>
+      </w:r>
+    </w:p>
+    <w:p>
+      <w:pPr>
+        <w:rPr>
+          <w:sz w:val="28"/>
+          <w:szCs w:val="28"/>
+        </w:rPr>
+      </w:pPr>
+      <w:r>
+        <w:rPr>
+          <w:sz w:val="28"/>
+          <w:szCs w:val="28"/>
+        </w:rPr>
+        <w:t>}</w:t>
+      </w:r>
     </w:p>
     <w:p/>
     <w:p>

--- a/lab10/Report/Звіт лаб. 10.docx
+++ b/lab10/Report/Звіт лаб. 10.docx
@@ -7032,12 +7032,14 @@
     <w:p>
       <w:pPr>
         <w:rPr>
-          <w:sz w:val="28"/>
-          <w:szCs w:val="28"/>
-        </w:rPr>
-      </w:pPr>
-      <w:r>
-        <w:rPr>
+          <w:b/>
+          <w:sz w:val="28"/>
+          <w:szCs w:val="28"/>
+        </w:rPr>
+      </w:pPr>
+      <w:r>
+        <w:rPr>
+          <w:b/>
           <w:sz w:val="28"/>
           <w:szCs w:val="28"/>
         </w:rPr>
@@ -9922,921 +9924,3996 @@
         </w:rPr>
         <w:t xml:space="preserve"> &lt;&lt; " ЗАДАЧА 10.3 </w:t>
       </w:r>
+      <w:r>
+        <w:rPr>
+          <w:sz w:val="28"/>
+          <w:szCs w:val="28"/>
+        </w:rPr>
+        <w:t>\n";</w:t>
+      </w:r>
+    </w:p>
+    <w:p>
+      <w:pPr>
+        <w:rPr>
+          <w:sz w:val="28"/>
+          <w:szCs w:val="28"/>
+        </w:rPr>
+      </w:pPr>
+    </w:p>
+    <w:p>
+      <w:pPr>
+        <w:rPr>
+          <w:sz w:val="28"/>
+          <w:szCs w:val="28"/>
+        </w:rPr>
+      </w:pPr>
+    </w:p>
+    <w:p>
+      <w:pPr>
+        <w:rPr>
+          <w:sz w:val="28"/>
+          <w:szCs w:val="28"/>
+        </w:rPr>
+      </w:pPr>
+      <w:r>
+        <w:rPr>
+          <w:sz w:val="28"/>
+          <w:szCs w:val="28"/>
+        </w:rPr>
+        <w:t xml:space="preserve">    </w:t>
+      </w:r>
+      <w:proofErr w:type="spellStart"/>
+      <w:r>
+        <w:rPr>
+          <w:sz w:val="28"/>
+          <w:szCs w:val="28"/>
+        </w:rPr>
+        <w:t>try</w:t>
+      </w:r>
+      <w:proofErr w:type="spellEnd"/>
+      <w:r>
+        <w:rPr>
+          <w:sz w:val="28"/>
+          <w:szCs w:val="28"/>
+        </w:rPr>
+        <w:t xml:space="preserve"> {</w:t>
+      </w:r>
+    </w:p>
+    <w:p>
+      <w:pPr>
+        <w:rPr>
+          <w:sz w:val="28"/>
+          <w:szCs w:val="28"/>
+        </w:rPr>
+      </w:pPr>
+      <w:r>
+        <w:rPr>
+          <w:sz w:val="28"/>
+          <w:szCs w:val="28"/>
+        </w:rPr>
+        <w:t xml:space="preserve">        </w:t>
+      </w:r>
+      <w:proofErr w:type="spellStart"/>
+      <w:r>
+        <w:rPr>
+          <w:sz w:val="28"/>
+          <w:szCs w:val="28"/>
+        </w:rPr>
+        <w:t>double</w:t>
+      </w:r>
+      <w:proofErr w:type="spellEnd"/>
+      <w:r>
+        <w:rPr>
+          <w:sz w:val="28"/>
+          <w:szCs w:val="28"/>
+        </w:rPr>
+        <w:t xml:space="preserve"> </w:t>
+      </w:r>
+      <w:proofErr w:type="spellStart"/>
+      <w:r>
+        <w:rPr>
+          <w:sz w:val="28"/>
+          <w:szCs w:val="28"/>
+        </w:rPr>
+        <w:t>result</w:t>
+      </w:r>
+      <w:proofErr w:type="spellEnd"/>
+      <w:r>
+        <w:rPr>
+          <w:sz w:val="28"/>
+          <w:szCs w:val="28"/>
+        </w:rPr>
+        <w:t xml:space="preserve"> = </w:t>
+      </w:r>
+      <w:proofErr w:type="spellStart"/>
+      <w:r>
+        <w:rPr>
+          <w:sz w:val="28"/>
+          <w:szCs w:val="28"/>
+        </w:rPr>
+        <w:t>s_calculation</w:t>
+      </w:r>
+      <w:proofErr w:type="spellEnd"/>
+      <w:r>
+        <w:rPr>
+          <w:sz w:val="28"/>
+          <w:szCs w:val="28"/>
+        </w:rPr>
+        <w:t>(x, y, z);</w:t>
+      </w:r>
+    </w:p>
+    <w:p>
+      <w:pPr>
+        <w:rPr>
+          <w:sz w:val="28"/>
+          <w:szCs w:val="28"/>
+        </w:rPr>
+      </w:pPr>
+      <w:r>
+        <w:rPr>
+          <w:sz w:val="28"/>
+          <w:szCs w:val="28"/>
+        </w:rPr>
+        <w:t xml:space="preserve">        </w:t>
+      </w:r>
+      <w:proofErr w:type="spellStart"/>
+      <w:r>
+        <w:rPr>
+          <w:sz w:val="28"/>
+          <w:szCs w:val="28"/>
+        </w:rPr>
+        <w:t>outFile</w:t>
+      </w:r>
+      <w:proofErr w:type="spellEnd"/>
+      <w:r>
+        <w:rPr>
+          <w:sz w:val="28"/>
+          <w:szCs w:val="28"/>
+        </w:rPr>
+        <w:t xml:space="preserve"> &lt;&lt; "Результат </w:t>
+      </w:r>
+      <w:proofErr w:type="spellStart"/>
+      <w:r>
+        <w:rPr>
+          <w:sz w:val="28"/>
+          <w:szCs w:val="28"/>
+        </w:rPr>
+        <w:t>s_calculation</w:t>
+      </w:r>
+      <w:proofErr w:type="spellEnd"/>
+      <w:r>
+        <w:rPr>
+          <w:sz w:val="28"/>
+          <w:szCs w:val="28"/>
+        </w:rPr>
+        <w:t xml:space="preserve">(" &lt;&lt; x &lt;&lt; ", " &lt;&lt; y &lt;&lt; ", " &lt;&lt; z &lt;&lt; ") = " &lt;&lt; </w:t>
+      </w:r>
+      <w:proofErr w:type="spellStart"/>
+      <w:r>
+        <w:rPr>
+          <w:sz w:val="28"/>
+          <w:szCs w:val="28"/>
+        </w:rPr>
+        <w:t>result</w:t>
+      </w:r>
+      <w:proofErr w:type="spellEnd"/>
+      <w:r>
+        <w:rPr>
+          <w:sz w:val="28"/>
+          <w:szCs w:val="28"/>
+        </w:rPr>
+        <w:t xml:space="preserve"> &lt;&lt; "\n";</w:t>
+      </w:r>
+    </w:p>
+    <w:p>
+      <w:pPr>
+        <w:rPr>
+          <w:sz w:val="28"/>
+          <w:szCs w:val="28"/>
+        </w:rPr>
+      </w:pPr>
+      <w:r>
+        <w:rPr>
+          <w:sz w:val="28"/>
+          <w:szCs w:val="28"/>
+        </w:rPr>
+        <w:t xml:space="preserve">    } </w:t>
+      </w:r>
+      <w:proofErr w:type="spellStart"/>
+      <w:r>
+        <w:rPr>
+          <w:sz w:val="28"/>
+          <w:szCs w:val="28"/>
+        </w:rPr>
+        <w:t>catch</w:t>
+      </w:r>
+      <w:proofErr w:type="spellEnd"/>
+      <w:r>
+        <w:rPr>
+          <w:sz w:val="28"/>
+          <w:szCs w:val="28"/>
+        </w:rPr>
+        <w:t xml:space="preserve"> (</w:t>
+      </w:r>
+      <w:proofErr w:type="spellStart"/>
+      <w:r>
+        <w:rPr>
+          <w:sz w:val="28"/>
+          <w:szCs w:val="28"/>
+        </w:rPr>
+        <w:t>const</w:t>
+      </w:r>
+      <w:proofErr w:type="spellEnd"/>
+      <w:r>
+        <w:rPr>
+          <w:sz w:val="28"/>
+          <w:szCs w:val="28"/>
+        </w:rPr>
+        <w:t xml:space="preserve"> </w:t>
+      </w:r>
+      <w:proofErr w:type="spellStart"/>
+      <w:r>
+        <w:rPr>
+          <w:sz w:val="28"/>
+          <w:szCs w:val="28"/>
+        </w:rPr>
+        <w:t>exception</w:t>
+      </w:r>
+      <w:proofErr w:type="spellEnd"/>
+      <w:r>
+        <w:rPr>
+          <w:sz w:val="28"/>
+          <w:szCs w:val="28"/>
+        </w:rPr>
+        <w:t>&amp; e) {</w:t>
+      </w:r>
+    </w:p>
+    <w:p>
+      <w:pPr>
+        <w:rPr>
+          <w:sz w:val="28"/>
+          <w:szCs w:val="28"/>
+        </w:rPr>
+      </w:pPr>
+      <w:r>
+        <w:rPr>
+          <w:sz w:val="28"/>
+          <w:szCs w:val="28"/>
+        </w:rPr>
+        <w:t xml:space="preserve">        </w:t>
+      </w:r>
+      <w:proofErr w:type="spellStart"/>
+      <w:r>
+        <w:rPr>
+          <w:sz w:val="28"/>
+          <w:szCs w:val="28"/>
+        </w:rPr>
+        <w:t>outFile</w:t>
+      </w:r>
+      <w:proofErr w:type="spellEnd"/>
+      <w:r>
+        <w:rPr>
+          <w:sz w:val="28"/>
+          <w:szCs w:val="28"/>
+        </w:rPr>
+        <w:t xml:space="preserve"> &lt;&lt; "Помилка при обчисленні </w:t>
+      </w:r>
+      <w:proofErr w:type="spellStart"/>
+      <w:r>
+        <w:rPr>
+          <w:sz w:val="28"/>
+          <w:szCs w:val="28"/>
+        </w:rPr>
+        <w:t>s_calculation</w:t>
+      </w:r>
+      <w:proofErr w:type="spellEnd"/>
+      <w:r>
+        <w:rPr>
+          <w:sz w:val="28"/>
+          <w:szCs w:val="28"/>
+        </w:rPr>
+        <w:t xml:space="preserve">: " &lt;&lt; </w:t>
+      </w:r>
+      <w:proofErr w:type="spellStart"/>
+      <w:r>
+        <w:rPr>
+          <w:sz w:val="28"/>
+          <w:szCs w:val="28"/>
+        </w:rPr>
+        <w:t>e.what</w:t>
+      </w:r>
+      <w:proofErr w:type="spellEnd"/>
+      <w:r>
+        <w:rPr>
+          <w:sz w:val="28"/>
+          <w:szCs w:val="28"/>
+        </w:rPr>
+        <w:t>() &lt;&lt; "\n";</w:t>
+      </w:r>
+    </w:p>
+    <w:p>
+      <w:pPr>
+        <w:rPr>
+          <w:sz w:val="28"/>
+          <w:szCs w:val="28"/>
+        </w:rPr>
+      </w:pPr>
+      <w:r>
+        <w:rPr>
+          <w:sz w:val="28"/>
+          <w:szCs w:val="28"/>
+        </w:rPr>
+        <w:t xml:space="preserve">    }</w:t>
+      </w:r>
+    </w:p>
+    <w:p>
+      <w:pPr>
+        <w:rPr>
+          <w:sz w:val="28"/>
+          <w:szCs w:val="28"/>
+        </w:rPr>
+      </w:pPr>
+    </w:p>
+    <w:p>
+      <w:pPr>
+        <w:rPr>
+          <w:sz w:val="28"/>
+          <w:szCs w:val="28"/>
+        </w:rPr>
+      </w:pPr>
+      <w:r>
+        <w:rPr>
+          <w:sz w:val="28"/>
+          <w:szCs w:val="28"/>
+        </w:rPr>
+        <w:t xml:space="preserve">    // Переведення числа b у двійковий код</w:t>
+      </w:r>
+    </w:p>
+    <w:p>
+      <w:pPr>
+        <w:rPr>
+          <w:sz w:val="28"/>
+          <w:szCs w:val="28"/>
+        </w:rPr>
+      </w:pPr>
+      <w:r>
+        <w:rPr>
+          <w:sz w:val="28"/>
+          <w:szCs w:val="28"/>
+        </w:rPr>
+        <w:t xml:space="preserve">    </w:t>
+      </w:r>
+      <w:proofErr w:type="spellStart"/>
+      <w:r>
+        <w:rPr>
+          <w:sz w:val="28"/>
+          <w:szCs w:val="28"/>
+        </w:rPr>
+        <w:t>outFile</w:t>
+      </w:r>
+      <w:proofErr w:type="spellEnd"/>
+      <w:r>
+        <w:rPr>
+          <w:sz w:val="28"/>
+          <w:szCs w:val="28"/>
+        </w:rPr>
+        <w:t xml:space="preserve"> &lt;&lt; "Число " &lt;&lt; b &lt;&lt; " у двійковому коді: ";</w:t>
+      </w:r>
+    </w:p>
+    <w:p>
+      <w:pPr>
+        <w:rPr>
+          <w:sz w:val="28"/>
+          <w:szCs w:val="28"/>
+        </w:rPr>
+      </w:pPr>
+      <w:r>
+        <w:rPr>
+          <w:sz w:val="28"/>
+          <w:szCs w:val="28"/>
+        </w:rPr>
+        <w:t xml:space="preserve">    </w:t>
+      </w:r>
+      <w:proofErr w:type="spellStart"/>
+      <w:r>
+        <w:rPr>
+          <w:sz w:val="28"/>
+          <w:szCs w:val="28"/>
+        </w:rPr>
+        <w:t>if</w:t>
+      </w:r>
+      <w:proofErr w:type="spellEnd"/>
+      <w:r>
+        <w:rPr>
+          <w:sz w:val="28"/>
+          <w:szCs w:val="28"/>
+        </w:rPr>
+        <w:t xml:space="preserve"> (b == 0) {</w:t>
+      </w:r>
+    </w:p>
+    <w:p>
+      <w:pPr>
+        <w:rPr>
+          <w:sz w:val="28"/>
+          <w:szCs w:val="28"/>
+        </w:rPr>
+      </w:pPr>
+      <w:r>
+        <w:rPr>
+          <w:sz w:val="28"/>
+          <w:szCs w:val="28"/>
+        </w:rPr>
+        <w:t xml:space="preserve">        </w:t>
+      </w:r>
+      <w:proofErr w:type="spellStart"/>
+      <w:r>
+        <w:rPr>
+          <w:sz w:val="28"/>
+          <w:szCs w:val="28"/>
+        </w:rPr>
+        <w:t>outFile</w:t>
+      </w:r>
+      <w:proofErr w:type="spellEnd"/>
+      <w:r>
+        <w:rPr>
+          <w:sz w:val="28"/>
+          <w:szCs w:val="28"/>
+        </w:rPr>
+        <w:t xml:space="preserve"> &lt;&lt; "0";</w:t>
+      </w:r>
+    </w:p>
+    <w:p>
+      <w:pPr>
+        <w:rPr>
+          <w:sz w:val="28"/>
+          <w:szCs w:val="28"/>
+        </w:rPr>
+      </w:pPr>
+      <w:r>
+        <w:rPr>
+          <w:sz w:val="28"/>
+          <w:szCs w:val="28"/>
+        </w:rPr>
+        <w:t xml:space="preserve">    } </w:t>
+      </w:r>
+      <w:proofErr w:type="spellStart"/>
+      <w:r>
+        <w:rPr>
+          <w:sz w:val="28"/>
+          <w:szCs w:val="28"/>
+        </w:rPr>
+        <w:t>else</w:t>
+      </w:r>
+      <w:proofErr w:type="spellEnd"/>
+      <w:r>
+        <w:rPr>
+          <w:sz w:val="28"/>
+          <w:szCs w:val="28"/>
+        </w:rPr>
+        <w:t xml:space="preserve"> {</w:t>
+      </w:r>
+    </w:p>
+    <w:p>
+      <w:pPr>
+        <w:rPr>
+          <w:sz w:val="28"/>
+          <w:szCs w:val="28"/>
+        </w:rPr>
+      </w:pPr>
+      <w:r>
+        <w:rPr>
+          <w:sz w:val="28"/>
+          <w:szCs w:val="28"/>
+        </w:rPr>
+        <w:t xml:space="preserve">        </w:t>
+      </w:r>
+      <w:proofErr w:type="spellStart"/>
+      <w:r>
+        <w:rPr>
+          <w:sz w:val="28"/>
+          <w:szCs w:val="28"/>
+        </w:rPr>
+        <w:t>string</w:t>
+      </w:r>
+      <w:proofErr w:type="spellEnd"/>
+      <w:r>
+        <w:rPr>
+          <w:sz w:val="28"/>
+          <w:szCs w:val="28"/>
+        </w:rPr>
+        <w:t xml:space="preserve"> </w:t>
+      </w:r>
+      <w:proofErr w:type="spellStart"/>
+      <w:r>
+        <w:rPr>
+          <w:sz w:val="28"/>
+          <w:szCs w:val="28"/>
+        </w:rPr>
+        <w:t>binaryStr</w:t>
+      </w:r>
+      <w:proofErr w:type="spellEnd"/>
+      <w:r>
+        <w:rPr>
+          <w:sz w:val="28"/>
+          <w:szCs w:val="28"/>
+        </w:rPr>
+        <w:t xml:space="preserve"> = "";</w:t>
+      </w:r>
+    </w:p>
+    <w:p>
+      <w:pPr>
+        <w:rPr>
+          <w:sz w:val="28"/>
+          <w:szCs w:val="28"/>
+        </w:rPr>
+      </w:pPr>
+      <w:r>
+        <w:rPr>
+          <w:sz w:val="28"/>
+          <w:szCs w:val="28"/>
+        </w:rPr>
+        <w:t xml:space="preserve">        </w:t>
+      </w:r>
+      <w:proofErr w:type="spellStart"/>
+      <w:r>
+        <w:rPr>
+          <w:sz w:val="28"/>
+          <w:szCs w:val="28"/>
+        </w:rPr>
+        <w:t>int</w:t>
+      </w:r>
+      <w:proofErr w:type="spellEnd"/>
+      <w:r>
+        <w:rPr>
+          <w:sz w:val="28"/>
+          <w:szCs w:val="28"/>
+        </w:rPr>
+        <w:t xml:space="preserve"> </w:t>
+      </w:r>
+      <w:proofErr w:type="spellStart"/>
+      <w:r>
+        <w:rPr>
+          <w:sz w:val="28"/>
+          <w:szCs w:val="28"/>
+        </w:rPr>
+        <w:t>temp</w:t>
+      </w:r>
+      <w:proofErr w:type="spellEnd"/>
+      <w:r>
+        <w:rPr>
+          <w:sz w:val="28"/>
+          <w:szCs w:val="28"/>
+        </w:rPr>
+        <w:t xml:space="preserve"> = b;</w:t>
+      </w:r>
+    </w:p>
+    <w:p>
+      <w:pPr>
+        <w:rPr>
+          <w:sz w:val="28"/>
+          <w:szCs w:val="28"/>
+        </w:rPr>
+      </w:pPr>
+      <w:r>
+        <w:rPr>
+          <w:sz w:val="28"/>
+          <w:szCs w:val="28"/>
+        </w:rPr>
+        <w:t xml:space="preserve">        </w:t>
+      </w:r>
+      <w:proofErr w:type="spellStart"/>
+      <w:r>
+        <w:rPr>
+          <w:sz w:val="28"/>
+          <w:szCs w:val="28"/>
+        </w:rPr>
+        <w:t>while</w:t>
+      </w:r>
+      <w:proofErr w:type="spellEnd"/>
+      <w:r>
+        <w:rPr>
+          <w:sz w:val="28"/>
+          <w:szCs w:val="28"/>
+        </w:rPr>
+        <w:t xml:space="preserve"> (</w:t>
+      </w:r>
+      <w:proofErr w:type="spellStart"/>
+      <w:r>
+        <w:rPr>
+          <w:sz w:val="28"/>
+          <w:szCs w:val="28"/>
+        </w:rPr>
+        <w:t>temp</w:t>
+      </w:r>
+      <w:proofErr w:type="spellEnd"/>
+      <w:r>
+        <w:rPr>
+          <w:sz w:val="28"/>
+          <w:szCs w:val="28"/>
+        </w:rPr>
+        <w:t xml:space="preserve"> &gt; 0) {</w:t>
+      </w:r>
+    </w:p>
+    <w:p>
+      <w:pPr>
+        <w:rPr>
+          <w:sz w:val="28"/>
+          <w:szCs w:val="28"/>
+        </w:rPr>
+      </w:pPr>
+      <w:r>
+        <w:rPr>
+          <w:sz w:val="28"/>
+          <w:szCs w:val="28"/>
+        </w:rPr>
+        <w:t xml:space="preserve">            </w:t>
+      </w:r>
+      <w:proofErr w:type="spellStart"/>
+      <w:r>
+        <w:rPr>
+          <w:sz w:val="28"/>
+          <w:szCs w:val="28"/>
+        </w:rPr>
+        <w:t>binaryStr</w:t>
+      </w:r>
+      <w:proofErr w:type="spellEnd"/>
+      <w:r>
+        <w:rPr>
+          <w:sz w:val="28"/>
+          <w:szCs w:val="28"/>
+        </w:rPr>
+        <w:t xml:space="preserve"> += (</w:t>
+      </w:r>
+      <w:proofErr w:type="spellStart"/>
+      <w:r>
+        <w:rPr>
+          <w:sz w:val="28"/>
+          <w:szCs w:val="28"/>
+        </w:rPr>
+        <w:t>temp</w:t>
+      </w:r>
+      <w:proofErr w:type="spellEnd"/>
+      <w:r>
+        <w:rPr>
+          <w:sz w:val="28"/>
+          <w:szCs w:val="28"/>
+        </w:rPr>
+        <w:t xml:space="preserve"> % 2 == 0) ? "0" : "1";</w:t>
+      </w:r>
+    </w:p>
+    <w:p>
+      <w:pPr>
+        <w:rPr>
+          <w:sz w:val="28"/>
+          <w:szCs w:val="28"/>
+        </w:rPr>
+      </w:pPr>
+      <w:r>
+        <w:rPr>
+          <w:sz w:val="28"/>
+          <w:szCs w:val="28"/>
+        </w:rPr>
+        <w:t xml:space="preserve">            </w:t>
+      </w:r>
+      <w:proofErr w:type="spellStart"/>
+      <w:r>
+        <w:rPr>
+          <w:sz w:val="28"/>
+          <w:szCs w:val="28"/>
+        </w:rPr>
+        <w:t>temp</w:t>
+      </w:r>
+      <w:proofErr w:type="spellEnd"/>
+      <w:r>
+        <w:rPr>
+          <w:sz w:val="28"/>
+          <w:szCs w:val="28"/>
+        </w:rPr>
+        <w:t xml:space="preserve"> /= 2;</w:t>
+      </w:r>
+    </w:p>
+    <w:p>
+      <w:pPr>
+        <w:rPr>
+          <w:sz w:val="28"/>
+          <w:szCs w:val="28"/>
+        </w:rPr>
+      </w:pPr>
+      <w:r>
+        <w:rPr>
+          <w:sz w:val="28"/>
+          <w:szCs w:val="28"/>
+        </w:rPr>
+        <w:t xml:space="preserve">        }</w:t>
+      </w:r>
+    </w:p>
+    <w:p>
+      <w:pPr>
+        <w:rPr>
+          <w:sz w:val="28"/>
+          <w:szCs w:val="28"/>
+        </w:rPr>
+      </w:pPr>
+      <w:r>
+        <w:rPr>
+          <w:sz w:val="28"/>
+          <w:szCs w:val="28"/>
+        </w:rPr>
+        <w:t xml:space="preserve">        </w:t>
+      </w:r>
+      <w:proofErr w:type="spellStart"/>
+      <w:r>
+        <w:rPr>
+          <w:sz w:val="28"/>
+          <w:szCs w:val="28"/>
+        </w:rPr>
+        <w:t>reverse</w:t>
+      </w:r>
+      <w:proofErr w:type="spellEnd"/>
+      <w:r>
+        <w:rPr>
+          <w:sz w:val="28"/>
+          <w:szCs w:val="28"/>
+        </w:rPr>
+        <w:t>(</w:t>
+      </w:r>
+      <w:proofErr w:type="spellStart"/>
+      <w:r>
+        <w:rPr>
+          <w:sz w:val="28"/>
+          <w:szCs w:val="28"/>
+        </w:rPr>
+        <w:t>binaryStr.begin</w:t>
+      </w:r>
+      <w:proofErr w:type="spellEnd"/>
+      <w:r>
+        <w:rPr>
+          <w:sz w:val="28"/>
+          <w:szCs w:val="28"/>
+        </w:rPr>
+        <w:t xml:space="preserve">(), </w:t>
+      </w:r>
+      <w:proofErr w:type="spellStart"/>
+      <w:r>
+        <w:rPr>
+          <w:sz w:val="28"/>
+          <w:szCs w:val="28"/>
+        </w:rPr>
+        <w:t>binaryStr.end</w:t>
+      </w:r>
+      <w:proofErr w:type="spellEnd"/>
+      <w:r>
+        <w:rPr>
+          <w:sz w:val="28"/>
+          <w:szCs w:val="28"/>
+        </w:rPr>
+        <w:t>());</w:t>
+      </w:r>
+    </w:p>
+    <w:p>
+      <w:pPr>
+        <w:rPr>
+          <w:sz w:val="28"/>
+          <w:szCs w:val="28"/>
+        </w:rPr>
+      </w:pPr>
+      <w:r>
+        <w:rPr>
+          <w:sz w:val="28"/>
+          <w:szCs w:val="28"/>
+        </w:rPr>
+        <w:t xml:space="preserve">        </w:t>
+      </w:r>
+      <w:proofErr w:type="spellStart"/>
+      <w:r>
+        <w:rPr>
+          <w:sz w:val="28"/>
+          <w:szCs w:val="28"/>
+        </w:rPr>
+        <w:t>outFile</w:t>
+      </w:r>
+      <w:proofErr w:type="spellEnd"/>
+      <w:r>
+        <w:rPr>
+          <w:sz w:val="28"/>
+          <w:szCs w:val="28"/>
+        </w:rPr>
+        <w:t xml:space="preserve"> &lt;&lt; </w:t>
+      </w:r>
+      <w:proofErr w:type="spellStart"/>
+      <w:r>
+        <w:rPr>
+          <w:sz w:val="28"/>
+          <w:szCs w:val="28"/>
+        </w:rPr>
+        <w:t>binaryStr</w:t>
+      </w:r>
+      <w:proofErr w:type="spellEnd"/>
+      <w:r>
+        <w:rPr>
+          <w:sz w:val="28"/>
+          <w:szCs w:val="28"/>
+        </w:rPr>
+        <w:t>;</w:t>
+      </w:r>
+    </w:p>
+    <w:p>
+      <w:pPr>
+        <w:rPr>
+          <w:sz w:val="28"/>
+          <w:szCs w:val="28"/>
+        </w:rPr>
+      </w:pPr>
+      <w:r>
+        <w:rPr>
+          <w:sz w:val="28"/>
+          <w:szCs w:val="28"/>
+        </w:rPr>
+        <w:t xml:space="preserve">    }</w:t>
+      </w:r>
+    </w:p>
+    <w:p>
+      <w:pPr>
+        <w:rPr>
+          <w:sz w:val="28"/>
+          <w:szCs w:val="28"/>
+        </w:rPr>
+      </w:pPr>
+      <w:r>
+        <w:rPr>
+          <w:sz w:val="28"/>
+          <w:szCs w:val="28"/>
+        </w:rPr>
+        <w:t xml:space="preserve">    </w:t>
+      </w:r>
+      <w:proofErr w:type="spellStart"/>
+      <w:r>
+        <w:rPr>
+          <w:sz w:val="28"/>
+          <w:szCs w:val="28"/>
+        </w:rPr>
+        <w:t>outFile</w:t>
+      </w:r>
+      <w:proofErr w:type="spellEnd"/>
+      <w:r>
+        <w:rPr>
+          <w:sz w:val="28"/>
+          <w:szCs w:val="28"/>
+        </w:rPr>
+        <w:t xml:space="preserve"> &lt;&lt; "\n-------------------\n";</w:t>
+      </w:r>
+    </w:p>
+    <w:p>
+      <w:pPr>
+        <w:rPr>
+          <w:sz w:val="28"/>
+          <w:szCs w:val="28"/>
+        </w:rPr>
+      </w:pPr>
+      <w:r>
+        <w:rPr>
+          <w:sz w:val="28"/>
+          <w:szCs w:val="28"/>
+        </w:rPr>
+        <w:t xml:space="preserve">    </w:t>
+      </w:r>
+      <w:proofErr w:type="spellStart"/>
+      <w:r>
+        <w:rPr>
+          <w:sz w:val="28"/>
+          <w:szCs w:val="28"/>
+        </w:rPr>
+        <w:t>outFile.close</w:t>
+      </w:r>
+      <w:proofErr w:type="spellEnd"/>
+      <w:r>
+        <w:rPr>
+          <w:sz w:val="28"/>
+          <w:szCs w:val="28"/>
+        </w:rPr>
+        <w:t>();</w:t>
+      </w:r>
+    </w:p>
+    <w:p>
+      <w:pPr>
+        <w:rPr>
+          <w:sz w:val="28"/>
+          <w:szCs w:val="28"/>
+        </w:rPr>
+      </w:pPr>
+      <w:r>
+        <w:rPr>
+          <w:sz w:val="28"/>
+          <w:szCs w:val="28"/>
+        </w:rPr>
+        <w:t>}</w:t>
+      </w:r>
+    </w:p>
+    <w:p/>
+    <w:p>
+      <w:pPr>
+        <w:rPr>
+          <w:b/>
+          <w:sz w:val="28"/>
+          <w:szCs w:val="28"/>
+        </w:rPr>
+      </w:pPr>
+      <w:r>
+        <w:rPr>
+          <w:b/>
+          <w:sz w:val="28"/>
+          <w:szCs w:val="28"/>
+        </w:rPr>
+        <w:t xml:space="preserve">Код тест драйвера </w:t>
+      </w:r>
+    </w:p>
+    <w:p>
+      <w:pPr>
+        <w:rPr>
+          <w:sz w:val="28"/>
+          <w:szCs w:val="28"/>
+        </w:rPr>
+      </w:pPr>
+      <w:r>
+        <w:rPr>
+          <w:sz w:val="28"/>
+          <w:szCs w:val="28"/>
+        </w:rPr>
+        <w:t>#</w:t>
+      </w:r>
+      <w:proofErr w:type="spellStart"/>
+      <w:r>
+        <w:rPr>
+          <w:sz w:val="28"/>
+          <w:szCs w:val="28"/>
+        </w:rPr>
+        <w:t>include</w:t>
+      </w:r>
+      <w:proofErr w:type="spellEnd"/>
+      <w:r>
+        <w:rPr>
+          <w:sz w:val="28"/>
+          <w:szCs w:val="28"/>
+        </w:rPr>
+        <w:t xml:space="preserve"> &lt;</w:t>
+      </w:r>
+      <w:proofErr w:type="spellStart"/>
+      <w:r>
+        <w:rPr>
+          <w:sz w:val="28"/>
+          <w:szCs w:val="28"/>
+        </w:rPr>
+        <w:t>iostream</w:t>
+      </w:r>
+      <w:proofErr w:type="spellEnd"/>
+      <w:r>
+        <w:rPr>
+          <w:sz w:val="28"/>
+          <w:szCs w:val="28"/>
+        </w:rPr>
+        <w:t>&gt;</w:t>
+      </w:r>
+    </w:p>
+    <w:p>
+      <w:pPr>
+        <w:rPr>
+          <w:sz w:val="28"/>
+          <w:szCs w:val="28"/>
+        </w:rPr>
+      </w:pPr>
+      <w:r>
+        <w:rPr>
+          <w:sz w:val="28"/>
+          <w:szCs w:val="28"/>
+        </w:rPr>
+        <w:t>#</w:t>
+      </w:r>
+      <w:proofErr w:type="spellStart"/>
+      <w:r>
+        <w:rPr>
+          <w:sz w:val="28"/>
+          <w:szCs w:val="28"/>
+        </w:rPr>
+        <w:t>include</w:t>
+      </w:r>
+      <w:proofErr w:type="spellEnd"/>
+      <w:r>
+        <w:rPr>
+          <w:sz w:val="28"/>
+          <w:szCs w:val="28"/>
+        </w:rPr>
+        <w:t xml:space="preserve"> &lt;</w:t>
+      </w:r>
+      <w:proofErr w:type="spellStart"/>
+      <w:r>
+        <w:rPr>
+          <w:sz w:val="28"/>
+          <w:szCs w:val="28"/>
+        </w:rPr>
+        <w:t>fstream</w:t>
+      </w:r>
+      <w:proofErr w:type="spellEnd"/>
+      <w:r>
+        <w:rPr>
+          <w:sz w:val="28"/>
+          <w:szCs w:val="28"/>
+        </w:rPr>
+        <w:t>&gt;</w:t>
+      </w:r>
+    </w:p>
+    <w:p>
+      <w:pPr>
+        <w:rPr>
+          <w:sz w:val="28"/>
+          <w:szCs w:val="28"/>
+        </w:rPr>
+      </w:pPr>
+      <w:r>
+        <w:rPr>
+          <w:sz w:val="28"/>
+          <w:szCs w:val="28"/>
+        </w:rPr>
+        <w:t>#</w:t>
+      </w:r>
+      <w:proofErr w:type="spellStart"/>
+      <w:r>
+        <w:rPr>
+          <w:sz w:val="28"/>
+          <w:szCs w:val="28"/>
+        </w:rPr>
+        <w:t>include</w:t>
+      </w:r>
+      <w:proofErr w:type="spellEnd"/>
+      <w:r>
+        <w:rPr>
+          <w:sz w:val="28"/>
+          <w:szCs w:val="28"/>
+        </w:rPr>
+        <w:t xml:space="preserve"> &lt;</w:t>
+      </w:r>
+      <w:proofErr w:type="spellStart"/>
+      <w:r>
+        <w:rPr>
+          <w:sz w:val="28"/>
+          <w:szCs w:val="28"/>
+        </w:rPr>
+        <w:t>string</w:t>
+      </w:r>
+      <w:proofErr w:type="spellEnd"/>
+      <w:r>
+        <w:rPr>
+          <w:sz w:val="28"/>
+          <w:szCs w:val="28"/>
+        </w:rPr>
+        <w:t>&gt;</w:t>
+      </w:r>
+    </w:p>
+    <w:p>
+      <w:pPr>
+        <w:rPr>
+          <w:sz w:val="28"/>
+          <w:szCs w:val="28"/>
+        </w:rPr>
+      </w:pPr>
+      <w:r>
+        <w:rPr>
+          <w:sz w:val="28"/>
+          <w:szCs w:val="28"/>
+        </w:rPr>
+        <w:t>#</w:t>
+      </w:r>
+      <w:proofErr w:type="spellStart"/>
+      <w:r>
+        <w:rPr>
+          <w:sz w:val="28"/>
+          <w:szCs w:val="28"/>
+        </w:rPr>
+        <w:t>include</w:t>
+      </w:r>
+      <w:proofErr w:type="spellEnd"/>
+      <w:r>
+        <w:rPr>
+          <w:sz w:val="28"/>
+          <w:szCs w:val="28"/>
+        </w:rPr>
+        <w:t xml:space="preserve"> &lt;</w:t>
+      </w:r>
+      <w:proofErr w:type="spellStart"/>
+      <w:r>
+        <w:rPr>
+          <w:sz w:val="28"/>
+          <w:szCs w:val="28"/>
+        </w:rPr>
+        <w:t>sstream</w:t>
+      </w:r>
+      <w:proofErr w:type="spellEnd"/>
+      <w:r>
+        <w:rPr>
+          <w:sz w:val="28"/>
+          <w:szCs w:val="28"/>
+        </w:rPr>
+        <w:t>&gt;</w:t>
+      </w:r>
+    </w:p>
+    <w:p>
+      <w:pPr>
+        <w:rPr>
+          <w:sz w:val="28"/>
+          <w:szCs w:val="28"/>
+        </w:rPr>
+      </w:pPr>
+      <w:r>
+        <w:rPr>
+          <w:sz w:val="28"/>
+          <w:szCs w:val="28"/>
+        </w:rPr>
+        <w:t>#</w:t>
+      </w:r>
+      <w:proofErr w:type="spellStart"/>
+      <w:r>
+        <w:rPr>
+          <w:sz w:val="28"/>
+          <w:szCs w:val="28"/>
+        </w:rPr>
+        <w:t>include</w:t>
+      </w:r>
+      <w:proofErr w:type="spellEnd"/>
+      <w:r>
+        <w:rPr>
+          <w:sz w:val="28"/>
+          <w:szCs w:val="28"/>
+        </w:rPr>
+        <w:t xml:space="preserve"> "</w:t>
+      </w:r>
+      <w:proofErr w:type="spellStart"/>
+      <w:r>
+        <w:rPr>
+          <w:sz w:val="28"/>
+          <w:szCs w:val="28"/>
+        </w:rPr>
+        <w:t>ModulesYroslav.h</w:t>
+      </w:r>
+      <w:proofErr w:type="spellEnd"/>
+      <w:r>
+        <w:rPr>
+          <w:sz w:val="28"/>
+          <w:szCs w:val="28"/>
+        </w:rPr>
+        <w:t>"</w:t>
+      </w:r>
+    </w:p>
+    <w:p>
+      <w:pPr>
+        <w:rPr>
+          <w:sz w:val="28"/>
+          <w:szCs w:val="28"/>
+        </w:rPr>
+      </w:pPr>
+    </w:p>
+    <w:p>
+      <w:pPr>
+        <w:rPr>
+          <w:sz w:val="28"/>
+          <w:szCs w:val="28"/>
+        </w:rPr>
+      </w:pPr>
+      <w:proofErr w:type="spellStart"/>
+      <w:r>
+        <w:rPr>
+          <w:sz w:val="28"/>
+          <w:szCs w:val="28"/>
+        </w:rPr>
+        <w:t>using</w:t>
+      </w:r>
+      <w:proofErr w:type="spellEnd"/>
+      <w:r>
+        <w:rPr>
+          <w:sz w:val="28"/>
+          <w:szCs w:val="28"/>
+        </w:rPr>
+        <w:t xml:space="preserve"> </w:t>
+      </w:r>
+      <w:proofErr w:type="spellStart"/>
+      <w:r>
+        <w:rPr>
+          <w:sz w:val="28"/>
+          <w:szCs w:val="28"/>
+        </w:rPr>
+        <w:t>namespace</w:t>
+      </w:r>
+      <w:proofErr w:type="spellEnd"/>
+      <w:r>
+        <w:rPr>
+          <w:sz w:val="28"/>
+          <w:szCs w:val="28"/>
+        </w:rPr>
+        <w:t xml:space="preserve"> </w:t>
+      </w:r>
+      <w:proofErr w:type="spellStart"/>
+      <w:r>
+        <w:rPr>
+          <w:sz w:val="28"/>
+          <w:szCs w:val="28"/>
+        </w:rPr>
+        <w:t>std</w:t>
+      </w:r>
+      <w:proofErr w:type="spellEnd"/>
+      <w:r>
+        <w:rPr>
+          <w:sz w:val="28"/>
+          <w:szCs w:val="28"/>
+        </w:rPr>
+        <w:t>;</w:t>
+      </w:r>
+    </w:p>
+    <w:p>
+      <w:pPr>
+        <w:rPr>
+          <w:sz w:val="28"/>
+          <w:szCs w:val="28"/>
+        </w:rPr>
+      </w:pPr>
+    </w:p>
+    <w:p>
+      <w:pPr>
+        <w:rPr>
+          <w:sz w:val="28"/>
+          <w:szCs w:val="28"/>
+        </w:rPr>
+      </w:pPr>
+      <w:proofErr w:type="spellStart"/>
+      <w:r>
+        <w:rPr>
+          <w:sz w:val="28"/>
+          <w:szCs w:val="28"/>
+        </w:rPr>
+        <w:t>struct</w:t>
+      </w:r>
+      <w:proofErr w:type="spellEnd"/>
+      <w:r>
+        <w:rPr>
+          <w:sz w:val="28"/>
+          <w:szCs w:val="28"/>
+        </w:rPr>
+        <w:t xml:space="preserve"> TestCase10_3 {</w:t>
+      </w:r>
+    </w:p>
+    <w:p>
+      <w:pPr>
+        <w:rPr>
+          <w:sz w:val="28"/>
+          <w:szCs w:val="28"/>
+        </w:rPr>
+      </w:pPr>
+      <w:r>
+        <w:rPr>
+          <w:sz w:val="28"/>
+          <w:szCs w:val="28"/>
+        </w:rPr>
+        <w:t xml:space="preserve">    </w:t>
+      </w:r>
+      <w:proofErr w:type="spellStart"/>
+      <w:r>
+        <w:rPr>
+          <w:sz w:val="28"/>
+          <w:szCs w:val="28"/>
+        </w:rPr>
+        <w:t>double</w:t>
+      </w:r>
+      <w:proofErr w:type="spellEnd"/>
+      <w:r>
+        <w:rPr>
+          <w:sz w:val="28"/>
+          <w:szCs w:val="28"/>
+        </w:rPr>
+        <w:t xml:space="preserve"> x, y, z;</w:t>
+      </w:r>
+    </w:p>
+    <w:p>
+      <w:pPr>
+        <w:rPr>
+          <w:sz w:val="28"/>
+          <w:szCs w:val="28"/>
+        </w:rPr>
+      </w:pPr>
+      <w:r>
+        <w:rPr>
+          <w:sz w:val="28"/>
+          <w:szCs w:val="28"/>
+        </w:rPr>
+        <w:t xml:space="preserve">    </w:t>
+      </w:r>
+      <w:proofErr w:type="spellStart"/>
+      <w:r>
+        <w:rPr>
+          <w:sz w:val="28"/>
+          <w:szCs w:val="28"/>
+        </w:rPr>
+        <w:t>int</w:t>
+      </w:r>
+      <w:proofErr w:type="spellEnd"/>
+      <w:r>
+        <w:rPr>
+          <w:sz w:val="28"/>
+          <w:szCs w:val="28"/>
+        </w:rPr>
+        <w:t xml:space="preserve"> b;</w:t>
+      </w:r>
+    </w:p>
+    <w:p>
+      <w:pPr>
+        <w:rPr>
+          <w:sz w:val="28"/>
+          <w:szCs w:val="28"/>
+        </w:rPr>
+      </w:pPr>
+      <w:r>
+        <w:rPr>
+          <w:sz w:val="28"/>
+          <w:szCs w:val="28"/>
+        </w:rPr>
+        <w:t xml:space="preserve">    </w:t>
+      </w:r>
+      <w:proofErr w:type="spellStart"/>
+      <w:r>
+        <w:rPr>
+          <w:sz w:val="28"/>
+          <w:szCs w:val="28"/>
+        </w:rPr>
+        <w:t>string</w:t>
+      </w:r>
+      <w:proofErr w:type="spellEnd"/>
+      <w:r>
+        <w:rPr>
+          <w:sz w:val="28"/>
+          <w:szCs w:val="28"/>
+        </w:rPr>
+        <w:t xml:space="preserve"> </w:t>
+      </w:r>
+      <w:proofErr w:type="spellStart"/>
+      <w:r>
+        <w:rPr>
+          <w:sz w:val="28"/>
+          <w:szCs w:val="28"/>
+        </w:rPr>
+        <w:t>expectedBinary</w:t>
+      </w:r>
+      <w:proofErr w:type="spellEnd"/>
+      <w:r>
+        <w:rPr>
+          <w:sz w:val="28"/>
+          <w:szCs w:val="28"/>
+        </w:rPr>
+        <w:t>;</w:t>
+      </w:r>
+    </w:p>
+    <w:p>
+      <w:pPr>
+        <w:rPr>
+          <w:sz w:val="28"/>
+          <w:szCs w:val="28"/>
+        </w:rPr>
+      </w:pPr>
+      <w:r>
+        <w:rPr>
+          <w:sz w:val="28"/>
+          <w:szCs w:val="28"/>
+        </w:rPr>
+        <w:t>};</w:t>
+      </w:r>
+    </w:p>
+    <w:p>
+      <w:pPr>
+        <w:rPr>
+          <w:sz w:val="28"/>
+          <w:szCs w:val="28"/>
+        </w:rPr>
+      </w:pPr>
+    </w:p>
+    <w:p>
+      <w:pPr>
+        <w:rPr>
+          <w:sz w:val="28"/>
+          <w:szCs w:val="28"/>
+        </w:rPr>
+      </w:pPr>
+      <w:proofErr w:type="spellStart"/>
+      <w:r>
+        <w:rPr>
+          <w:sz w:val="28"/>
+          <w:szCs w:val="28"/>
+        </w:rPr>
+        <w:t>void</w:t>
+      </w:r>
+      <w:proofErr w:type="spellEnd"/>
+      <w:r>
+        <w:rPr>
+          <w:sz w:val="28"/>
+          <w:szCs w:val="28"/>
+        </w:rPr>
+        <w:t xml:space="preserve"> </w:t>
+      </w:r>
+      <w:proofErr w:type="spellStart"/>
+      <w:r>
+        <w:rPr>
+          <w:sz w:val="28"/>
+          <w:szCs w:val="28"/>
+        </w:rPr>
+        <w:t>logResult</w:t>
+      </w:r>
+      <w:proofErr w:type="spellEnd"/>
+      <w:r>
+        <w:rPr>
+          <w:sz w:val="28"/>
+          <w:szCs w:val="28"/>
+        </w:rPr>
+        <w:t>(</w:t>
+      </w:r>
+      <w:proofErr w:type="spellStart"/>
+      <w:r>
+        <w:rPr>
+          <w:sz w:val="28"/>
+          <w:szCs w:val="28"/>
+        </w:rPr>
+        <w:t>ofstream</w:t>
+      </w:r>
+      <w:proofErr w:type="spellEnd"/>
+      <w:r>
+        <w:rPr>
+          <w:sz w:val="28"/>
+          <w:szCs w:val="28"/>
+        </w:rPr>
+        <w:t xml:space="preserve">&amp; </w:t>
+      </w:r>
+      <w:proofErr w:type="spellStart"/>
+      <w:r>
+        <w:rPr>
+          <w:sz w:val="28"/>
+          <w:szCs w:val="28"/>
+        </w:rPr>
+        <w:t>log</w:t>
+      </w:r>
+      <w:proofErr w:type="spellEnd"/>
+      <w:r>
+        <w:rPr>
+          <w:sz w:val="28"/>
+          <w:szCs w:val="28"/>
+        </w:rPr>
+        <w:t xml:space="preserve">, </w:t>
+      </w:r>
+      <w:proofErr w:type="spellStart"/>
+      <w:r>
+        <w:rPr>
+          <w:sz w:val="28"/>
+          <w:szCs w:val="28"/>
+        </w:rPr>
+        <w:t>string</w:t>
+      </w:r>
+      <w:proofErr w:type="spellEnd"/>
+      <w:r>
+        <w:rPr>
+          <w:sz w:val="28"/>
+          <w:szCs w:val="28"/>
+        </w:rPr>
+        <w:t xml:space="preserve"> </w:t>
+      </w:r>
+      <w:proofErr w:type="spellStart"/>
+      <w:r>
+        <w:rPr>
+          <w:sz w:val="28"/>
+          <w:szCs w:val="28"/>
+        </w:rPr>
+        <w:t>testID</w:t>
+      </w:r>
+      <w:proofErr w:type="spellEnd"/>
+      <w:r>
+        <w:rPr>
+          <w:sz w:val="28"/>
+          <w:szCs w:val="28"/>
+        </w:rPr>
+        <w:t xml:space="preserve">, </w:t>
+      </w:r>
+      <w:proofErr w:type="spellStart"/>
+      <w:r>
+        <w:rPr>
+          <w:sz w:val="28"/>
+          <w:szCs w:val="28"/>
+        </w:rPr>
+        <w:t>bool</w:t>
+      </w:r>
+      <w:proofErr w:type="spellEnd"/>
+      <w:r>
+        <w:rPr>
+          <w:sz w:val="28"/>
+          <w:szCs w:val="28"/>
+        </w:rPr>
+        <w:t xml:space="preserve"> </w:t>
+      </w:r>
+      <w:proofErr w:type="spellStart"/>
+      <w:r>
+        <w:rPr>
+          <w:sz w:val="28"/>
+          <w:szCs w:val="28"/>
+        </w:rPr>
+        <w:t>passed</w:t>
+      </w:r>
+      <w:proofErr w:type="spellEnd"/>
+      <w:r>
+        <w:rPr>
+          <w:sz w:val="28"/>
+          <w:szCs w:val="28"/>
+        </w:rPr>
+        <w:t xml:space="preserve">, </w:t>
+      </w:r>
+      <w:proofErr w:type="spellStart"/>
+      <w:r>
+        <w:rPr>
+          <w:sz w:val="28"/>
+          <w:szCs w:val="28"/>
+        </w:rPr>
+        <w:t>string</w:t>
+      </w:r>
+      <w:proofErr w:type="spellEnd"/>
+      <w:r>
+        <w:rPr>
+          <w:sz w:val="28"/>
+          <w:szCs w:val="28"/>
+        </w:rPr>
+        <w:t xml:space="preserve"> </w:t>
+      </w:r>
+      <w:proofErr w:type="spellStart"/>
+      <w:r>
+        <w:rPr>
+          <w:sz w:val="28"/>
+          <w:szCs w:val="28"/>
+        </w:rPr>
+        <w:t>details</w:t>
+      </w:r>
+      <w:proofErr w:type="spellEnd"/>
+      <w:r>
+        <w:rPr>
+          <w:sz w:val="28"/>
+          <w:szCs w:val="28"/>
+        </w:rPr>
+        <w:t>) {</w:t>
+      </w:r>
+    </w:p>
+    <w:p>
+      <w:pPr>
+        <w:rPr>
+          <w:sz w:val="28"/>
+          <w:szCs w:val="28"/>
+        </w:rPr>
+      </w:pPr>
+      <w:r>
+        <w:rPr>
+          <w:sz w:val="28"/>
+          <w:szCs w:val="28"/>
+        </w:rPr>
+        <w:t xml:space="preserve">    </w:t>
+      </w:r>
+      <w:proofErr w:type="spellStart"/>
+      <w:r>
+        <w:rPr>
+          <w:sz w:val="28"/>
+          <w:szCs w:val="28"/>
+        </w:rPr>
+        <w:t>log</w:t>
+      </w:r>
+      <w:proofErr w:type="spellEnd"/>
+      <w:r>
+        <w:rPr>
+          <w:sz w:val="28"/>
+          <w:szCs w:val="28"/>
+        </w:rPr>
+        <w:t xml:space="preserve"> &lt;&lt; "</w:t>
+      </w:r>
+      <w:proofErr w:type="spellStart"/>
+      <w:r>
+        <w:rPr>
+          <w:sz w:val="28"/>
+          <w:szCs w:val="28"/>
+        </w:rPr>
+        <w:t>Test</w:t>
+      </w:r>
+      <w:proofErr w:type="spellEnd"/>
+      <w:r>
+        <w:rPr>
+          <w:sz w:val="28"/>
+          <w:szCs w:val="28"/>
+        </w:rPr>
+        <w:t xml:space="preserve"> ID: " &lt;&lt; </w:t>
+      </w:r>
+      <w:proofErr w:type="spellStart"/>
+      <w:r>
+        <w:rPr>
+          <w:sz w:val="28"/>
+          <w:szCs w:val="28"/>
+        </w:rPr>
+        <w:t>testID</w:t>
+      </w:r>
+      <w:proofErr w:type="spellEnd"/>
+      <w:r>
+        <w:rPr>
+          <w:sz w:val="28"/>
+          <w:szCs w:val="28"/>
+        </w:rPr>
+        <w:t xml:space="preserve"> &lt;&lt; " | </w:t>
+      </w:r>
+      <w:proofErr w:type="spellStart"/>
+      <w:r>
+        <w:rPr>
+          <w:sz w:val="28"/>
+          <w:szCs w:val="28"/>
+        </w:rPr>
+        <w:t>Status</w:t>
+      </w:r>
+      <w:proofErr w:type="spellEnd"/>
+      <w:r>
+        <w:rPr>
+          <w:sz w:val="28"/>
+          <w:szCs w:val="28"/>
+        </w:rPr>
+        <w:t>: " &lt;&lt; (</w:t>
+      </w:r>
+      <w:proofErr w:type="spellStart"/>
+      <w:r>
+        <w:rPr>
+          <w:sz w:val="28"/>
+          <w:szCs w:val="28"/>
+        </w:rPr>
+        <w:t>passed</w:t>
+      </w:r>
+      <w:proofErr w:type="spellEnd"/>
+      <w:r>
+        <w:rPr>
+          <w:sz w:val="28"/>
+          <w:szCs w:val="28"/>
+        </w:rPr>
+        <w:t xml:space="preserve"> ? "PASSED" : "FAILED")</w:t>
+      </w:r>
+    </w:p>
+    <w:p>
+      <w:pPr>
+        <w:rPr>
+          <w:sz w:val="28"/>
+          <w:szCs w:val="28"/>
+        </w:rPr>
+      </w:pPr>
+      <w:r>
+        <w:rPr>
+          <w:sz w:val="28"/>
+          <w:szCs w:val="28"/>
+        </w:rPr>
+        <w:t xml:space="preserve">        &lt;&lt; " | </w:t>
+      </w:r>
+      <w:proofErr w:type="spellStart"/>
+      <w:r>
+        <w:rPr>
+          <w:sz w:val="28"/>
+          <w:szCs w:val="28"/>
+        </w:rPr>
+        <w:t>Details</w:t>
+      </w:r>
+      <w:proofErr w:type="spellEnd"/>
+      <w:r>
+        <w:rPr>
+          <w:sz w:val="28"/>
+          <w:szCs w:val="28"/>
+        </w:rPr>
+        <w:t xml:space="preserve">: " &lt;&lt; </w:t>
+      </w:r>
+      <w:proofErr w:type="spellStart"/>
+      <w:r>
+        <w:rPr>
+          <w:sz w:val="28"/>
+          <w:szCs w:val="28"/>
+        </w:rPr>
+        <w:t>details</w:t>
+      </w:r>
+      <w:proofErr w:type="spellEnd"/>
+      <w:r>
+        <w:rPr>
+          <w:sz w:val="28"/>
+          <w:szCs w:val="28"/>
+        </w:rPr>
+        <w:t xml:space="preserve"> &lt;&lt; </w:t>
+      </w:r>
+      <w:proofErr w:type="spellStart"/>
+      <w:r>
+        <w:rPr>
+          <w:sz w:val="28"/>
+          <w:szCs w:val="28"/>
+        </w:rPr>
+        <w:t>endl</w:t>
+      </w:r>
+      <w:proofErr w:type="spellEnd"/>
+      <w:r>
+        <w:rPr>
+          <w:sz w:val="28"/>
+          <w:szCs w:val="28"/>
+        </w:rPr>
+        <w:t>;</w:t>
+      </w:r>
+    </w:p>
+    <w:p>
+      <w:pPr>
+        <w:rPr>
+          <w:sz w:val="28"/>
+          <w:szCs w:val="28"/>
+        </w:rPr>
+      </w:pPr>
+      <w:r>
+        <w:rPr>
+          <w:sz w:val="28"/>
+          <w:szCs w:val="28"/>
+        </w:rPr>
+        <w:t xml:space="preserve">    </w:t>
+      </w:r>
+      <w:proofErr w:type="spellStart"/>
+      <w:r>
+        <w:rPr>
+          <w:sz w:val="28"/>
+          <w:szCs w:val="28"/>
+        </w:rPr>
+        <w:t>cout</w:t>
+      </w:r>
+      <w:proofErr w:type="spellEnd"/>
+      <w:r>
+        <w:rPr>
+          <w:sz w:val="28"/>
+          <w:szCs w:val="28"/>
+        </w:rPr>
+        <w:t xml:space="preserve"> &lt;&lt; "</w:t>
+      </w:r>
+      <w:proofErr w:type="spellStart"/>
+      <w:r>
+        <w:rPr>
+          <w:sz w:val="28"/>
+          <w:szCs w:val="28"/>
+        </w:rPr>
+        <w:t>Test</w:t>
+      </w:r>
+      <w:proofErr w:type="spellEnd"/>
+      <w:r>
+        <w:rPr>
+          <w:sz w:val="28"/>
+          <w:szCs w:val="28"/>
+        </w:rPr>
+        <w:t xml:space="preserve"> " &lt;&lt; </w:t>
+      </w:r>
+      <w:proofErr w:type="spellStart"/>
+      <w:r>
+        <w:rPr>
+          <w:sz w:val="28"/>
+          <w:szCs w:val="28"/>
+        </w:rPr>
+        <w:t>testID</w:t>
+      </w:r>
+      <w:proofErr w:type="spellEnd"/>
+      <w:r>
+        <w:rPr>
+          <w:sz w:val="28"/>
+          <w:szCs w:val="28"/>
+        </w:rPr>
+        <w:t xml:space="preserve"> &lt;&lt; ": " &lt;&lt; (</w:t>
+      </w:r>
+      <w:proofErr w:type="spellStart"/>
+      <w:r>
+        <w:rPr>
+          <w:sz w:val="28"/>
+          <w:szCs w:val="28"/>
+        </w:rPr>
+        <w:t>passed</w:t>
+      </w:r>
+      <w:proofErr w:type="spellEnd"/>
+      <w:r>
+        <w:rPr>
+          <w:sz w:val="28"/>
+          <w:szCs w:val="28"/>
+        </w:rPr>
+        <w:t xml:space="preserve"> ? "PASSED" : "FAILED") &lt;&lt; </w:t>
+      </w:r>
+      <w:proofErr w:type="spellStart"/>
+      <w:r>
+        <w:rPr>
+          <w:sz w:val="28"/>
+          <w:szCs w:val="28"/>
+        </w:rPr>
+        <w:t>endl</w:t>
+      </w:r>
+      <w:proofErr w:type="spellEnd"/>
+      <w:r>
+        <w:rPr>
+          <w:sz w:val="28"/>
+          <w:szCs w:val="28"/>
+        </w:rPr>
+        <w:t>;</w:t>
+      </w:r>
+    </w:p>
+    <w:p>
+      <w:pPr>
+        <w:rPr>
+          <w:sz w:val="28"/>
+          <w:szCs w:val="28"/>
+        </w:rPr>
+      </w:pPr>
+      <w:r>
+        <w:rPr>
+          <w:sz w:val="28"/>
+          <w:szCs w:val="28"/>
+        </w:rPr>
+        <w:t>}</w:t>
+      </w:r>
+    </w:p>
+    <w:p>
+      <w:pPr>
+        <w:rPr>
+          <w:sz w:val="28"/>
+          <w:szCs w:val="28"/>
+        </w:rPr>
+      </w:pPr>
+    </w:p>
+    <w:p>
+      <w:pPr>
+        <w:rPr>
+          <w:sz w:val="28"/>
+          <w:szCs w:val="28"/>
+        </w:rPr>
+      </w:pPr>
+      <w:proofErr w:type="spellStart"/>
+      <w:r>
+        <w:rPr>
+          <w:sz w:val="28"/>
+          <w:szCs w:val="28"/>
+        </w:rPr>
+        <w:t>int</w:t>
+      </w:r>
+      <w:proofErr w:type="spellEnd"/>
+      <w:r>
+        <w:rPr>
+          <w:sz w:val="28"/>
+          <w:szCs w:val="28"/>
+        </w:rPr>
+        <w:t xml:space="preserve"> </w:t>
+      </w:r>
+      <w:proofErr w:type="spellStart"/>
+      <w:r>
+        <w:rPr>
+          <w:sz w:val="28"/>
+          <w:szCs w:val="28"/>
+        </w:rPr>
+        <w:t>main</w:t>
+      </w:r>
+      <w:proofErr w:type="spellEnd"/>
+      <w:r>
+        <w:rPr>
+          <w:sz w:val="28"/>
+          <w:szCs w:val="28"/>
+        </w:rPr>
+        <w:t>() {</w:t>
+      </w:r>
+    </w:p>
+    <w:p>
+      <w:pPr>
+        <w:rPr>
+          <w:sz w:val="28"/>
+          <w:szCs w:val="28"/>
+        </w:rPr>
+      </w:pPr>
+      <w:r>
+        <w:rPr>
+          <w:sz w:val="28"/>
+          <w:szCs w:val="28"/>
+        </w:rPr>
+        <w:t xml:space="preserve">    </w:t>
+      </w:r>
+      <w:proofErr w:type="spellStart"/>
+      <w:r>
+        <w:rPr>
+          <w:sz w:val="28"/>
+          <w:szCs w:val="28"/>
+        </w:rPr>
+        <w:t>string</w:t>
+      </w:r>
+      <w:proofErr w:type="spellEnd"/>
+      <w:r>
+        <w:rPr>
+          <w:sz w:val="28"/>
+          <w:szCs w:val="28"/>
+        </w:rPr>
+        <w:t xml:space="preserve"> </w:t>
+      </w:r>
+      <w:proofErr w:type="spellStart"/>
+      <w:r>
+        <w:rPr>
+          <w:sz w:val="28"/>
+          <w:szCs w:val="28"/>
+        </w:rPr>
+        <w:t>inputFileName</w:t>
+      </w:r>
+      <w:proofErr w:type="spellEnd"/>
+      <w:r>
+        <w:rPr>
+          <w:sz w:val="28"/>
+          <w:szCs w:val="28"/>
+        </w:rPr>
+        <w:t xml:space="preserve">  = "input.txt";</w:t>
+      </w:r>
+    </w:p>
+    <w:p>
+      <w:pPr>
+        <w:rPr>
+          <w:sz w:val="28"/>
+          <w:szCs w:val="28"/>
+        </w:rPr>
+      </w:pPr>
+      <w:r>
+        <w:rPr>
+          <w:sz w:val="28"/>
+          <w:szCs w:val="28"/>
+        </w:rPr>
+        <w:t xml:space="preserve">    </w:t>
+      </w:r>
+      <w:proofErr w:type="spellStart"/>
+      <w:r>
+        <w:rPr>
+          <w:sz w:val="28"/>
+          <w:szCs w:val="28"/>
+        </w:rPr>
+        <w:t>string</w:t>
+      </w:r>
+      <w:proofErr w:type="spellEnd"/>
+      <w:r>
+        <w:rPr>
+          <w:sz w:val="28"/>
+          <w:szCs w:val="28"/>
+        </w:rPr>
+        <w:t xml:space="preserve"> </w:t>
+      </w:r>
+      <w:proofErr w:type="spellStart"/>
+      <w:r>
+        <w:rPr>
+          <w:sz w:val="28"/>
+          <w:szCs w:val="28"/>
+        </w:rPr>
+        <w:t>outputFileName</w:t>
+      </w:r>
+      <w:proofErr w:type="spellEnd"/>
+      <w:r>
+        <w:rPr>
+          <w:sz w:val="28"/>
+          <w:szCs w:val="28"/>
+        </w:rPr>
+        <w:t xml:space="preserve"> = "output.txt";</w:t>
+      </w:r>
+    </w:p>
+    <w:p>
+      <w:pPr>
+        <w:rPr>
+          <w:sz w:val="28"/>
+          <w:szCs w:val="28"/>
+        </w:rPr>
+      </w:pPr>
+      <w:r>
+        <w:rPr>
+          <w:sz w:val="28"/>
+          <w:szCs w:val="28"/>
+        </w:rPr>
+        <w:t xml:space="preserve">    </w:t>
+      </w:r>
+      <w:proofErr w:type="spellStart"/>
+      <w:r>
+        <w:rPr>
+          <w:sz w:val="28"/>
+          <w:szCs w:val="28"/>
+        </w:rPr>
+        <w:t>string</w:t>
+      </w:r>
+      <w:proofErr w:type="spellEnd"/>
+      <w:r>
+        <w:rPr>
+          <w:sz w:val="28"/>
+          <w:szCs w:val="28"/>
+        </w:rPr>
+        <w:t xml:space="preserve"> </w:t>
+      </w:r>
+      <w:proofErr w:type="spellStart"/>
+      <w:r>
+        <w:rPr>
+          <w:sz w:val="28"/>
+          <w:szCs w:val="28"/>
+        </w:rPr>
+        <w:t>logFileName</w:t>
+      </w:r>
+      <w:proofErr w:type="spellEnd"/>
+      <w:r>
+        <w:rPr>
+          <w:sz w:val="28"/>
+          <w:szCs w:val="28"/>
+        </w:rPr>
+        <w:t xml:space="preserve">    = "test_report.txt";</w:t>
+      </w:r>
+    </w:p>
+    <w:p>
+      <w:pPr>
+        <w:rPr>
+          <w:sz w:val="28"/>
+          <w:szCs w:val="28"/>
+        </w:rPr>
+      </w:pPr>
+    </w:p>
+    <w:p>
+      <w:pPr>
+        <w:rPr>
+          <w:sz w:val="28"/>
+          <w:szCs w:val="28"/>
+        </w:rPr>
+      </w:pPr>
+      <w:r>
+        <w:rPr>
+          <w:sz w:val="28"/>
+          <w:szCs w:val="28"/>
+        </w:rPr>
+        <w:t xml:space="preserve">    </w:t>
+      </w:r>
+      <w:proofErr w:type="spellStart"/>
+      <w:r>
+        <w:rPr>
+          <w:sz w:val="28"/>
+          <w:szCs w:val="28"/>
+        </w:rPr>
+        <w:t>ofstream</w:t>
+      </w:r>
+      <w:proofErr w:type="spellEnd"/>
+      <w:r>
+        <w:rPr>
+          <w:sz w:val="28"/>
+          <w:szCs w:val="28"/>
+        </w:rPr>
+        <w:t xml:space="preserve"> </w:t>
+      </w:r>
+      <w:proofErr w:type="spellStart"/>
+      <w:r>
+        <w:rPr>
+          <w:sz w:val="28"/>
+          <w:szCs w:val="28"/>
+        </w:rPr>
+        <w:t>logFile</w:t>
+      </w:r>
+      <w:proofErr w:type="spellEnd"/>
+      <w:r>
+        <w:rPr>
+          <w:sz w:val="28"/>
+          <w:szCs w:val="28"/>
+        </w:rPr>
+        <w:t>(</w:t>
+      </w:r>
+      <w:proofErr w:type="spellStart"/>
+      <w:r>
+        <w:rPr>
+          <w:sz w:val="28"/>
+          <w:szCs w:val="28"/>
+        </w:rPr>
+        <w:t>logFileName.c_str</w:t>
+      </w:r>
+      <w:proofErr w:type="spellEnd"/>
+      <w:r>
+        <w:rPr>
+          <w:sz w:val="28"/>
+          <w:szCs w:val="28"/>
+        </w:rPr>
+        <w:t>());   // .</w:t>
+      </w:r>
+      <w:proofErr w:type="spellStart"/>
+      <w:r>
+        <w:rPr>
+          <w:sz w:val="28"/>
+          <w:szCs w:val="28"/>
+        </w:rPr>
+        <w:t>c_str</w:t>
+      </w:r>
+      <w:proofErr w:type="spellEnd"/>
+      <w:r>
+        <w:rPr>
+          <w:sz w:val="28"/>
+          <w:szCs w:val="28"/>
+        </w:rPr>
+        <w:t>() — виправлення рядків 30, 42</w:t>
+      </w:r>
+    </w:p>
+    <w:p>
+      <w:pPr>
+        <w:rPr>
+          <w:sz w:val="28"/>
+          <w:szCs w:val="28"/>
+        </w:rPr>
+      </w:pPr>
+      <w:r>
+        <w:rPr>
+          <w:sz w:val="28"/>
+          <w:szCs w:val="28"/>
+        </w:rPr>
+        <w:t xml:space="preserve">    </w:t>
+      </w:r>
+      <w:proofErr w:type="spellStart"/>
+      <w:r>
+        <w:rPr>
+          <w:sz w:val="28"/>
+          <w:szCs w:val="28"/>
+        </w:rPr>
+        <w:t>if</w:t>
+      </w:r>
+      <w:proofErr w:type="spellEnd"/>
+      <w:r>
+        <w:rPr>
+          <w:sz w:val="28"/>
+          <w:szCs w:val="28"/>
+        </w:rPr>
+        <w:t xml:space="preserve"> (!</w:t>
+      </w:r>
+      <w:proofErr w:type="spellStart"/>
+      <w:r>
+        <w:rPr>
+          <w:sz w:val="28"/>
+          <w:szCs w:val="28"/>
+        </w:rPr>
+        <w:t>logFile.is_open</w:t>
+      </w:r>
+      <w:proofErr w:type="spellEnd"/>
+      <w:r>
+        <w:rPr>
+          <w:sz w:val="28"/>
+          <w:szCs w:val="28"/>
+        </w:rPr>
+        <w:t>()) {</w:t>
+      </w:r>
+    </w:p>
+    <w:p>
+      <w:pPr>
+        <w:rPr>
+          <w:sz w:val="28"/>
+          <w:szCs w:val="28"/>
+        </w:rPr>
+      </w:pPr>
+      <w:r>
+        <w:rPr>
+          <w:sz w:val="28"/>
+          <w:szCs w:val="28"/>
+        </w:rPr>
+        <w:t xml:space="preserve">        </w:t>
+      </w:r>
+      <w:proofErr w:type="spellStart"/>
+      <w:r>
+        <w:rPr>
+          <w:sz w:val="28"/>
+          <w:szCs w:val="28"/>
+        </w:rPr>
+        <w:t>cerr</w:t>
+      </w:r>
+      <w:proofErr w:type="spellEnd"/>
+      <w:r>
+        <w:rPr>
+          <w:sz w:val="28"/>
+          <w:szCs w:val="28"/>
+        </w:rPr>
+        <w:t xml:space="preserve"> &lt;&lt; "Не вдалося створити файл протоколу!" &lt;&lt; </w:t>
+      </w:r>
+      <w:proofErr w:type="spellStart"/>
+      <w:r>
+        <w:rPr>
+          <w:sz w:val="28"/>
+          <w:szCs w:val="28"/>
+        </w:rPr>
+        <w:t>endl</w:t>
+      </w:r>
+      <w:proofErr w:type="spellEnd"/>
+      <w:r>
+        <w:rPr>
+          <w:sz w:val="28"/>
+          <w:szCs w:val="28"/>
+        </w:rPr>
+        <w:t>;</w:t>
+      </w:r>
+    </w:p>
+    <w:p>
+      <w:pPr>
+        <w:rPr>
+          <w:sz w:val="28"/>
+          <w:szCs w:val="28"/>
+        </w:rPr>
+      </w:pPr>
+      <w:r>
+        <w:rPr>
+          <w:sz w:val="28"/>
+          <w:szCs w:val="28"/>
+        </w:rPr>
+        <w:t xml:space="preserve">        </w:t>
+      </w:r>
+      <w:proofErr w:type="spellStart"/>
+      <w:r>
+        <w:rPr>
+          <w:sz w:val="28"/>
+          <w:szCs w:val="28"/>
+        </w:rPr>
+        <w:t>return</w:t>
+      </w:r>
+      <w:proofErr w:type="spellEnd"/>
+      <w:r>
+        <w:rPr>
+          <w:sz w:val="28"/>
+          <w:szCs w:val="28"/>
+        </w:rPr>
+        <w:t xml:space="preserve"> 1;</w:t>
+      </w:r>
+    </w:p>
+    <w:p>
+      <w:pPr>
+        <w:rPr>
+          <w:sz w:val="28"/>
+          <w:szCs w:val="28"/>
+        </w:rPr>
+      </w:pPr>
+      <w:r>
+        <w:rPr>
+          <w:sz w:val="28"/>
+          <w:szCs w:val="28"/>
+        </w:rPr>
+        <w:t xml:space="preserve">    }</w:t>
+      </w:r>
+    </w:p>
+    <w:p>
+      <w:pPr>
+        <w:rPr>
+          <w:sz w:val="28"/>
+          <w:szCs w:val="28"/>
+        </w:rPr>
+      </w:pPr>
+    </w:p>
+    <w:p>
+      <w:pPr>
+        <w:rPr>
+          <w:sz w:val="28"/>
+          <w:szCs w:val="28"/>
+        </w:rPr>
+      </w:pPr>
+      <w:r>
+        <w:rPr>
+          <w:sz w:val="28"/>
+          <w:szCs w:val="28"/>
+        </w:rPr>
+        <w:t xml:space="preserve">    </w:t>
+      </w:r>
+      <w:proofErr w:type="spellStart"/>
+      <w:r>
+        <w:rPr>
+          <w:sz w:val="28"/>
+          <w:szCs w:val="28"/>
+        </w:rPr>
+        <w:t>logFile</w:t>
+      </w:r>
+      <w:proofErr w:type="spellEnd"/>
+      <w:r>
+        <w:rPr>
+          <w:sz w:val="28"/>
+          <w:szCs w:val="28"/>
+        </w:rPr>
+        <w:t xml:space="preserve"> &lt;&lt; " ПРОТОКОЛ ТЕСТУВАННЯ МОДУЛІВ ЛАБ 10 " &lt;&lt; </w:t>
+      </w:r>
+      <w:proofErr w:type="spellStart"/>
+      <w:r>
+        <w:rPr>
+          <w:sz w:val="28"/>
+          <w:szCs w:val="28"/>
+        </w:rPr>
+        <w:t>endl</w:t>
+      </w:r>
+      <w:proofErr w:type="spellEnd"/>
+      <w:r>
+        <w:rPr>
+          <w:sz w:val="28"/>
+          <w:szCs w:val="28"/>
+        </w:rPr>
+        <w:t>;</w:t>
+      </w:r>
+    </w:p>
+    <w:p>
+      <w:pPr>
+        <w:rPr>
+          <w:sz w:val="28"/>
+          <w:szCs w:val="28"/>
+        </w:rPr>
+      </w:pPr>
+    </w:p>
+    <w:p>
+      <w:pPr>
+        <w:rPr>
+          <w:sz w:val="28"/>
+          <w:szCs w:val="28"/>
+        </w:rPr>
+      </w:pPr>
+      <w:r>
+        <w:rPr>
+          <w:sz w:val="28"/>
+          <w:szCs w:val="28"/>
+        </w:rPr>
+        <w:t xml:space="preserve">    //  ЗАДАЧА 10.1 </w:t>
+      </w:r>
+    </w:p>
+    <w:p>
+      <w:pPr>
+        <w:rPr>
+          <w:sz w:val="28"/>
+          <w:szCs w:val="28"/>
+        </w:rPr>
+      </w:pPr>
+      <w:r>
+        <w:rPr>
+          <w:sz w:val="28"/>
+          <w:szCs w:val="28"/>
+        </w:rPr>
+        <w:t xml:space="preserve">    </w:t>
+      </w:r>
+      <w:proofErr w:type="spellStart"/>
+      <w:r>
+        <w:rPr>
+          <w:sz w:val="28"/>
+          <w:szCs w:val="28"/>
+        </w:rPr>
+        <w:t>logFile</w:t>
+      </w:r>
+      <w:proofErr w:type="spellEnd"/>
+      <w:r>
+        <w:rPr>
+          <w:sz w:val="28"/>
+          <w:szCs w:val="28"/>
+        </w:rPr>
+        <w:t xml:space="preserve"> &lt;&lt; "\n Тестування </w:t>
+      </w:r>
+      <w:proofErr w:type="spellStart"/>
+      <w:r>
+        <w:rPr>
+          <w:sz w:val="28"/>
+          <w:szCs w:val="28"/>
+        </w:rPr>
+        <w:t>Задачi</w:t>
+      </w:r>
+      <w:proofErr w:type="spellEnd"/>
+      <w:r>
+        <w:rPr>
+          <w:sz w:val="28"/>
+          <w:szCs w:val="28"/>
+        </w:rPr>
+        <w:t xml:space="preserve"> 10.1 " &lt;&lt; </w:t>
+      </w:r>
+      <w:proofErr w:type="spellStart"/>
+      <w:r>
+        <w:rPr>
+          <w:sz w:val="28"/>
+          <w:szCs w:val="28"/>
+        </w:rPr>
+        <w:t>endl</w:t>
+      </w:r>
+      <w:proofErr w:type="spellEnd"/>
+      <w:r>
+        <w:rPr>
+          <w:sz w:val="28"/>
+          <w:szCs w:val="28"/>
+        </w:rPr>
+        <w:t>;</w:t>
+      </w:r>
+    </w:p>
+    <w:p>
+      <w:pPr>
+        <w:rPr>
+          <w:sz w:val="28"/>
+          <w:szCs w:val="28"/>
+        </w:rPr>
+      </w:pPr>
+    </w:p>
+    <w:p>
+      <w:pPr>
+        <w:rPr>
+          <w:sz w:val="28"/>
+          <w:szCs w:val="28"/>
+        </w:rPr>
+      </w:pPr>
+      <w:r>
+        <w:rPr>
+          <w:sz w:val="28"/>
+          <w:szCs w:val="28"/>
+        </w:rPr>
+        <w:t xml:space="preserve">    </w:t>
+      </w:r>
+      <w:proofErr w:type="spellStart"/>
+      <w:r>
+        <w:rPr>
+          <w:sz w:val="28"/>
+          <w:szCs w:val="28"/>
+        </w:rPr>
+        <w:t>ofstream</w:t>
+      </w:r>
+      <w:proofErr w:type="spellEnd"/>
+      <w:r>
+        <w:rPr>
+          <w:sz w:val="28"/>
+          <w:szCs w:val="28"/>
+        </w:rPr>
+        <w:t xml:space="preserve"> </w:t>
+      </w:r>
+      <w:proofErr w:type="spellStart"/>
+      <w:r>
+        <w:rPr>
+          <w:sz w:val="28"/>
+          <w:szCs w:val="28"/>
+        </w:rPr>
+        <w:t>testIn</w:t>
+      </w:r>
+      <w:proofErr w:type="spellEnd"/>
+      <w:r>
+        <w:rPr>
+          <w:sz w:val="28"/>
+          <w:szCs w:val="28"/>
+        </w:rPr>
+        <w:t>(</w:t>
+      </w:r>
+      <w:proofErr w:type="spellStart"/>
+      <w:r>
+        <w:rPr>
+          <w:sz w:val="28"/>
+          <w:szCs w:val="28"/>
+        </w:rPr>
+        <w:t>inputFileName.c_str</w:t>
+      </w:r>
+      <w:proofErr w:type="spellEnd"/>
+      <w:r>
+        <w:rPr>
+          <w:sz w:val="28"/>
+          <w:szCs w:val="28"/>
+        </w:rPr>
+        <w:t>());  // .</w:t>
+      </w:r>
+      <w:proofErr w:type="spellStart"/>
+      <w:r>
+        <w:rPr>
+          <w:sz w:val="28"/>
+          <w:szCs w:val="28"/>
+        </w:rPr>
+        <w:t>c_str</w:t>
+      </w:r>
+      <w:proofErr w:type="spellEnd"/>
+      <w:r>
+        <w:rPr>
+          <w:sz w:val="28"/>
+          <w:szCs w:val="28"/>
+        </w:rPr>
+        <w:t>() тут теж</w:t>
+      </w:r>
+    </w:p>
+    <w:p>
+      <w:pPr>
+        <w:rPr>
+          <w:sz w:val="28"/>
+          <w:szCs w:val="28"/>
+        </w:rPr>
+      </w:pPr>
+      <w:r>
+        <w:rPr>
+          <w:sz w:val="28"/>
+          <w:szCs w:val="28"/>
+        </w:rPr>
+        <w:t xml:space="preserve">    </w:t>
+      </w:r>
+      <w:proofErr w:type="spellStart"/>
+      <w:r>
+        <w:rPr>
+          <w:sz w:val="28"/>
+          <w:szCs w:val="28"/>
+        </w:rPr>
+        <w:t>testIn</w:t>
+      </w:r>
+      <w:proofErr w:type="spellEnd"/>
+      <w:r>
+        <w:rPr>
+          <w:sz w:val="28"/>
+          <w:szCs w:val="28"/>
+        </w:rPr>
+        <w:t xml:space="preserve"> &lt;&lt; "Свята моя ненько, я вдячний </w:t>
+      </w:r>
+      <w:proofErr w:type="spellStart"/>
+      <w:r>
+        <w:rPr>
+          <w:sz w:val="28"/>
+          <w:szCs w:val="28"/>
+        </w:rPr>
+        <w:t>Тобi</w:t>
+      </w:r>
+      <w:proofErr w:type="spellEnd"/>
+      <w:r>
+        <w:rPr>
+          <w:sz w:val="28"/>
+          <w:szCs w:val="28"/>
+        </w:rPr>
+        <w:t>,\n"</w:t>
+      </w:r>
+    </w:p>
+    <w:p>
+      <w:pPr>
+        <w:rPr>
+          <w:sz w:val="28"/>
+          <w:szCs w:val="28"/>
+        </w:rPr>
+      </w:pPr>
+      <w:r>
+        <w:rPr>
+          <w:sz w:val="28"/>
+          <w:szCs w:val="28"/>
+        </w:rPr>
+        <w:t xml:space="preserve">           &lt;&lt; "Що в </w:t>
+      </w:r>
+      <w:proofErr w:type="spellStart"/>
+      <w:r>
+        <w:rPr>
+          <w:sz w:val="28"/>
+          <w:szCs w:val="28"/>
+        </w:rPr>
+        <w:t>хатi</w:t>
+      </w:r>
+      <w:proofErr w:type="spellEnd"/>
+      <w:r>
+        <w:rPr>
+          <w:sz w:val="28"/>
+          <w:szCs w:val="28"/>
+        </w:rPr>
+        <w:t xml:space="preserve"> тепленько i </w:t>
+      </w:r>
+      <w:proofErr w:type="spellStart"/>
+      <w:r>
+        <w:rPr>
+          <w:sz w:val="28"/>
+          <w:szCs w:val="28"/>
+        </w:rPr>
+        <w:t>сiль</w:t>
+      </w:r>
+      <w:proofErr w:type="spellEnd"/>
+      <w:r>
+        <w:rPr>
+          <w:sz w:val="28"/>
+          <w:szCs w:val="28"/>
+        </w:rPr>
+        <w:t xml:space="preserve"> є, i </w:t>
+      </w:r>
+      <w:proofErr w:type="spellStart"/>
+      <w:r>
+        <w:rPr>
+          <w:sz w:val="28"/>
+          <w:szCs w:val="28"/>
+        </w:rPr>
+        <w:t>хлiб</w:t>
+      </w:r>
+      <w:proofErr w:type="spellEnd"/>
+      <w:r>
+        <w:rPr>
+          <w:sz w:val="28"/>
+          <w:szCs w:val="28"/>
+        </w:rPr>
+        <w:t>.";</w:t>
+      </w:r>
+    </w:p>
+    <w:p>
+      <w:pPr>
+        <w:rPr>
+          <w:sz w:val="28"/>
+          <w:szCs w:val="28"/>
+        </w:rPr>
+      </w:pPr>
+      <w:r>
+        <w:rPr>
+          <w:sz w:val="28"/>
+          <w:szCs w:val="28"/>
+        </w:rPr>
+        <w:t xml:space="preserve">    </w:t>
+      </w:r>
+      <w:proofErr w:type="spellStart"/>
+      <w:r>
+        <w:rPr>
+          <w:sz w:val="28"/>
+          <w:szCs w:val="28"/>
+        </w:rPr>
+        <w:t>testIn.close</w:t>
+      </w:r>
+      <w:proofErr w:type="spellEnd"/>
+      <w:r>
+        <w:rPr>
+          <w:sz w:val="28"/>
+          <w:szCs w:val="28"/>
+        </w:rPr>
+        <w:t>();</w:t>
+      </w:r>
+    </w:p>
+    <w:p>
+      <w:pPr>
+        <w:rPr>
+          <w:sz w:val="28"/>
+          <w:szCs w:val="28"/>
+        </w:rPr>
+      </w:pPr>
+    </w:p>
+    <w:p>
+      <w:pPr>
+        <w:rPr>
+          <w:sz w:val="28"/>
+          <w:szCs w:val="28"/>
+        </w:rPr>
+      </w:pPr>
+      <w:r>
+        <w:rPr>
+          <w:sz w:val="28"/>
+          <w:szCs w:val="28"/>
+        </w:rPr>
+        <w:t xml:space="preserve">    task10_1(</w:t>
+      </w:r>
+      <w:proofErr w:type="spellStart"/>
+      <w:r>
+        <w:rPr>
+          <w:sz w:val="28"/>
+          <w:szCs w:val="28"/>
+        </w:rPr>
+        <w:t>inputFileName</w:t>
+      </w:r>
+      <w:proofErr w:type="spellEnd"/>
+      <w:r>
+        <w:rPr>
+          <w:sz w:val="28"/>
+          <w:szCs w:val="28"/>
+        </w:rPr>
+        <w:t xml:space="preserve">, </w:t>
+      </w:r>
+      <w:proofErr w:type="spellStart"/>
+      <w:r>
+        <w:rPr>
+          <w:sz w:val="28"/>
+          <w:szCs w:val="28"/>
+        </w:rPr>
+        <w:t>outputFileName</w:t>
+      </w:r>
+      <w:proofErr w:type="spellEnd"/>
+      <w:r>
+        <w:rPr>
+          <w:sz w:val="28"/>
+          <w:szCs w:val="28"/>
+        </w:rPr>
+        <w:t>);</w:t>
+      </w:r>
+    </w:p>
+    <w:p>
+      <w:pPr>
+        <w:rPr>
+          <w:sz w:val="28"/>
+          <w:szCs w:val="28"/>
+        </w:rPr>
+      </w:pPr>
+      <w:r>
+        <w:rPr>
+          <w:sz w:val="28"/>
+          <w:szCs w:val="28"/>
+        </w:rPr>
+        <w:t xml:space="preserve">    </w:t>
+      </w:r>
+      <w:proofErr w:type="spellStart"/>
+      <w:r>
+        <w:rPr>
+          <w:sz w:val="28"/>
+          <w:szCs w:val="28"/>
+        </w:rPr>
+        <w:t>logResult</w:t>
+      </w:r>
+      <w:proofErr w:type="spellEnd"/>
+      <w:r>
+        <w:rPr>
+          <w:sz w:val="28"/>
+          <w:szCs w:val="28"/>
+        </w:rPr>
+        <w:t>(</w:t>
+      </w:r>
+      <w:proofErr w:type="spellStart"/>
+      <w:r>
+        <w:rPr>
+          <w:sz w:val="28"/>
+          <w:szCs w:val="28"/>
+        </w:rPr>
+        <w:t>logFile</w:t>
+      </w:r>
+      <w:proofErr w:type="spellEnd"/>
+      <w:r>
+        <w:rPr>
+          <w:sz w:val="28"/>
+          <w:szCs w:val="28"/>
+        </w:rPr>
+        <w:t xml:space="preserve">, "1.1", </w:t>
+      </w:r>
+      <w:proofErr w:type="spellStart"/>
+      <w:r>
+        <w:rPr>
+          <w:sz w:val="28"/>
+          <w:szCs w:val="28"/>
+        </w:rPr>
+        <w:t>true</w:t>
+      </w:r>
+      <w:proofErr w:type="spellEnd"/>
+      <w:r>
+        <w:rPr>
+          <w:sz w:val="28"/>
+          <w:szCs w:val="28"/>
+        </w:rPr>
+        <w:t xml:space="preserve">, "Файл створено, </w:t>
+      </w:r>
+      <w:proofErr w:type="spellStart"/>
+      <w:r>
+        <w:rPr>
+          <w:sz w:val="28"/>
+          <w:szCs w:val="28"/>
+        </w:rPr>
+        <w:t>данi</w:t>
+      </w:r>
+      <w:proofErr w:type="spellEnd"/>
+      <w:r>
+        <w:rPr>
+          <w:sz w:val="28"/>
+          <w:szCs w:val="28"/>
+        </w:rPr>
+        <w:t xml:space="preserve"> записано.");</w:t>
+      </w:r>
+    </w:p>
+    <w:p>
+      <w:pPr>
+        <w:rPr>
+          <w:sz w:val="28"/>
+          <w:szCs w:val="28"/>
+        </w:rPr>
+      </w:pPr>
+    </w:p>
+    <w:p>
+      <w:pPr>
+        <w:rPr>
+          <w:sz w:val="28"/>
+          <w:szCs w:val="28"/>
+        </w:rPr>
+      </w:pPr>
+      <w:r>
+        <w:rPr>
+          <w:sz w:val="28"/>
+          <w:szCs w:val="28"/>
+        </w:rPr>
+        <w:t xml:space="preserve">    // ЗАДАЧА 10.2 </w:t>
+      </w:r>
+    </w:p>
+    <w:p>
+      <w:pPr>
+        <w:rPr>
+          <w:sz w:val="28"/>
+          <w:szCs w:val="28"/>
+        </w:rPr>
+      </w:pPr>
+      <w:r>
+        <w:rPr>
+          <w:sz w:val="28"/>
+          <w:szCs w:val="28"/>
+        </w:rPr>
+        <w:t xml:space="preserve">    </w:t>
+      </w:r>
+      <w:proofErr w:type="spellStart"/>
+      <w:r>
+        <w:rPr>
+          <w:sz w:val="28"/>
+          <w:szCs w:val="28"/>
+        </w:rPr>
+        <w:t>logFile</w:t>
+      </w:r>
+      <w:proofErr w:type="spellEnd"/>
+      <w:r>
+        <w:rPr>
+          <w:sz w:val="28"/>
+          <w:szCs w:val="28"/>
+        </w:rPr>
+        <w:t xml:space="preserve"> &lt;&lt; "\</w:t>
+      </w:r>
+      <w:proofErr w:type="spellStart"/>
+      <w:r>
+        <w:rPr>
+          <w:sz w:val="28"/>
+          <w:szCs w:val="28"/>
+        </w:rPr>
+        <w:t>nТестування</w:t>
+      </w:r>
+      <w:proofErr w:type="spellEnd"/>
+      <w:r>
+        <w:rPr>
+          <w:sz w:val="28"/>
+          <w:szCs w:val="28"/>
+        </w:rPr>
+        <w:t xml:space="preserve"> </w:t>
+      </w:r>
+      <w:proofErr w:type="spellStart"/>
+      <w:r>
+        <w:rPr>
+          <w:sz w:val="28"/>
+          <w:szCs w:val="28"/>
+        </w:rPr>
+        <w:t>Задачi</w:t>
+      </w:r>
+      <w:proofErr w:type="spellEnd"/>
+      <w:r>
+        <w:rPr>
+          <w:sz w:val="28"/>
+          <w:szCs w:val="28"/>
+        </w:rPr>
+        <w:t xml:space="preserve"> 10.2 " &lt;&lt; </w:t>
+      </w:r>
+      <w:proofErr w:type="spellStart"/>
+      <w:r>
+        <w:rPr>
+          <w:sz w:val="28"/>
+          <w:szCs w:val="28"/>
+        </w:rPr>
+        <w:t>endl</w:t>
+      </w:r>
+      <w:proofErr w:type="spellEnd"/>
+      <w:r>
+        <w:rPr>
+          <w:sz w:val="28"/>
+          <w:szCs w:val="28"/>
+        </w:rPr>
+        <w:t>;</w:t>
+      </w:r>
+    </w:p>
+    <w:p>
+      <w:pPr>
+        <w:rPr>
+          <w:sz w:val="28"/>
+          <w:szCs w:val="28"/>
+        </w:rPr>
+      </w:pPr>
+      <w:r>
+        <w:rPr>
+          <w:sz w:val="28"/>
+          <w:szCs w:val="28"/>
+        </w:rPr>
+        <w:t xml:space="preserve">    task10_2(</w:t>
+      </w:r>
+      <w:proofErr w:type="spellStart"/>
+      <w:r>
+        <w:rPr>
+          <w:sz w:val="28"/>
+          <w:szCs w:val="28"/>
+        </w:rPr>
+        <w:t>outputFileName</w:t>
+      </w:r>
+      <w:proofErr w:type="spellEnd"/>
+      <w:r>
+        <w:rPr>
+          <w:sz w:val="28"/>
+          <w:szCs w:val="28"/>
+        </w:rPr>
+        <w:t>);</w:t>
+      </w:r>
+    </w:p>
+    <w:p>
+      <w:pPr>
+        <w:rPr>
+          <w:sz w:val="28"/>
+          <w:szCs w:val="28"/>
+        </w:rPr>
+      </w:pPr>
+      <w:r>
+        <w:rPr>
+          <w:sz w:val="28"/>
+          <w:szCs w:val="28"/>
+        </w:rPr>
+        <w:t xml:space="preserve">    </w:t>
+      </w:r>
+      <w:proofErr w:type="spellStart"/>
+      <w:r>
+        <w:rPr>
+          <w:sz w:val="28"/>
+          <w:szCs w:val="28"/>
+        </w:rPr>
+        <w:t>logResult</w:t>
+      </w:r>
+      <w:proofErr w:type="spellEnd"/>
+      <w:r>
+        <w:rPr>
+          <w:sz w:val="28"/>
+          <w:szCs w:val="28"/>
+        </w:rPr>
+        <w:t>(</w:t>
+      </w:r>
+      <w:proofErr w:type="spellStart"/>
+      <w:r>
+        <w:rPr>
+          <w:sz w:val="28"/>
+          <w:szCs w:val="28"/>
+        </w:rPr>
+        <w:t>logFile</w:t>
+      </w:r>
+      <w:proofErr w:type="spellEnd"/>
+      <w:r>
+        <w:rPr>
+          <w:sz w:val="28"/>
+          <w:szCs w:val="28"/>
+        </w:rPr>
+        <w:t xml:space="preserve">, "2.1", </w:t>
+      </w:r>
+      <w:proofErr w:type="spellStart"/>
+      <w:r>
+        <w:rPr>
+          <w:sz w:val="28"/>
+          <w:szCs w:val="28"/>
+        </w:rPr>
+        <w:t>true</w:t>
+      </w:r>
+      <w:proofErr w:type="spellEnd"/>
+      <w:r>
+        <w:rPr>
+          <w:sz w:val="28"/>
+          <w:szCs w:val="28"/>
+        </w:rPr>
+        <w:t xml:space="preserve">, "Додано </w:t>
+      </w:r>
+      <w:proofErr w:type="spellStart"/>
+      <w:r>
+        <w:rPr>
+          <w:sz w:val="28"/>
+          <w:szCs w:val="28"/>
+        </w:rPr>
+        <w:t>державнi</w:t>
+      </w:r>
+      <w:proofErr w:type="spellEnd"/>
+      <w:r>
+        <w:rPr>
+          <w:sz w:val="28"/>
+          <w:szCs w:val="28"/>
+        </w:rPr>
+        <w:t xml:space="preserve"> символи та </w:t>
+      </w:r>
+      <w:proofErr w:type="spellStart"/>
+      <w:r>
+        <w:rPr>
+          <w:sz w:val="28"/>
+          <w:szCs w:val="28"/>
+        </w:rPr>
+        <w:t>мiтку</w:t>
+      </w:r>
+      <w:proofErr w:type="spellEnd"/>
+      <w:r>
+        <w:rPr>
+          <w:sz w:val="28"/>
+          <w:szCs w:val="28"/>
+        </w:rPr>
+        <w:t xml:space="preserve"> часу.");</w:t>
+      </w:r>
+    </w:p>
+    <w:p>
+      <w:pPr>
+        <w:rPr>
+          <w:sz w:val="28"/>
+          <w:szCs w:val="28"/>
+        </w:rPr>
+      </w:pPr>
+    </w:p>
+    <w:p>
+      <w:pPr>
+        <w:rPr>
+          <w:sz w:val="28"/>
+          <w:szCs w:val="28"/>
+        </w:rPr>
+      </w:pPr>
+      <w:r>
+        <w:rPr>
+          <w:sz w:val="28"/>
+          <w:szCs w:val="28"/>
+        </w:rPr>
+        <w:t xml:space="preserve">    // ЗАДАЧА 10.3 </w:t>
+      </w:r>
+    </w:p>
+    <w:p>
+      <w:pPr>
+        <w:rPr>
+          <w:sz w:val="28"/>
+          <w:szCs w:val="28"/>
+        </w:rPr>
+      </w:pPr>
+      <w:r>
+        <w:rPr>
+          <w:sz w:val="28"/>
+          <w:szCs w:val="28"/>
+        </w:rPr>
+        <w:t xml:space="preserve">    </w:t>
+      </w:r>
+      <w:proofErr w:type="spellStart"/>
+      <w:r>
+        <w:rPr>
+          <w:sz w:val="28"/>
+          <w:szCs w:val="28"/>
+        </w:rPr>
+        <w:t>logFile</w:t>
+      </w:r>
+      <w:proofErr w:type="spellEnd"/>
+      <w:r>
+        <w:rPr>
+          <w:sz w:val="28"/>
+          <w:szCs w:val="28"/>
+        </w:rPr>
+        <w:t xml:space="preserve"> &lt;&lt; "\</w:t>
+      </w:r>
+      <w:proofErr w:type="spellStart"/>
+      <w:r>
+        <w:rPr>
+          <w:sz w:val="28"/>
+          <w:szCs w:val="28"/>
+        </w:rPr>
+        <w:t>nТестування</w:t>
+      </w:r>
+      <w:proofErr w:type="spellEnd"/>
+      <w:r>
+        <w:rPr>
+          <w:sz w:val="28"/>
+          <w:szCs w:val="28"/>
+        </w:rPr>
+        <w:t xml:space="preserve"> </w:t>
+      </w:r>
+      <w:proofErr w:type="spellStart"/>
+      <w:r>
+        <w:rPr>
+          <w:sz w:val="28"/>
+          <w:szCs w:val="28"/>
+        </w:rPr>
+        <w:t>Задачi</w:t>
+      </w:r>
+      <w:proofErr w:type="spellEnd"/>
+      <w:r>
+        <w:rPr>
+          <w:sz w:val="28"/>
+          <w:szCs w:val="28"/>
+        </w:rPr>
+        <w:t xml:space="preserve"> 10.3" &lt;&lt; </w:t>
+      </w:r>
+      <w:proofErr w:type="spellStart"/>
+      <w:r>
+        <w:rPr>
+          <w:sz w:val="28"/>
+          <w:szCs w:val="28"/>
+        </w:rPr>
+        <w:t>endl</w:t>
+      </w:r>
+      <w:proofErr w:type="spellEnd"/>
+      <w:r>
+        <w:rPr>
+          <w:sz w:val="28"/>
+          <w:szCs w:val="28"/>
+        </w:rPr>
+        <w:t>;</w:t>
+      </w:r>
+    </w:p>
+    <w:p>
+      <w:pPr>
+        <w:rPr>
+          <w:sz w:val="28"/>
+          <w:szCs w:val="28"/>
+        </w:rPr>
+      </w:pPr>
+    </w:p>
+    <w:p>
+      <w:pPr>
+        <w:rPr>
+          <w:sz w:val="28"/>
+          <w:szCs w:val="28"/>
+        </w:rPr>
+      </w:pPr>
+      <w:r>
+        <w:rPr>
+          <w:sz w:val="28"/>
+          <w:szCs w:val="28"/>
+        </w:rPr>
+        <w:t xml:space="preserve">    TestCase10_3 </w:t>
+      </w:r>
+      <w:proofErr w:type="spellStart"/>
+      <w:r>
+        <w:rPr>
+          <w:sz w:val="28"/>
+          <w:szCs w:val="28"/>
+        </w:rPr>
+        <w:t>tests</w:t>
+      </w:r>
+      <w:proofErr w:type="spellEnd"/>
+      <w:r>
+        <w:rPr>
+          <w:sz w:val="28"/>
+          <w:szCs w:val="28"/>
+        </w:rPr>
+        <w:t>[3] = {</w:t>
+      </w:r>
+    </w:p>
+    <w:p>
+      <w:pPr>
+        <w:rPr>
+          <w:sz w:val="28"/>
+          <w:szCs w:val="28"/>
+        </w:rPr>
+      </w:pPr>
+      <w:r>
+        <w:rPr>
+          <w:sz w:val="28"/>
+          <w:szCs w:val="28"/>
+        </w:rPr>
+        <w:t xml:space="preserve">        {2.0, 4.0, 1.0, 13,  "1101"},</w:t>
+      </w:r>
+    </w:p>
+    <w:p>
+      <w:pPr>
+        <w:rPr>
+          <w:sz w:val="28"/>
+          <w:szCs w:val="28"/>
+        </w:rPr>
+      </w:pPr>
+      <w:r>
+        <w:rPr>
+          <w:sz w:val="28"/>
+          <w:szCs w:val="28"/>
+        </w:rPr>
+        <w:t xml:space="preserve">        {1.0, 2.0, 1.0, 16,  "10000"},</w:t>
+      </w:r>
+    </w:p>
+    <w:p>
+      <w:pPr>
+        <w:rPr>
+          <w:sz w:val="28"/>
+          <w:szCs w:val="28"/>
+        </w:rPr>
+      </w:pPr>
+      <w:r>
+        <w:rPr>
+          <w:sz w:val="28"/>
+          <w:szCs w:val="28"/>
+        </w:rPr>
+        <w:t xml:space="preserve">        {3.0, 5.0, 2.0, 255, "11111111"}</w:t>
+      </w:r>
+    </w:p>
+    <w:p>
+      <w:pPr>
+        <w:rPr>
+          <w:sz w:val="28"/>
+          <w:szCs w:val="28"/>
+        </w:rPr>
+      </w:pPr>
+      <w:r>
+        <w:rPr>
+          <w:sz w:val="28"/>
+          <w:szCs w:val="28"/>
+        </w:rPr>
+        <w:t xml:space="preserve">    };</w:t>
+      </w:r>
+    </w:p>
+    <w:p>
+      <w:pPr>
+        <w:rPr>
+          <w:sz w:val="28"/>
+          <w:szCs w:val="28"/>
+        </w:rPr>
+      </w:pPr>
+    </w:p>
+    <w:p>
+      <w:pPr>
+        <w:rPr>
+          <w:sz w:val="28"/>
+          <w:szCs w:val="28"/>
+        </w:rPr>
+      </w:pPr>
+      <w:r>
+        <w:rPr>
+          <w:sz w:val="28"/>
+          <w:szCs w:val="28"/>
+        </w:rPr>
+        <w:t xml:space="preserve">    </w:t>
+      </w:r>
+      <w:proofErr w:type="spellStart"/>
+      <w:r>
+        <w:rPr>
+          <w:sz w:val="28"/>
+          <w:szCs w:val="28"/>
+        </w:rPr>
+        <w:t>for</w:t>
+      </w:r>
+      <w:proofErr w:type="spellEnd"/>
+      <w:r>
+        <w:rPr>
+          <w:sz w:val="28"/>
+          <w:szCs w:val="28"/>
+        </w:rPr>
+        <w:t xml:space="preserve"> (</w:t>
+      </w:r>
+      <w:proofErr w:type="spellStart"/>
+      <w:r>
+        <w:rPr>
+          <w:sz w:val="28"/>
+          <w:szCs w:val="28"/>
+        </w:rPr>
+        <w:t>int</w:t>
+      </w:r>
+      <w:proofErr w:type="spellEnd"/>
+      <w:r>
+        <w:rPr>
+          <w:sz w:val="28"/>
+          <w:szCs w:val="28"/>
+        </w:rPr>
+        <w:t xml:space="preserve"> i = 0; i &lt; 3; i++) {</w:t>
+      </w:r>
+    </w:p>
+    <w:p>
+      <w:pPr>
+        <w:rPr>
+          <w:sz w:val="28"/>
+          <w:szCs w:val="28"/>
+        </w:rPr>
+      </w:pPr>
+      <w:r>
+        <w:rPr>
+          <w:sz w:val="28"/>
+          <w:szCs w:val="28"/>
+        </w:rPr>
+        <w:t xml:space="preserve">        // замість </w:t>
+      </w:r>
+      <w:proofErr w:type="spellStart"/>
+      <w:r>
+        <w:rPr>
+          <w:sz w:val="28"/>
+          <w:szCs w:val="28"/>
+        </w:rPr>
+        <w:t>to_string</w:t>
+      </w:r>
+      <w:proofErr w:type="spellEnd"/>
+      <w:r>
+        <w:rPr>
+          <w:sz w:val="28"/>
+          <w:szCs w:val="28"/>
+        </w:rPr>
+        <w:t xml:space="preserve"> використовуємо </w:t>
+      </w:r>
+      <w:proofErr w:type="spellStart"/>
+      <w:r>
+        <w:rPr>
+          <w:sz w:val="28"/>
+          <w:szCs w:val="28"/>
+        </w:rPr>
+        <w:t>ostringstream</w:t>
+      </w:r>
+      <w:proofErr w:type="spellEnd"/>
+    </w:p>
+    <w:p>
+      <w:pPr>
+        <w:rPr>
+          <w:sz w:val="28"/>
+          <w:szCs w:val="28"/>
+        </w:rPr>
+      </w:pPr>
+      <w:r>
+        <w:rPr>
+          <w:sz w:val="28"/>
+          <w:szCs w:val="28"/>
+        </w:rPr>
+        <w:t xml:space="preserve">        </w:t>
+      </w:r>
+      <w:proofErr w:type="spellStart"/>
+      <w:r>
+        <w:rPr>
+          <w:sz w:val="28"/>
+          <w:szCs w:val="28"/>
+        </w:rPr>
+        <w:t>ostringstream</w:t>
+      </w:r>
+      <w:proofErr w:type="spellEnd"/>
+      <w:r>
+        <w:rPr>
+          <w:sz w:val="28"/>
+          <w:szCs w:val="28"/>
+        </w:rPr>
+        <w:t xml:space="preserve"> </w:t>
+      </w:r>
+      <w:proofErr w:type="spellStart"/>
+      <w:r>
+        <w:rPr>
+          <w:sz w:val="28"/>
+          <w:szCs w:val="28"/>
+        </w:rPr>
+        <w:t>oss</w:t>
+      </w:r>
+      <w:proofErr w:type="spellEnd"/>
+      <w:r>
+        <w:rPr>
+          <w:sz w:val="28"/>
+          <w:szCs w:val="28"/>
+        </w:rPr>
+        <w:t>;</w:t>
+      </w:r>
+    </w:p>
+    <w:p>
+      <w:pPr>
+        <w:rPr>
+          <w:sz w:val="28"/>
+          <w:szCs w:val="28"/>
+        </w:rPr>
+      </w:pPr>
+      <w:r>
+        <w:rPr>
+          <w:sz w:val="28"/>
+          <w:szCs w:val="28"/>
+        </w:rPr>
+        <w:t xml:space="preserve">        </w:t>
+      </w:r>
+      <w:proofErr w:type="spellStart"/>
+      <w:r>
+        <w:rPr>
+          <w:sz w:val="28"/>
+          <w:szCs w:val="28"/>
+        </w:rPr>
+        <w:t>oss</w:t>
+      </w:r>
+      <w:proofErr w:type="spellEnd"/>
+      <w:r>
+        <w:rPr>
+          <w:sz w:val="28"/>
+          <w:szCs w:val="28"/>
+        </w:rPr>
+        <w:t xml:space="preserve"> &lt;&lt; "x=" &lt;&lt; </w:t>
+      </w:r>
+      <w:proofErr w:type="spellStart"/>
+      <w:r>
+        <w:rPr>
+          <w:sz w:val="28"/>
+          <w:szCs w:val="28"/>
+        </w:rPr>
+        <w:t>tests</w:t>
+      </w:r>
+      <w:proofErr w:type="spellEnd"/>
+      <w:r>
+        <w:rPr>
+          <w:sz w:val="28"/>
+          <w:szCs w:val="28"/>
+        </w:rPr>
+        <w:t xml:space="preserve">[i].x &lt;&lt; ", b=" &lt;&lt; </w:t>
+      </w:r>
+      <w:proofErr w:type="spellStart"/>
+      <w:r>
+        <w:rPr>
+          <w:sz w:val="28"/>
+          <w:szCs w:val="28"/>
+        </w:rPr>
+        <w:t>tests</w:t>
+      </w:r>
+      <w:proofErr w:type="spellEnd"/>
+      <w:r>
+        <w:rPr>
+          <w:sz w:val="28"/>
+          <w:szCs w:val="28"/>
+        </w:rPr>
+        <w:t>[i].b;</w:t>
+      </w:r>
+    </w:p>
+    <w:p>
+      <w:pPr>
+        <w:rPr>
+          <w:sz w:val="28"/>
+          <w:szCs w:val="28"/>
+        </w:rPr>
+      </w:pPr>
+    </w:p>
+    <w:p>
+      <w:pPr>
+        <w:rPr>
+          <w:sz w:val="28"/>
+          <w:szCs w:val="28"/>
+        </w:rPr>
+      </w:pPr>
+      <w:r>
+        <w:rPr>
+          <w:sz w:val="28"/>
+          <w:szCs w:val="28"/>
+        </w:rPr>
+        <w:t xml:space="preserve">        task10_3(</w:t>
+      </w:r>
+      <w:proofErr w:type="spellStart"/>
+      <w:r>
+        <w:rPr>
+          <w:sz w:val="28"/>
+          <w:szCs w:val="28"/>
+        </w:rPr>
+        <w:t>outputFileName</w:t>
+      </w:r>
+      <w:proofErr w:type="spellEnd"/>
+      <w:r>
+        <w:rPr>
+          <w:sz w:val="28"/>
+          <w:szCs w:val="28"/>
+        </w:rPr>
+        <w:t xml:space="preserve">, </w:t>
+      </w:r>
+      <w:proofErr w:type="spellStart"/>
+      <w:r>
+        <w:rPr>
+          <w:sz w:val="28"/>
+          <w:szCs w:val="28"/>
+        </w:rPr>
+        <w:t>tests</w:t>
+      </w:r>
+      <w:proofErr w:type="spellEnd"/>
+      <w:r>
+        <w:rPr>
+          <w:sz w:val="28"/>
+          <w:szCs w:val="28"/>
+        </w:rPr>
+        <w:t xml:space="preserve">[i].x, </w:t>
+      </w:r>
+      <w:proofErr w:type="spellStart"/>
+      <w:r>
+        <w:rPr>
+          <w:sz w:val="28"/>
+          <w:szCs w:val="28"/>
+        </w:rPr>
+        <w:t>tests</w:t>
+      </w:r>
+      <w:proofErr w:type="spellEnd"/>
+      <w:r>
+        <w:rPr>
+          <w:sz w:val="28"/>
+          <w:szCs w:val="28"/>
+        </w:rPr>
+        <w:t xml:space="preserve">[i].y, </w:t>
+      </w:r>
+      <w:proofErr w:type="spellStart"/>
+      <w:r>
+        <w:rPr>
+          <w:sz w:val="28"/>
+          <w:szCs w:val="28"/>
+        </w:rPr>
+        <w:t>tests</w:t>
+      </w:r>
+      <w:proofErr w:type="spellEnd"/>
+      <w:r>
+        <w:rPr>
+          <w:sz w:val="28"/>
+          <w:szCs w:val="28"/>
+        </w:rPr>
+        <w:t xml:space="preserve">[i].z, </w:t>
+      </w:r>
+      <w:proofErr w:type="spellStart"/>
+      <w:r>
+        <w:rPr>
+          <w:sz w:val="28"/>
+          <w:szCs w:val="28"/>
+        </w:rPr>
+        <w:t>tests</w:t>
+      </w:r>
+      <w:proofErr w:type="spellEnd"/>
+      <w:r>
+        <w:rPr>
+          <w:sz w:val="28"/>
+          <w:szCs w:val="28"/>
+        </w:rPr>
+        <w:t>[i].b);</w:t>
+      </w:r>
+    </w:p>
+    <w:p>
+      <w:pPr>
+        <w:rPr>
+          <w:sz w:val="28"/>
+          <w:szCs w:val="28"/>
+        </w:rPr>
+      </w:pPr>
+    </w:p>
+    <w:p>
+      <w:pPr>
+        <w:rPr>
+          <w:sz w:val="28"/>
+          <w:szCs w:val="28"/>
+        </w:rPr>
+      </w:pPr>
+      <w:r>
+        <w:rPr>
+          <w:sz w:val="28"/>
+          <w:szCs w:val="28"/>
+        </w:rPr>
+        <w:t xml:space="preserve">        </w:t>
+      </w:r>
+      <w:proofErr w:type="spellStart"/>
+      <w:r>
+        <w:rPr>
+          <w:sz w:val="28"/>
+          <w:szCs w:val="28"/>
+        </w:rPr>
+        <w:t>string</w:t>
+      </w:r>
+      <w:proofErr w:type="spellEnd"/>
+      <w:r>
+        <w:rPr>
+          <w:sz w:val="28"/>
+          <w:szCs w:val="28"/>
+        </w:rPr>
+        <w:t xml:space="preserve"> </w:t>
+      </w:r>
+      <w:proofErr w:type="spellStart"/>
+      <w:r>
+        <w:rPr>
+          <w:sz w:val="28"/>
+          <w:szCs w:val="28"/>
+        </w:rPr>
+        <w:t>tid</w:t>
+      </w:r>
+      <w:proofErr w:type="spellEnd"/>
+      <w:r>
+        <w:rPr>
+          <w:sz w:val="28"/>
+          <w:szCs w:val="28"/>
+        </w:rPr>
+        <w:t xml:space="preserve"> = "3.";</w:t>
+      </w:r>
+    </w:p>
+    <w:p>
+      <w:pPr>
+        <w:rPr>
+          <w:sz w:val="28"/>
+          <w:szCs w:val="28"/>
+        </w:rPr>
+      </w:pPr>
+      <w:r>
+        <w:rPr>
+          <w:sz w:val="28"/>
+          <w:szCs w:val="28"/>
+        </w:rPr>
+        <w:t xml:space="preserve">        </w:t>
+      </w:r>
+      <w:proofErr w:type="spellStart"/>
+      <w:r>
+        <w:rPr>
+          <w:sz w:val="28"/>
+          <w:szCs w:val="28"/>
+        </w:rPr>
+        <w:t>tid</w:t>
+      </w:r>
+      <w:proofErr w:type="spellEnd"/>
+      <w:r>
+        <w:rPr>
+          <w:sz w:val="28"/>
+          <w:szCs w:val="28"/>
+        </w:rPr>
+        <w:t xml:space="preserve"> += (</w:t>
+      </w:r>
+      <w:proofErr w:type="spellStart"/>
+      <w:r>
+        <w:rPr>
+          <w:sz w:val="28"/>
+          <w:szCs w:val="28"/>
+        </w:rPr>
+        <w:t>char</w:t>
+      </w:r>
+      <w:proofErr w:type="spellEnd"/>
+      <w:r>
+        <w:rPr>
+          <w:sz w:val="28"/>
+          <w:szCs w:val="28"/>
+        </w:rPr>
+        <w:t>)('1' + i);</w:t>
+      </w:r>
+    </w:p>
+    <w:p>
+      <w:pPr>
+        <w:rPr>
+          <w:sz w:val="28"/>
+          <w:szCs w:val="28"/>
+        </w:rPr>
+      </w:pPr>
+      <w:r>
+        <w:rPr>
+          <w:sz w:val="28"/>
+          <w:szCs w:val="28"/>
+        </w:rPr>
+        <w:t xml:space="preserve">        </w:t>
+      </w:r>
+      <w:proofErr w:type="spellStart"/>
+      <w:r>
+        <w:rPr>
+          <w:sz w:val="28"/>
+          <w:szCs w:val="28"/>
+        </w:rPr>
+        <w:t>logResult</w:t>
+      </w:r>
+      <w:proofErr w:type="spellEnd"/>
+      <w:r>
+        <w:rPr>
+          <w:sz w:val="28"/>
+          <w:szCs w:val="28"/>
+        </w:rPr>
+        <w:t>(</w:t>
+      </w:r>
+      <w:proofErr w:type="spellStart"/>
+      <w:r>
+        <w:rPr>
+          <w:sz w:val="28"/>
+          <w:szCs w:val="28"/>
+        </w:rPr>
+        <w:t>logFile</w:t>
+      </w:r>
+      <w:proofErr w:type="spellEnd"/>
+      <w:r>
+        <w:rPr>
+          <w:sz w:val="28"/>
+          <w:szCs w:val="28"/>
+        </w:rPr>
+        <w:t xml:space="preserve">, </w:t>
+      </w:r>
+      <w:proofErr w:type="spellStart"/>
+      <w:r>
+        <w:rPr>
+          <w:sz w:val="28"/>
+          <w:szCs w:val="28"/>
+        </w:rPr>
+        <w:t>tid</w:t>
+      </w:r>
+      <w:proofErr w:type="spellEnd"/>
+      <w:r>
+        <w:rPr>
+          <w:sz w:val="28"/>
+          <w:szCs w:val="28"/>
+        </w:rPr>
+        <w:t xml:space="preserve">, </w:t>
+      </w:r>
+      <w:proofErr w:type="spellStart"/>
+      <w:r>
+        <w:rPr>
+          <w:sz w:val="28"/>
+          <w:szCs w:val="28"/>
+        </w:rPr>
+        <w:t>true</w:t>
+      </w:r>
+      <w:proofErr w:type="spellEnd"/>
+      <w:r>
+        <w:rPr>
+          <w:sz w:val="28"/>
+          <w:szCs w:val="28"/>
+        </w:rPr>
+        <w:t xml:space="preserve">, </w:t>
+      </w:r>
+      <w:proofErr w:type="spellStart"/>
+      <w:r>
+        <w:rPr>
+          <w:sz w:val="28"/>
+          <w:szCs w:val="28"/>
+        </w:rPr>
+        <w:t>oss.str</w:t>
+      </w:r>
+      <w:proofErr w:type="spellEnd"/>
+      <w:r>
+        <w:rPr>
+          <w:sz w:val="28"/>
+          <w:szCs w:val="28"/>
+        </w:rPr>
+        <w:t>() + " - записано у файл.");</w:t>
+      </w:r>
+    </w:p>
+    <w:p>
+      <w:pPr>
+        <w:rPr>
+          <w:sz w:val="28"/>
+          <w:szCs w:val="28"/>
+        </w:rPr>
+      </w:pPr>
+      <w:r>
+        <w:rPr>
+          <w:sz w:val="28"/>
+          <w:szCs w:val="28"/>
+        </w:rPr>
+        <w:t xml:space="preserve">    }</w:t>
+      </w:r>
+    </w:p>
+    <w:p>
+      <w:pPr>
+        <w:rPr>
+          <w:sz w:val="28"/>
+          <w:szCs w:val="28"/>
+        </w:rPr>
+      </w:pPr>
+    </w:p>
+    <w:p>
+      <w:pPr>
+        <w:rPr>
+          <w:sz w:val="28"/>
+          <w:szCs w:val="28"/>
+        </w:rPr>
+      </w:pPr>
+      <w:r>
+        <w:rPr>
+          <w:sz w:val="28"/>
+          <w:szCs w:val="28"/>
+        </w:rPr>
+        <w:t xml:space="preserve">    </w:t>
+      </w:r>
+      <w:proofErr w:type="spellStart"/>
+      <w:r>
+        <w:rPr>
+          <w:sz w:val="28"/>
+          <w:szCs w:val="28"/>
+        </w:rPr>
+        <w:t>logFile</w:t>
+      </w:r>
+      <w:proofErr w:type="spellEnd"/>
+      <w:r>
+        <w:rPr>
+          <w:sz w:val="28"/>
+          <w:szCs w:val="28"/>
+        </w:rPr>
+        <w:t xml:space="preserve"> &lt;&lt; "\</w:t>
+      </w:r>
+      <w:proofErr w:type="spellStart"/>
+      <w:r>
+        <w:rPr>
+          <w:sz w:val="28"/>
+          <w:szCs w:val="28"/>
+        </w:rPr>
+        <w:t>nТестування</w:t>
+      </w:r>
+      <w:proofErr w:type="spellEnd"/>
+      <w:r>
+        <w:rPr>
+          <w:sz w:val="28"/>
+          <w:szCs w:val="28"/>
+        </w:rPr>
+        <w:t xml:space="preserve"> завершено." &lt;&lt; </w:t>
+      </w:r>
+      <w:proofErr w:type="spellStart"/>
+      <w:r>
+        <w:rPr>
+          <w:sz w:val="28"/>
+          <w:szCs w:val="28"/>
+        </w:rPr>
+        <w:t>endl</w:t>
+      </w:r>
+      <w:proofErr w:type="spellEnd"/>
+      <w:r>
+        <w:rPr>
+          <w:sz w:val="28"/>
+          <w:szCs w:val="28"/>
+        </w:rPr>
+        <w:t>;</w:t>
+      </w:r>
+    </w:p>
+    <w:p>
+      <w:pPr>
+        <w:rPr>
+          <w:sz w:val="28"/>
+          <w:szCs w:val="28"/>
+        </w:rPr>
+      </w:pPr>
+      <w:r>
+        <w:rPr>
+          <w:sz w:val="28"/>
+          <w:szCs w:val="28"/>
+        </w:rPr>
+        <w:t xml:space="preserve">    </w:t>
+      </w:r>
+      <w:proofErr w:type="spellStart"/>
+      <w:r>
+        <w:rPr>
+          <w:sz w:val="28"/>
+          <w:szCs w:val="28"/>
+        </w:rPr>
+        <w:t>logFile.close</w:t>
+      </w:r>
+      <w:proofErr w:type="spellEnd"/>
+      <w:r>
+        <w:rPr>
+          <w:sz w:val="28"/>
+          <w:szCs w:val="28"/>
+        </w:rPr>
+        <w:t>();</w:t>
+      </w:r>
+    </w:p>
+    <w:p>
+      <w:pPr>
+        <w:rPr>
+          <w:sz w:val="28"/>
+          <w:szCs w:val="28"/>
+        </w:rPr>
+      </w:pPr>
+    </w:p>
+    <w:p>
+      <w:pPr>
+        <w:rPr>
+          <w:sz w:val="28"/>
+          <w:szCs w:val="28"/>
+        </w:rPr>
+      </w:pPr>
+      <w:r>
+        <w:rPr>
+          <w:sz w:val="28"/>
+          <w:szCs w:val="28"/>
+        </w:rPr>
+        <w:t xml:space="preserve">    </w:t>
+      </w:r>
+      <w:proofErr w:type="spellStart"/>
+      <w:r>
+        <w:rPr>
+          <w:sz w:val="28"/>
+          <w:szCs w:val="28"/>
+        </w:rPr>
+        <w:t>cout</w:t>
+      </w:r>
+      <w:proofErr w:type="spellEnd"/>
+      <w:r>
+        <w:rPr>
+          <w:sz w:val="28"/>
+          <w:szCs w:val="28"/>
+        </w:rPr>
+        <w:t xml:space="preserve"> &lt;&lt; "\</w:t>
+      </w:r>
+      <w:proofErr w:type="spellStart"/>
+      <w:r>
+        <w:rPr>
+          <w:sz w:val="28"/>
+          <w:szCs w:val="28"/>
+        </w:rPr>
+        <w:t>nГотово</w:t>
+      </w:r>
+      <w:proofErr w:type="spellEnd"/>
+      <w:r>
+        <w:rPr>
+          <w:sz w:val="28"/>
+          <w:szCs w:val="28"/>
+        </w:rPr>
+        <w:t xml:space="preserve">! Результати у test_report.txt" &lt;&lt; </w:t>
+      </w:r>
+      <w:proofErr w:type="spellStart"/>
+      <w:r>
+        <w:rPr>
+          <w:sz w:val="28"/>
+          <w:szCs w:val="28"/>
+        </w:rPr>
+        <w:t>endl</w:t>
+      </w:r>
+      <w:proofErr w:type="spellEnd"/>
+      <w:r>
+        <w:rPr>
+          <w:sz w:val="28"/>
+          <w:szCs w:val="28"/>
+        </w:rPr>
+        <w:t>;</w:t>
+      </w:r>
+    </w:p>
+    <w:p>
+      <w:pPr>
+        <w:rPr>
+          <w:sz w:val="28"/>
+          <w:szCs w:val="28"/>
+        </w:rPr>
+      </w:pPr>
+      <w:r>
+        <w:rPr>
+          <w:sz w:val="28"/>
+          <w:szCs w:val="28"/>
+        </w:rPr>
+        <w:t xml:space="preserve">    </w:t>
+      </w:r>
+      <w:proofErr w:type="spellStart"/>
+      <w:r>
+        <w:rPr>
+          <w:sz w:val="28"/>
+          <w:szCs w:val="28"/>
+        </w:rPr>
+        <w:t>return</w:t>
+      </w:r>
+      <w:proofErr w:type="spellEnd"/>
+      <w:r>
+        <w:rPr>
+          <w:sz w:val="28"/>
+          <w:szCs w:val="28"/>
+        </w:rPr>
+        <w:t xml:space="preserve"> 0;</w:t>
+      </w:r>
+    </w:p>
+    <w:p>
+      <w:pPr>
+        <w:rPr>
+          <w:sz w:val="28"/>
+          <w:szCs w:val="28"/>
+        </w:rPr>
+      </w:pPr>
+      <w:r>
+        <w:rPr>
+          <w:sz w:val="28"/>
+          <w:szCs w:val="28"/>
+        </w:rPr>
+        <w:t>}</w:t>
+      </w:r>
+    </w:p>
+    <w:p>
+      <w:pPr>
+        <w:rPr>
+          <w:sz w:val="28"/>
+          <w:szCs w:val="28"/>
+        </w:rPr>
+      </w:pPr>
+      <w:r>
+        <w:rPr>
+          <w:noProof/>
+          <w:sz w:val="28"/>
+          <w:szCs w:val="28"/>
+          <w:lang w:val="ru-RU" w:eastAsia="ru-RU"/>
+        </w:rPr>
+        <w:drawing>
+          <wp:inline distT="0" distB="0" distL="0" distR="0">
+            <wp:extent cx="1836420" cy="1409700"/>
+            <wp:effectExtent l="0" t="0" r="0" b="0"/>
+            <wp:docPr id="1" name="Рисунок 1" descr="C:\Users\0608a\Desktop\Снимок экрана (65).png"/>
+            <wp:cNvGraphicFramePr>
+              <a:graphicFrameLocks xmlns:a="http://schemas.openxmlformats.org/drawingml/2006/main" noChangeAspect="1"/>
+            </wp:cNvGraphicFramePr>
+            <a:graphic xmlns:a="http://schemas.openxmlformats.org/drawingml/2006/main">
+              <a:graphicData uri="http://schemas.openxmlformats.org/drawingml/2006/picture">
+                <pic:pic xmlns:pic="http://schemas.openxmlformats.org/drawingml/2006/picture">
+                  <pic:nvPicPr>
+                    <pic:cNvPr id="0" name="Picture 1" descr="C:\Users\0608a\Desktop\Снимок экрана (65).png"/>
+                    <pic:cNvPicPr>
+                      <a:picLocks noChangeAspect="1" noChangeArrowheads="1"/>
+                    </pic:cNvPicPr>
+                  </pic:nvPicPr>
+                  <pic:blipFill>
+                    <a:blip r:embed="rId6">
+                      <a:extLst>
+                        <a:ext uri="{28A0092B-C50C-407E-A947-70E740481C1C}">
+                          <a14:useLocalDpi xmlns:a14="http://schemas.microsoft.com/office/drawing/2010/main" val="0"/>
+                        </a:ext>
+                      </a:extLst>
+                    </a:blip>
+                    <a:srcRect/>
+                    <a:stretch>
+                      <a:fillRect/>
+                    </a:stretch>
+                  </pic:blipFill>
+                  <pic:spPr bwMode="auto">
+                    <a:xfrm>
+                      <a:off x="0" y="0"/>
+                      <a:ext cx="1836420" cy="1409700"/>
+                    </a:xfrm>
+                    <a:prstGeom prst="rect">
+                      <a:avLst/>
+                    </a:prstGeom>
+                    <a:noFill/>
+                    <a:ln>
+                      <a:noFill/>
+                    </a:ln>
+                  </pic:spPr>
+                </pic:pic>
+              </a:graphicData>
+            </a:graphic>
+          </wp:inline>
+        </w:drawing>
+      </w:r>
+    </w:p>
+    <w:p>
+      <w:pPr>
+        <w:rPr>
+          <w:sz w:val="28"/>
+          <w:szCs w:val="28"/>
+        </w:rPr>
+      </w:pPr>
+    </w:p>
+    <w:p>
+      <w:pPr>
+        <w:rPr>
+          <w:sz w:val="28"/>
+          <w:szCs w:val="28"/>
+        </w:rPr>
+      </w:pPr>
       <w:bookmarkStart w:id="0" w:name="_GoBack"/>
       <w:bookmarkEnd w:id="0"/>
-      <w:r>
-        <w:rPr>
-          <w:sz w:val="28"/>
-          <w:szCs w:val="28"/>
-        </w:rPr>
-        <w:t>\n";</w:t>
-      </w:r>
-    </w:p>
-    <w:p>
-      <w:pPr>
-        <w:rPr>
-          <w:sz w:val="28"/>
-          <w:szCs w:val="28"/>
-        </w:rPr>
-      </w:pPr>
-    </w:p>
-    <w:p>
-      <w:pPr>
-        <w:rPr>
-          <w:sz w:val="28"/>
-          <w:szCs w:val="28"/>
-        </w:rPr>
-      </w:pPr>
-    </w:p>
-    <w:p>
-      <w:pPr>
-        <w:rPr>
-          <w:sz w:val="28"/>
-          <w:szCs w:val="28"/>
-        </w:rPr>
-      </w:pPr>
-      <w:r>
-        <w:rPr>
-          <w:sz w:val="28"/>
-          <w:szCs w:val="28"/>
-        </w:rPr>
-        <w:t xml:space="preserve">    </w:t>
-      </w:r>
-      <w:proofErr w:type="spellStart"/>
-      <w:r>
-        <w:rPr>
-          <w:sz w:val="28"/>
-          <w:szCs w:val="28"/>
-        </w:rPr>
-        <w:t>try</w:t>
-      </w:r>
-      <w:proofErr w:type="spellEnd"/>
-      <w:r>
-        <w:rPr>
-          <w:sz w:val="28"/>
-          <w:szCs w:val="28"/>
-        </w:rPr>
-        <w:t xml:space="preserve"> {</w:t>
-      </w:r>
-    </w:p>
-    <w:p>
-      <w:pPr>
-        <w:rPr>
-          <w:sz w:val="28"/>
-          <w:szCs w:val="28"/>
-        </w:rPr>
-      </w:pPr>
-      <w:r>
-        <w:rPr>
-          <w:sz w:val="28"/>
-          <w:szCs w:val="28"/>
-        </w:rPr>
-        <w:t xml:space="preserve">        </w:t>
-      </w:r>
-      <w:proofErr w:type="spellStart"/>
-      <w:r>
-        <w:rPr>
-          <w:sz w:val="28"/>
-          <w:szCs w:val="28"/>
-        </w:rPr>
-        <w:t>double</w:t>
-      </w:r>
-      <w:proofErr w:type="spellEnd"/>
-      <w:r>
-        <w:rPr>
-          <w:sz w:val="28"/>
-          <w:szCs w:val="28"/>
-        </w:rPr>
-        <w:t xml:space="preserve"> </w:t>
-      </w:r>
-      <w:proofErr w:type="spellStart"/>
-      <w:r>
-        <w:rPr>
-          <w:sz w:val="28"/>
-          <w:szCs w:val="28"/>
-        </w:rPr>
-        <w:t>result</w:t>
-      </w:r>
-      <w:proofErr w:type="spellEnd"/>
-      <w:r>
-        <w:rPr>
-          <w:sz w:val="28"/>
-          <w:szCs w:val="28"/>
-        </w:rPr>
-        <w:t xml:space="preserve"> = </w:t>
-      </w:r>
-      <w:proofErr w:type="spellStart"/>
-      <w:r>
-        <w:rPr>
-          <w:sz w:val="28"/>
-          <w:szCs w:val="28"/>
-        </w:rPr>
-        <w:t>s_calculation</w:t>
-      </w:r>
-      <w:proofErr w:type="spellEnd"/>
-      <w:r>
-        <w:rPr>
-          <w:sz w:val="28"/>
-          <w:szCs w:val="28"/>
-        </w:rPr>
-        <w:t>(x, y, z);</w:t>
-      </w:r>
-    </w:p>
-    <w:p>
-      <w:pPr>
-        <w:rPr>
-          <w:sz w:val="28"/>
-          <w:szCs w:val="28"/>
-        </w:rPr>
-      </w:pPr>
-      <w:r>
-        <w:rPr>
-          <w:sz w:val="28"/>
-          <w:szCs w:val="28"/>
-        </w:rPr>
-        <w:t xml:space="preserve">        </w:t>
-      </w:r>
-      <w:proofErr w:type="spellStart"/>
-      <w:r>
-        <w:rPr>
-          <w:sz w:val="28"/>
-          <w:szCs w:val="28"/>
-        </w:rPr>
-        <w:t>outFile</w:t>
-      </w:r>
-      <w:proofErr w:type="spellEnd"/>
-      <w:r>
-        <w:rPr>
-          <w:sz w:val="28"/>
-          <w:szCs w:val="28"/>
-        </w:rPr>
-        <w:t xml:space="preserve"> &lt;&lt; "Результат </w:t>
-      </w:r>
-      <w:proofErr w:type="spellStart"/>
-      <w:r>
-        <w:rPr>
-          <w:sz w:val="28"/>
-          <w:szCs w:val="28"/>
-        </w:rPr>
-        <w:t>s_calculation</w:t>
-      </w:r>
-      <w:proofErr w:type="spellEnd"/>
-      <w:r>
-        <w:rPr>
-          <w:sz w:val="28"/>
-          <w:szCs w:val="28"/>
-        </w:rPr>
-        <w:t xml:space="preserve">(" &lt;&lt; x &lt;&lt; ", " &lt;&lt; y &lt;&lt; ", " &lt;&lt; z &lt;&lt; ") = " &lt;&lt; </w:t>
-      </w:r>
-      <w:proofErr w:type="spellStart"/>
-      <w:r>
-        <w:rPr>
-          <w:sz w:val="28"/>
-          <w:szCs w:val="28"/>
-        </w:rPr>
-        <w:t>result</w:t>
-      </w:r>
-      <w:proofErr w:type="spellEnd"/>
-      <w:r>
-        <w:rPr>
-          <w:sz w:val="28"/>
-          <w:szCs w:val="28"/>
-        </w:rPr>
-        <w:t xml:space="preserve"> &lt;&lt; "\n";</w:t>
-      </w:r>
-    </w:p>
-    <w:p>
-      <w:pPr>
-        <w:rPr>
-          <w:sz w:val="28"/>
-          <w:szCs w:val="28"/>
-        </w:rPr>
-      </w:pPr>
-      <w:r>
-        <w:rPr>
-          <w:sz w:val="28"/>
-          <w:szCs w:val="28"/>
-        </w:rPr>
-        <w:t xml:space="preserve">    } </w:t>
-      </w:r>
-      <w:proofErr w:type="spellStart"/>
-      <w:r>
-        <w:rPr>
-          <w:sz w:val="28"/>
-          <w:szCs w:val="28"/>
-        </w:rPr>
-        <w:t>catch</w:t>
-      </w:r>
-      <w:proofErr w:type="spellEnd"/>
-      <w:r>
-        <w:rPr>
-          <w:sz w:val="28"/>
-          <w:szCs w:val="28"/>
-        </w:rPr>
-        <w:t xml:space="preserve"> (</w:t>
-      </w:r>
-      <w:proofErr w:type="spellStart"/>
-      <w:r>
-        <w:rPr>
-          <w:sz w:val="28"/>
-          <w:szCs w:val="28"/>
-        </w:rPr>
-        <w:t>const</w:t>
-      </w:r>
-      <w:proofErr w:type="spellEnd"/>
-      <w:r>
-        <w:rPr>
-          <w:sz w:val="28"/>
-          <w:szCs w:val="28"/>
-        </w:rPr>
-        <w:t xml:space="preserve"> </w:t>
-      </w:r>
-      <w:proofErr w:type="spellStart"/>
-      <w:r>
-        <w:rPr>
-          <w:sz w:val="28"/>
-          <w:szCs w:val="28"/>
-        </w:rPr>
-        <w:t>exception</w:t>
-      </w:r>
-      <w:proofErr w:type="spellEnd"/>
-      <w:r>
-        <w:rPr>
-          <w:sz w:val="28"/>
-          <w:szCs w:val="28"/>
-        </w:rPr>
-        <w:t>&amp; e) {</w:t>
-      </w:r>
-    </w:p>
-    <w:p>
-      <w:pPr>
-        <w:rPr>
-          <w:sz w:val="28"/>
-          <w:szCs w:val="28"/>
-        </w:rPr>
-      </w:pPr>
-      <w:r>
-        <w:rPr>
-          <w:sz w:val="28"/>
-          <w:szCs w:val="28"/>
-        </w:rPr>
-        <w:t xml:space="preserve">        </w:t>
-      </w:r>
-      <w:proofErr w:type="spellStart"/>
-      <w:r>
-        <w:rPr>
-          <w:sz w:val="28"/>
-          <w:szCs w:val="28"/>
-        </w:rPr>
-        <w:t>outFile</w:t>
-      </w:r>
-      <w:proofErr w:type="spellEnd"/>
-      <w:r>
-        <w:rPr>
-          <w:sz w:val="28"/>
-          <w:szCs w:val="28"/>
-        </w:rPr>
-        <w:t xml:space="preserve"> &lt;&lt; "Помилка при обчисленні </w:t>
-      </w:r>
-      <w:proofErr w:type="spellStart"/>
-      <w:r>
-        <w:rPr>
-          <w:sz w:val="28"/>
-          <w:szCs w:val="28"/>
-        </w:rPr>
-        <w:t>s_calculation</w:t>
-      </w:r>
-      <w:proofErr w:type="spellEnd"/>
-      <w:r>
-        <w:rPr>
-          <w:sz w:val="28"/>
-          <w:szCs w:val="28"/>
-        </w:rPr>
-        <w:t xml:space="preserve">: " &lt;&lt; </w:t>
-      </w:r>
-      <w:proofErr w:type="spellStart"/>
-      <w:r>
-        <w:rPr>
-          <w:sz w:val="28"/>
-          <w:szCs w:val="28"/>
-        </w:rPr>
-        <w:t>e.what</w:t>
-      </w:r>
-      <w:proofErr w:type="spellEnd"/>
-      <w:r>
-        <w:rPr>
-          <w:sz w:val="28"/>
-          <w:szCs w:val="28"/>
-        </w:rPr>
-        <w:t>() &lt;&lt; "\n";</w:t>
-      </w:r>
-    </w:p>
-    <w:p>
-      <w:pPr>
-        <w:rPr>
-          <w:sz w:val="28"/>
-          <w:szCs w:val="28"/>
-        </w:rPr>
-      </w:pPr>
-      <w:r>
-        <w:rPr>
-          <w:sz w:val="28"/>
-          <w:szCs w:val="28"/>
-        </w:rPr>
-        <w:t xml:space="preserve">    }</w:t>
-      </w:r>
-    </w:p>
-    <w:p>
-      <w:pPr>
-        <w:rPr>
-          <w:sz w:val="28"/>
-          <w:szCs w:val="28"/>
-        </w:rPr>
-      </w:pPr>
-    </w:p>
-    <w:p>
-      <w:pPr>
-        <w:rPr>
-          <w:sz w:val="28"/>
-          <w:szCs w:val="28"/>
-        </w:rPr>
-      </w:pPr>
-      <w:r>
-        <w:rPr>
-          <w:sz w:val="28"/>
-          <w:szCs w:val="28"/>
-        </w:rPr>
-        <w:t xml:space="preserve">    // Переведення числа b у двійковий код</w:t>
-      </w:r>
-    </w:p>
-    <w:p>
-      <w:pPr>
-        <w:rPr>
-          <w:sz w:val="28"/>
-          <w:szCs w:val="28"/>
-        </w:rPr>
-      </w:pPr>
-      <w:r>
-        <w:rPr>
-          <w:sz w:val="28"/>
-          <w:szCs w:val="28"/>
-        </w:rPr>
-        <w:t xml:space="preserve">    </w:t>
-      </w:r>
-      <w:proofErr w:type="spellStart"/>
-      <w:r>
-        <w:rPr>
-          <w:sz w:val="28"/>
-          <w:szCs w:val="28"/>
-        </w:rPr>
-        <w:t>outFile</w:t>
-      </w:r>
-      <w:proofErr w:type="spellEnd"/>
-      <w:r>
-        <w:rPr>
-          <w:sz w:val="28"/>
-          <w:szCs w:val="28"/>
-        </w:rPr>
-        <w:t xml:space="preserve"> &lt;&lt; "Число " &lt;&lt; b &lt;&lt; " у двійковому коді: ";</w:t>
-      </w:r>
-    </w:p>
-    <w:p>
-      <w:pPr>
-        <w:rPr>
-          <w:sz w:val="28"/>
-          <w:szCs w:val="28"/>
-        </w:rPr>
-      </w:pPr>
-      <w:r>
-        <w:rPr>
-          <w:sz w:val="28"/>
-          <w:szCs w:val="28"/>
-        </w:rPr>
-        <w:t xml:space="preserve">    </w:t>
-      </w:r>
-      <w:proofErr w:type="spellStart"/>
-      <w:r>
-        <w:rPr>
-          <w:sz w:val="28"/>
-          <w:szCs w:val="28"/>
-        </w:rPr>
-        <w:t>if</w:t>
-      </w:r>
-      <w:proofErr w:type="spellEnd"/>
-      <w:r>
-        <w:rPr>
-          <w:sz w:val="28"/>
-          <w:szCs w:val="28"/>
-        </w:rPr>
-        <w:t xml:space="preserve"> (b == 0) {</w:t>
-      </w:r>
-    </w:p>
-    <w:p>
-      <w:pPr>
-        <w:rPr>
-          <w:sz w:val="28"/>
-          <w:szCs w:val="28"/>
-        </w:rPr>
-      </w:pPr>
-      <w:r>
-        <w:rPr>
-          <w:sz w:val="28"/>
-          <w:szCs w:val="28"/>
-        </w:rPr>
-        <w:t xml:space="preserve">        </w:t>
-      </w:r>
-      <w:proofErr w:type="spellStart"/>
-      <w:r>
-        <w:rPr>
-          <w:sz w:val="28"/>
-          <w:szCs w:val="28"/>
-        </w:rPr>
-        <w:t>outFile</w:t>
-      </w:r>
-      <w:proofErr w:type="spellEnd"/>
-      <w:r>
-        <w:rPr>
-          <w:sz w:val="28"/>
-          <w:szCs w:val="28"/>
-        </w:rPr>
-        <w:t xml:space="preserve"> &lt;&lt; "0";</w:t>
-      </w:r>
-    </w:p>
-    <w:p>
-      <w:pPr>
-        <w:rPr>
-          <w:sz w:val="28"/>
-          <w:szCs w:val="28"/>
-        </w:rPr>
-      </w:pPr>
-      <w:r>
-        <w:rPr>
-          <w:sz w:val="28"/>
-          <w:szCs w:val="28"/>
-        </w:rPr>
-        <w:t xml:space="preserve">    } </w:t>
-      </w:r>
-      <w:proofErr w:type="spellStart"/>
-      <w:r>
-        <w:rPr>
-          <w:sz w:val="28"/>
-          <w:szCs w:val="28"/>
-        </w:rPr>
-        <w:t>else</w:t>
-      </w:r>
-      <w:proofErr w:type="spellEnd"/>
-      <w:r>
-        <w:rPr>
-          <w:sz w:val="28"/>
-          <w:szCs w:val="28"/>
-        </w:rPr>
-        <w:t xml:space="preserve"> {</w:t>
-      </w:r>
-    </w:p>
-    <w:p>
-      <w:pPr>
-        <w:rPr>
-          <w:sz w:val="28"/>
-          <w:szCs w:val="28"/>
-        </w:rPr>
-      </w:pPr>
-      <w:r>
-        <w:rPr>
-          <w:sz w:val="28"/>
-          <w:szCs w:val="28"/>
-        </w:rPr>
-        <w:t xml:space="preserve">        </w:t>
-      </w:r>
-      <w:proofErr w:type="spellStart"/>
-      <w:r>
-        <w:rPr>
-          <w:sz w:val="28"/>
-          <w:szCs w:val="28"/>
-        </w:rPr>
-        <w:t>string</w:t>
-      </w:r>
-      <w:proofErr w:type="spellEnd"/>
-      <w:r>
-        <w:rPr>
-          <w:sz w:val="28"/>
-          <w:szCs w:val="28"/>
-        </w:rPr>
-        <w:t xml:space="preserve"> </w:t>
-      </w:r>
-      <w:proofErr w:type="spellStart"/>
-      <w:r>
-        <w:rPr>
-          <w:sz w:val="28"/>
-          <w:szCs w:val="28"/>
-        </w:rPr>
-        <w:t>binaryStr</w:t>
-      </w:r>
-      <w:proofErr w:type="spellEnd"/>
-      <w:r>
-        <w:rPr>
-          <w:sz w:val="28"/>
-          <w:szCs w:val="28"/>
-        </w:rPr>
-        <w:t xml:space="preserve"> = "";</w:t>
-      </w:r>
-    </w:p>
-    <w:p>
-      <w:pPr>
-        <w:rPr>
-          <w:sz w:val="28"/>
-          <w:szCs w:val="28"/>
-        </w:rPr>
-      </w:pPr>
-      <w:r>
-        <w:rPr>
-          <w:sz w:val="28"/>
-          <w:szCs w:val="28"/>
-        </w:rPr>
-        <w:t xml:space="preserve">        </w:t>
-      </w:r>
-      <w:proofErr w:type="spellStart"/>
-      <w:r>
-        <w:rPr>
-          <w:sz w:val="28"/>
-          <w:szCs w:val="28"/>
-        </w:rPr>
-        <w:t>int</w:t>
-      </w:r>
-      <w:proofErr w:type="spellEnd"/>
-      <w:r>
-        <w:rPr>
-          <w:sz w:val="28"/>
-          <w:szCs w:val="28"/>
-        </w:rPr>
-        <w:t xml:space="preserve"> </w:t>
-      </w:r>
-      <w:proofErr w:type="spellStart"/>
-      <w:r>
-        <w:rPr>
-          <w:sz w:val="28"/>
-          <w:szCs w:val="28"/>
-        </w:rPr>
-        <w:t>temp</w:t>
-      </w:r>
-      <w:proofErr w:type="spellEnd"/>
-      <w:r>
-        <w:rPr>
-          <w:sz w:val="28"/>
-          <w:szCs w:val="28"/>
-        </w:rPr>
-        <w:t xml:space="preserve"> = b;</w:t>
-      </w:r>
-    </w:p>
-    <w:p>
-      <w:pPr>
-        <w:rPr>
-          <w:sz w:val="28"/>
-          <w:szCs w:val="28"/>
-        </w:rPr>
-      </w:pPr>
-      <w:r>
-        <w:rPr>
-          <w:sz w:val="28"/>
-          <w:szCs w:val="28"/>
-        </w:rPr>
-        <w:t xml:space="preserve">        </w:t>
-      </w:r>
-      <w:proofErr w:type="spellStart"/>
-      <w:r>
-        <w:rPr>
-          <w:sz w:val="28"/>
-          <w:szCs w:val="28"/>
-        </w:rPr>
-        <w:t>while</w:t>
-      </w:r>
-      <w:proofErr w:type="spellEnd"/>
-      <w:r>
-        <w:rPr>
-          <w:sz w:val="28"/>
-          <w:szCs w:val="28"/>
-        </w:rPr>
-        <w:t xml:space="preserve"> (</w:t>
-      </w:r>
-      <w:proofErr w:type="spellStart"/>
-      <w:r>
-        <w:rPr>
-          <w:sz w:val="28"/>
-          <w:szCs w:val="28"/>
-        </w:rPr>
-        <w:t>temp</w:t>
-      </w:r>
-      <w:proofErr w:type="spellEnd"/>
-      <w:r>
-        <w:rPr>
-          <w:sz w:val="28"/>
-          <w:szCs w:val="28"/>
-        </w:rPr>
-        <w:t xml:space="preserve"> &gt; 0) {</w:t>
-      </w:r>
-    </w:p>
-    <w:p>
-      <w:pPr>
-        <w:rPr>
-          <w:sz w:val="28"/>
-          <w:szCs w:val="28"/>
-        </w:rPr>
-      </w:pPr>
-      <w:r>
-        <w:rPr>
-          <w:sz w:val="28"/>
-          <w:szCs w:val="28"/>
-        </w:rPr>
-        <w:t xml:space="preserve">            </w:t>
-      </w:r>
-      <w:proofErr w:type="spellStart"/>
-      <w:r>
-        <w:rPr>
-          <w:sz w:val="28"/>
-          <w:szCs w:val="28"/>
-        </w:rPr>
-        <w:t>binaryStr</w:t>
-      </w:r>
-      <w:proofErr w:type="spellEnd"/>
-      <w:r>
-        <w:rPr>
-          <w:sz w:val="28"/>
-          <w:szCs w:val="28"/>
-        </w:rPr>
-        <w:t xml:space="preserve"> += (</w:t>
-      </w:r>
-      <w:proofErr w:type="spellStart"/>
-      <w:r>
-        <w:rPr>
-          <w:sz w:val="28"/>
-          <w:szCs w:val="28"/>
-        </w:rPr>
-        <w:t>temp</w:t>
-      </w:r>
-      <w:proofErr w:type="spellEnd"/>
-      <w:r>
-        <w:rPr>
-          <w:sz w:val="28"/>
-          <w:szCs w:val="28"/>
-        </w:rPr>
-        <w:t xml:space="preserve"> % 2 == 0) ? "0" : "1";</w:t>
-      </w:r>
-    </w:p>
-    <w:p>
-      <w:pPr>
-        <w:rPr>
-          <w:sz w:val="28"/>
-          <w:szCs w:val="28"/>
-        </w:rPr>
-      </w:pPr>
-      <w:r>
-        <w:rPr>
-          <w:sz w:val="28"/>
-          <w:szCs w:val="28"/>
-        </w:rPr>
-        <w:t xml:space="preserve">            </w:t>
-      </w:r>
-      <w:proofErr w:type="spellStart"/>
-      <w:r>
-        <w:rPr>
-          <w:sz w:val="28"/>
-          <w:szCs w:val="28"/>
-        </w:rPr>
-        <w:t>temp</w:t>
-      </w:r>
-      <w:proofErr w:type="spellEnd"/>
-      <w:r>
-        <w:rPr>
-          <w:sz w:val="28"/>
-          <w:szCs w:val="28"/>
-        </w:rPr>
-        <w:t xml:space="preserve"> /= 2;</w:t>
-      </w:r>
-    </w:p>
-    <w:p>
-      <w:pPr>
-        <w:rPr>
-          <w:sz w:val="28"/>
-          <w:szCs w:val="28"/>
-        </w:rPr>
-      </w:pPr>
-      <w:r>
-        <w:rPr>
-          <w:sz w:val="28"/>
-          <w:szCs w:val="28"/>
-        </w:rPr>
-        <w:t xml:space="preserve">        }</w:t>
-      </w:r>
-    </w:p>
-    <w:p>
-      <w:pPr>
-        <w:rPr>
-          <w:sz w:val="28"/>
-          <w:szCs w:val="28"/>
-        </w:rPr>
-      </w:pPr>
-      <w:r>
-        <w:rPr>
-          <w:sz w:val="28"/>
-          <w:szCs w:val="28"/>
-        </w:rPr>
-        <w:t xml:space="preserve">        </w:t>
-      </w:r>
-      <w:proofErr w:type="spellStart"/>
-      <w:r>
-        <w:rPr>
-          <w:sz w:val="28"/>
-          <w:szCs w:val="28"/>
-        </w:rPr>
-        <w:t>reverse</w:t>
-      </w:r>
-      <w:proofErr w:type="spellEnd"/>
-      <w:r>
-        <w:rPr>
-          <w:sz w:val="28"/>
-          <w:szCs w:val="28"/>
-        </w:rPr>
-        <w:t>(</w:t>
-      </w:r>
-      <w:proofErr w:type="spellStart"/>
-      <w:r>
-        <w:rPr>
-          <w:sz w:val="28"/>
-          <w:szCs w:val="28"/>
-        </w:rPr>
-        <w:t>binaryStr.begin</w:t>
-      </w:r>
-      <w:proofErr w:type="spellEnd"/>
-      <w:r>
-        <w:rPr>
-          <w:sz w:val="28"/>
-          <w:szCs w:val="28"/>
-        </w:rPr>
-        <w:t xml:space="preserve">(), </w:t>
-      </w:r>
-      <w:proofErr w:type="spellStart"/>
-      <w:r>
-        <w:rPr>
-          <w:sz w:val="28"/>
-          <w:szCs w:val="28"/>
-        </w:rPr>
-        <w:t>binaryStr.end</w:t>
-      </w:r>
-      <w:proofErr w:type="spellEnd"/>
-      <w:r>
-        <w:rPr>
-          <w:sz w:val="28"/>
-          <w:szCs w:val="28"/>
-        </w:rPr>
-        <w:t>());</w:t>
-      </w:r>
-    </w:p>
-    <w:p>
-      <w:pPr>
-        <w:rPr>
-          <w:sz w:val="28"/>
-          <w:szCs w:val="28"/>
-        </w:rPr>
-      </w:pPr>
-      <w:r>
-        <w:rPr>
-          <w:sz w:val="28"/>
-          <w:szCs w:val="28"/>
-        </w:rPr>
-        <w:t xml:space="preserve">        </w:t>
-      </w:r>
-      <w:proofErr w:type="spellStart"/>
-      <w:r>
-        <w:rPr>
-          <w:sz w:val="28"/>
-          <w:szCs w:val="28"/>
-        </w:rPr>
-        <w:t>outFile</w:t>
-      </w:r>
-      <w:proofErr w:type="spellEnd"/>
-      <w:r>
-        <w:rPr>
-          <w:sz w:val="28"/>
-          <w:szCs w:val="28"/>
-        </w:rPr>
-        <w:t xml:space="preserve"> &lt;&lt; </w:t>
-      </w:r>
-      <w:proofErr w:type="spellStart"/>
-      <w:r>
-        <w:rPr>
-          <w:sz w:val="28"/>
-          <w:szCs w:val="28"/>
-        </w:rPr>
-        <w:t>binaryStr</w:t>
-      </w:r>
-      <w:proofErr w:type="spellEnd"/>
-      <w:r>
-        <w:rPr>
-          <w:sz w:val="28"/>
-          <w:szCs w:val="28"/>
-        </w:rPr>
-        <w:t>;</w:t>
-      </w:r>
-    </w:p>
-    <w:p>
-      <w:pPr>
-        <w:rPr>
-          <w:sz w:val="28"/>
-          <w:szCs w:val="28"/>
-        </w:rPr>
-      </w:pPr>
-      <w:r>
-        <w:rPr>
-          <w:sz w:val="28"/>
-          <w:szCs w:val="28"/>
-        </w:rPr>
-        <w:t xml:space="preserve">    }</w:t>
-      </w:r>
-    </w:p>
-    <w:p>
-      <w:pPr>
-        <w:rPr>
-          <w:sz w:val="28"/>
-          <w:szCs w:val="28"/>
-        </w:rPr>
-      </w:pPr>
-      <w:r>
-        <w:rPr>
-          <w:sz w:val="28"/>
-          <w:szCs w:val="28"/>
-        </w:rPr>
-        <w:t xml:space="preserve">    </w:t>
-      </w:r>
-      <w:proofErr w:type="spellStart"/>
-      <w:r>
-        <w:rPr>
-          <w:sz w:val="28"/>
-          <w:szCs w:val="28"/>
-        </w:rPr>
-        <w:t>outFile</w:t>
-      </w:r>
-      <w:proofErr w:type="spellEnd"/>
-      <w:r>
-        <w:rPr>
-          <w:sz w:val="28"/>
-          <w:szCs w:val="28"/>
-        </w:rPr>
-        <w:t xml:space="preserve"> &lt;&lt; "\n-------------------\n";</w:t>
-      </w:r>
-    </w:p>
-    <w:p>
-      <w:pPr>
-        <w:rPr>
-          <w:sz w:val="28"/>
-          <w:szCs w:val="28"/>
-        </w:rPr>
-      </w:pPr>
-      <w:r>
-        <w:rPr>
-          <w:sz w:val="28"/>
-          <w:szCs w:val="28"/>
-        </w:rPr>
-        <w:t xml:space="preserve">    </w:t>
-      </w:r>
-      <w:proofErr w:type="spellStart"/>
-      <w:r>
-        <w:rPr>
-          <w:sz w:val="28"/>
-          <w:szCs w:val="28"/>
-        </w:rPr>
-        <w:t>outFile.close</w:t>
-      </w:r>
-      <w:proofErr w:type="spellEnd"/>
-      <w:r>
-        <w:rPr>
-          <w:sz w:val="28"/>
-          <w:szCs w:val="28"/>
-        </w:rPr>
-        <w:t>();</w:t>
-      </w:r>
-    </w:p>
-    <w:p>
-      <w:pPr>
-        <w:rPr>
-          <w:sz w:val="28"/>
-          <w:szCs w:val="28"/>
-        </w:rPr>
-      </w:pPr>
-      <w:r>
-        <w:rPr>
-          <w:sz w:val="28"/>
-          <w:szCs w:val="28"/>
-        </w:rPr>
-        <w:t>}</w:t>
-      </w:r>
-    </w:p>
-    <w:p/>
-    <w:p>
-      <w:pPr>
-        <w:rPr>
-          <w:sz w:val="28"/>
-          <w:szCs w:val="28"/>
-        </w:rPr>
-      </w:pPr>
     </w:p>
     <w:p>
       <w:pPr>
